--- a/manuscript/supplement.docx
+++ b/manuscript/supplement.docx
@@ -7,12 +7,32 @@
         <w:pStyle w:val="Title"/>
       </w:pPr>
       <w:r>
-        <w:t>Supplementary Material for Healthcare Affordability Barriers Among US Stroke Survivors</w:t>
+        <w:t>Supplementary Material</w:t>
       </w:r>
     </w:p>
     <w:p>
+      <w:pPr>
+        <w:spacing w:line="276" w:lineRule="auto" w:after="160"/>
+        <w:jc w:val="center"/>
+      </w:pPr>
       <w:r>
-        <w:t>Working supplement prepared 18 September 2026. This document accompanies the 2019–2025 NHIS manuscript. Tables contain analysis results, not illustrative values. References use the numbering in the main manuscript.</w:t>
+        <w:t>Cost-Related Barriers to Care and Medications Among US Stroke Survivors, 2019–2025</w:t>
+      </w:r>
+    </w:p>
+    <w:p>
+      <w:pPr>
+        <w:spacing w:line="276" w:lineRule="auto" w:after="160"/>
+      </w:pPr>
+      <w:r>
+        <w:t>G. Blake Pierpoint and Alberto E. Musto</w:t>
+      </w:r>
+    </w:p>
+    <w:p>
+      <w:pPr>
+        <w:spacing w:line="276" w:lineRule="auto" w:after="160"/>
+      </w:pPr>
+      <w:r>
+        <w:t>Reference numbers refer to the reference list of the main manuscript.</w:t>
       </w:r>
     </w:p>
     <w:p>
@@ -28,27 +48,39 @@
         <w:pStyle w:val="Heading2"/>
       </w:pPr>
       <w:r>
-        <w:t>Sources and harmonization</w:t>
+        <w:t>Data sources and harmonization</w:t>
       </w:r>
     </w:p>
     <w:p>
+      <w:pPr>
+        <w:spacing w:line="276" w:lineRule="auto" w:after="160"/>
+      </w:pPr>
       <w:r>
-        <w:t>Seven annual Sample Adult ZIP files, seven annual income ZIP files, and the special 2020 partial Sample Adult file supplied the microdata. The source manifest also includes seven annual adult codebooks, seven survey descriptions, and seven income technical documents. It records the download URL, size, and SHA-256 for each of the 36 files. Source files were downloaded on 18 September 2026. The original planning report informed project selection; its embedded citation tokens and implementation suggestions were checked against primary sources rather than treated as governing instructions.</w:t>
+        <w:t>Microdata came from the seven annual NHIS Sample Adult files for 2019–2025, the seven annual multiply imputed income files, and the 2020 partial Sample Adult file. Documentation comprised the annual Sample Adult codebooks, survey descriptions, and income imputation technical documents. The download location, size, and SHA-256 hash of each of the 36 files are recorded in the source manifest distributed with the analysis code.</w:t>
       </w:r>
     </w:p>
     <w:p>
+      <w:pPr>
+        <w:spacing w:line="276" w:lineRule="auto" w:after="160"/>
+      </w:pPr>
       <w:r>
-        <w:t>The questionnaire crosswalk contains the exact questions, universes, and PDF pages for core variables in each year. A separate covariate crosswalk documents education, coverage, clinical variables, smoking, and disability. Questionnaire text was compared after normalizing capitalization for the 2019 prescription-use question. A reported stroke was a prior clinician diagnosis; neither subtype nor recency was inferred.</w:t>
+        <w:t>A questionnaire crosswalk records the exact wording, response universe, and codebook page of each stroke and affordability question in every year; a covariate crosswalk does the same for education, insurance, clinical, smoking, and disability variables. Question wording and universes were substantively identical across 2019–2025 after normalizing capitalization in the 2019 prescription-use item. Stroke history was defined as a reported prior clinician diagnosis; neither subtype nor recency was inferred.</w:t>
       </w:r>
     </w:p>
     <w:p>
+      <w:pPr>
+        <w:spacing w:line="276" w:lineRule="auto" w:after="160"/>
+      </w:pPr>
       <w:r>
-        <w:t>Annual estimates retain the full 2020 adult file, including followback observations, and use WTFA_A. Pooled estimates instead retain only records linked to adultpart20 and use WTSA_P for 2020. Household identifiers are matched within year, and the partial-file HHX_2020 field is matched to the annual HHX field. All other annual weights are WTFA_A. Dividing pooled weights by seven yields an average annual target population. No population total is presented as a count of unique survivors across the seven years.</w:t>
+        <w:t>Annual estimates retain the full 2020 Sample Adult file, including follow-back respondents, with the annual weight WTFA_A. Pooled estimates retain only the 2020 records that link to the partial file and use the partial-sample weight WTSA_P, matching households on the partial-file identifier. All other years use WTFA_A. Pooled weights were divided by seven so that weighted totals represent an average annual population; no total is presented as a count of unique survivors across years.</w:t>
       </w:r>
     </w:p>
     <w:p>
+      <w:pPr>
+        <w:spacing w:line="276" w:lineRule="auto" w:after="160"/>
+      </w:pPr>
       <w:r>
-        <w:t>Survey designs are defined before restricting to the stroke domain. The same published PSTRAT/PPSU identifiers are used across years, following the 2025 Survey Description. Domain variance calculations retain the parent design rather than treat the selected stroke sample as a simple random sample. No finite population correction beyond the survey package defaults was supplied. A singleton PSU in the underlying design would cause the analysis to fail rather than be silently assigned an arbitrary adjustment.</w:t>
+        <w:t>Survey designs were specified on the full adult files using the published stratum (PSTRAT) and primary sampling unit (PPSU) identifiers, which NCHS instructs users to combine across years without modification for 2019 onward. Domain estimation for stroke survivors retained the full design, so variance estimates account for the fact that the stroke domain is a subset of each sampling unit.</w:t>
       </w:r>
     </w:p>
     <w:p>
@@ -61,10 +93,17 @@
     </w:p>
     <w:p>
       <w:pPr>
-        <w:pStyle w:val="Heading2"/>
+        <w:keepNext/>
+        <w:spacing w:line="276" w:lineRule="auto" w:before="240" w:after="80"/>
       </w:pPr>
       <w:r>
-        <w:t>Outcome definitions</w:t>
+        <w:rPr>
+          <w:b/>
+        </w:rPr>
+        <w:t xml:space="preserve">Table S10. </w:t>
+      </w:r>
+      <w:r>
+        <w:t>Outcome definitions and NHIS source variables</w:t>
       </w:r>
     </w:p>
     <w:tbl>
@@ -74,12 +113,12 @@
         <w:tblLayout w:type="fixed"/>
         <w:tblLook w:firstColumn="1" w:firstRow="1" w:lastColumn="0" w:lastRow="0" w:noHBand="0" w:noVBand="1" w:val="04A0"/>
         <w:tblBorders>
-          <w:top w:val="single" w:sz="4" w:color="D9D9D9"/>
-          <w:left w:val="single" w:sz="4" w:color="D9D9D9"/>
-          <w:bottom w:val="single" w:sz="4" w:color="D9D9D9"/>
-          <w:right w:val="single" w:sz="4" w:color="D9D9D9"/>
-          <w:insideH w:val="single" w:sz="4" w:color="D9D9D9"/>
-          <w:insideV w:val="single" w:sz="4" w:color="D9D9D9"/>
+          <w:top w:val="single" w:sz="8" w:color="000000"/>
+          <w:bottom w:val="single" w:sz="8" w:color="000000"/>
+          <w:insideH w:val="single" w:sz="4" w:color="BFBFBF"/>
+          <w:left w:val="nil"/>
+          <w:right w:val="nil"/>
+          <w:insideV w:val="nil"/>
         </w:tblBorders>
       </w:tblPr>
       <w:tblGrid>
@@ -95,11 +134,13 @@
           <w:tcPr>
             <w:tcW w:type="dxa" w:w="3312"/>
             <w:vAlign w:val="center"/>
-            <w:shd w:fill="E8EFF4"/>
-          </w:tcPr>
-          <w:p>
-            <w:pPr>
-              <w:spacing w:line="240" w:lineRule="auto" w:after="80" w:before="80"/>
+            <w:tcBorders>
+              <w:bottom w:val="single" w:sz="6" w:color="000000"/>
+            </w:tcBorders>
+          </w:tcPr>
+          <w:p>
+            <w:pPr>
+              <w:spacing w:line="240" w:lineRule="auto" w:after="40" w:before="40"/>
             </w:pPr>
             <w:r>
               <w:rPr>
@@ -114,11 +155,13 @@
           <w:tcPr>
             <w:tcW w:type="dxa" w:w="3024"/>
             <w:vAlign w:val="center"/>
-            <w:shd w:fill="E8EFF4"/>
-          </w:tcPr>
-          <w:p>
-            <w:pPr>
-              <w:spacing w:line="240" w:lineRule="auto" w:after="80" w:before="80"/>
+            <w:tcBorders>
+              <w:bottom w:val="single" w:sz="6" w:color="000000"/>
+            </w:tcBorders>
+          </w:tcPr>
+          <w:p>
+            <w:pPr>
+              <w:spacing w:line="240" w:lineRule="auto" w:after="40" w:before="40"/>
               <w:jc w:val="center"/>
             </w:pPr>
             <w:r>
@@ -134,11 +177,13 @@
           <w:tcPr>
             <w:tcW w:type="dxa" w:w="3024"/>
             <w:vAlign w:val="center"/>
-            <w:shd w:fill="E8EFF4"/>
-          </w:tcPr>
-          <w:p>
-            <w:pPr>
-              <w:spacing w:line="240" w:lineRule="auto" w:after="80" w:before="80"/>
+            <w:tcBorders>
+              <w:bottom w:val="single" w:sz="6" w:color="000000"/>
+            </w:tcBorders>
+          </w:tcPr>
+          <w:p>
+            <w:pPr>
+              <w:spacing w:line="240" w:lineRule="auto" w:after="40" w:before="40"/>
               <w:jc w:val="center"/>
             </w:pPr>
             <w:r>
@@ -159,7 +204,7 @@
           </w:tcPr>
           <w:p>
             <w:pPr>
-              <w:spacing w:line="240" w:lineRule="auto" w:after="80" w:before="80"/>
+              <w:spacing w:line="240" w:lineRule="auto" w:after="40" w:before="40"/>
             </w:pPr>
             <w:r>
               <w:rPr>
@@ -177,7 +222,7 @@
           </w:tcPr>
           <w:p>
             <w:pPr>
-              <w:spacing w:line="240" w:lineRule="auto" w:after="80" w:before="80"/>
+              <w:spacing w:line="240" w:lineRule="auto" w:after="40" w:before="40"/>
               <w:jc w:val="center"/>
             </w:pPr>
             <w:r>
@@ -196,7 +241,7 @@
           </w:tcPr>
           <w:p>
             <w:pPr>
-              <w:spacing w:line="240" w:lineRule="auto" w:after="80" w:before="80"/>
+              <w:spacing w:line="240" w:lineRule="auto" w:after="40" w:before="40"/>
               <w:jc w:val="center"/>
             </w:pPr>
             <w:r>
@@ -217,7 +262,7 @@
           </w:tcPr>
           <w:p>
             <w:pPr>
-              <w:spacing w:line="240" w:lineRule="auto" w:after="80" w:before="80"/>
+              <w:spacing w:line="240" w:lineRule="auto" w:after="40" w:before="40"/>
             </w:pPr>
             <w:r>
               <w:rPr>
@@ -235,7 +280,7 @@
           </w:tcPr>
           <w:p>
             <w:pPr>
-              <w:spacing w:line="240" w:lineRule="auto" w:after="80" w:before="80"/>
+              <w:spacing w:line="240" w:lineRule="auto" w:after="40" w:before="40"/>
               <w:jc w:val="center"/>
             </w:pPr>
             <w:r>
@@ -254,7 +299,7 @@
           </w:tcPr>
           <w:p>
             <w:pPr>
-              <w:spacing w:line="240" w:lineRule="auto" w:after="80" w:before="80"/>
+              <w:spacing w:line="240" w:lineRule="auto" w:after="40" w:before="40"/>
               <w:jc w:val="center"/>
             </w:pPr>
             <w:r>
@@ -275,7 +320,7 @@
           </w:tcPr>
           <w:p>
             <w:pPr>
-              <w:spacing w:line="240" w:lineRule="auto" w:after="80" w:before="80"/>
+              <w:spacing w:line="240" w:lineRule="auto" w:after="40" w:before="40"/>
             </w:pPr>
             <w:r>
               <w:rPr>
@@ -293,7 +338,7 @@
           </w:tcPr>
           <w:p>
             <w:pPr>
-              <w:spacing w:line="240" w:lineRule="auto" w:after="80" w:before="80"/>
+              <w:spacing w:line="240" w:lineRule="auto" w:after="40" w:before="40"/>
               <w:jc w:val="center"/>
             </w:pPr>
             <w:r>
@@ -312,7 +357,7 @@
           </w:tcPr>
           <w:p>
             <w:pPr>
-              <w:spacing w:line="240" w:lineRule="auto" w:after="80" w:before="80"/>
+              <w:spacing w:line="240" w:lineRule="auto" w:after="40" w:before="40"/>
               <w:jc w:val="center"/>
             </w:pPr>
             <w:r>
@@ -333,7 +378,7 @@
           </w:tcPr>
           <w:p>
             <w:pPr>
-              <w:spacing w:line="240" w:lineRule="auto" w:after="80" w:before="80"/>
+              <w:spacing w:line="240" w:lineRule="auto" w:after="40" w:before="40"/>
             </w:pPr>
             <w:r>
               <w:rPr>
@@ -351,7 +396,7 @@
           </w:tcPr>
           <w:p>
             <w:pPr>
-              <w:spacing w:line="240" w:lineRule="auto" w:after="80" w:before="80"/>
+              <w:spacing w:line="240" w:lineRule="auto" w:after="40" w:before="40"/>
               <w:jc w:val="center"/>
             </w:pPr>
             <w:r>
@@ -370,7 +415,7 @@
           </w:tcPr>
           <w:p>
             <w:pPr>
-              <w:spacing w:line="240" w:lineRule="auto" w:after="80" w:before="80"/>
+              <w:spacing w:line="240" w:lineRule="auto" w:after="40" w:before="40"/>
               <w:jc w:val="center"/>
             </w:pPr>
             <w:r>
@@ -391,7 +436,7 @@
           </w:tcPr>
           <w:p>
             <w:pPr>
-              <w:spacing w:line="240" w:lineRule="auto" w:after="80" w:before="80"/>
+              <w:spacing w:line="240" w:lineRule="auto" w:after="40" w:before="40"/>
             </w:pPr>
             <w:r>
               <w:rPr>
@@ -409,7 +454,7 @@
           </w:tcPr>
           <w:p>
             <w:pPr>
-              <w:spacing w:line="240" w:lineRule="auto" w:after="80" w:before="80"/>
+              <w:spacing w:line="240" w:lineRule="auto" w:after="40" w:before="40"/>
               <w:jc w:val="center"/>
             </w:pPr>
             <w:r>
@@ -428,7 +473,7 @@
           </w:tcPr>
           <w:p>
             <w:pPr>
-              <w:spacing w:line="240" w:lineRule="auto" w:after="80" w:before="80"/>
+              <w:spacing w:line="240" w:lineRule="auto" w:after="40" w:before="40"/>
               <w:jc w:val="center"/>
             </w:pPr>
             <w:r>
@@ -449,7 +494,7 @@
           </w:tcPr>
           <w:p>
             <w:pPr>
-              <w:spacing w:line="240" w:lineRule="auto" w:after="80" w:before="80"/>
+              <w:spacing w:line="240" w:lineRule="auto" w:after="40" w:before="40"/>
             </w:pPr>
             <w:r>
               <w:rPr>
@@ -467,7 +512,7 @@
           </w:tcPr>
           <w:p>
             <w:pPr>
-              <w:spacing w:line="240" w:lineRule="auto" w:after="80" w:before="80"/>
+              <w:spacing w:line="240" w:lineRule="auto" w:after="40" w:before="40"/>
               <w:jc w:val="center"/>
             </w:pPr>
             <w:r>
@@ -486,7 +531,7 @@
           </w:tcPr>
           <w:p>
             <w:pPr>
-              <w:spacing w:line="240" w:lineRule="auto" w:after="80" w:before="80"/>
+              <w:spacing w:line="240" w:lineRule="auto" w:after="40" w:before="40"/>
               <w:jc w:val="center"/>
             </w:pPr>
             <w:r>
@@ -507,7 +552,7 @@
           </w:tcPr>
           <w:p>
             <w:pPr>
-              <w:spacing w:line="240" w:lineRule="auto" w:after="80" w:before="80"/>
+              <w:spacing w:line="240" w:lineRule="auto" w:after="40" w:before="40"/>
             </w:pPr>
             <w:r>
               <w:rPr>
@@ -525,7 +570,7 @@
           </w:tcPr>
           <w:p>
             <w:pPr>
-              <w:spacing w:line="240" w:lineRule="auto" w:after="80" w:before="80"/>
+              <w:spacing w:line="240" w:lineRule="auto" w:after="40" w:before="40"/>
               <w:jc w:val="center"/>
             </w:pPr>
             <w:r>
@@ -544,7 +589,7 @@
           </w:tcPr>
           <w:p>
             <w:pPr>
-              <w:spacing w:line="240" w:lineRule="auto" w:after="80" w:before="80"/>
+              <w:spacing w:line="240" w:lineRule="auto" w:after="40" w:before="40"/>
               <w:jc w:val="center"/>
             </w:pPr>
             <w:r>
@@ -558,10 +603,15 @@
         </w:tc>
       </w:tr>
     </w:tbl>
-    <w:p/>
     <w:p>
+      <w:pPr>
+        <w:spacing w:line="276" w:lineRule="auto" w:after="120"/>
+      </w:pPr>
       <w:r>
-        <w:t>Responses coded 1 and 2 indicate yes and no. Refusal, not ascertained, don't know, and missing values do not become no. Any applicable yes identifies a positive composite, even if a different component is unknown. An all-negative composite requires every applicable response to be known. For the primary composite, RX12M_A=2 is an explicit nonuse branch; the conditional questions themselves remain structurally blank. If prescription use is unknown and all universal questions are negative, the primary outcome is unknown. The prescription-underuse denominator includes only respondents with RX12M_A=1 and a classifiable underuse outcome. This distinction is essential when reproducing the analysis.</w:t>
+        <w:rPr>
+          <w:sz w:val="18"/>
+        </w:rPr>
+        <w:t>Response codes 1 and 2 indicate "yes" and "no." Refused, not ascertained, don't know, and missing responses were never recoded as "no." Any applicable "yes" defined a positive composite even if another component was unknown. An all-negative composite required a known response to every applicable item. Prescription nonuse (RX12M_A=2) is an explicit branch that leaves the three medication-use items structurally blank; if prescription use was unknown and all universal items were negative, the primary outcome was classified as unknown. The medication-underuse denominator includes only respondents who reported prescription use and had a classifiable underuse outcome.</w:t>
       </w:r>
     </w:p>
     <w:p>
@@ -572,6 +622,21 @@
         <w:t>Covariate definitions</w:t>
       </w:r>
     </w:p>
+    <w:p>
+      <w:pPr>
+        <w:keepNext/>
+        <w:spacing w:line="276" w:lineRule="auto" w:before="240" w:after="80"/>
+      </w:pPr>
+      <w:r>
+        <w:rPr>
+          <w:b/>
+        </w:rPr>
+        <w:t xml:space="preserve">Table S11. </w:t>
+      </w:r>
+      <w:r>
+        <w:t>Covariate definitions and NHIS source variables</w:t>
+      </w:r>
+    </w:p>
     <w:tbl>
       <w:tblPr>
         <w:tblW w:type="auto" w:w="0"/>
@@ -579,12 +644,12 @@
         <w:tblLayout w:type="fixed"/>
         <w:tblLook w:firstColumn="1" w:firstRow="1" w:lastColumn="0" w:lastRow="0" w:noHBand="0" w:noVBand="1" w:val="04A0"/>
         <w:tblBorders>
-          <w:top w:val="single" w:sz="4" w:color="D9D9D9"/>
-          <w:left w:val="single" w:sz="4" w:color="D9D9D9"/>
-          <w:bottom w:val="single" w:sz="4" w:color="D9D9D9"/>
-          <w:right w:val="single" w:sz="4" w:color="D9D9D9"/>
-          <w:insideH w:val="single" w:sz="4" w:color="D9D9D9"/>
-          <w:insideV w:val="single" w:sz="4" w:color="D9D9D9"/>
+          <w:top w:val="single" w:sz="8" w:color="000000"/>
+          <w:bottom w:val="single" w:sz="8" w:color="000000"/>
+          <w:insideH w:val="single" w:sz="4" w:color="BFBFBF"/>
+          <w:left w:val="nil"/>
+          <w:right w:val="nil"/>
+          <w:insideV w:val="nil"/>
         </w:tblBorders>
       </w:tblPr>
       <w:tblGrid>
@@ -600,11 +665,13 @@
           <w:tcPr>
             <w:tcW w:type="dxa" w:w="3312"/>
             <w:vAlign w:val="center"/>
-            <w:shd w:fill="E8EFF4"/>
-          </w:tcPr>
-          <w:p>
-            <w:pPr>
-              <w:spacing w:line="240" w:lineRule="auto" w:after="80" w:before="80"/>
+            <w:tcBorders>
+              <w:bottom w:val="single" w:sz="6" w:color="000000"/>
+            </w:tcBorders>
+          </w:tcPr>
+          <w:p>
+            <w:pPr>
+              <w:spacing w:line="240" w:lineRule="auto" w:after="40" w:before="40"/>
             </w:pPr>
             <w:r>
               <w:rPr>
@@ -619,11 +686,13 @@
           <w:tcPr>
             <w:tcW w:type="dxa" w:w="3024"/>
             <w:vAlign w:val="center"/>
-            <w:shd w:fill="E8EFF4"/>
-          </w:tcPr>
-          <w:p>
-            <w:pPr>
-              <w:spacing w:line="240" w:lineRule="auto" w:after="80" w:before="80"/>
+            <w:tcBorders>
+              <w:bottom w:val="single" w:sz="6" w:color="000000"/>
+            </w:tcBorders>
+          </w:tcPr>
+          <w:p>
+            <w:pPr>
+              <w:spacing w:line="240" w:lineRule="auto" w:after="40" w:before="40"/>
               <w:jc w:val="center"/>
             </w:pPr>
             <w:r>
@@ -639,11 +708,13 @@
           <w:tcPr>
             <w:tcW w:type="dxa" w:w="3024"/>
             <w:vAlign w:val="center"/>
-            <w:shd w:fill="E8EFF4"/>
-          </w:tcPr>
-          <w:p>
-            <w:pPr>
-              <w:spacing w:line="240" w:lineRule="auto" w:after="80" w:before="80"/>
+            <w:tcBorders>
+              <w:bottom w:val="single" w:sz="6" w:color="000000"/>
+            </w:tcBorders>
+          </w:tcPr>
+          <w:p>
+            <w:pPr>
+              <w:spacing w:line="240" w:lineRule="auto" w:after="40" w:before="40"/>
               <w:jc w:val="center"/>
             </w:pPr>
             <w:r>
@@ -664,7 +735,7 @@
           </w:tcPr>
           <w:p>
             <w:pPr>
-              <w:spacing w:line="240" w:lineRule="auto" w:after="80" w:before="80"/>
+              <w:spacing w:line="240" w:lineRule="auto" w:after="40" w:before="40"/>
             </w:pPr>
             <w:r>
               <w:rPr>
@@ -682,7 +753,7 @@
           </w:tcPr>
           <w:p>
             <w:pPr>
-              <w:spacing w:line="240" w:lineRule="auto" w:after="80" w:before="80"/>
+              <w:spacing w:line="240" w:lineRule="auto" w:after="40" w:before="40"/>
               <w:jc w:val="center"/>
             </w:pPr>
             <w:r>
@@ -701,7 +772,7 @@
           </w:tcPr>
           <w:p>
             <w:pPr>
-              <w:spacing w:line="240" w:lineRule="auto" w:after="80" w:before="80"/>
+              <w:spacing w:line="240" w:lineRule="auto" w:after="40" w:before="40"/>
               <w:jc w:val="center"/>
             </w:pPr>
             <w:r>
@@ -722,7 +793,7 @@
           </w:tcPr>
           <w:p>
             <w:pPr>
-              <w:spacing w:line="240" w:lineRule="auto" w:after="80" w:before="80"/>
+              <w:spacing w:line="240" w:lineRule="auto" w:after="40" w:before="40"/>
             </w:pPr>
             <w:r>
               <w:rPr>
@@ -740,7 +811,7 @@
           </w:tcPr>
           <w:p>
             <w:pPr>
-              <w:spacing w:line="240" w:lineRule="auto" w:after="80" w:before="80"/>
+              <w:spacing w:line="240" w:lineRule="auto" w:after="40" w:before="40"/>
               <w:jc w:val="center"/>
             </w:pPr>
             <w:r>
@@ -759,7 +830,7 @@
           </w:tcPr>
           <w:p>
             <w:pPr>
-              <w:spacing w:line="240" w:lineRule="auto" w:after="80" w:before="80"/>
+              <w:spacing w:line="240" w:lineRule="auto" w:after="40" w:before="40"/>
               <w:jc w:val="center"/>
             </w:pPr>
             <w:r>
@@ -780,7 +851,7 @@
           </w:tcPr>
           <w:p>
             <w:pPr>
-              <w:spacing w:line="240" w:lineRule="auto" w:after="80" w:before="80"/>
+              <w:spacing w:line="240" w:lineRule="auto" w:after="40" w:before="40"/>
             </w:pPr>
             <w:r>
               <w:rPr>
@@ -798,7 +869,7 @@
           </w:tcPr>
           <w:p>
             <w:pPr>
-              <w:spacing w:line="240" w:lineRule="auto" w:after="80" w:before="80"/>
+              <w:spacing w:line="240" w:lineRule="auto" w:after="40" w:before="40"/>
               <w:jc w:val="center"/>
             </w:pPr>
             <w:r>
@@ -817,7 +888,7 @@
           </w:tcPr>
           <w:p>
             <w:pPr>
-              <w:spacing w:line="240" w:lineRule="auto" w:after="80" w:before="80"/>
+              <w:spacing w:line="240" w:lineRule="auto" w:after="40" w:before="40"/>
               <w:jc w:val="center"/>
             </w:pPr>
             <w:r>
@@ -838,7 +909,7 @@
           </w:tcPr>
           <w:p>
             <w:pPr>
-              <w:spacing w:line="240" w:lineRule="auto" w:after="80" w:before="80"/>
+              <w:spacing w:line="240" w:lineRule="auto" w:after="40" w:before="40"/>
             </w:pPr>
             <w:r>
               <w:rPr>
@@ -856,7 +927,7 @@
           </w:tcPr>
           <w:p>
             <w:pPr>
-              <w:spacing w:line="240" w:lineRule="auto" w:after="80" w:before="80"/>
+              <w:spacing w:line="240" w:lineRule="auto" w:after="40" w:before="40"/>
               <w:jc w:val="center"/>
             </w:pPr>
             <w:r>
@@ -875,7 +946,7 @@
           </w:tcPr>
           <w:p>
             <w:pPr>
-              <w:spacing w:line="240" w:lineRule="auto" w:after="80" w:before="80"/>
+              <w:spacing w:line="240" w:lineRule="auto" w:after="40" w:before="40"/>
               <w:jc w:val="center"/>
             </w:pPr>
             <w:r>
@@ -896,7 +967,7 @@
           </w:tcPr>
           <w:p>
             <w:pPr>
-              <w:spacing w:line="240" w:lineRule="auto" w:after="80" w:before="80"/>
+              <w:spacing w:line="240" w:lineRule="auto" w:after="40" w:before="40"/>
             </w:pPr>
             <w:r>
               <w:rPr>
@@ -914,7 +985,7 @@
           </w:tcPr>
           <w:p>
             <w:pPr>
-              <w:spacing w:line="240" w:lineRule="auto" w:after="80" w:before="80"/>
+              <w:spacing w:line="240" w:lineRule="auto" w:after="40" w:before="40"/>
               <w:jc w:val="center"/>
             </w:pPr>
             <w:r>
@@ -933,7 +1004,7 @@
           </w:tcPr>
           <w:p>
             <w:pPr>
-              <w:spacing w:line="240" w:lineRule="auto" w:after="80" w:before="80"/>
+              <w:spacing w:line="240" w:lineRule="auto" w:after="40" w:before="40"/>
               <w:jc w:val="center"/>
             </w:pPr>
             <w:r>
@@ -954,7 +1025,7 @@
           </w:tcPr>
           <w:p>
             <w:pPr>
-              <w:spacing w:line="240" w:lineRule="auto" w:after="80" w:before="80"/>
+              <w:spacing w:line="240" w:lineRule="auto" w:after="40" w:before="40"/>
             </w:pPr>
             <w:r>
               <w:rPr>
@@ -972,7 +1043,7 @@
           </w:tcPr>
           <w:p>
             <w:pPr>
-              <w:spacing w:line="240" w:lineRule="auto" w:after="80" w:before="80"/>
+              <w:spacing w:line="240" w:lineRule="auto" w:after="40" w:before="40"/>
               <w:jc w:val="center"/>
             </w:pPr>
             <w:r>
@@ -991,7 +1062,7 @@
           </w:tcPr>
           <w:p>
             <w:pPr>
-              <w:spacing w:line="240" w:lineRule="auto" w:after="80" w:before="80"/>
+              <w:spacing w:line="240" w:lineRule="auto" w:after="40" w:before="40"/>
               <w:jc w:val="center"/>
             </w:pPr>
             <w:r>
@@ -1012,7 +1083,7 @@
           </w:tcPr>
           <w:p>
             <w:pPr>
-              <w:spacing w:line="240" w:lineRule="auto" w:after="80" w:before="80"/>
+              <w:spacing w:line="240" w:lineRule="auto" w:after="40" w:before="40"/>
             </w:pPr>
             <w:r>
               <w:rPr>
@@ -1030,7 +1101,7 @@
           </w:tcPr>
           <w:p>
             <w:pPr>
-              <w:spacing w:line="240" w:lineRule="auto" w:after="80" w:before="80"/>
+              <w:spacing w:line="240" w:lineRule="auto" w:after="40" w:before="40"/>
               <w:jc w:val="center"/>
             </w:pPr>
             <w:r>
@@ -1049,7 +1120,7 @@
           </w:tcPr>
           <w:p>
             <w:pPr>
-              <w:spacing w:line="240" w:lineRule="auto" w:after="80" w:before="80"/>
+              <w:spacing w:line="240" w:lineRule="auto" w:after="40" w:before="40"/>
               <w:jc w:val="center"/>
             </w:pPr>
             <w:r>
@@ -1070,7 +1141,7 @@
           </w:tcPr>
           <w:p>
             <w:pPr>
-              <w:spacing w:line="240" w:lineRule="auto" w:after="80" w:before="80"/>
+              <w:spacing w:line="240" w:lineRule="auto" w:after="40" w:before="40"/>
             </w:pPr>
             <w:r>
               <w:rPr>
@@ -1088,7 +1159,7 @@
           </w:tcPr>
           <w:p>
             <w:pPr>
-              <w:spacing w:line="240" w:lineRule="auto" w:after="80" w:before="80"/>
+              <w:spacing w:line="240" w:lineRule="auto" w:after="40" w:before="40"/>
               <w:jc w:val="center"/>
             </w:pPr>
             <w:r>
@@ -1107,7 +1178,7 @@
           </w:tcPr>
           <w:p>
             <w:pPr>
-              <w:spacing w:line="240" w:lineRule="auto" w:after="80" w:before="80"/>
+              <w:spacing w:line="240" w:lineRule="auto" w:after="40" w:before="40"/>
               <w:jc w:val="center"/>
             </w:pPr>
             <w:r>
@@ -1128,7 +1199,7 @@
           </w:tcPr>
           <w:p>
             <w:pPr>
-              <w:spacing w:line="240" w:lineRule="auto" w:after="80" w:before="80"/>
+              <w:spacing w:line="240" w:lineRule="auto" w:after="40" w:before="40"/>
             </w:pPr>
             <w:r>
               <w:rPr>
@@ -1146,7 +1217,7 @@
           </w:tcPr>
           <w:p>
             <w:pPr>
-              <w:spacing w:line="240" w:lineRule="auto" w:after="80" w:before="80"/>
+              <w:spacing w:line="240" w:lineRule="auto" w:after="40" w:before="40"/>
               <w:jc w:val="center"/>
             </w:pPr>
             <w:r>
@@ -1165,7 +1236,7 @@
           </w:tcPr>
           <w:p>
             <w:pPr>
-              <w:spacing w:line="240" w:lineRule="auto" w:after="80" w:before="80"/>
+              <w:spacing w:line="240" w:lineRule="auto" w:after="40" w:before="40"/>
               <w:jc w:val="center"/>
             </w:pPr>
             <w:r>
@@ -1186,7 +1257,7 @@
           </w:tcPr>
           <w:p>
             <w:pPr>
-              <w:spacing w:line="240" w:lineRule="auto" w:after="80" w:before="80"/>
+              <w:spacing w:line="240" w:lineRule="auto" w:after="40" w:before="40"/>
             </w:pPr>
             <w:r>
               <w:rPr>
@@ -1204,7 +1275,7 @@
           </w:tcPr>
           <w:p>
             <w:pPr>
-              <w:spacing w:line="240" w:lineRule="auto" w:after="80" w:before="80"/>
+              <w:spacing w:line="240" w:lineRule="auto" w:after="40" w:before="40"/>
               <w:jc w:val="center"/>
             </w:pPr>
             <w:r>
@@ -1223,7 +1294,7 @@
           </w:tcPr>
           <w:p>
             <w:pPr>
-              <w:spacing w:line="240" w:lineRule="auto" w:after="80" w:before="80"/>
+              <w:spacing w:line="240" w:lineRule="auto" w:after="40" w:before="40"/>
               <w:jc w:val="center"/>
             </w:pPr>
             <w:r>
@@ -1244,7 +1315,7 @@
           </w:tcPr>
           <w:p>
             <w:pPr>
-              <w:spacing w:line="240" w:lineRule="auto" w:after="80" w:before="80"/>
+              <w:spacing w:line="240" w:lineRule="auto" w:after="40" w:before="40"/>
             </w:pPr>
             <w:r>
               <w:rPr>
@@ -1262,7 +1333,7 @@
           </w:tcPr>
           <w:p>
             <w:pPr>
-              <w:spacing w:line="240" w:lineRule="auto" w:after="80" w:before="80"/>
+              <w:spacing w:line="240" w:lineRule="auto" w:after="40" w:before="40"/>
               <w:jc w:val="center"/>
             </w:pPr>
             <w:r>
@@ -1281,7 +1352,7 @@
           </w:tcPr>
           <w:p>
             <w:pPr>
-              <w:spacing w:line="240" w:lineRule="auto" w:after="80" w:before="80"/>
+              <w:spacing w:line="240" w:lineRule="auto" w:after="40" w:before="40"/>
               <w:jc w:val="center"/>
             </w:pPr>
             <w:r>
@@ -1295,15 +1366,23 @@
         </w:tc>
       </w:tr>
     </w:tbl>
-    <w:p/>
     <w:p>
+      <w:pPr>
+        <w:spacing w:line="276" w:lineRule="auto" w:after="120"/>
+      </w:pPr>
       <w:r>
-        <w:t>Insurance presence codes 1 and 2 both mean coverage is present; they differ in the availability of additional information. Code 3 means absence for the individual coverage indicators. The uninsured variable NOTCOV_A uses a different coding convention: 1 means not covered and 2 means covered. The hierarchy assigns private coverage first among covered respondents, then public without private coverage, then military only when all other listed coverage indicators are explicitly absent. Ambiguous coverage is missing. Private coverage may coexist with public or military coverage, and public without private coverage may coexist with military coverage. Military-only status is therefore deliberately narrower than any military coverage.</w:t>
+        <w:rPr>
+          <w:sz w:val="18"/>
+        </w:rPr>
+        <w:t>For the individual coverage indicators, codes 1 and 2 both indicate coverage and code 3 indicates no coverage; the uninsured variable NOTCOV_A codes 1 as not covered and 2 as covered. The insurance hierarchy assigned private coverage first among covered respondents, then public coverage without private coverage, then military coverage only when every other listed coverage type was explicitly absent. Ambiguous coverage patterns were set to missing. Private coverage may coexist with public or military coverage, and public-without-private coverage may coexist with military coverage; military-only status is therefore deliberately narrow.</w:t>
       </w:r>
     </w:p>
     <w:p>
+      <w:pPr>
+        <w:spacing w:line="276" w:lineRule="auto" w:after="160"/>
+      </w:pPr>
       <w:r>
-        <w:t>Income uses RATCAT_A instead of rounded income-to-poverty ratios. Categories 1–3 correspond to below 100% FPL, 4–7 to 100%–199%, 8–11 to 200%–399%, and 12–14 to at least 400%. The imputation index is named IMPNUM in 2019–2020 and IMPNUM_A thereafter. All ten annual imputations were linked by year, household, and index, with duplicate-key and complete-match assertions. The point estimate in a descriptive income row is the mean of the ten completed-data weighted percentages. Fractional unweighted income counts are averages over imputations, not fractional respondents.</w:t>
+        <w:t>Income used the categorical poverty-ratio variable RATCAT_A rather than the rounded continuous ratio. Categories 1–3 correspond to below 100% of the federal poverty level (FPL), 4–7 to 100%–199%, 8–11 to 200%–399%, and 12–14 to 400% or higher. The imputation index is named IMPNUM in 2019–2020 and IMPNUM_A thereafter. All ten annual imputations were linked by year, household, and index, with assertions of unique keys and complete matching. In descriptive tables the income point estimate is the mean of the ten completed-data weighted percentages, and unweighted income counts are averages over imputations, which is why they may be fractional.</w:t>
       </w:r>
     </w:p>
     <w:p>
@@ -1315,28 +1394,43 @@
       </w:r>
     </w:p>
     <w:p>
+      <w:pPr>
+        <w:spacing w:line="276" w:lineRule="auto" w:after="160"/>
+      </w:pPr>
       <w:r>
-        <w:t>The primary descriptive estimand is the weighted prevalence of any affordability barrier among noninstitutionalized adults reporting prior stroke and a classifiable outcome. Adjusted PRs condition on the stated covariate set. They are not causal effects, incidence ratios, or recurrence estimates. Model 1 adjusts for categorical year, age spline, sex, race/Hispanic origin, and region. Model 2 adds education, income, and insurance. Model 3 adds hypertension, diabetes, coronary heart disease, smoking, self-rated health, and disability. All three models use the same 6,777 records. The age-group sequence substitutes an age-group indicator for the age spline.</w:t>
+        <w:t>The primary descriptive estimand is the survey-weighted prevalence of any cost-related barrier among noninstitutionalized adults reporting prior stroke with a classifiable outcome. Adjusted prevalence ratios condition on the stated covariate set and are descriptive associations, not causal effects, incidence ratios, or recurrence estimates. Model 1 adjusts for categorical year, an age spline, sex, race and Hispanic origin, and region. Model 2 adds education, income, and insurance. Model 3 adds hypertension, diabetes, coronary heart disease, smoking, self-rated health, and disability. All three models use the same 6,777 records. The age-group model sequence substitutes a working-age indicator for the age spline.</w:t>
       </w:r>
     </w:p>
     <w:p>
+      <w:pPr>
+        <w:spacing w:line="276" w:lineRule="auto" w:after="160"/>
+      </w:pPr>
       <w:r>
-        <w:t>For each model, the coefficient vector is averaged over the ten imputations. Total covariance equals average within-imputation survey covariance plus 1.1 times the between-imputation coefficient covariance. Confidence intervals use the finite-sample degrees of freedom returned by mitools::MIcombine, supplied with the minimum complete-data residual design degrees of freedom across the fits. Poisson coefficients are exponentiated to obtain PRs. This procedure propagates income-imputation uncertainty but does not impute missing outcomes or other covariates.</w:t>
+        <w:t>For each model, coefficients were averaged over the ten imputations. The total covariance equals the mean within-imputation survey covariance plus 1.1 times the between-imputation covariance of the coefficients. Confidence intervals use the finite-sample degrees of freedom returned by mitools::MIcombine, supplied with the minimum residual design degrees of freedom across the ten fits. Poisson coefficients were exponentiated to obtain prevalence ratios. This procedure propagates income-imputation uncertainty; it does not impute missing outcomes or other covariates.</w:t>
       </w:r>
     </w:p>
     <w:p>
+      <w:pPr>
+        <w:spacing w:line="276" w:lineRule="auto" w:after="160"/>
+      </w:pPr>
       <w:r>
-        <w:t>For annual standardized prevalence, the fitted logistic model assigns each person to each survey year in turn while keeping their other covariates fixed. The predicted probabilities are averaged using the pooled complete-case weights. The linearized contribution includes the regression-coefficient influence multiplied by the prediction gradient and the weighted deviation of each predicted probability from its standardized mean. Their joint covariance therefore includes uncertainty in the reference population distribution and its covariance with model estimation. Before standardization, the exported regression influences were checked against the model covariance. Imputation-specific margins and their covariance were pooled on the logit scale. The 2025-minus-2019 absolute contrast was pooled directly on the probability scale.</w:t>
+        <w:t>For standardized annual prevalence, the fitted logistic model assigned each survivor to each survey year in turn while holding other covariates fixed, and the predicted probabilities were averaged with the pooled complete-case weights. The linearized influence function includes the regression-coefficient influence multiplied by the prediction gradient and the weighted deviation of each predicted probability from its standardized mean, so the covariance incorporates uncertainty in the reference distribution and its covariance with model estimation. Imputation-specific margins and their covariance were pooled on the logit scale; the 2025-minus-2019 absolute difference was pooled on the probability scale.</w:t>
       </w:r>
     </w:p>
     <w:p>
+      <w:pPr>
+        <w:spacing w:line="276" w:lineRule="auto" w:after="160"/>
+      </w:pPr>
       <w:r>
-        <w:t>The bounded logistic sensitivity applies the same standardization to income, insurance, disability, and the separate age-group model. Each comparison assigns the full reference sample to the comparison and reference categories and forms their prevalence ratio. These marginal estimands differ from conditional modified Poisson PRs and can involve extrapolation to covariate combinations with limited support; agreement is a model-sensitivity observation, not proof of correct specification or positivity.</w:t>
+        <w:t>The bounded logistic sensitivity applied the same standardization to income, insurance, disability, and the age-group model, assigning the full analytic sample to the comparison and reference categories in turn and forming their prevalence ratio. These marginal estimands differ from conditional modified Poisson prevalence ratios and can involve extrapolation to sparsely supported covariate combinations; agreement between the two approaches is a model-sensitivity observation rather than proof of correct specification.</w:t>
       </w:r>
     </w:p>
     <w:p>
+      <w:pPr>
+        <w:spacing w:line="276" w:lineRule="auto" w:after="160"/>
+      </w:pPr>
       <w:r>
-        <w:t>The categorical-year and year-by-age-group tests use a pooled Wald F statistic based on the selected coefficients and their Rubin total covariance. The denominator degrees of freedom are the minimum scalar pooled degrees of freedom for those coefficients. This is an approximate multivariate test, not a specialized D1 or D2 multiple-imputation test. With the observed small income-related missing-information fractions for year terms, it supplies a practical exploratory summary; the tables and intervals remain the primary description of annual variation.</w:t>
+        <w:t>The categorical-year and year-by-age-group tests are pooled Wald F statistics based on the selected coefficients and their Rubin total covariance, with denominator degrees of freedom equal to the minimum scalar pooled degrees of freedom among those coefficients. This is an approximate multivariate multiple-imputation test; because the missing-information fractions for the year terms were small, it provides a practical summary, and the estimates and intervals remain the primary description of annual variation.</w:t>
       </w:r>
     </w:p>
     <w:p>
@@ -1348,13 +1442,19 @@
       </w:r>
     </w:p>
     <w:p>
+      <w:pPr>
+        <w:spacing w:line="276" w:lineRule="auto" w:after="160"/>
+      </w:pPr>
       <w:r>
-        <w:t>Annual observed confidence intervals are design-based logit intervals. For pooled component estimates, an effective sample size is calculated from prevalence and its Taylor variance, capped by the observed sample size and adjusted by the squared ratio of the 0.975 normal quantile to the corresponding design-t quantile. Beta quantiles based on that effective sample size provide bounded intervals. This is a documented design-adjusted beta implementation rather than a claim of exact certification against every NCHS production rule. Subgroup intervals use logit pooling across imputations; nonincome subgroup point estimates are unchanged across those imputations.</w:t>
+        <w:t>Annual observed confidence intervals are design-based logit intervals. For pooled component estimates, an effective sample size was calculated from the prevalence and its Taylor variance, capped at the observed sample size and adjusted by the squared ratio of the 0.975 normal quantile to the corresponding design-based t quantile; beta quantiles based on that effective sample size provide bounded intervals. Subgroup intervals were pooled across imputations on the logit scale.</w:t>
       </w:r>
     </w:p>
     <w:p>
+      <w:pPr>
+        <w:spacing w:line="276" w:lineRule="auto" w:after="160"/>
+      </w:pPr>
       <w:r>
-        <w:t>The screening rule flags a proportion when its unweighted or variance-based effective sample size is below 30, its confidence-interval width exceeds 0.30, or its width exceeds 0.05 and is more than 130% of the smaller of the estimate and its complement. Design degrees of freedom below eight prompt review. These checks are informed by NCHS guidance.[12] The unknown-insurance subgroup is flagged and its unstable prevalence is omitted from the formatted subgroup table. Main annual, component, and reported pooled subgroup estimates pass the implemented screen. This screen does not establish reliability for every regression coefficient or small race/insurance subgroup contrast.</w:t>
+        <w:t>Following NCHS data presentation standards,[11] a proportion was flagged when its unweighted or effective sample size was below 30, its confidence-interval width exceeded 0.30, or its width exceeded 0.05 and was more than 130% of the smaller of the estimate and its complement; design degrees of freedom below eight prompted review. All main annual, component, and reported subgroup estimates passed. The unknown-insurance subgroup (29 records) failed the screen and is not reported.</w:t>
       </w:r>
     </w:p>
     <w:p>
@@ -1362,22 +1462,23 @@
         <w:pStyle w:val="Heading2"/>
       </w:pPr>
       <w:r>
-        <w:t>Sensitivity analyses and implementation checks</w:t>
+        <w:t>Sensitivity analyses and verification</w:t>
       </w:r>
     </w:p>
     <w:p>
+      <w:pPr>
+        <w:spacing w:line="276" w:lineRule="auto" w:after="160"/>
+      </w:pPr>
       <w:r>
-        <w:t>The component models use the primary-model complete-covariate population restricted to observed values of the component, preserving a comparable adjustment sample. Their denominators therefore differ from the broader component prevalence denominators. The no-disability model omits the disability term. The working-age model retains a continuous-age spline within ages 18–64. The no-2020 model removes 2020 records and its year level; keeping the common factor of one-seventh in weights does not affect model coefficients or their linearized variance. The missing-category diagnostic retains the 7,104 observed primary outcomes and includes explicit unknown levels for incomplete nonincome factors.</w:t>
+        <w:t>Component-outcome models used the primary-model complete-covariate population restricted to observed values of the component, so their denominators differ from the broader component prevalence denominators. The no-disability model omits the disability term. The working-age model retains a continuous age spline within ages 18–64 years. The no-2020 model removes 2020 records and the corresponding year level. The missing-category analysis retains all 7,104 observed primary outcomes and includes explicit unknown levels for incomplete nonincome covariates.</w:t>
       </w:r>
     </w:p>
     <w:p>
+      <w:pPr>
+        <w:spacing w:line="276" w:lineRule="auto" w:after="160"/>
+      </w:pPr>
       <w:r>
-        <w:t>All 160 modified Poisson fits converged. The full model had 14–16 fitted values above one per imputation, with maximum values approximately 1.9. The bounded logistic sensitivity used 20 additional fits, all converged. These diagnostic findings are disclosed rather than treating log-link fitted values as valid individual probabilities. The main standardized-year fits also converged.</w:t>
-      </w:r>
-    </w:p>
-    <w:p>
-      <w:r>
-        <w:t>Independent Python verification reconstructed 12 annual or pooled primary estimates and Taylor standard errors directly from the downloaded ZIPs. A separate NumPy Newton algorithm reproduced the first-imputation full modified Poisson model using the exported design matrix; maximum absolute coefficient discrepancy was below 3×10^-13 and maximum covariance discrepancy below 3×10^-9. Rubin coefficient means and total standard errors were independently checked for all 16 model specifications. This verifies numerical implementation within the stated scope; it is not an independent recreation of all clinical recodes or a validation of the study's causal interpretation.</w:t>
+        <w:t>All 160 modified Poisson fits and all 20 bounded logistic fits converged. The fully adjusted modified Poisson model produced 14–16 fitted values above one per imputation, with a maximum of approximately 1.9; these are reported as diagnostics and were not interpreted as individual probabilities. Independent verification in Python reconstructed 12 annual and pooled primary estimates and their Taylor standard errors directly from the source files, reproduced the first-imputation fully adjusted model from the exported design matrix (maximum absolute coefficient discrepancy below 3×10^-13; maximum covariance discrepancy below 3×10^-9), and checked Rubin-pooled means and standard errors for all 16 model specifications.</w:t>
       </w:r>
     </w:p>
     <w:p>
@@ -1385,12 +1486,20 @@
         <w:pStyle w:val="Heading2"/>
       </w:pPr>
       <w:r>
-        <w:t>Analysis development and reporting boundaries</w:t>
+        <w:t>Analytic decisions</w:t>
+      </w:r>
+    </w:p>
+    <w:p>
+      <w:pPr>
+        <w:spacing w:line="276" w:lineRule="auto" w:after="160"/>
+      </w:pPr>
+      <w:r>
+        <w:t>Employment status was not included because it overlaps strongly with age and disability and would have required additional harmonization across years. A year-by-insurance interaction was not fit because the military-only group contributed only 109 observed records and 17 events across the seven years. No data-driven significance criterion was used to select the final model. The ten records with unknown age were excluded rather than imputed.</w:t>
       </w:r>
     </w:p>
     <w:p>
       <w:r>
-        <w:t>The project was initiated from a planning report and initial descriptive results were reviewed before completing the full covariate specification. The analysis is consequently not described as preregistered or outcome-blinded. The report's five-imputation suggestion was corrected to ten using the actual CDC files. Employment was omitted because it overlaps strongly with age/disability and required additional harmonization choices outside the final adjustment set. A year-by-insurance interaction was not fit because the military-only group had 109 observed records and 17 events across all years. No data-driven significance rule selected the final model. Alternative handling of the ten unknown-age records and detailed disability-domain models were not undertaken and are not necessary to reproduce the presented estimates.</w:t>
+        <w:br w:type="page"/>
       </w:r>
     </w:p>
     <w:p>
@@ -1398,15 +1507,22 @@
         <w:pStyle w:val="Heading1"/>
       </w:pPr>
       <w:r>
-        <w:t>Supplementary tables</w:t>
+        <w:t>Supplementary Tables</w:t>
       </w:r>
     </w:p>
     <w:p>
       <w:pPr>
-        <w:pStyle w:val="Heading2"/>
+        <w:keepNext/>
+        <w:spacing w:line="276" w:lineRule="auto" w:before="240" w:after="80"/>
       </w:pPr>
       <w:r>
-        <w:t>Table S1 Annual and pooled cohort counts</w:t>
+        <w:rPr>
+          <w:b/>
+        </w:rPr>
+        <w:t xml:space="preserve">Table S1. </w:t>
+      </w:r>
+      <w:r>
+        <w:t>Annual and pooled sample counts by survey year</w:t>
       </w:r>
     </w:p>
     <w:tbl>
@@ -1416,12 +1532,12 @@
         <w:tblLayout w:type="fixed"/>
         <w:tblLook w:firstColumn="1" w:firstRow="1" w:lastColumn="0" w:lastRow="0" w:noHBand="0" w:noVBand="1" w:val="04A0"/>
         <w:tblBorders>
-          <w:top w:val="single" w:sz="4" w:color="D9D9D9"/>
-          <w:left w:val="single" w:sz="4" w:color="D9D9D9"/>
-          <w:bottom w:val="single" w:sz="4" w:color="D9D9D9"/>
-          <w:right w:val="single" w:sz="4" w:color="D9D9D9"/>
-          <w:insideH w:val="single" w:sz="4" w:color="D9D9D9"/>
-          <w:insideV w:val="single" w:sz="4" w:color="D9D9D9"/>
+          <w:top w:val="single" w:sz="8" w:color="000000"/>
+          <w:bottom w:val="single" w:sz="8" w:color="000000"/>
+          <w:insideH w:val="single" w:sz="4" w:color="BFBFBF"/>
+          <w:left w:val="nil"/>
+          <w:right w:val="nil"/>
+          <w:insideV w:val="nil"/>
         </w:tblBorders>
       </w:tblPr>
       <w:tblGrid>
@@ -1440,11 +1556,13 @@
           <w:tcPr>
             <w:tcW w:type="dxa" w:w="2592"/>
             <w:vAlign w:val="center"/>
-            <w:shd w:fill="E8EFF4"/>
-          </w:tcPr>
-          <w:p>
-            <w:pPr>
-              <w:spacing w:line="240" w:lineRule="auto" w:after="80" w:before="80"/>
+            <w:tcBorders>
+              <w:bottom w:val="single" w:sz="6" w:color="000000"/>
+            </w:tcBorders>
+          </w:tcPr>
+          <w:p>
+            <w:pPr>
+              <w:spacing w:line="240" w:lineRule="auto" w:after="40" w:before="40"/>
             </w:pPr>
             <w:r>
               <w:rPr>
@@ -1459,11 +1577,13 @@
           <w:tcPr>
             <w:tcW w:type="dxa" w:w="1354"/>
             <w:vAlign w:val="center"/>
-            <w:shd w:fill="E8EFF4"/>
-          </w:tcPr>
-          <w:p>
-            <w:pPr>
-              <w:spacing w:line="240" w:lineRule="auto" w:after="80" w:before="80"/>
+            <w:tcBorders>
+              <w:bottom w:val="single" w:sz="6" w:color="000000"/>
+            </w:tcBorders>
+          </w:tcPr>
+          <w:p>
+            <w:pPr>
+              <w:spacing w:line="240" w:lineRule="auto" w:after="40" w:before="40"/>
               <w:jc w:val="center"/>
             </w:pPr>
             <w:r>
@@ -1479,11 +1599,13 @@
           <w:tcPr>
             <w:tcW w:type="dxa" w:w="1354"/>
             <w:vAlign w:val="center"/>
-            <w:shd w:fill="E8EFF4"/>
-          </w:tcPr>
-          <w:p>
-            <w:pPr>
-              <w:spacing w:line="240" w:lineRule="auto" w:after="80" w:before="80"/>
+            <w:tcBorders>
+              <w:bottom w:val="single" w:sz="6" w:color="000000"/>
+            </w:tcBorders>
+          </w:tcPr>
+          <w:p>
+            <w:pPr>
+              <w:spacing w:line="240" w:lineRule="auto" w:after="40" w:before="40"/>
               <w:jc w:val="center"/>
             </w:pPr>
             <w:r>
@@ -1499,11 +1621,13 @@
           <w:tcPr>
             <w:tcW w:type="dxa" w:w="1354"/>
             <w:vAlign w:val="center"/>
-            <w:shd w:fill="E8EFF4"/>
-          </w:tcPr>
-          <w:p>
-            <w:pPr>
-              <w:spacing w:line="240" w:lineRule="auto" w:after="80" w:before="80"/>
+            <w:tcBorders>
+              <w:bottom w:val="single" w:sz="6" w:color="000000"/>
+            </w:tcBorders>
+          </w:tcPr>
+          <w:p>
+            <w:pPr>
+              <w:spacing w:line="240" w:lineRule="auto" w:after="40" w:before="40"/>
               <w:jc w:val="center"/>
             </w:pPr>
             <w:r>
@@ -1519,11 +1643,13 @@
           <w:tcPr>
             <w:tcW w:type="dxa" w:w="1354"/>
             <w:vAlign w:val="center"/>
-            <w:shd w:fill="E8EFF4"/>
-          </w:tcPr>
-          <w:p>
-            <w:pPr>
-              <w:spacing w:line="240" w:lineRule="auto" w:after="80" w:before="80"/>
+            <w:tcBorders>
+              <w:bottom w:val="single" w:sz="6" w:color="000000"/>
+            </w:tcBorders>
+          </w:tcPr>
+          <w:p>
+            <w:pPr>
+              <w:spacing w:line="240" w:lineRule="auto" w:after="40" w:before="40"/>
               <w:jc w:val="center"/>
             </w:pPr>
             <w:r>
@@ -1539,11 +1665,13 @@
           <w:tcPr>
             <w:tcW w:type="dxa" w:w="1354"/>
             <w:vAlign w:val="center"/>
-            <w:shd w:fill="E8EFF4"/>
-          </w:tcPr>
-          <w:p>
-            <w:pPr>
-              <w:spacing w:line="240" w:lineRule="auto" w:after="80" w:before="80"/>
+            <w:tcBorders>
+              <w:bottom w:val="single" w:sz="6" w:color="000000"/>
+            </w:tcBorders>
+          </w:tcPr>
+          <w:p>
+            <w:pPr>
+              <w:spacing w:line="240" w:lineRule="auto" w:after="40" w:before="40"/>
               <w:jc w:val="center"/>
             </w:pPr>
             <w:r>
@@ -1564,7 +1692,7 @@
           </w:tcPr>
           <w:p>
             <w:pPr>
-              <w:spacing w:line="240" w:lineRule="auto" w:after="80" w:before="80"/>
+              <w:spacing w:line="240" w:lineRule="auto" w:after="40" w:before="40"/>
             </w:pPr>
             <w:r>
               <w:rPr>
@@ -1582,7 +1710,7 @@
           </w:tcPr>
           <w:p>
             <w:pPr>
-              <w:spacing w:line="240" w:lineRule="auto" w:after="80" w:before="80"/>
+              <w:spacing w:line="240" w:lineRule="auto" w:after="40" w:before="40"/>
               <w:jc w:val="center"/>
             </w:pPr>
             <w:r>
@@ -1601,7 +1729,7 @@
           </w:tcPr>
           <w:p>
             <w:pPr>
-              <w:spacing w:line="240" w:lineRule="auto" w:after="80" w:before="80"/>
+              <w:spacing w:line="240" w:lineRule="auto" w:after="40" w:before="40"/>
               <w:jc w:val="center"/>
             </w:pPr>
             <w:r>
@@ -1620,7 +1748,7 @@
           </w:tcPr>
           <w:p>
             <w:pPr>
-              <w:spacing w:line="240" w:lineRule="auto" w:after="80" w:before="80"/>
+              <w:spacing w:line="240" w:lineRule="auto" w:after="40" w:before="40"/>
               <w:jc w:val="center"/>
             </w:pPr>
             <w:r>
@@ -1639,7 +1767,7 @@
           </w:tcPr>
           <w:p>
             <w:pPr>
-              <w:spacing w:line="240" w:lineRule="auto" w:after="80" w:before="80"/>
+              <w:spacing w:line="240" w:lineRule="auto" w:after="40" w:before="40"/>
               <w:jc w:val="center"/>
             </w:pPr>
             <w:r>
@@ -1658,7 +1786,7 @@
           </w:tcPr>
           <w:p>
             <w:pPr>
-              <w:spacing w:line="240" w:lineRule="auto" w:after="80" w:before="80"/>
+              <w:spacing w:line="240" w:lineRule="auto" w:after="40" w:before="40"/>
               <w:jc w:val="center"/>
             </w:pPr>
             <w:r>
@@ -1679,7 +1807,7 @@
           </w:tcPr>
           <w:p>
             <w:pPr>
-              <w:spacing w:line="240" w:lineRule="auto" w:after="80" w:before="80"/>
+              <w:spacing w:line="240" w:lineRule="auto" w:after="40" w:before="40"/>
             </w:pPr>
             <w:r>
               <w:rPr>
@@ -1697,7 +1825,7 @@
           </w:tcPr>
           <w:p>
             <w:pPr>
-              <w:spacing w:line="240" w:lineRule="auto" w:after="80" w:before="80"/>
+              <w:spacing w:line="240" w:lineRule="auto" w:after="40" w:before="40"/>
               <w:jc w:val="center"/>
             </w:pPr>
             <w:r>
@@ -1716,7 +1844,7 @@
           </w:tcPr>
           <w:p>
             <w:pPr>
-              <w:spacing w:line="240" w:lineRule="auto" w:after="80" w:before="80"/>
+              <w:spacing w:line="240" w:lineRule="auto" w:after="40" w:before="40"/>
               <w:jc w:val="center"/>
             </w:pPr>
             <w:r>
@@ -1735,7 +1863,7 @@
           </w:tcPr>
           <w:p>
             <w:pPr>
-              <w:spacing w:line="240" w:lineRule="auto" w:after="80" w:before="80"/>
+              <w:spacing w:line="240" w:lineRule="auto" w:after="40" w:before="40"/>
               <w:jc w:val="center"/>
             </w:pPr>
             <w:r>
@@ -1754,7 +1882,7 @@
           </w:tcPr>
           <w:p>
             <w:pPr>
-              <w:spacing w:line="240" w:lineRule="auto" w:after="80" w:before="80"/>
+              <w:spacing w:line="240" w:lineRule="auto" w:after="40" w:before="40"/>
               <w:jc w:val="center"/>
             </w:pPr>
             <w:r>
@@ -1773,7 +1901,7 @@
           </w:tcPr>
           <w:p>
             <w:pPr>
-              <w:spacing w:line="240" w:lineRule="auto" w:after="80" w:before="80"/>
+              <w:spacing w:line="240" w:lineRule="auto" w:after="40" w:before="40"/>
               <w:jc w:val="center"/>
             </w:pPr>
             <w:r>
@@ -1794,7 +1922,7 @@
           </w:tcPr>
           <w:p>
             <w:pPr>
-              <w:spacing w:line="240" w:lineRule="auto" w:after="80" w:before="80"/>
+              <w:spacing w:line="240" w:lineRule="auto" w:after="40" w:before="40"/>
             </w:pPr>
             <w:r>
               <w:rPr>
@@ -1812,7 +1940,7 @@
           </w:tcPr>
           <w:p>
             <w:pPr>
-              <w:spacing w:line="240" w:lineRule="auto" w:after="80" w:before="80"/>
+              <w:spacing w:line="240" w:lineRule="auto" w:after="40" w:before="40"/>
               <w:jc w:val="center"/>
             </w:pPr>
             <w:r>
@@ -1831,7 +1959,7 @@
           </w:tcPr>
           <w:p>
             <w:pPr>
-              <w:spacing w:line="240" w:lineRule="auto" w:after="80" w:before="80"/>
+              <w:spacing w:line="240" w:lineRule="auto" w:after="40" w:before="40"/>
               <w:jc w:val="center"/>
             </w:pPr>
             <w:r>
@@ -1850,7 +1978,7 @@
           </w:tcPr>
           <w:p>
             <w:pPr>
-              <w:spacing w:line="240" w:lineRule="auto" w:after="80" w:before="80"/>
+              <w:spacing w:line="240" w:lineRule="auto" w:after="40" w:before="40"/>
               <w:jc w:val="center"/>
             </w:pPr>
             <w:r>
@@ -1869,7 +1997,7 @@
           </w:tcPr>
           <w:p>
             <w:pPr>
-              <w:spacing w:line="240" w:lineRule="auto" w:after="80" w:before="80"/>
+              <w:spacing w:line="240" w:lineRule="auto" w:after="40" w:before="40"/>
               <w:jc w:val="center"/>
             </w:pPr>
             <w:r>
@@ -1888,7 +2016,7 @@
           </w:tcPr>
           <w:p>
             <w:pPr>
-              <w:spacing w:line="240" w:lineRule="auto" w:after="80" w:before="80"/>
+              <w:spacing w:line="240" w:lineRule="auto" w:after="40" w:before="40"/>
               <w:jc w:val="center"/>
             </w:pPr>
             <w:r>
@@ -1909,7 +2037,7 @@
           </w:tcPr>
           <w:p>
             <w:pPr>
-              <w:spacing w:line="240" w:lineRule="auto" w:after="80" w:before="80"/>
+              <w:spacing w:line="240" w:lineRule="auto" w:after="40" w:before="40"/>
             </w:pPr>
             <w:r>
               <w:rPr>
@@ -1927,7 +2055,7 @@
           </w:tcPr>
           <w:p>
             <w:pPr>
-              <w:spacing w:line="240" w:lineRule="auto" w:after="80" w:before="80"/>
+              <w:spacing w:line="240" w:lineRule="auto" w:after="40" w:before="40"/>
               <w:jc w:val="center"/>
             </w:pPr>
             <w:r>
@@ -1946,7 +2074,7 @@
           </w:tcPr>
           <w:p>
             <w:pPr>
-              <w:spacing w:line="240" w:lineRule="auto" w:after="80" w:before="80"/>
+              <w:spacing w:line="240" w:lineRule="auto" w:after="40" w:before="40"/>
               <w:jc w:val="center"/>
             </w:pPr>
             <w:r>
@@ -1965,7 +2093,7 @@
           </w:tcPr>
           <w:p>
             <w:pPr>
-              <w:spacing w:line="240" w:lineRule="auto" w:after="80" w:before="80"/>
+              <w:spacing w:line="240" w:lineRule="auto" w:after="40" w:before="40"/>
               <w:jc w:val="center"/>
             </w:pPr>
             <w:r>
@@ -1984,7 +2112,7 @@
           </w:tcPr>
           <w:p>
             <w:pPr>
-              <w:spacing w:line="240" w:lineRule="auto" w:after="80" w:before="80"/>
+              <w:spacing w:line="240" w:lineRule="auto" w:after="40" w:before="40"/>
               <w:jc w:val="center"/>
             </w:pPr>
             <w:r>
@@ -2003,7 +2131,7 @@
           </w:tcPr>
           <w:p>
             <w:pPr>
-              <w:spacing w:line="240" w:lineRule="auto" w:after="80" w:before="80"/>
+              <w:spacing w:line="240" w:lineRule="auto" w:after="40" w:before="40"/>
               <w:jc w:val="center"/>
             </w:pPr>
             <w:r>
@@ -2024,7 +2152,7 @@
           </w:tcPr>
           <w:p>
             <w:pPr>
-              <w:spacing w:line="240" w:lineRule="auto" w:after="80" w:before="80"/>
+              <w:spacing w:line="240" w:lineRule="auto" w:after="40" w:before="40"/>
             </w:pPr>
             <w:r>
               <w:rPr>
@@ -2042,7 +2170,7 @@
           </w:tcPr>
           <w:p>
             <w:pPr>
-              <w:spacing w:line="240" w:lineRule="auto" w:after="80" w:before="80"/>
+              <w:spacing w:line="240" w:lineRule="auto" w:after="40" w:before="40"/>
               <w:jc w:val="center"/>
             </w:pPr>
             <w:r>
@@ -2061,7 +2189,7 @@
           </w:tcPr>
           <w:p>
             <w:pPr>
-              <w:spacing w:line="240" w:lineRule="auto" w:after="80" w:before="80"/>
+              <w:spacing w:line="240" w:lineRule="auto" w:after="40" w:before="40"/>
               <w:jc w:val="center"/>
             </w:pPr>
             <w:r>
@@ -2080,7 +2208,7 @@
           </w:tcPr>
           <w:p>
             <w:pPr>
-              <w:spacing w:line="240" w:lineRule="auto" w:after="80" w:before="80"/>
+              <w:spacing w:line="240" w:lineRule="auto" w:after="40" w:before="40"/>
               <w:jc w:val="center"/>
             </w:pPr>
             <w:r>
@@ -2099,7 +2227,7 @@
           </w:tcPr>
           <w:p>
             <w:pPr>
-              <w:spacing w:line="240" w:lineRule="auto" w:after="80" w:before="80"/>
+              <w:spacing w:line="240" w:lineRule="auto" w:after="40" w:before="40"/>
               <w:jc w:val="center"/>
             </w:pPr>
             <w:r>
@@ -2118,7 +2246,7 @@
           </w:tcPr>
           <w:p>
             <w:pPr>
-              <w:spacing w:line="240" w:lineRule="auto" w:after="80" w:before="80"/>
+              <w:spacing w:line="240" w:lineRule="auto" w:after="40" w:before="40"/>
               <w:jc w:val="center"/>
             </w:pPr>
             <w:r>
@@ -2139,7 +2267,7 @@
           </w:tcPr>
           <w:p>
             <w:pPr>
-              <w:spacing w:line="240" w:lineRule="auto" w:after="80" w:before="80"/>
+              <w:spacing w:line="240" w:lineRule="auto" w:after="40" w:before="40"/>
             </w:pPr>
             <w:r>
               <w:rPr>
@@ -2157,7 +2285,7 @@
           </w:tcPr>
           <w:p>
             <w:pPr>
-              <w:spacing w:line="240" w:lineRule="auto" w:after="80" w:before="80"/>
+              <w:spacing w:line="240" w:lineRule="auto" w:after="40" w:before="40"/>
               <w:jc w:val="center"/>
             </w:pPr>
             <w:r>
@@ -2176,7 +2304,7 @@
           </w:tcPr>
           <w:p>
             <w:pPr>
-              <w:spacing w:line="240" w:lineRule="auto" w:after="80" w:before="80"/>
+              <w:spacing w:line="240" w:lineRule="auto" w:after="40" w:before="40"/>
               <w:jc w:val="center"/>
             </w:pPr>
             <w:r>
@@ -2195,7 +2323,7 @@
           </w:tcPr>
           <w:p>
             <w:pPr>
-              <w:spacing w:line="240" w:lineRule="auto" w:after="80" w:before="80"/>
+              <w:spacing w:line="240" w:lineRule="auto" w:after="40" w:before="40"/>
               <w:jc w:val="center"/>
             </w:pPr>
             <w:r>
@@ -2214,7 +2342,7 @@
           </w:tcPr>
           <w:p>
             <w:pPr>
-              <w:spacing w:line="240" w:lineRule="auto" w:after="80" w:before="80"/>
+              <w:spacing w:line="240" w:lineRule="auto" w:after="40" w:before="40"/>
               <w:jc w:val="center"/>
             </w:pPr>
             <w:r>
@@ -2233,7 +2361,7 @@
           </w:tcPr>
           <w:p>
             <w:pPr>
-              <w:spacing w:line="240" w:lineRule="auto" w:after="80" w:before="80"/>
+              <w:spacing w:line="240" w:lineRule="auto" w:after="40" w:before="40"/>
               <w:jc w:val="center"/>
             </w:pPr>
             <w:r>
@@ -2254,7 +2382,7 @@
           </w:tcPr>
           <w:p>
             <w:pPr>
-              <w:spacing w:line="240" w:lineRule="auto" w:after="80" w:before="80"/>
+              <w:spacing w:line="240" w:lineRule="auto" w:after="40" w:before="40"/>
             </w:pPr>
             <w:r>
               <w:rPr>
@@ -2272,7 +2400,7 @@
           </w:tcPr>
           <w:p>
             <w:pPr>
-              <w:spacing w:line="240" w:lineRule="auto" w:after="80" w:before="80"/>
+              <w:spacing w:line="240" w:lineRule="auto" w:after="40" w:before="40"/>
               <w:jc w:val="center"/>
             </w:pPr>
             <w:r>
@@ -2291,7 +2419,7 @@
           </w:tcPr>
           <w:p>
             <w:pPr>
-              <w:spacing w:line="240" w:lineRule="auto" w:after="80" w:before="80"/>
+              <w:spacing w:line="240" w:lineRule="auto" w:after="40" w:before="40"/>
               <w:jc w:val="center"/>
             </w:pPr>
             <w:r>
@@ -2310,7 +2438,7 @@
           </w:tcPr>
           <w:p>
             <w:pPr>
-              <w:spacing w:line="240" w:lineRule="auto" w:after="80" w:before="80"/>
+              <w:spacing w:line="240" w:lineRule="auto" w:after="40" w:before="40"/>
               <w:jc w:val="center"/>
             </w:pPr>
             <w:r>
@@ -2329,7 +2457,7 @@
           </w:tcPr>
           <w:p>
             <w:pPr>
-              <w:spacing w:line="240" w:lineRule="auto" w:after="80" w:before="80"/>
+              <w:spacing w:line="240" w:lineRule="auto" w:after="40" w:before="40"/>
               <w:jc w:val="center"/>
             </w:pPr>
             <w:r>
@@ -2348,7 +2476,7 @@
           </w:tcPr>
           <w:p>
             <w:pPr>
-              <w:spacing w:line="240" w:lineRule="auto" w:after="80" w:before="80"/>
+              <w:spacing w:line="240" w:lineRule="auto" w:after="40" w:before="40"/>
               <w:jc w:val="center"/>
             </w:pPr>
             <w:r>
@@ -2362,18 +2490,30 @@
         </w:tc>
       </w:tr>
     </w:tbl>
-    <w:p/>
     <w:p>
+      <w:pPr>
+        <w:spacing w:line="276" w:lineRule="auto" w:after="120"/>
+      </w:pPr>
       <w:r>
+        <w:rPr>
+          <w:sz w:val="18"/>
+        </w:rPr>
         <w:t>Annual stroke records total 7,555; pooled stroke records total 7,181. The difference comes from excluding 2020 followback records in pooled analyses. These are unweighted counts.</w:t>
       </w:r>
     </w:p>
     <w:p>
       <w:pPr>
-        <w:pStyle w:val="Heading2"/>
+        <w:keepNext/>
+        <w:spacing w:line="276" w:lineRule="auto" w:before="240" w:after="80"/>
       </w:pPr>
       <w:r>
-        <w:t>Table S2 Missing nonincome variables in the pooled stroke sample</w:t>
+        <w:rPr>
+          <w:b/>
+        </w:rPr>
+        <w:t xml:space="preserve">Table S2. </w:t>
+      </w:r>
+      <w:r>
+        <w:t>Missing nonincome covariates in the pooled stroke-survivor sample</w:t>
       </w:r>
     </w:p>
     <w:tbl>
@@ -2383,12 +2523,12 @@
         <w:tblLayout w:type="fixed"/>
         <w:tblLook w:firstColumn="1" w:firstRow="1" w:lastColumn="0" w:lastRow="0" w:noHBand="0" w:noVBand="1" w:val="04A0"/>
         <w:tblBorders>
-          <w:top w:val="single" w:sz="4" w:color="D9D9D9"/>
-          <w:left w:val="single" w:sz="4" w:color="D9D9D9"/>
-          <w:bottom w:val="single" w:sz="4" w:color="D9D9D9"/>
-          <w:right w:val="single" w:sz="4" w:color="D9D9D9"/>
-          <w:insideH w:val="single" w:sz="4" w:color="D9D9D9"/>
-          <w:insideV w:val="single" w:sz="4" w:color="D9D9D9"/>
+          <w:top w:val="single" w:sz="8" w:color="000000"/>
+          <w:bottom w:val="single" w:sz="8" w:color="000000"/>
+          <w:insideH w:val="single" w:sz="4" w:color="BFBFBF"/>
+          <w:left w:val="nil"/>
+          <w:right w:val="nil"/>
+          <w:insideV w:val="nil"/>
         </w:tblBorders>
       </w:tblPr>
       <w:tblGrid>
@@ -2404,11 +2544,13 @@
           <w:tcPr>
             <w:tcW w:type="dxa" w:w="3312"/>
             <w:vAlign w:val="center"/>
-            <w:shd w:fill="E8EFF4"/>
-          </w:tcPr>
-          <w:p>
-            <w:pPr>
-              <w:spacing w:line="240" w:lineRule="auto" w:after="80" w:before="80"/>
+            <w:tcBorders>
+              <w:bottom w:val="single" w:sz="6" w:color="000000"/>
+            </w:tcBorders>
+          </w:tcPr>
+          <w:p>
+            <w:pPr>
+              <w:spacing w:line="240" w:lineRule="auto" w:after="40" w:before="40"/>
             </w:pPr>
             <w:r>
               <w:rPr>
@@ -2423,11 +2565,13 @@
           <w:tcPr>
             <w:tcW w:type="dxa" w:w="3024"/>
             <w:vAlign w:val="center"/>
-            <w:shd w:fill="E8EFF4"/>
-          </w:tcPr>
-          <w:p>
-            <w:pPr>
-              <w:spacing w:line="240" w:lineRule="auto" w:after="80" w:before="80"/>
+            <w:tcBorders>
+              <w:bottom w:val="single" w:sz="6" w:color="000000"/>
+            </w:tcBorders>
+          </w:tcPr>
+          <w:p>
+            <w:pPr>
+              <w:spacing w:line="240" w:lineRule="auto" w:after="40" w:before="40"/>
               <w:jc w:val="center"/>
             </w:pPr>
             <w:r>
@@ -2443,11 +2587,13 @@
           <w:tcPr>
             <w:tcW w:type="dxa" w:w="3024"/>
             <w:vAlign w:val="center"/>
-            <w:shd w:fill="E8EFF4"/>
-          </w:tcPr>
-          <w:p>
-            <w:pPr>
-              <w:spacing w:line="240" w:lineRule="auto" w:after="80" w:before="80"/>
+            <w:tcBorders>
+              <w:bottom w:val="single" w:sz="6" w:color="000000"/>
+            </w:tcBorders>
+          </w:tcPr>
+          <w:p>
+            <w:pPr>
+              <w:spacing w:line="240" w:lineRule="auto" w:after="40" w:before="40"/>
               <w:jc w:val="center"/>
             </w:pPr>
             <w:r>
@@ -2468,7 +2614,7 @@
           </w:tcPr>
           <w:p>
             <w:pPr>
-              <w:spacing w:line="240" w:lineRule="auto" w:after="80" w:before="80"/>
+              <w:spacing w:line="240" w:lineRule="auto" w:after="40" w:before="40"/>
             </w:pPr>
             <w:r>
               <w:rPr>
@@ -2486,7 +2632,7 @@
           </w:tcPr>
           <w:p>
             <w:pPr>
-              <w:spacing w:line="240" w:lineRule="auto" w:after="80" w:before="80"/>
+              <w:spacing w:line="240" w:lineRule="auto" w:after="40" w:before="40"/>
               <w:jc w:val="center"/>
             </w:pPr>
             <w:r>
@@ -2505,7 +2651,7 @@
           </w:tcPr>
           <w:p>
             <w:pPr>
-              <w:spacing w:line="240" w:lineRule="auto" w:after="80" w:before="80"/>
+              <w:spacing w:line="240" w:lineRule="auto" w:after="40" w:before="40"/>
               <w:jc w:val="center"/>
             </w:pPr>
             <w:r>
@@ -2526,7 +2672,7 @@
           </w:tcPr>
           <w:p>
             <w:pPr>
-              <w:spacing w:line="240" w:lineRule="auto" w:after="80" w:before="80"/>
+              <w:spacing w:line="240" w:lineRule="auto" w:after="40" w:before="40"/>
             </w:pPr>
             <w:r>
               <w:rPr>
@@ -2544,7 +2690,7 @@
           </w:tcPr>
           <w:p>
             <w:pPr>
-              <w:spacing w:line="240" w:lineRule="auto" w:after="80" w:before="80"/>
+              <w:spacing w:line="240" w:lineRule="auto" w:after="40" w:before="40"/>
               <w:jc w:val="center"/>
             </w:pPr>
             <w:r>
@@ -2563,7 +2709,7 @@
           </w:tcPr>
           <w:p>
             <w:pPr>
-              <w:spacing w:line="240" w:lineRule="auto" w:after="80" w:before="80"/>
+              <w:spacing w:line="240" w:lineRule="auto" w:after="40" w:before="40"/>
               <w:jc w:val="center"/>
             </w:pPr>
             <w:r>
@@ -2584,7 +2730,7 @@
           </w:tcPr>
           <w:p>
             <w:pPr>
-              <w:spacing w:line="240" w:lineRule="auto" w:after="80" w:before="80"/>
+              <w:spacing w:line="240" w:lineRule="auto" w:after="40" w:before="40"/>
             </w:pPr>
             <w:r>
               <w:rPr>
@@ -2602,7 +2748,7 @@
           </w:tcPr>
           <w:p>
             <w:pPr>
-              <w:spacing w:line="240" w:lineRule="auto" w:after="80" w:before="80"/>
+              <w:spacing w:line="240" w:lineRule="auto" w:after="40" w:before="40"/>
               <w:jc w:val="center"/>
             </w:pPr>
             <w:r>
@@ -2621,7 +2767,7 @@
           </w:tcPr>
           <w:p>
             <w:pPr>
-              <w:spacing w:line="240" w:lineRule="auto" w:after="80" w:before="80"/>
+              <w:spacing w:line="240" w:lineRule="auto" w:after="40" w:before="40"/>
               <w:jc w:val="center"/>
             </w:pPr>
             <w:r>
@@ -2642,7 +2788,7 @@
           </w:tcPr>
           <w:p>
             <w:pPr>
-              <w:spacing w:line="240" w:lineRule="auto" w:after="80" w:before="80"/>
+              <w:spacing w:line="240" w:lineRule="auto" w:after="40" w:before="40"/>
             </w:pPr>
             <w:r>
               <w:rPr>
@@ -2660,7 +2806,7 @@
           </w:tcPr>
           <w:p>
             <w:pPr>
-              <w:spacing w:line="240" w:lineRule="auto" w:after="80" w:before="80"/>
+              <w:spacing w:line="240" w:lineRule="auto" w:after="40" w:before="40"/>
               <w:jc w:val="center"/>
             </w:pPr>
             <w:r>
@@ -2679,7 +2825,7 @@
           </w:tcPr>
           <w:p>
             <w:pPr>
-              <w:spacing w:line="240" w:lineRule="auto" w:after="80" w:before="80"/>
+              <w:spacing w:line="240" w:lineRule="auto" w:after="40" w:before="40"/>
               <w:jc w:val="center"/>
             </w:pPr>
             <w:r>
@@ -2700,7 +2846,7 @@
           </w:tcPr>
           <w:p>
             <w:pPr>
-              <w:spacing w:line="240" w:lineRule="auto" w:after="80" w:before="80"/>
+              <w:spacing w:line="240" w:lineRule="auto" w:after="40" w:before="40"/>
             </w:pPr>
             <w:r>
               <w:rPr>
@@ -2718,7 +2864,7 @@
           </w:tcPr>
           <w:p>
             <w:pPr>
-              <w:spacing w:line="240" w:lineRule="auto" w:after="80" w:before="80"/>
+              <w:spacing w:line="240" w:lineRule="auto" w:after="40" w:before="40"/>
               <w:jc w:val="center"/>
             </w:pPr>
             <w:r>
@@ -2737,7 +2883,7 @@
           </w:tcPr>
           <w:p>
             <w:pPr>
-              <w:spacing w:line="240" w:lineRule="auto" w:after="80" w:before="80"/>
+              <w:spacing w:line="240" w:lineRule="auto" w:after="40" w:before="40"/>
               <w:jc w:val="center"/>
             </w:pPr>
             <w:r>
@@ -2758,7 +2904,7 @@
           </w:tcPr>
           <w:p>
             <w:pPr>
-              <w:spacing w:line="240" w:lineRule="auto" w:after="80" w:before="80"/>
+              <w:spacing w:line="240" w:lineRule="auto" w:after="40" w:before="40"/>
             </w:pPr>
             <w:r>
               <w:rPr>
@@ -2776,7 +2922,7 @@
           </w:tcPr>
           <w:p>
             <w:pPr>
-              <w:spacing w:line="240" w:lineRule="auto" w:after="80" w:before="80"/>
+              <w:spacing w:line="240" w:lineRule="auto" w:after="40" w:before="40"/>
               <w:jc w:val="center"/>
             </w:pPr>
             <w:r>
@@ -2795,7 +2941,7 @@
           </w:tcPr>
           <w:p>
             <w:pPr>
-              <w:spacing w:line="240" w:lineRule="auto" w:after="80" w:before="80"/>
+              <w:spacing w:line="240" w:lineRule="auto" w:after="40" w:before="40"/>
               <w:jc w:val="center"/>
             </w:pPr>
             <w:r>
@@ -2816,7 +2962,7 @@
           </w:tcPr>
           <w:p>
             <w:pPr>
-              <w:spacing w:line="240" w:lineRule="auto" w:after="80" w:before="80"/>
+              <w:spacing w:line="240" w:lineRule="auto" w:after="40" w:before="40"/>
             </w:pPr>
             <w:r>
               <w:rPr>
@@ -2834,7 +2980,7 @@
           </w:tcPr>
           <w:p>
             <w:pPr>
-              <w:spacing w:line="240" w:lineRule="auto" w:after="80" w:before="80"/>
+              <w:spacing w:line="240" w:lineRule="auto" w:after="40" w:before="40"/>
               <w:jc w:val="center"/>
             </w:pPr>
             <w:r>
@@ -2853,7 +2999,7 @@
           </w:tcPr>
           <w:p>
             <w:pPr>
-              <w:spacing w:line="240" w:lineRule="auto" w:after="80" w:before="80"/>
+              <w:spacing w:line="240" w:lineRule="auto" w:after="40" w:before="40"/>
               <w:jc w:val="center"/>
             </w:pPr>
             <w:r>
@@ -2874,7 +3020,7 @@
           </w:tcPr>
           <w:p>
             <w:pPr>
-              <w:spacing w:line="240" w:lineRule="auto" w:after="80" w:before="80"/>
+              <w:spacing w:line="240" w:lineRule="auto" w:after="40" w:before="40"/>
             </w:pPr>
             <w:r>
               <w:rPr>
@@ -2892,7 +3038,7 @@
           </w:tcPr>
           <w:p>
             <w:pPr>
-              <w:spacing w:line="240" w:lineRule="auto" w:after="80" w:before="80"/>
+              <w:spacing w:line="240" w:lineRule="auto" w:after="40" w:before="40"/>
               <w:jc w:val="center"/>
             </w:pPr>
             <w:r>
@@ -2911,7 +3057,7 @@
           </w:tcPr>
           <w:p>
             <w:pPr>
-              <w:spacing w:line="240" w:lineRule="auto" w:after="80" w:before="80"/>
+              <w:spacing w:line="240" w:lineRule="auto" w:after="40" w:before="40"/>
               <w:jc w:val="center"/>
             </w:pPr>
             <w:r>
@@ -2932,7 +3078,7 @@
           </w:tcPr>
           <w:p>
             <w:pPr>
-              <w:spacing w:line="240" w:lineRule="auto" w:after="80" w:before="80"/>
+              <w:spacing w:line="240" w:lineRule="auto" w:after="40" w:before="40"/>
             </w:pPr>
             <w:r>
               <w:rPr>
@@ -2950,7 +3096,7 @@
           </w:tcPr>
           <w:p>
             <w:pPr>
-              <w:spacing w:line="240" w:lineRule="auto" w:after="80" w:before="80"/>
+              <w:spacing w:line="240" w:lineRule="auto" w:after="40" w:before="40"/>
               <w:jc w:val="center"/>
             </w:pPr>
             <w:r>
@@ -2969,7 +3115,7 @@
           </w:tcPr>
           <w:p>
             <w:pPr>
-              <w:spacing w:line="240" w:lineRule="auto" w:after="80" w:before="80"/>
+              <w:spacing w:line="240" w:lineRule="auto" w:after="40" w:before="40"/>
               <w:jc w:val="center"/>
             </w:pPr>
             <w:r>
@@ -2990,7 +3136,7 @@
           </w:tcPr>
           <w:p>
             <w:pPr>
-              <w:spacing w:line="240" w:lineRule="auto" w:after="80" w:before="80"/>
+              <w:spacing w:line="240" w:lineRule="auto" w:after="40" w:before="40"/>
             </w:pPr>
             <w:r>
               <w:rPr>
@@ -3008,7 +3154,7 @@
           </w:tcPr>
           <w:p>
             <w:pPr>
-              <w:spacing w:line="240" w:lineRule="auto" w:after="80" w:before="80"/>
+              <w:spacing w:line="240" w:lineRule="auto" w:after="40" w:before="40"/>
               <w:jc w:val="center"/>
             </w:pPr>
             <w:r>
@@ -3027,7 +3173,7 @@
           </w:tcPr>
           <w:p>
             <w:pPr>
-              <w:spacing w:line="240" w:lineRule="auto" w:after="80" w:before="80"/>
+              <w:spacing w:line="240" w:lineRule="auto" w:after="40" w:before="40"/>
               <w:jc w:val="center"/>
             </w:pPr>
             <w:r>
@@ -3048,7 +3194,7 @@
           </w:tcPr>
           <w:p>
             <w:pPr>
-              <w:spacing w:line="240" w:lineRule="auto" w:after="80" w:before="80"/>
+              <w:spacing w:line="240" w:lineRule="auto" w:after="40" w:before="40"/>
             </w:pPr>
             <w:r>
               <w:rPr>
@@ -3066,7 +3212,7 @@
           </w:tcPr>
           <w:p>
             <w:pPr>
-              <w:spacing w:line="240" w:lineRule="auto" w:after="80" w:before="80"/>
+              <w:spacing w:line="240" w:lineRule="auto" w:after="40" w:before="40"/>
               <w:jc w:val="center"/>
             </w:pPr>
             <w:r>
@@ -3085,7 +3231,7 @@
           </w:tcPr>
           <w:p>
             <w:pPr>
-              <w:spacing w:line="240" w:lineRule="auto" w:after="80" w:before="80"/>
+              <w:spacing w:line="240" w:lineRule="auto" w:after="40" w:before="40"/>
               <w:jc w:val="center"/>
             </w:pPr>
             <w:r>
@@ -3106,7 +3252,7 @@
           </w:tcPr>
           <w:p>
             <w:pPr>
-              <w:spacing w:line="240" w:lineRule="auto" w:after="80" w:before="80"/>
+              <w:spacing w:line="240" w:lineRule="auto" w:after="40" w:before="40"/>
             </w:pPr>
             <w:r>
               <w:rPr>
@@ -3124,7 +3270,7 @@
           </w:tcPr>
           <w:p>
             <w:pPr>
-              <w:spacing w:line="240" w:lineRule="auto" w:after="80" w:before="80"/>
+              <w:spacing w:line="240" w:lineRule="auto" w:after="40" w:before="40"/>
               <w:jc w:val="center"/>
             </w:pPr>
             <w:r>
@@ -3143,7 +3289,7 @@
           </w:tcPr>
           <w:p>
             <w:pPr>
-              <w:spacing w:line="240" w:lineRule="auto" w:after="80" w:before="80"/>
+              <w:spacing w:line="240" w:lineRule="auto" w:after="40" w:before="40"/>
               <w:jc w:val="center"/>
             </w:pPr>
             <w:r>
@@ -3164,7 +3310,7 @@
           </w:tcPr>
           <w:p>
             <w:pPr>
-              <w:spacing w:line="240" w:lineRule="auto" w:after="80" w:before="80"/>
+              <w:spacing w:line="240" w:lineRule="auto" w:after="40" w:before="40"/>
             </w:pPr>
             <w:r>
               <w:rPr>
@@ -3182,7 +3328,7 @@
           </w:tcPr>
           <w:p>
             <w:pPr>
-              <w:spacing w:line="240" w:lineRule="auto" w:after="80" w:before="80"/>
+              <w:spacing w:line="240" w:lineRule="auto" w:after="40" w:before="40"/>
               <w:jc w:val="center"/>
             </w:pPr>
             <w:r>
@@ -3201,7 +3347,7 @@
           </w:tcPr>
           <w:p>
             <w:pPr>
-              <w:spacing w:line="240" w:lineRule="auto" w:after="80" w:before="80"/>
+              <w:spacing w:line="240" w:lineRule="auto" w:after="40" w:before="40"/>
               <w:jc w:val="center"/>
             </w:pPr>
             <w:r>
@@ -3215,18 +3361,30 @@
         </w:tc>
       </w:tr>
     </w:tbl>
-    <w:p/>
     <w:p>
+      <w:pPr>
+        <w:spacing w:line="276" w:lineRule="auto" w:after="120"/>
+      </w:pPr>
       <w:r>
+        <w:rPr>
+          <w:sz w:val="18"/>
+        </w:rPr>
         <w:t>Denominator is 7,181 stroke records. Missingness overlaps across variables; the counts must not be summed to derive complete cases. Among records with observed primary outcomes, 327 had at least one missing adjustment variable.</w:t>
       </w:r>
     </w:p>
     <w:p>
       <w:pPr>
-        <w:pStyle w:val="Heading2"/>
+        <w:keepNext/>
+        <w:spacing w:line="276" w:lineRule="auto" w:before="240" w:after="80"/>
       </w:pPr>
       <w:r>
-        <w:t>Table S3 Full characteristics of the pooled outcome observed sample</w:t>
+        <w:rPr>
+          <w:b/>
+        </w:rPr>
+        <w:t xml:space="preserve">Table S3. </w:t>
+      </w:r>
+      <w:r>
+        <w:t>Complete characteristics of the pooled sample, overall and by cost-related barrier status</w:t>
       </w:r>
     </w:p>
     <w:tbl>
@@ -3236,12 +3394,12 @@
         <w:tblLayout w:type="fixed"/>
         <w:tblLook w:firstColumn="1" w:firstRow="1" w:lastColumn="0" w:lastRow="0" w:noHBand="0" w:noVBand="1" w:val="04A0"/>
         <w:tblBorders>
-          <w:top w:val="single" w:sz="4" w:color="D9D9D9"/>
-          <w:left w:val="single" w:sz="4" w:color="D9D9D9"/>
-          <w:bottom w:val="single" w:sz="4" w:color="D9D9D9"/>
-          <w:right w:val="single" w:sz="4" w:color="D9D9D9"/>
-          <w:insideH w:val="single" w:sz="4" w:color="D9D9D9"/>
-          <w:insideV w:val="single" w:sz="4" w:color="D9D9D9"/>
+          <w:top w:val="single" w:sz="8" w:color="000000"/>
+          <w:bottom w:val="single" w:sz="8" w:color="000000"/>
+          <w:insideH w:val="single" w:sz="4" w:color="BFBFBF"/>
+          <w:left w:val="nil"/>
+          <w:right w:val="nil"/>
+          <w:insideV w:val="nil"/>
         </w:tblBorders>
       </w:tblPr>
       <w:tblGrid>
@@ -3258,11 +3416,13 @@
           <w:tcPr>
             <w:tcW w:type="dxa" w:w="3888"/>
             <w:vAlign w:val="center"/>
-            <w:shd w:fill="E8EFF4"/>
-          </w:tcPr>
-          <w:p>
-            <w:pPr>
-              <w:spacing w:line="240" w:lineRule="auto" w:after="80" w:before="80"/>
+            <w:tcBorders>
+              <w:bottom w:val="single" w:sz="6" w:color="000000"/>
+            </w:tcBorders>
+          </w:tcPr>
+          <w:p>
+            <w:pPr>
+              <w:spacing w:line="240" w:lineRule="auto" w:after="40" w:before="40"/>
             </w:pPr>
             <w:r>
               <w:rPr>
@@ -3277,11 +3437,13 @@
           <w:tcPr>
             <w:tcW w:type="dxa" w:w="1824"/>
             <w:vAlign w:val="center"/>
-            <w:shd w:fill="E8EFF4"/>
-          </w:tcPr>
-          <w:p>
-            <w:pPr>
-              <w:spacing w:line="240" w:lineRule="auto" w:after="80" w:before="80"/>
+            <w:tcBorders>
+              <w:bottom w:val="single" w:sz="6" w:color="000000"/>
+            </w:tcBorders>
+          </w:tcPr>
+          <w:p>
+            <w:pPr>
+              <w:spacing w:line="240" w:lineRule="auto" w:after="40" w:before="40"/>
               <w:jc w:val="center"/>
             </w:pPr>
             <w:r>
@@ -3289,7 +3451,7 @@
                 <w:b/>
                 <w:sz w:val="18"/>
               </w:rPr>
-              <w:t>Overall N=7,104</w:t>
+              <w:t>Overall (N=7,104)</w:t>
             </w:r>
           </w:p>
         </w:tc>
@@ -3297,11 +3459,13 @@
           <w:tcPr>
             <w:tcW w:type="dxa" w:w="1824"/>
             <w:vAlign w:val="center"/>
-            <w:shd w:fill="E8EFF4"/>
-          </w:tcPr>
-          <w:p>
-            <w:pPr>
-              <w:spacing w:line="240" w:lineRule="auto" w:after="80" w:before="80"/>
+            <w:tcBorders>
+              <w:bottom w:val="single" w:sz="6" w:color="000000"/>
+            </w:tcBorders>
+          </w:tcPr>
+          <w:p>
+            <w:pPr>
+              <w:spacing w:line="240" w:lineRule="auto" w:after="40" w:before="40"/>
               <w:jc w:val="center"/>
             </w:pPr>
             <w:r>
@@ -3309,7 +3473,7 @@
                 <w:b/>
                 <w:sz w:val="18"/>
               </w:rPr>
-              <w:t>No barrier N=5,920</w:t>
+              <w:t>No barrier (n=5,920)</w:t>
             </w:r>
           </w:p>
         </w:tc>
@@ -3317,11 +3481,13 @@
           <w:tcPr>
             <w:tcW w:type="dxa" w:w="1824"/>
             <w:vAlign w:val="center"/>
-            <w:shd w:fill="E8EFF4"/>
-          </w:tcPr>
-          <w:p>
-            <w:pPr>
-              <w:spacing w:line="240" w:lineRule="auto" w:after="80" w:before="80"/>
+            <w:tcBorders>
+              <w:bottom w:val="single" w:sz="6" w:color="000000"/>
+            </w:tcBorders>
+          </w:tcPr>
+          <w:p>
+            <w:pPr>
+              <w:spacing w:line="240" w:lineRule="auto" w:after="40" w:before="40"/>
               <w:jc w:val="center"/>
             </w:pPr>
             <w:r>
@@ -3329,7 +3495,7 @@
                 <w:b/>
                 <w:sz w:val="18"/>
               </w:rPr>
-              <w:t>Any barrier N=1,184</w:t>
+              <w:t>Any barrier (n=1,184)</w:t>
             </w:r>
           </w:p>
         </w:tc>
@@ -3342,7 +3508,7 @@
           </w:tcPr>
           <w:p>
             <w:pPr>
-              <w:spacing w:line="240" w:lineRule="auto" w:after="80" w:before="80"/>
+              <w:spacing w:line="240" w:lineRule="auto" w:after="40" w:before="40"/>
             </w:pPr>
             <w:r>
               <w:rPr>
@@ -3360,7 +3526,7 @@
           </w:tcPr>
           <w:p>
             <w:pPr>
-              <w:spacing w:line="240" w:lineRule="auto" w:after="80" w:before="80"/>
+              <w:spacing w:line="240" w:lineRule="auto" w:after="40" w:before="40"/>
               <w:jc w:val="center"/>
             </w:pPr>
             <w:r>
@@ -3379,7 +3545,7 @@
           </w:tcPr>
           <w:p>
             <w:pPr>
-              <w:spacing w:line="240" w:lineRule="auto" w:after="80" w:before="80"/>
+              <w:spacing w:line="240" w:lineRule="auto" w:after="40" w:before="40"/>
               <w:jc w:val="center"/>
             </w:pPr>
             <w:r>
@@ -3398,7 +3564,7 @@
           </w:tcPr>
           <w:p>
             <w:pPr>
-              <w:spacing w:line="240" w:lineRule="auto" w:after="80" w:before="80"/>
+              <w:spacing w:line="240" w:lineRule="auto" w:after="40" w:before="40"/>
               <w:jc w:val="center"/>
             </w:pPr>
             <w:r>
@@ -3419,7 +3585,7 @@
           </w:tcPr>
           <w:p>
             <w:pPr>
-              <w:spacing w:line="240" w:lineRule="auto" w:after="80" w:before="80"/>
+              <w:spacing w:line="240" w:lineRule="auto" w:after="40" w:before="40"/>
             </w:pPr>
             <w:r>
               <w:rPr>
@@ -3437,7 +3603,7 @@
           </w:tcPr>
           <w:p>
             <w:pPr>
-              <w:spacing w:line="240" w:lineRule="auto" w:after="80" w:before="80"/>
+              <w:spacing w:line="240" w:lineRule="auto" w:after="40" w:before="40"/>
               <w:jc w:val="center"/>
             </w:pPr>
             <w:r>
@@ -3456,7 +3622,7 @@
           </w:tcPr>
           <w:p>
             <w:pPr>
-              <w:spacing w:line="240" w:lineRule="auto" w:after="80" w:before="80"/>
+              <w:spacing w:line="240" w:lineRule="auto" w:after="40" w:before="40"/>
               <w:jc w:val="center"/>
             </w:pPr>
             <w:r>
@@ -3475,7 +3641,7 @@
           </w:tcPr>
           <w:p>
             <w:pPr>
-              <w:spacing w:line="240" w:lineRule="auto" w:after="80" w:before="80"/>
+              <w:spacing w:line="240" w:lineRule="auto" w:after="40" w:before="40"/>
               <w:jc w:val="center"/>
             </w:pPr>
             <w:r>
@@ -3496,7 +3662,7 @@
           </w:tcPr>
           <w:p>
             <w:pPr>
-              <w:spacing w:line="240" w:lineRule="auto" w:after="80" w:before="80"/>
+              <w:spacing w:line="240" w:lineRule="auto" w:after="40" w:before="40"/>
             </w:pPr>
             <w:r>
               <w:rPr>
@@ -3514,7 +3680,7 @@
           </w:tcPr>
           <w:p>
             <w:pPr>
-              <w:spacing w:line="240" w:lineRule="auto" w:after="80" w:before="80"/>
+              <w:spacing w:line="240" w:lineRule="auto" w:after="40" w:before="40"/>
               <w:jc w:val="center"/>
             </w:pPr>
             <w:r>
@@ -3533,7 +3699,7 @@
           </w:tcPr>
           <w:p>
             <w:pPr>
-              <w:spacing w:line="240" w:lineRule="auto" w:after="80" w:before="80"/>
+              <w:spacing w:line="240" w:lineRule="auto" w:after="40" w:before="40"/>
               <w:jc w:val="center"/>
             </w:pPr>
             <w:r>
@@ -3552,7 +3718,7 @@
           </w:tcPr>
           <w:p>
             <w:pPr>
-              <w:spacing w:line="240" w:lineRule="auto" w:after="80" w:before="80"/>
+              <w:spacing w:line="240" w:lineRule="auto" w:after="40" w:before="40"/>
               <w:jc w:val="center"/>
             </w:pPr>
             <w:r>
@@ -3573,7 +3739,7 @@
           </w:tcPr>
           <w:p>
             <w:pPr>
-              <w:spacing w:line="240" w:lineRule="auto" w:after="80" w:before="80"/>
+              <w:spacing w:line="240" w:lineRule="auto" w:after="40" w:before="40"/>
             </w:pPr>
             <w:r>
               <w:rPr>
@@ -3591,7 +3757,7 @@
           </w:tcPr>
           <w:p>
             <w:pPr>
-              <w:spacing w:line="240" w:lineRule="auto" w:after="80" w:before="80"/>
+              <w:spacing w:line="240" w:lineRule="auto" w:after="40" w:before="40"/>
               <w:jc w:val="center"/>
             </w:pPr>
             <w:r>
@@ -3610,7 +3776,7 @@
           </w:tcPr>
           <w:p>
             <w:pPr>
-              <w:spacing w:line="240" w:lineRule="auto" w:after="80" w:before="80"/>
+              <w:spacing w:line="240" w:lineRule="auto" w:after="40" w:before="40"/>
               <w:jc w:val="center"/>
             </w:pPr>
             <w:r>
@@ -3629,7 +3795,7 @@
           </w:tcPr>
           <w:p>
             <w:pPr>
-              <w:spacing w:line="240" w:lineRule="auto" w:after="80" w:before="80"/>
+              <w:spacing w:line="240" w:lineRule="auto" w:after="40" w:before="40"/>
               <w:jc w:val="center"/>
             </w:pPr>
             <w:r>
@@ -3650,7 +3816,7 @@
           </w:tcPr>
           <w:p>
             <w:pPr>
-              <w:spacing w:line="240" w:lineRule="auto" w:after="80" w:before="80"/>
+              <w:spacing w:line="240" w:lineRule="auto" w:after="40" w:before="40"/>
             </w:pPr>
             <w:r>
               <w:rPr>
@@ -3668,7 +3834,7 @@
           </w:tcPr>
           <w:p>
             <w:pPr>
-              <w:spacing w:line="240" w:lineRule="auto" w:after="80" w:before="80"/>
+              <w:spacing w:line="240" w:lineRule="auto" w:after="40" w:before="40"/>
               <w:jc w:val="center"/>
             </w:pPr>
             <w:r>
@@ -3687,7 +3853,7 @@
           </w:tcPr>
           <w:p>
             <w:pPr>
-              <w:spacing w:line="240" w:lineRule="auto" w:after="80" w:before="80"/>
+              <w:spacing w:line="240" w:lineRule="auto" w:after="40" w:before="40"/>
               <w:jc w:val="center"/>
             </w:pPr>
             <w:r>
@@ -3706,7 +3872,7 @@
           </w:tcPr>
           <w:p>
             <w:pPr>
-              <w:spacing w:line="240" w:lineRule="auto" w:after="80" w:before="80"/>
+              <w:spacing w:line="240" w:lineRule="auto" w:after="40" w:before="40"/>
               <w:jc w:val="center"/>
             </w:pPr>
             <w:r>
@@ -3727,7 +3893,7 @@
           </w:tcPr>
           <w:p>
             <w:pPr>
-              <w:spacing w:line="240" w:lineRule="auto" w:after="80" w:before="80"/>
+              <w:spacing w:line="240" w:lineRule="auto" w:after="40" w:before="40"/>
             </w:pPr>
             <w:r>
               <w:rPr>
@@ -3745,7 +3911,7 @@
           </w:tcPr>
           <w:p>
             <w:pPr>
-              <w:spacing w:line="240" w:lineRule="auto" w:after="80" w:before="80"/>
+              <w:spacing w:line="240" w:lineRule="auto" w:after="40" w:before="40"/>
               <w:jc w:val="center"/>
             </w:pPr>
             <w:r>
@@ -3764,7 +3930,7 @@
           </w:tcPr>
           <w:p>
             <w:pPr>
-              <w:spacing w:line="240" w:lineRule="auto" w:after="80" w:before="80"/>
+              <w:spacing w:line="240" w:lineRule="auto" w:after="40" w:before="40"/>
               <w:jc w:val="center"/>
             </w:pPr>
             <w:r>
@@ -3783,7 +3949,7 @@
           </w:tcPr>
           <w:p>
             <w:pPr>
-              <w:spacing w:line="240" w:lineRule="auto" w:after="80" w:before="80"/>
+              <w:spacing w:line="240" w:lineRule="auto" w:after="40" w:before="40"/>
               <w:jc w:val="center"/>
             </w:pPr>
             <w:r>
@@ -3804,7 +3970,7 @@
           </w:tcPr>
           <w:p>
             <w:pPr>
-              <w:spacing w:line="240" w:lineRule="auto" w:after="80" w:before="80"/>
+              <w:spacing w:line="240" w:lineRule="auto" w:after="40" w:before="40"/>
             </w:pPr>
             <w:r>
               <w:rPr>
@@ -3822,7 +3988,7 @@
           </w:tcPr>
           <w:p>
             <w:pPr>
-              <w:spacing w:line="240" w:lineRule="auto" w:after="80" w:before="80"/>
+              <w:spacing w:line="240" w:lineRule="auto" w:after="40" w:before="40"/>
               <w:jc w:val="center"/>
             </w:pPr>
             <w:r>
@@ -3841,7 +4007,7 @@
           </w:tcPr>
           <w:p>
             <w:pPr>
-              <w:spacing w:line="240" w:lineRule="auto" w:after="80" w:before="80"/>
+              <w:spacing w:line="240" w:lineRule="auto" w:after="40" w:before="40"/>
               <w:jc w:val="center"/>
             </w:pPr>
             <w:r>
@@ -3860,7 +4026,7 @@
           </w:tcPr>
           <w:p>
             <w:pPr>
-              <w:spacing w:line="240" w:lineRule="auto" w:after="80" w:before="80"/>
+              <w:spacing w:line="240" w:lineRule="auto" w:after="40" w:before="40"/>
               <w:jc w:val="center"/>
             </w:pPr>
             <w:r>
@@ -3881,7 +4047,7 @@
           </w:tcPr>
           <w:p>
             <w:pPr>
-              <w:spacing w:line="240" w:lineRule="auto" w:after="80" w:before="80"/>
+              <w:spacing w:line="240" w:lineRule="auto" w:after="40" w:before="40"/>
             </w:pPr>
             <w:r>
               <w:rPr>
@@ -3899,7 +4065,7 @@
           </w:tcPr>
           <w:p>
             <w:pPr>
-              <w:spacing w:line="240" w:lineRule="auto" w:after="80" w:before="80"/>
+              <w:spacing w:line="240" w:lineRule="auto" w:after="40" w:before="40"/>
               <w:jc w:val="center"/>
             </w:pPr>
             <w:r>
@@ -3918,7 +4084,7 @@
           </w:tcPr>
           <w:p>
             <w:pPr>
-              <w:spacing w:line="240" w:lineRule="auto" w:after="80" w:before="80"/>
+              <w:spacing w:line="240" w:lineRule="auto" w:after="40" w:before="40"/>
               <w:jc w:val="center"/>
             </w:pPr>
             <w:r>
@@ -3937,7 +4103,7 @@
           </w:tcPr>
           <w:p>
             <w:pPr>
-              <w:spacing w:line="240" w:lineRule="auto" w:after="80" w:before="80"/>
+              <w:spacing w:line="240" w:lineRule="auto" w:after="40" w:before="40"/>
               <w:jc w:val="center"/>
             </w:pPr>
             <w:r>
@@ -3958,7 +4124,7 @@
           </w:tcPr>
           <w:p>
             <w:pPr>
-              <w:spacing w:line="240" w:lineRule="auto" w:after="80" w:before="80"/>
+              <w:spacing w:line="240" w:lineRule="auto" w:after="40" w:before="40"/>
             </w:pPr>
             <w:r>
               <w:rPr>
@@ -3976,7 +4142,7 @@
           </w:tcPr>
           <w:p>
             <w:pPr>
-              <w:spacing w:line="240" w:lineRule="auto" w:after="80" w:before="80"/>
+              <w:spacing w:line="240" w:lineRule="auto" w:after="40" w:before="40"/>
               <w:jc w:val="center"/>
             </w:pPr>
             <w:r>
@@ -3995,7 +4161,7 @@
           </w:tcPr>
           <w:p>
             <w:pPr>
-              <w:spacing w:line="240" w:lineRule="auto" w:after="80" w:before="80"/>
+              <w:spacing w:line="240" w:lineRule="auto" w:after="40" w:before="40"/>
               <w:jc w:val="center"/>
             </w:pPr>
             <w:r>
@@ -4014,7 +4180,7 @@
           </w:tcPr>
           <w:p>
             <w:pPr>
-              <w:spacing w:line="240" w:lineRule="auto" w:after="80" w:before="80"/>
+              <w:spacing w:line="240" w:lineRule="auto" w:after="40" w:before="40"/>
               <w:jc w:val="center"/>
             </w:pPr>
             <w:r>
@@ -4035,7 +4201,7 @@
           </w:tcPr>
           <w:p>
             <w:pPr>
-              <w:spacing w:line="240" w:lineRule="auto" w:after="80" w:before="80"/>
+              <w:spacing w:line="240" w:lineRule="auto" w:after="40" w:before="40"/>
             </w:pPr>
             <w:r>
               <w:rPr>
@@ -4053,7 +4219,7 @@
           </w:tcPr>
           <w:p>
             <w:pPr>
-              <w:spacing w:line="240" w:lineRule="auto" w:after="80" w:before="80"/>
+              <w:spacing w:line="240" w:lineRule="auto" w:after="40" w:before="40"/>
               <w:jc w:val="center"/>
             </w:pPr>
             <w:r>
@@ -4072,7 +4238,7 @@
           </w:tcPr>
           <w:p>
             <w:pPr>
-              <w:spacing w:line="240" w:lineRule="auto" w:after="80" w:before="80"/>
+              <w:spacing w:line="240" w:lineRule="auto" w:after="40" w:before="40"/>
               <w:jc w:val="center"/>
             </w:pPr>
             <w:r>
@@ -4091,7 +4257,7 @@
           </w:tcPr>
           <w:p>
             <w:pPr>
-              <w:spacing w:line="240" w:lineRule="auto" w:after="80" w:before="80"/>
+              <w:spacing w:line="240" w:lineRule="auto" w:after="40" w:before="40"/>
               <w:jc w:val="center"/>
             </w:pPr>
             <w:r>
@@ -4112,7 +4278,7 @@
           </w:tcPr>
           <w:p>
             <w:pPr>
-              <w:spacing w:line="240" w:lineRule="auto" w:after="80" w:before="80"/>
+              <w:spacing w:line="240" w:lineRule="auto" w:after="40" w:before="40"/>
             </w:pPr>
             <w:r>
               <w:rPr>
@@ -4130,7 +4296,7 @@
           </w:tcPr>
           <w:p>
             <w:pPr>
-              <w:spacing w:line="240" w:lineRule="auto" w:after="80" w:before="80"/>
+              <w:spacing w:line="240" w:lineRule="auto" w:after="40" w:before="40"/>
               <w:jc w:val="center"/>
             </w:pPr>
             <w:r>
@@ -4149,7 +4315,7 @@
           </w:tcPr>
           <w:p>
             <w:pPr>
-              <w:spacing w:line="240" w:lineRule="auto" w:after="80" w:before="80"/>
+              <w:spacing w:line="240" w:lineRule="auto" w:after="40" w:before="40"/>
               <w:jc w:val="center"/>
             </w:pPr>
             <w:r>
@@ -4168,7 +4334,7 @@
           </w:tcPr>
           <w:p>
             <w:pPr>
-              <w:spacing w:line="240" w:lineRule="auto" w:after="80" w:before="80"/>
+              <w:spacing w:line="240" w:lineRule="auto" w:after="40" w:before="40"/>
               <w:jc w:val="center"/>
             </w:pPr>
             <w:r>
@@ -4189,7 +4355,7 @@
           </w:tcPr>
           <w:p>
             <w:pPr>
-              <w:spacing w:line="240" w:lineRule="auto" w:after="80" w:before="80"/>
+              <w:spacing w:line="240" w:lineRule="auto" w:after="40" w:before="40"/>
             </w:pPr>
             <w:r>
               <w:rPr>
@@ -4207,7 +4373,7 @@
           </w:tcPr>
           <w:p>
             <w:pPr>
-              <w:spacing w:line="240" w:lineRule="auto" w:after="80" w:before="80"/>
+              <w:spacing w:line="240" w:lineRule="auto" w:after="40" w:before="40"/>
               <w:jc w:val="center"/>
             </w:pPr>
             <w:r>
@@ -4226,7 +4392,7 @@
           </w:tcPr>
           <w:p>
             <w:pPr>
-              <w:spacing w:line="240" w:lineRule="auto" w:after="80" w:before="80"/>
+              <w:spacing w:line="240" w:lineRule="auto" w:after="40" w:before="40"/>
               <w:jc w:val="center"/>
             </w:pPr>
             <w:r>
@@ -4245,7 +4411,7 @@
           </w:tcPr>
           <w:p>
             <w:pPr>
-              <w:spacing w:line="240" w:lineRule="auto" w:after="80" w:before="80"/>
+              <w:spacing w:line="240" w:lineRule="auto" w:after="40" w:before="40"/>
               <w:jc w:val="center"/>
             </w:pPr>
             <w:r>
@@ -4266,7 +4432,7 @@
           </w:tcPr>
           <w:p>
             <w:pPr>
-              <w:spacing w:line="240" w:lineRule="auto" w:after="80" w:before="80"/>
+              <w:spacing w:line="240" w:lineRule="auto" w:after="40" w:before="40"/>
             </w:pPr>
             <w:r>
               <w:rPr>
@@ -4284,7 +4450,7 @@
           </w:tcPr>
           <w:p>
             <w:pPr>
-              <w:spacing w:line="240" w:lineRule="auto" w:after="80" w:before="80"/>
+              <w:spacing w:line="240" w:lineRule="auto" w:after="40" w:before="40"/>
               <w:jc w:val="center"/>
             </w:pPr>
             <w:r>
@@ -4303,7 +4469,7 @@
           </w:tcPr>
           <w:p>
             <w:pPr>
-              <w:spacing w:line="240" w:lineRule="auto" w:after="80" w:before="80"/>
+              <w:spacing w:line="240" w:lineRule="auto" w:after="40" w:before="40"/>
               <w:jc w:val="center"/>
             </w:pPr>
             <w:r>
@@ -4322,7 +4488,7 @@
           </w:tcPr>
           <w:p>
             <w:pPr>
-              <w:spacing w:line="240" w:lineRule="auto" w:after="80" w:before="80"/>
+              <w:spacing w:line="240" w:lineRule="auto" w:after="40" w:before="40"/>
               <w:jc w:val="center"/>
             </w:pPr>
             <w:r>
@@ -4343,7 +4509,7 @@
           </w:tcPr>
           <w:p>
             <w:pPr>
-              <w:spacing w:line="240" w:lineRule="auto" w:after="80" w:before="80"/>
+              <w:spacing w:line="240" w:lineRule="auto" w:after="40" w:before="40"/>
             </w:pPr>
             <w:r>
               <w:rPr>
@@ -4361,7 +4527,7 @@
           </w:tcPr>
           <w:p>
             <w:pPr>
-              <w:spacing w:line="240" w:lineRule="auto" w:after="80" w:before="80"/>
+              <w:spacing w:line="240" w:lineRule="auto" w:after="40" w:before="40"/>
               <w:jc w:val="center"/>
             </w:pPr>
             <w:r>
@@ -4380,7 +4546,7 @@
           </w:tcPr>
           <w:p>
             <w:pPr>
-              <w:spacing w:line="240" w:lineRule="auto" w:after="80" w:before="80"/>
+              <w:spacing w:line="240" w:lineRule="auto" w:after="40" w:before="40"/>
               <w:jc w:val="center"/>
             </w:pPr>
             <w:r>
@@ -4399,7 +4565,7 @@
           </w:tcPr>
           <w:p>
             <w:pPr>
-              <w:spacing w:line="240" w:lineRule="auto" w:after="80" w:before="80"/>
+              <w:spacing w:line="240" w:lineRule="auto" w:after="40" w:before="40"/>
               <w:jc w:val="center"/>
             </w:pPr>
             <w:r>
@@ -4420,7 +4586,7 @@
           </w:tcPr>
           <w:p>
             <w:pPr>
-              <w:spacing w:line="240" w:lineRule="auto" w:after="80" w:before="80"/>
+              <w:spacing w:line="240" w:lineRule="auto" w:after="40" w:before="40"/>
             </w:pPr>
             <w:r>
               <w:rPr>
@@ -4438,7 +4604,7 @@
           </w:tcPr>
           <w:p>
             <w:pPr>
-              <w:spacing w:line="240" w:lineRule="auto" w:after="80" w:before="80"/>
+              <w:spacing w:line="240" w:lineRule="auto" w:after="40" w:before="40"/>
               <w:jc w:val="center"/>
             </w:pPr>
             <w:r>
@@ -4457,7 +4623,7 @@
           </w:tcPr>
           <w:p>
             <w:pPr>
-              <w:spacing w:line="240" w:lineRule="auto" w:after="80" w:before="80"/>
+              <w:spacing w:line="240" w:lineRule="auto" w:after="40" w:before="40"/>
               <w:jc w:val="center"/>
             </w:pPr>
             <w:r>
@@ -4476,7 +4642,7 @@
           </w:tcPr>
           <w:p>
             <w:pPr>
-              <w:spacing w:line="240" w:lineRule="auto" w:after="80" w:before="80"/>
+              <w:spacing w:line="240" w:lineRule="auto" w:after="40" w:before="40"/>
               <w:jc w:val="center"/>
             </w:pPr>
             <w:r>
@@ -4497,7 +4663,7 @@
           </w:tcPr>
           <w:p>
             <w:pPr>
-              <w:spacing w:line="240" w:lineRule="auto" w:after="80" w:before="80"/>
+              <w:spacing w:line="240" w:lineRule="auto" w:after="40" w:before="40"/>
             </w:pPr>
             <w:r>
               <w:rPr>
@@ -4515,7 +4681,7 @@
           </w:tcPr>
           <w:p>
             <w:pPr>
-              <w:spacing w:line="240" w:lineRule="auto" w:after="80" w:before="80"/>
+              <w:spacing w:line="240" w:lineRule="auto" w:after="40" w:before="40"/>
               <w:jc w:val="center"/>
             </w:pPr>
             <w:r>
@@ -4534,7 +4700,7 @@
           </w:tcPr>
           <w:p>
             <w:pPr>
-              <w:spacing w:line="240" w:lineRule="auto" w:after="80" w:before="80"/>
+              <w:spacing w:line="240" w:lineRule="auto" w:after="40" w:before="40"/>
               <w:jc w:val="center"/>
             </w:pPr>
             <w:r>
@@ -4553,7 +4719,7 @@
           </w:tcPr>
           <w:p>
             <w:pPr>
-              <w:spacing w:line="240" w:lineRule="auto" w:after="80" w:before="80"/>
+              <w:spacing w:line="240" w:lineRule="auto" w:after="40" w:before="40"/>
               <w:jc w:val="center"/>
             </w:pPr>
             <w:r>
@@ -4574,7 +4740,7 @@
           </w:tcPr>
           <w:p>
             <w:pPr>
-              <w:spacing w:line="240" w:lineRule="auto" w:after="80" w:before="80"/>
+              <w:spacing w:line="240" w:lineRule="auto" w:after="40" w:before="40"/>
             </w:pPr>
             <w:r>
               <w:rPr>
@@ -4592,7 +4758,7 @@
           </w:tcPr>
           <w:p>
             <w:pPr>
-              <w:spacing w:line="240" w:lineRule="auto" w:after="80" w:before="80"/>
+              <w:spacing w:line="240" w:lineRule="auto" w:after="40" w:before="40"/>
               <w:jc w:val="center"/>
             </w:pPr>
             <w:r>
@@ -4611,7 +4777,7 @@
           </w:tcPr>
           <w:p>
             <w:pPr>
-              <w:spacing w:line="240" w:lineRule="auto" w:after="80" w:before="80"/>
+              <w:spacing w:line="240" w:lineRule="auto" w:after="40" w:before="40"/>
               <w:jc w:val="center"/>
             </w:pPr>
             <w:r>
@@ -4630,7 +4796,7 @@
           </w:tcPr>
           <w:p>
             <w:pPr>
-              <w:spacing w:line="240" w:lineRule="auto" w:after="80" w:before="80"/>
+              <w:spacing w:line="240" w:lineRule="auto" w:after="40" w:before="40"/>
               <w:jc w:val="center"/>
             </w:pPr>
             <w:r>
@@ -4651,7 +4817,7 @@
           </w:tcPr>
           <w:p>
             <w:pPr>
-              <w:spacing w:line="240" w:lineRule="auto" w:after="80" w:before="80"/>
+              <w:spacing w:line="240" w:lineRule="auto" w:after="40" w:before="40"/>
             </w:pPr>
             <w:r>
               <w:rPr>
@@ -4669,7 +4835,7 @@
           </w:tcPr>
           <w:p>
             <w:pPr>
-              <w:spacing w:line="240" w:lineRule="auto" w:after="80" w:before="80"/>
+              <w:spacing w:line="240" w:lineRule="auto" w:after="40" w:before="40"/>
               <w:jc w:val="center"/>
             </w:pPr>
             <w:r>
@@ -4688,7 +4854,7 @@
           </w:tcPr>
           <w:p>
             <w:pPr>
-              <w:spacing w:line="240" w:lineRule="auto" w:after="80" w:before="80"/>
+              <w:spacing w:line="240" w:lineRule="auto" w:after="40" w:before="40"/>
               <w:jc w:val="center"/>
             </w:pPr>
             <w:r>
@@ -4707,7 +4873,7 @@
           </w:tcPr>
           <w:p>
             <w:pPr>
-              <w:spacing w:line="240" w:lineRule="auto" w:after="80" w:before="80"/>
+              <w:spacing w:line="240" w:lineRule="auto" w:after="40" w:before="40"/>
               <w:jc w:val="center"/>
             </w:pPr>
             <w:r>
@@ -4728,7 +4894,7 @@
           </w:tcPr>
           <w:p>
             <w:pPr>
-              <w:spacing w:line="240" w:lineRule="auto" w:after="80" w:before="80"/>
+              <w:spacing w:line="240" w:lineRule="auto" w:after="40" w:before="40"/>
             </w:pPr>
             <w:r>
               <w:rPr>
@@ -4746,7 +4912,7 @@
           </w:tcPr>
           <w:p>
             <w:pPr>
-              <w:spacing w:line="240" w:lineRule="auto" w:after="80" w:before="80"/>
+              <w:spacing w:line="240" w:lineRule="auto" w:after="40" w:before="40"/>
               <w:jc w:val="center"/>
             </w:pPr>
             <w:r>
@@ -4765,7 +4931,7 @@
           </w:tcPr>
           <w:p>
             <w:pPr>
-              <w:spacing w:line="240" w:lineRule="auto" w:after="80" w:before="80"/>
+              <w:spacing w:line="240" w:lineRule="auto" w:after="40" w:before="40"/>
               <w:jc w:val="center"/>
             </w:pPr>
             <w:r>
@@ -4784,7 +4950,7 @@
           </w:tcPr>
           <w:p>
             <w:pPr>
-              <w:spacing w:line="240" w:lineRule="auto" w:after="80" w:before="80"/>
+              <w:spacing w:line="240" w:lineRule="auto" w:after="40" w:before="40"/>
               <w:jc w:val="center"/>
             </w:pPr>
             <w:r>
@@ -4805,7 +4971,7 @@
           </w:tcPr>
           <w:p>
             <w:pPr>
-              <w:spacing w:line="240" w:lineRule="auto" w:after="80" w:before="80"/>
+              <w:spacing w:line="240" w:lineRule="auto" w:after="40" w:before="40"/>
             </w:pPr>
             <w:r>
               <w:rPr>
@@ -4823,7 +4989,7 @@
           </w:tcPr>
           <w:p>
             <w:pPr>
-              <w:spacing w:line="240" w:lineRule="auto" w:after="80" w:before="80"/>
+              <w:spacing w:line="240" w:lineRule="auto" w:after="40" w:before="40"/>
               <w:jc w:val="center"/>
             </w:pPr>
             <w:r>
@@ -4842,7 +5008,7 @@
           </w:tcPr>
           <w:p>
             <w:pPr>
-              <w:spacing w:line="240" w:lineRule="auto" w:after="80" w:before="80"/>
+              <w:spacing w:line="240" w:lineRule="auto" w:after="40" w:before="40"/>
               <w:jc w:val="center"/>
             </w:pPr>
             <w:r>
@@ -4861,7 +5027,7 @@
           </w:tcPr>
           <w:p>
             <w:pPr>
-              <w:spacing w:line="240" w:lineRule="auto" w:after="80" w:before="80"/>
+              <w:spacing w:line="240" w:lineRule="auto" w:after="40" w:before="40"/>
               <w:jc w:val="center"/>
             </w:pPr>
             <w:r>
@@ -4882,7 +5048,7 @@
           </w:tcPr>
           <w:p>
             <w:pPr>
-              <w:spacing w:line="240" w:lineRule="auto" w:after="80" w:before="80"/>
+              <w:spacing w:line="240" w:lineRule="auto" w:after="40" w:before="40"/>
             </w:pPr>
             <w:r>
               <w:rPr>
@@ -4900,7 +5066,7 @@
           </w:tcPr>
           <w:p>
             <w:pPr>
-              <w:spacing w:line="240" w:lineRule="auto" w:after="80" w:before="80"/>
+              <w:spacing w:line="240" w:lineRule="auto" w:after="40" w:before="40"/>
               <w:jc w:val="center"/>
             </w:pPr>
             <w:r>
@@ -4919,7 +5085,7 @@
           </w:tcPr>
           <w:p>
             <w:pPr>
-              <w:spacing w:line="240" w:lineRule="auto" w:after="80" w:before="80"/>
+              <w:spacing w:line="240" w:lineRule="auto" w:after="40" w:before="40"/>
               <w:jc w:val="center"/>
             </w:pPr>
             <w:r>
@@ -4938,7 +5104,7 @@
           </w:tcPr>
           <w:p>
             <w:pPr>
-              <w:spacing w:line="240" w:lineRule="auto" w:after="80" w:before="80"/>
+              <w:spacing w:line="240" w:lineRule="auto" w:after="40" w:before="40"/>
               <w:jc w:val="center"/>
             </w:pPr>
             <w:r>
@@ -4959,7 +5125,7 @@
           </w:tcPr>
           <w:p>
             <w:pPr>
-              <w:spacing w:line="240" w:lineRule="auto" w:after="80" w:before="80"/>
+              <w:spacing w:line="240" w:lineRule="auto" w:after="40" w:before="40"/>
             </w:pPr>
             <w:r>
               <w:rPr>
@@ -4977,7 +5143,7 @@
           </w:tcPr>
           <w:p>
             <w:pPr>
-              <w:spacing w:line="240" w:lineRule="auto" w:after="80" w:before="80"/>
+              <w:spacing w:line="240" w:lineRule="auto" w:after="40" w:before="40"/>
               <w:jc w:val="center"/>
             </w:pPr>
             <w:r>
@@ -4996,7 +5162,7 @@
           </w:tcPr>
           <w:p>
             <w:pPr>
-              <w:spacing w:line="240" w:lineRule="auto" w:after="80" w:before="80"/>
+              <w:spacing w:line="240" w:lineRule="auto" w:after="40" w:before="40"/>
               <w:jc w:val="center"/>
             </w:pPr>
             <w:r>
@@ -5015,7 +5181,7 @@
           </w:tcPr>
           <w:p>
             <w:pPr>
-              <w:spacing w:line="240" w:lineRule="auto" w:after="80" w:before="80"/>
+              <w:spacing w:line="240" w:lineRule="auto" w:after="40" w:before="40"/>
               <w:jc w:val="center"/>
             </w:pPr>
             <w:r>
@@ -5036,7 +5202,7 @@
           </w:tcPr>
           <w:p>
             <w:pPr>
-              <w:spacing w:line="240" w:lineRule="auto" w:after="80" w:before="80"/>
+              <w:spacing w:line="240" w:lineRule="auto" w:after="40" w:before="40"/>
             </w:pPr>
             <w:r>
               <w:rPr>
@@ -5054,7 +5220,7 @@
           </w:tcPr>
           <w:p>
             <w:pPr>
-              <w:spacing w:line="240" w:lineRule="auto" w:after="80" w:before="80"/>
+              <w:spacing w:line="240" w:lineRule="auto" w:after="40" w:before="40"/>
               <w:jc w:val="center"/>
             </w:pPr>
             <w:r>
@@ -5073,7 +5239,7 @@
           </w:tcPr>
           <w:p>
             <w:pPr>
-              <w:spacing w:line="240" w:lineRule="auto" w:after="80" w:before="80"/>
+              <w:spacing w:line="240" w:lineRule="auto" w:after="40" w:before="40"/>
               <w:jc w:val="center"/>
             </w:pPr>
             <w:r>
@@ -5092,7 +5258,7 @@
           </w:tcPr>
           <w:p>
             <w:pPr>
-              <w:spacing w:line="240" w:lineRule="auto" w:after="80" w:before="80"/>
+              <w:spacing w:line="240" w:lineRule="auto" w:after="40" w:before="40"/>
               <w:jc w:val="center"/>
             </w:pPr>
             <w:r>
@@ -5113,7 +5279,7 @@
           </w:tcPr>
           <w:p>
             <w:pPr>
-              <w:spacing w:line="240" w:lineRule="auto" w:after="80" w:before="80"/>
+              <w:spacing w:line="240" w:lineRule="auto" w:after="40" w:before="40"/>
             </w:pPr>
             <w:r>
               <w:rPr>
@@ -5131,7 +5297,7 @@
           </w:tcPr>
           <w:p>
             <w:pPr>
-              <w:spacing w:line="240" w:lineRule="auto" w:after="80" w:before="80"/>
+              <w:spacing w:line="240" w:lineRule="auto" w:after="40" w:before="40"/>
               <w:jc w:val="center"/>
             </w:pPr>
             <w:r>
@@ -5150,7 +5316,7 @@
           </w:tcPr>
           <w:p>
             <w:pPr>
-              <w:spacing w:line="240" w:lineRule="auto" w:after="80" w:before="80"/>
+              <w:spacing w:line="240" w:lineRule="auto" w:after="40" w:before="40"/>
               <w:jc w:val="center"/>
             </w:pPr>
             <w:r>
@@ -5169,7 +5335,7 @@
           </w:tcPr>
           <w:p>
             <w:pPr>
-              <w:spacing w:line="240" w:lineRule="auto" w:after="80" w:before="80"/>
+              <w:spacing w:line="240" w:lineRule="auto" w:after="40" w:before="40"/>
               <w:jc w:val="center"/>
             </w:pPr>
             <w:r>
@@ -5190,7 +5356,7 @@
           </w:tcPr>
           <w:p>
             <w:pPr>
-              <w:spacing w:line="240" w:lineRule="auto" w:after="80" w:before="80"/>
+              <w:spacing w:line="240" w:lineRule="auto" w:after="40" w:before="40"/>
             </w:pPr>
             <w:r>
               <w:rPr>
@@ -5208,7 +5374,7 @@
           </w:tcPr>
           <w:p>
             <w:pPr>
-              <w:spacing w:line="240" w:lineRule="auto" w:after="80" w:before="80"/>
+              <w:spacing w:line="240" w:lineRule="auto" w:after="40" w:before="40"/>
               <w:jc w:val="center"/>
             </w:pPr>
             <w:r>
@@ -5227,7 +5393,7 @@
           </w:tcPr>
           <w:p>
             <w:pPr>
-              <w:spacing w:line="240" w:lineRule="auto" w:after="80" w:before="80"/>
+              <w:spacing w:line="240" w:lineRule="auto" w:after="40" w:before="40"/>
               <w:jc w:val="center"/>
             </w:pPr>
             <w:r>
@@ -5246,7 +5412,7 @@
           </w:tcPr>
           <w:p>
             <w:pPr>
-              <w:spacing w:line="240" w:lineRule="auto" w:after="80" w:before="80"/>
+              <w:spacing w:line="240" w:lineRule="auto" w:after="40" w:before="40"/>
               <w:jc w:val="center"/>
             </w:pPr>
             <w:r>
@@ -5267,7 +5433,7 @@
           </w:tcPr>
           <w:p>
             <w:pPr>
-              <w:spacing w:line="240" w:lineRule="auto" w:after="80" w:before="80"/>
+              <w:spacing w:line="240" w:lineRule="auto" w:after="40" w:before="40"/>
             </w:pPr>
             <w:r>
               <w:rPr>
@@ -5285,7 +5451,7 @@
           </w:tcPr>
           <w:p>
             <w:pPr>
-              <w:spacing w:line="240" w:lineRule="auto" w:after="80" w:before="80"/>
+              <w:spacing w:line="240" w:lineRule="auto" w:after="40" w:before="40"/>
               <w:jc w:val="center"/>
             </w:pPr>
             <w:r>
@@ -5304,7 +5470,7 @@
           </w:tcPr>
           <w:p>
             <w:pPr>
-              <w:spacing w:line="240" w:lineRule="auto" w:after="80" w:before="80"/>
+              <w:spacing w:line="240" w:lineRule="auto" w:after="40" w:before="40"/>
               <w:jc w:val="center"/>
             </w:pPr>
             <w:r>
@@ -5323,7 +5489,7 @@
           </w:tcPr>
           <w:p>
             <w:pPr>
-              <w:spacing w:line="240" w:lineRule="auto" w:after="80" w:before="80"/>
+              <w:spacing w:line="240" w:lineRule="auto" w:after="40" w:before="40"/>
               <w:jc w:val="center"/>
             </w:pPr>
             <w:r>
@@ -5344,7 +5510,7 @@
           </w:tcPr>
           <w:p>
             <w:pPr>
-              <w:spacing w:line="240" w:lineRule="auto" w:after="80" w:before="80"/>
+              <w:spacing w:line="240" w:lineRule="auto" w:after="40" w:before="40"/>
             </w:pPr>
             <w:r>
               <w:rPr>
@@ -5362,7 +5528,7 @@
           </w:tcPr>
           <w:p>
             <w:pPr>
-              <w:spacing w:line="240" w:lineRule="auto" w:after="80" w:before="80"/>
+              <w:spacing w:line="240" w:lineRule="auto" w:after="40" w:before="40"/>
               <w:jc w:val="center"/>
             </w:pPr>
             <w:r>
@@ -5381,7 +5547,7 @@
           </w:tcPr>
           <w:p>
             <w:pPr>
-              <w:spacing w:line="240" w:lineRule="auto" w:after="80" w:before="80"/>
+              <w:spacing w:line="240" w:lineRule="auto" w:after="40" w:before="40"/>
               <w:jc w:val="center"/>
             </w:pPr>
             <w:r>
@@ -5400,7 +5566,7 @@
           </w:tcPr>
           <w:p>
             <w:pPr>
-              <w:spacing w:line="240" w:lineRule="auto" w:after="80" w:before="80"/>
+              <w:spacing w:line="240" w:lineRule="auto" w:after="40" w:before="40"/>
               <w:jc w:val="center"/>
             </w:pPr>
             <w:r>
@@ -5421,7 +5587,7 @@
           </w:tcPr>
           <w:p>
             <w:pPr>
-              <w:spacing w:line="240" w:lineRule="auto" w:after="80" w:before="80"/>
+              <w:spacing w:line="240" w:lineRule="auto" w:after="40" w:before="40"/>
             </w:pPr>
             <w:r>
               <w:rPr>
@@ -5439,7 +5605,7 @@
           </w:tcPr>
           <w:p>
             <w:pPr>
-              <w:spacing w:line="240" w:lineRule="auto" w:after="80" w:before="80"/>
+              <w:spacing w:line="240" w:lineRule="auto" w:after="40" w:before="40"/>
               <w:jc w:val="center"/>
             </w:pPr>
             <w:r>
@@ -5458,7 +5624,7 @@
           </w:tcPr>
           <w:p>
             <w:pPr>
-              <w:spacing w:line="240" w:lineRule="auto" w:after="80" w:before="80"/>
+              <w:spacing w:line="240" w:lineRule="auto" w:after="40" w:before="40"/>
               <w:jc w:val="center"/>
             </w:pPr>
             <w:r>
@@ -5477,7 +5643,7 @@
           </w:tcPr>
           <w:p>
             <w:pPr>
-              <w:spacing w:line="240" w:lineRule="auto" w:after="80" w:before="80"/>
+              <w:spacing w:line="240" w:lineRule="auto" w:after="40" w:before="40"/>
               <w:jc w:val="center"/>
             </w:pPr>
             <w:r>
@@ -5498,7 +5664,7 @@
           </w:tcPr>
           <w:p>
             <w:pPr>
-              <w:spacing w:line="240" w:lineRule="auto" w:after="80" w:before="80"/>
+              <w:spacing w:line="240" w:lineRule="auto" w:after="40" w:before="40"/>
             </w:pPr>
             <w:r>
               <w:rPr>
@@ -5516,7 +5682,7 @@
           </w:tcPr>
           <w:p>
             <w:pPr>
-              <w:spacing w:line="240" w:lineRule="auto" w:after="80" w:before="80"/>
+              <w:spacing w:line="240" w:lineRule="auto" w:after="40" w:before="40"/>
               <w:jc w:val="center"/>
             </w:pPr>
             <w:r>
@@ -5535,7 +5701,7 @@
           </w:tcPr>
           <w:p>
             <w:pPr>
-              <w:spacing w:line="240" w:lineRule="auto" w:after="80" w:before="80"/>
+              <w:spacing w:line="240" w:lineRule="auto" w:after="40" w:before="40"/>
               <w:jc w:val="center"/>
             </w:pPr>
             <w:r>
@@ -5554,7 +5720,7 @@
           </w:tcPr>
           <w:p>
             <w:pPr>
-              <w:spacing w:line="240" w:lineRule="auto" w:after="80" w:before="80"/>
+              <w:spacing w:line="240" w:lineRule="auto" w:after="40" w:before="40"/>
               <w:jc w:val="center"/>
             </w:pPr>
             <w:r>
@@ -5575,7 +5741,7 @@
           </w:tcPr>
           <w:p>
             <w:pPr>
-              <w:spacing w:line="240" w:lineRule="auto" w:after="80" w:before="80"/>
+              <w:spacing w:line="240" w:lineRule="auto" w:after="40" w:before="40"/>
             </w:pPr>
             <w:r>
               <w:rPr>
@@ -5593,7 +5759,7 @@
           </w:tcPr>
           <w:p>
             <w:pPr>
-              <w:spacing w:line="240" w:lineRule="auto" w:after="80" w:before="80"/>
+              <w:spacing w:line="240" w:lineRule="auto" w:after="40" w:before="40"/>
               <w:jc w:val="center"/>
             </w:pPr>
             <w:r>
@@ -5612,7 +5778,7 @@
           </w:tcPr>
           <w:p>
             <w:pPr>
-              <w:spacing w:line="240" w:lineRule="auto" w:after="80" w:before="80"/>
+              <w:spacing w:line="240" w:lineRule="auto" w:after="40" w:before="40"/>
               <w:jc w:val="center"/>
             </w:pPr>
             <w:r>
@@ -5631,7 +5797,7 @@
           </w:tcPr>
           <w:p>
             <w:pPr>
-              <w:spacing w:line="240" w:lineRule="auto" w:after="80" w:before="80"/>
+              <w:spacing w:line="240" w:lineRule="auto" w:after="40" w:before="40"/>
               <w:jc w:val="center"/>
             </w:pPr>
             <w:r>
@@ -5652,7 +5818,7 @@
           </w:tcPr>
           <w:p>
             <w:pPr>
-              <w:spacing w:line="240" w:lineRule="auto" w:after="80" w:before="80"/>
+              <w:spacing w:line="240" w:lineRule="auto" w:after="40" w:before="40"/>
             </w:pPr>
             <w:r>
               <w:rPr>
@@ -5670,7 +5836,7 @@
           </w:tcPr>
           <w:p>
             <w:pPr>
-              <w:spacing w:line="240" w:lineRule="auto" w:after="80" w:before="80"/>
+              <w:spacing w:line="240" w:lineRule="auto" w:after="40" w:before="40"/>
               <w:jc w:val="center"/>
             </w:pPr>
             <w:r>
@@ -5689,7 +5855,7 @@
           </w:tcPr>
           <w:p>
             <w:pPr>
-              <w:spacing w:line="240" w:lineRule="auto" w:after="80" w:before="80"/>
+              <w:spacing w:line="240" w:lineRule="auto" w:after="40" w:before="40"/>
               <w:jc w:val="center"/>
             </w:pPr>
             <w:r>
@@ -5708,7 +5874,7 @@
           </w:tcPr>
           <w:p>
             <w:pPr>
-              <w:spacing w:line="240" w:lineRule="auto" w:after="80" w:before="80"/>
+              <w:spacing w:line="240" w:lineRule="auto" w:after="40" w:before="40"/>
               <w:jc w:val="center"/>
             </w:pPr>
             <w:r>
@@ -5729,7 +5895,7 @@
           </w:tcPr>
           <w:p>
             <w:pPr>
-              <w:spacing w:line="240" w:lineRule="auto" w:after="80" w:before="80"/>
+              <w:spacing w:line="240" w:lineRule="auto" w:after="40" w:before="40"/>
             </w:pPr>
             <w:r>
               <w:rPr>
@@ -5747,7 +5913,7 @@
           </w:tcPr>
           <w:p>
             <w:pPr>
-              <w:spacing w:line="240" w:lineRule="auto" w:after="80" w:before="80"/>
+              <w:spacing w:line="240" w:lineRule="auto" w:after="40" w:before="40"/>
               <w:jc w:val="center"/>
             </w:pPr>
             <w:r>
@@ -5766,7 +5932,7 @@
           </w:tcPr>
           <w:p>
             <w:pPr>
-              <w:spacing w:line="240" w:lineRule="auto" w:after="80" w:before="80"/>
+              <w:spacing w:line="240" w:lineRule="auto" w:after="40" w:before="40"/>
               <w:jc w:val="center"/>
             </w:pPr>
             <w:r>
@@ -5785,7 +5951,7 @@
           </w:tcPr>
           <w:p>
             <w:pPr>
-              <w:spacing w:line="240" w:lineRule="auto" w:after="80" w:before="80"/>
+              <w:spacing w:line="240" w:lineRule="auto" w:after="40" w:before="40"/>
               <w:jc w:val="center"/>
             </w:pPr>
             <w:r>
@@ -5806,7 +5972,7 @@
           </w:tcPr>
           <w:p>
             <w:pPr>
-              <w:spacing w:line="240" w:lineRule="auto" w:after="80" w:before="80"/>
+              <w:spacing w:line="240" w:lineRule="auto" w:after="40" w:before="40"/>
             </w:pPr>
             <w:r>
               <w:rPr>
@@ -5824,7 +5990,7 @@
           </w:tcPr>
           <w:p>
             <w:pPr>
-              <w:spacing w:line="240" w:lineRule="auto" w:after="80" w:before="80"/>
+              <w:spacing w:line="240" w:lineRule="auto" w:after="40" w:before="40"/>
               <w:jc w:val="center"/>
             </w:pPr>
             <w:r>
@@ -5843,7 +6009,7 @@
           </w:tcPr>
           <w:p>
             <w:pPr>
-              <w:spacing w:line="240" w:lineRule="auto" w:after="80" w:before="80"/>
+              <w:spacing w:line="240" w:lineRule="auto" w:after="40" w:before="40"/>
               <w:jc w:val="center"/>
             </w:pPr>
             <w:r>
@@ -5862,7 +6028,7 @@
           </w:tcPr>
           <w:p>
             <w:pPr>
-              <w:spacing w:line="240" w:lineRule="auto" w:after="80" w:before="80"/>
+              <w:spacing w:line="240" w:lineRule="auto" w:after="40" w:before="40"/>
               <w:jc w:val="center"/>
             </w:pPr>
             <w:r>
@@ -5883,7 +6049,7 @@
           </w:tcPr>
           <w:p>
             <w:pPr>
-              <w:spacing w:line="240" w:lineRule="auto" w:after="80" w:before="80"/>
+              <w:spacing w:line="240" w:lineRule="auto" w:after="40" w:before="40"/>
             </w:pPr>
             <w:r>
               <w:rPr>
@@ -5901,7 +6067,7 @@
           </w:tcPr>
           <w:p>
             <w:pPr>
-              <w:spacing w:line="240" w:lineRule="auto" w:after="80" w:before="80"/>
+              <w:spacing w:line="240" w:lineRule="auto" w:after="40" w:before="40"/>
               <w:jc w:val="center"/>
             </w:pPr>
             <w:r>
@@ -5920,7 +6086,7 @@
           </w:tcPr>
           <w:p>
             <w:pPr>
-              <w:spacing w:line="240" w:lineRule="auto" w:after="80" w:before="80"/>
+              <w:spacing w:line="240" w:lineRule="auto" w:after="40" w:before="40"/>
               <w:jc w:val="center"/>
             </w:pPr>
             <w:r>
@@ -5939,7 +6105,7 @@
           </w:tcPr>
           <w:p>
             <w:pPr>
-              <w:spacing w:line="240" w:lineRule="auto" w:after="80" w:before="80"/>
+              <w:spacing w:line="240" w:lineRule="auto" w:after="40" w:before="40"/>
               <w:jc w:val="center"/>
             </w:pPr>
             <w:r>
@@ -5960,7 +6126,7 @@
           </w:tcPr>
           <w:p>
             <w:pPr>
-              <w:spacing w:line="240" w:lineRule="auto" w:after="80" w:before="80"/>
+              <w:spacing w:line="240" w:lineRule="auto" w:after="40" w:before="40"/>
             </w:pPr>
             <w:r>
               <w:rPr>
@@ -5978,7 +6144,7 @@
           </w:tcPr>
           <w:p>
             <w:pPr>
-              <w:spacing w:line="240" w:lineRule="auto" w:after="80" w:before="80"/>
+              <w:spacing w:line="240" w:lineRule="auto" w:after="40" w:before="40"/>
               <w:jc w:val="center"/>
             </w:pPr>
             <w:r>
@@ -5997,7 +6163,7 @@
           </w:tcPr>
           <w:p>
             <w:pPr>
-              <w:spacing w:line="240" w:lineRule="auto" w:after="80" w:before="80"/>
+              <w:spacing w:line="240" w:lineRule="auto" w:after="40" w:before="40"/>
               <w:jc w:val="center"/>
             </w:pPr>
             <w:r>
@@ -6016,7 +6182,7 @@
           </w:tcPr>
           <w:p>
             <w:pPr>
-              <w:spacing w:line="240" w:lineRule="auto" w:after="80" w:before="80"/>
+              <w:spacing w:line="240" w:lineRule="auto" w:after="40" w:before="40"/>
               <w:jc w:val="center"/>
             </w:pPr>
             <w:r>
@@ -6037,7 +6203,7 @@
           </w:tcPr>
           <w:p>
             <w:pPr>
-              <w:spacing w:line="240" w:lineRule="auto" w:after="80" w:before="80"/>
+              <w:spacing w:line="240" w:lineRule="auto" w:after="40" w:before="40"/>
             </w:pPr>
             <w:r>
               <w:rPr>
@@ -6055,7 +6221,7 @@
           </w:tcPr>
           <w:p>
             <w:pPr>
-              <w:spacing w:line="240" w:lineRule="auto" w:after="80" w:before="80"/>
+              <w:spacing w:line="240" w:lineRule="auto" w:after="40" w:before="40"/>
               <w:jc w:val="center"/>
             </w:pPr>
             <w:r>
@@ -6074,7 +6240,7 @@
           </w:tcPr>
           <w:p>
             <w:pPr>
-              <w:spacing w:line="240" w:lineRule="auto" w:after="80" w:before="80"/>
+              <w:spacing w:line="240" w:lineRule="auto" w:after="40" w:before="40"/>
               <w:jc w:val="center"/>
             </w:pPr>
             <w:r>
@@ -6093,7 +6259,7 @@
           </w:tcPr>
           <w:p>
             <w:pPr>
-              <w:spacing w:line="240" w:lineRule="auto" w:after="80" w:before="80"/>
+              <w:spacing w:line="240" w:lineRule="auto" w:after="40" w:before="40"/>
               <w:jc w:val="center"/>
             </w:pPr>
             <w:r>
@@ -6114,7 +6280,7 @@
           </w:tcPr>
           <w:p>
             <w:pPr>
-              <w:spacing w:line="240" w:lineRule="auto" w:after="80" w:before="80"/>
+              <w:spacing w:line="240" w:lineRule="auto" w:after="40" w:before="40"/>
             </w:pPr>
             <w:r>
               <w:rPr>
@@ -6132,7 +6298,7 @@
           </w:tcPr>
           <w:p>
             <w:pPr>
-              <w:spacing w:line="240" w:lineRule="auto" w:after="80" w:before="80"/>
+              <w:spacing w:line="240" w:lineRule="auto" w:after="40" w:before="40"/>
               <w:jc w:val="center"/>
             </w:pPr>
             <w:r>
@@ -6151,7 +6317,7 @@
           </w:tcPr>
           <w:p>
             <w:pPr>
-              <w:spacing w:line="240" w:lineRule="auto" w:after="80" w:before="80"/>
+              <w:spacing w:line="240" w:lineRule="auto" w:after="40" w:before="40"/>
               <w:jc w:val="center"/>
             </w:pPr>
             <w:r>
@@ -6170,7 +6336,7 @@
           </w:tcPr>
           <w:p>
             <w:pPr>
-              <w:spacing w:line="240" w:lineRule="auto" w:after="80" w:before="80"/>
+              <w:spacing w:line="240" w:lineRule="auto" w:after="40" w:before="40"/>
               <w:jc w:val="center"/>
             </w:pPr>
             <w:r>
@@ -6191,7 +6357,7 @@
           </w:tcPr>
           <w:p>
             <w:pPr>
-              <w:spacing w:line="240" w:lineRule="auto" w:after="80" w:before="80"/>
+              <w:spacing w:line="240" w:lineRule="auto" w:after="40" w:before="40"/>
             </w:pPr>
             <w:r>
               <w:rPr>
@@ -6209,7 +6375,7 @@
           </w:tcPr>
           <w:p>
             <w:pPr>
-              <w:spacing w:line="240" w:lineRule="auto" w:after="80" w:before="80"/>
+              <w:spacing w:line="240" w:lineRule="auto" w:after="40" w:before="40"/>
               <w:jc w:val="center"/>
             </w:pPr>
             <w:r>
@@ -6228,7 +6394,7 @@
           </w:tcPr>
           <w:p>
             <w:pPr>
-              <w:spacing w:line="240" w:lineRule="auto" w:after="80" w:before="80"/>
+              <w:spacing w:line="240" w:lineRule="auto" w:after="40" w:before="40"/>
               <w:jc w:val="center"/>
             </w:pPr>
             <w:r>
@@ -6247,7 +6413,7 @@
           </w:tcPr>
           <w:p>
             <w:pPr>
-              <w:spacing w:line="240" w:lineRule="auto" w:after="80" w:before="80"/>
+              <w:spacing w:line="240" w:lineRule="auto" w:after="40" w:before="40"/>
               <w:jc w:val="center"/>
             </w:pPr>
             <w:r>
@@ -6268,7 +6434,7 @@
           </w:tcPr>
           <w:p>
             <w:pPr>
-              <w:spacing w:line="240" w:lineRule="auto" w:after="80" w:before="80"/>
+              <w:spacing w:line="240" w:lineRule="auto" w:after="40" w:before="40"/>
             </w:pPr>
             <w:r>
               <w:rPr>
@@ -6286,7 +6452,7 @@
           </w:tcPr>
           <w:p>
             <w:pPr>
-              <w:spacing w:line="240" w:lineRule="auto" w:after="80" w:before="80"/>
+              <w:spacing w:line="240" w:lineRule="auto" w:after="40" w:before="40"/>
               <w:jc w:val="center"/>
             </w:pPr>
             <w:r>
@@ -6305,7 +6471,7 @@
           </w:tcPr>
           <w:p>
             <w:pPr>
-              <w:spacing w:line="240" w:lineRule="auto" w:after="80" w:before="80"/>
+              <w:spacing w:line="240" w:lineRule="auto" w:after="40" w:before="40"/>
               <w:jc w:val="center"/>
             </w:pPr>
             <w:r>
@@ -6324,7 +6490,7 @@
           </w:tcPr>
           <w:p>
             <w:pPr>
-              <w:spacing w:line="240" w:lineRule="auto" w:after="80" w:before="80"/>
+              <w:spacing w:line="240" w:lineRule="auto" w:after="40" w:before="40"/>
               <w:jc w:val="center"/>
             </w:pPr>
             <w:r>
@@ -6345,7 +6511,7 @@
           </w:tcPr>
           <w:p>
             <w:pPr>
-              <w:spacing w:line="240" w:lineRule="auto" w:after="80" w:before="80"/>
+              <w:spacing w:line="240" w:lineRule="auto" w:after="40" w:before="40"/>
             </w:pPr>
             <w:r>
               <w:rPr>
@@ -6363,7 +6529,7 @@
           </w:tcPr>
           <w:p>
             <w:pPr>
-              <w:spacing w:line="240" w:lineRule="auto" w:after="80" w:before="80"/>
+              <w:spacing w:line="240" w:lineRule="auto" w:after="40" w:before="40"/>
               <w:jc w:val="center"/>
             </w:pPr>
             <w:r>
@@ -6382,7 +6548,7 @@
           </w:tcPr>
           <w:p>
             <w:pPr>
-              <w:spacing w:line="240" w:lineRule="auto" w:after="80" w:before="80"/>
+              <w:spacing w:line="240" w:lineRule="auto" w:after="40" w:before="40"/>
               <w:jc w:val="center"/>
             </w:pPr>
             <w:r>
@@ -6401,7 +6567,7 @@
           </w:tcPr>
           <w:p>
             <w:pPr>
-              <w:spacing w:line="240" w:lineRule="auto" w:after="80" w:before="80"/>
+              <w:spacing w:line="240" w:lineRule="auto" w:after="40" w:before="40"/>
               <w:jc w:val="center"/>
             </w:pPr>
             <w:r>
@@ -6422,7 +6588,7 @@
           </w:tcPr>
           <w:p>
             <w:pPr>
-              <w:spacing w:line="240" w:lineRule="auto" w:after="80" w:before="80"/>
+              <w:spacing w:line="240" w:lineRule="auto" w:after="40" w:before="40"/>
             </w:pPr>
             <w:r>
               <w:rPr>
@@ -6440,7 +6606,7 @@
           </w:tcPr>
           <w:p>
             <w:pPr>
-              <w:spacing w:line="240" w:lineRule="auto" w:after="80" w:before="80"/>
+              <w:spacing w:line="240" w:lineRule="auto" w:after="40" w:before="40"/>
               <w:jc w:val="center"/>
             </w:pPr>
             <w:r>
@@ -6459,7 +6625,7 @@
           </w:tcPr>
           <w:p>
             <w:pPr>
-              <w:spacing w:line="240" w:lineRule="auto" w:after="80" w:before="80"/>
+              <w:spacing w:line="240" w:lineRule="auto" w:after="40" w:before="40"/>
               <w:jc w:val="center"/>
             </w:pPr>
             <w:r>
@@ -6478,7 +6644,7 @@
           </w:tcPr>
           <w:p>
             <w:pPr>
-              <w:spacing w:line="240" w:lineRule="auto" w:after="80" w:before="80"/>
+              <w:spacing w:line="240" w:lineRule="auto" w:after="40" w:before="40"/>
               <w:jc w:val="center"/>
             </w:pPr>
             <w:r>
@@ -6499,7 +6665,7 @@
           </w:tcPr>
           <w:p>
             <w:pPr>
-              <w:spacing w:line="240" w:lineRule="auto" w:after="80" w:before="80"/>
+              <w:spacing w:line="240" w:lineRule="auto" w:after="40" w:before="40"/>
             </w:pPr>
             <w:r>
               <w:rPr>
@@ -6517,7 +6683,7 @@
           </w:tcPr>
           <w:p>
             <w:pPr>
-              <w:spacing w:line="240" w:lineRule="auto" w:after="80" w:before="80"/>
+              <w:spacing w:line="240" w:lineRule="auto" w:after="40" w:before="40"/>
               <w:jc w:val="center"/>
             </w:pPr>
             <w:r>
@@ -6536,7 +6702,7 @@
           </w:tcPr>
           <w:p>
             <w:pPr>
-              <w:spacing w:line="240" w:lineRule="auto" w:after="80" w:before="80"/>
+              <w:spacing w:line="240" w:lineRule="auto" w:after="40" w:before="40"/>
               <w:jc w:val="center"/>
             </w:pPr>
             <w:r>
@@ -6555,7 +6721,7 @@
           </w:tcPr>
           <w:p>
             <w:pPr>
-              <w:spacing w:line="240" w:lineRule="auto" w:after="80" w:before="80"/>
+              <w:spacing w:line="240" w:lineRule="auto" w:after="40" w:before="40"/>
               <w:jc w:val="center"/>
             </w:pPr>
             <w:r>
@@ -6576,7 +6742,7 @@
           </w:tcPr>
           <w:p>
             <w:pPr>
-              <w:spacing w:line="240" w:lineRule="auto" w:after="80" w:before="80"/>
+              <w:spacing w:line="240" w:lineRule="auto" w:after="40" w:before="40"/>
             </w:pPr>
             <w:r>
               <w:rPr>
@@ -6594,7 +6760,7 @@
           </w:tcPr>
           <w:p>
             <w:pPr>
-              <w:spacing w:line="240" w:lineRule="auto" w:after="80" w:before="80"/>
+              <w:spacing w:line="240" w:lineRule="auto" w:after="40" w:before="40"/>
               <w:jc w:val="center"/>
             </w:pPr>
             <w:r>
@@ -6613,7 +6779,7 @@
           </w:tcPr>
           <w:p>
             <w:pPr>
-              <w:spacing w:line="240" w:lineRule="auto" w:after="80" w:before="80"/>
+              <w:spacing w:line="240" w:lineRule="auto" w:after="40" w:before="40"/>
               <w:jc w:val="center"/>
             </w:pPr>
             <w:r>
@@ -6632,7 +6798,7 @@
           </w:tcPr>
           <w:p>
             <w:pPr>
-              <w:spacing w:line="240" w:lineRule="auto" w:after="80" w:before="80"/>
+              <w:spacing w:line="240" w:lineRule="auto" w:after="40" w:before="40"/>
               <w:jc w:val="center"/>
             </w:pPr>
             <w:r>
@@ -6653,7 +6819,7 @@
           </w:tcPr>
           <w:p>
             <w:pPr>
-              <w:spacing w:line="240" w:lineRule="auto" w:after="80" w:before="80"/>
+              <w:spacing w:line="240" w:lineRule="auto" w:after="40" w:before="40"/>
             </w:pPr>
             <w:r>
               <w:rPr>
@@ -6671,7 +6837,7 @@
           </w:tcPr>
           <w:p>
             <w:pPr>
-              <w:spacing w:line="240" w:lineRule="auto" w:after="80" w:before="80"/>
+              <w:spacing w:line="240" w:lineRule="auto" w:after="40" w:before="40"/>
               <w:jc w:val="center"/>
             </w:pPr>
             <w:r>
@@ -6690,7 +6856,7 @@
           </w:tcPr>
           <w:p>
             <w:pPr>
-              <w:spacing w:line="240" w:lineRule="auto" w:after="80" w:before="80"/>
+              <w:spacing w:line="240" w:lineRule="auto" w:after="40" w:before="40"/>
               <w:jc w:val="center"/>
             </w:pPr>
             <w:r>
@@ -6709,7 +6875,7 @@
           </w:tcPr>
           <w:p>
             <w:pPr>
-              <w:spacing w:line="240" w:lineRule="auto" w:after="80" w:before="80"/>
+              <w:spacing w:line="240" w:lineRule="auto" w:after="40" w:before="40"/>
               <w:jc w:val="center"/>
             </w:pPr>
             <w:r>
@@ -6730,7 +6896,7 @@
           </w:tcPr>
           <w:p>
             <w:pPr>
-              <w:spacing w:line="240" w:lineRule="auto" w:after="80" w:before="80"/>
+              <w:spacing w:line="240" w:lineRule="auto" w:after="40" w:before="40"/>
             </w:pPr>
             <w:r>
               <w:rPr>
@@ -6748,7 +6914,7 @@
           </w:tcPr>
           <w:p>
             <w:pPr>
-              <w:spacing w:line="240" w:lineRule="auto" w:after="80" w:before="80"/>
+              <w:spacing w:line="240" w:lineRule="auto" w:after="40" w:before="40"/>
               <w:jc w:val="center"/>
             </w:pPr>
             <w:r>
@@ -6767,7 +6933,7 @@
           </w:tcPr>
           <w:p>
             <w:pPr>
-              <w:spacing w:line="240" w:lineRule="auto" w:after="80" w:before="80"/>
+              <w:spacing w:line="240" w:lineRule="auto" w:after="40" w:before="40"/>
               <w:jc w:val="center"/>
             </w:pPr>
             <w:r>
@@ -6786,7 +6952,7 @@
           </w:tcPr>
           <w:p>
             <w:pPr>
-              <w:spacing w:line="240" w:lineRule="auto" w:after="80" w:before="80"/>
+              <w:spacing w:line="240" w:lineRule="auto" w:after="40" w:before="40"/>
               <w:jc w:val="center"/>
             </w:pPr>
             <w:r>
@@ -6807,7 +6973,7 @@
           </w:tcPr>
           <w:p>
             <w:pPr>
-              <w:spacing w:line="240" w:lineRule="auto" w:after="80" w:before="80"/>
+              <w:spacing w:line="240" w:lineRule="auto" w:after="40" w:before="40"/>
             </w:pPr>
             <w:r>
               <w:rPr>
@@ -6825,7 +6991,7 @@
           </w:tcPr>
           <w:p>
             <w:pPr>
-              <w:spacing w:line="240" w:lineRule="auto" w:after="80" w:before="80"/>
+              <w:spacing w:line="240" w:lineRule="auto" w:after="40" w:before="40"/>
               <w:jc w:val="center"/>
             </w:pPr>
             <w:r>
@@ -6844,7 +7010,7 @@
           </w:tcPr>
           <w:p>
             <w:pPr>
-              <w:spacing w:line="240" w:lineRule="auto" w:after="80" w:before="80"/>
+              <w:spacing w:line="240" w:lineRule="auto" w:after="40" w:before="40"/>
               <w:jc w:val="center"/>
             </w:pPr>
             <w:r>
@@ -6863,7 +7029,7 @@
           </w:tcPr>
           <w:p>
             <w:pPr>
-              <w:spacing w:line="240" w:lineRule="auto" w:after="80" w:before="80"/>
+              <w:spacing w:line="240" w:lineRule="auto" w:after="40" w:before="40"/>
               <w:jc w:val="center"/>
             </w:pPr>
             <w:r>
@@ -6884,7 +7050,7 @@
           </w:tcPr>
           <w:p>
             <w:pPr>
-              <w:spacing w:line="240" w:lineRule="auto" w:after="80" w:before="80"/>
+              <w:spacing w:line="240" w:lineRule="auto" w:after="40" w:before="40"/>
             </w:pPr>
             <w:r>
               <w:rPr>
@@ -6902,7 +7068,7 @@
           </w:tcPr>
           <w:p>
             <w:pPr>
-              <w:spacing w:line="240" w:lineRule="auto" w:after="80" w:before="80"/>
+              <w:spacing w:line="240" w:lineRule="auto" w:after="40" w:before="40"/>
               <w:jc w:val="center"/>
             </w:pPr>
             <w:r>
@@ -6921,7 +7087,7 @@
           </w:tcPr>
           <w:p>
             <w:pPr>
-              <w:spacing w:line="240" w:lineRule="auto" w:after="80" w:before="80"/>
+              <w:spacing w:line="240" w:lineRule="auto" w:after="40" w:before="40"/>
               <w:jc w:val="center"/>
             </w:pPr>
             <w:r>
@@ -6940,7 +7106,7 @@
           </w:tcPr>
           <w:p>
             <w:pPr>
-              <w:spacing w:line="240" w:lineRule="auto" w:after="80" w:before="80"/>
+              <w:spacing w:line="240" w:lineRule="auto" w:after="40" w:before="40"/>
               <w:jc w:val="center"/>
             </w:pPr>
             <w:r>
@@ -6954,18 +7120,30 @@
         </w:tc>
       </w:tr>
     </w:tbl>
-    <w:p/>
     <w:p>
+      <w:pPr>
+        <w:spacing w:line="276" w:lineRule="auto" w:after="120"/>
+      </w:pPr>
       <w:r>
-        <w:t>Cells are unweighted n (survey-weighted column percentage). Income counts are averages across ten imputations and may be fractional. Unknown values remain in column denominators. Categories within each variable sum to approximately 100% because of rounding. FPL, federal poverty level. AIAN, American Indian or Alaska Native. The race/Hispanic-origin categories follow the published public-use recode.</w:t>
+        <w:rPr>
+          <w:sz w:val="18"/>
+        </w:rPr>
+        <w:t>Values are unweighted number (survey-weighted column percentage). Income counts are averaged across the ten NCHS imputations and may be fractional. Unknown values are retained in denominators; percentages within a variable may not sum to 100 because of rounding. FPL indicates federal poverty level; NHIS, National Health Interview Survey. AIAN, American Indian or Alaska Native. The race/Hispanic-origin categories follow the published public-use recode.</w:t>
       </w:r>
     </w:p>
     <w:p>
       <w:pPr>
-        <w:pStyle w:val="Heading2"/>
+        <w:keepNext/>
+        <w:spacing w:line="276" w:lineRule="auto" w:before="240" w:after="80"/>
       </w:pPr>
       <w:r>
-        <w:t>Table S4 Pooled component prevalence</w:t>
+        <w:rPr>
+          <w:b/>
+        </w:rPr>
+        <w:t xml:space="preserve">Table S4. </w:t>
+      </w:r>
+      <w:r>
+        <w:t>Pooled prevalence of the composite outcome and each component barrier, 2019–2025</w:t>
       </w:r>
     </w:p>
     <w:tbl>
@@ -6975,12 +7153,12 @@
         <w:tblLayout w:type="fixed"/>
         <w:tblLook w:firstColumn="1" w:firstRow="1" w:lastColumn="0" w:lastRow="0" w:noHBand="0" w:noVBand="1" w:val="04A0"/>
         <w:tblBorders>
-          <w:top w:val="single" w:sz="4" w:color="D9D9D9"/>
-          <w:left w:val="single" w:sz="4" w:color="D9D9D9"/>
-          <w:bottom w:val="single" w:sz="4" w:color="D9D9D9"/>
-          <w:right w:val="single" w:sz="4" w:color="D9D9D9"/>
-          <w:insideH w:val="single" w:sz="4" w:color="D9D9D9"/>
-          <w:insideV w:val="single" w:sz="4" w:color="D9D9D9"/>
+          <w:top w:val="single" w:sz="8" w:color="000000"/>
+          <w:bottom w:val="single" w:sz="8" w:color="000000"/>
+          <w:insideH w:val="single" w:sz="4" w:color="BFBFBF"/>
+          <w:left w:val="nil"/>
+          <w:right w:val="nil"/>
+          <w:insideV w:val="nil"/>
         </w:tblBorders>
       </w:tblPr>
       <w:tblGrid>
@@ -6997,11 +7175,13 @@
           <w:tcPr>
             <w:tcW w:type="dxa" w:w="3888"/>
             <w:vAlign w:val="center"/>
-            <w:shd w:fill="E8EFF4"/>
-          </w:tcPr>
-          <w:p>
-            <w:pPr>
-              <w:spacing w:line="240" w:lineRule="auto" w:after="80" w:before="80"/>
+            <w:tcBorders>
+              <w:bottom w:val="single" w:sz="6" w:color="000000"/>
+            </w:tcBorders>
+          </w:tcPr>
+          <w:p>
+            <w:pPr>
+              <w:spacing w:line="240" w:lineRule="auto" w:after="40" w:before="40"/>
             </w:pPr>
             <w:r>
               <w:rPr>
@@ -7016,11 +7196,13 @@
           <w:tcPr>
             <w:tcW w:type="dxa" w:w="1824"/>
             <w:vAlign w:val="center"/>
-            <w:shd w:fill="E8EFF4"/>
-          </w:tcPr>
-          <w:p>
-            <w:pPr>
-              <w:spacing w:line="240" w:lineRule="auto" w:after="80" w:before="80"/>
+            <w:tcBorders>
+              <w:bottom w:val="single" w:sz="6" w:color="000000"/>
+            </w:tcBorders>
+          </w:tcPr>
+          <w:p>
+            <w:pPr>
+              <w:spacing w:line="240" w:lineRule="auto" w:after="40" w:before="40"/>
               <w:jc w:val="center"/>
             </w:pPr>
             <w:r>
@@ -7028,7 +7210,7 @@
                 <w:b/>
                 <w:sz w:val="18"/>
               </w:rPr>
-              <w:t>Observed n</w:t>
+              <w:t>No. with observed outcome</w:t>
             </w:r>
           </w:p>
         </w:tc>
@@ -7036,11 +7218,13 @@
           <w:tcPr>
             <w:tcW w:type="dxa" w:w="1824"/>
             <w:vAlign w:val="center"/>
-            <w:shd w:fill="E8EFF4"/>
-          </w:tcPr>
-          <w:p>
-            <w:pPr>
-              <w:spacing w:line="240" w:lineRule="auto" w:after="80" w:before="80"/>
+            <w:tcBorders>
+              <w:bottom w:val="single" w:sz="6" w:color="000000"/>
+            </w:tcBorders>
+          </w:tcPr>
+          <w:p>
+            <w:pPr>
+              <w:spacing w:line="240" w:lineRule="auto" w:after="40" w:before="40"/>
               <w:jc w:val="center"/>
             </w:pPr>
             <w:r>
@@ -7048,7 +7232,7 @@
                 <w:b/>
                 <w:sz w:val="18"/>
               </w:rPr>
-              <w:t>Events</w:t>
+              <w:t>No. with barrier</w:t>
             </w:r>
           </w:p>
         </w:tc>
@@ -7056,11 +7240,13 @@
           <w:tcPr>
             <w:tcW w:type="dxa" w:w="1824"/>
             <w:vAlign w:val="center"/>
-            <w:shd w:fill="E8EFF4"/>
-          </w:tcPr>
-          <w:p>
-            <w:pPr>
-              <w:spacing w:line="240" w:lineRule="auto" w:after="80" w:before="80"/>
+            <w:tcBorders>
+              <w:bottom w:val="single" w:sz="6" w:color="000000"/>
+            </w:tcBorders>
+          </w:tcPr>
+          <w:p>
+            <w:pPr>
+              <w:spacing w:line="240" w:lineRule="auto" w:after="40" w:before="40"/>
               <w:jc w:val="center"/>
             </w:pPr>
             <w:r>
@@ -7068,7 +7254,7 @@
                 <w:b/>
                 <w:sz w:val="18"/>
               </w:rPr>
-              <w:t>Weighted % (95% CI)</w:t>
+              <w:t>Prevalence, % (95% CI)</w:t>
             </w:r>
           </w:p>
         </w:tc>
@@ -7081,7 +7267,7 @@
           </w:tcPr>
           <w:p>
             <w:pPr>
-              <w:spacing w:line="240" w:lineRule="auto" w:after="80" w:before="80"/>
+              <w:spacing w:line="240" w:lineRule="auto" w:after="40" w:before="40"/>
             </w:pPr>
             <w:r>
               <w:rPr>
@@ -7099,7 +7285,7 @@
           </w:tcPr>
           <w:p>
             <w:pPr>
-              <w:spacing w:line="240" w:lineRule="auto" w:after="80" w:before="80"/>
+              <w:spacing w:line="240" w:lineRule="auto" w:after="40" w:before="40"/>
               <w:jc w:val="center"/>
             </w:pPr>
             <w:r>
@@ -7118,7 +7304,7 @@
           </w:tcPr>
           <w:p>
             <w:pPr>
-              <w:spacing w:line="240" w:lineRule="auto" w:after="80" w:before="80"/>
+              <w:spacing w:line="240" w:lineRule="auto" w:after="40" w:before="40"/>
               <w:jc w:val="center"/>
             </w:pPr>
             <w:r>
@@ -7137,7 +7323,7 @@
           </w:tcPr>
           <w:p>
             <w:pPr>
-              <w:spacing w:line="240" w:lineRule="auto" w:after="80" w:before="80"/>
+              <w:spacing w:line="240" w:lineRule="auto" w:after="40" w:before="40"/>
               <w:jc w:val="center"/>
             </w:pPr>
             <w:r>
@@ -7158,7 +7344,7 @@
           </w:tcPr>
           <w:p>
             <w:pPr>
-              <w:spacing w:line="240" w:lineRule="auto" w:after="80" w:before="80"/>
+              <w:spacing w:line="240" w:lineRule="auto" w:after="40" w:before="40"/>
             </w:pPr>
             <w:r>
               <w:rPr>
@@ -7176,7 +7362,7 @@
           </w:tcPr>
           <w:p>
             <w:pPr>
-              <w:spacing w:line="240" w:lineRule="auto" w:after="80" w:before="80"/>
+              <w:spacing w:line="240" w:lineRule="auto" w:after="40" w:before="40"/>
               <w:jc w:val="center"/>
             </w:pPr>
             <w:r>
@@ -7195,7 +7381,7 @@
           </w:tcPr>
           <w:p>
             <w:pPr>
-              <w:spacing w:line="240" w:lineRule="auto" w:after="80" w:before="80"/>
+              <w:spacing w:line="240" w:lineRule="auto" w:after="40" w:before="40"/>
               <w:jc w:val="center"/>
             </w:pPr>
             <w:r>
@@ -7214,7 +7400,7 @@
           </w:tcPr>
           <w:p>
             <w:pPr>
-              <w:spacing w:line="240" w:lineRule="auto" w:after="80" w:before="80"/>
+              <w:spacing w:line="240" w:lineRule="auto" w:after="40" w:before="40"/>
               <w:jc w:val="center"/>
             </w:pPr>
             <w:r>
@@ -7235,7 +7421,7 @@
           </w:tcPr>
           <w:p>
             <w:pPr>
-              <w:spacing w:line="240" w:lineRule="auto" w:after="80" w:before="80"/>
+              <w:spacing w:line="240" w:lineRule="auto" w:after="40" w:before="40"/>
             </w:pPr>
             <w:r>
               <w:rPr>
@@ -7253,7 +7439,7 @@
           </w:tcPr>
           <w:p>
             <w:pPr>
-              <w:spacing w:line="240" w:lineRule="auto" w:after="80" w:before="80"/>
+              <w:spacing w:line="240" w:lineRule="auto" w:after="40" w:before="40"/>
               <w:jc w:val="center"/>
             </w:pPr>
             <w:r>
@@ -7272,7 +7458,7 @@
           </w:tcPr>
           <w:p>
             <w:pPr>
-              <w:spacing w:line="240" w:lineRule="auto" w:after="80" w:before="80"/>
+              <w:spacing w:line="240" w:lineRule="auto" w:after="40" w:before="40"/>
               <w:jc w:val="center"/>
             </w:pPr>
             <w:r>
@@ -7291,7 +7477,7 @@
           </w:tcPr>
           <w:p>
             <w:pPr>
-              <w:spacing w:line="240" w:lineRule="auto" w:after="80" w:before="80"/>
+              <w:spacing w:line="240" w:lineRule="auto" w:after="40" w:before="40"/>
               <w:jc w:val="center"/>
             </w:pPr>
             <w:r>
@@ -7312,7 +7498,7 @@
           </w:tcPr>
           <w:p>
             <w:pPr>
-              <w:spacing w:line="240" w:lineRule="auto" w:after="80" w:before="80"/>
+              <w:spacing w:line="240" w:lineRule="auto" w:after="40" w:before="40"/>
             </w:pPr>
             <w:r>
               <w:rPr>
@@ -7330,7 +7516,7 @@
           </w:tcPr>
           <w:p>
             <w:pPr>
-              <w:spacing w:line="240" w:lineRule="auto" w:after="80" w:before="80"/>
+              <w:spacing w:line="240" w:lineRule="auto" w:after="40" w:before="40"/>
               <w:jc w:val="center"/>
             </w:pPr>
             <w:r>
@@ -7349,7 +7535,7 @@
           </w:tcPr>
           <w:p>
             <w:pPr>
-              <w:spacing w:line="240" w:lineRule="auto" w:after="80" w:before="80"/>
+              <w:spacing w:line="240" w:lineRule="auto" w:after="40" w:before="40"/>
               <w:jc w:val="center"/>
             </w:pPr>
             <w:r>
@@ -7368,7 +7554,7 @@
           </w:tcPr>
           <w:p>
             <w:pPr>
-              <w:spacing w:line="240" w:lineRule="auto" w:after="80" w:before="80"/>
+              <w:spacing w:line="240" w:lineRule="auto" w:after="40" w:before="40"/>
               <w:jc w:val="center"/>
             </w:pPr>
             <w:r>
@@ -7389,7 +7575,7 @@
           </w:tcPr>
           <w:p>
             <w:pPr>
-              <w:spacing w:line="240" w:lineRule="auto" w:after="80" w:before="80"/>
+              <w:spacing w:line="240" w:lineRule="auto" w:after="40" w:before="40"/>
             </w:pPr>
             <w:r>
               <w:rPr>
@@ -7407,7 +7593,7 @@
           </w:tcPr>
           <w:p>
             <w:pPr>
-              <w:spacing w:line="240" w:lineRule="auto" w:after="80" w:before="80"/>
+              <w:spacing w:line="240" w:lineRule="auto" w:after="40" w:before="40"/>
               <w:jc w:val="center"/>
             </w:pPr>
             <w:r>
@@ -7426,7 +7612,7 @@
           </w:tcPr>
           <w:p>
             <w:pPr>
-              <w:spacing w:line="240" w:lineRule="auto" w:after="80" w:before="80"/>
+              <w:spacing w:line="240" w:lineRule="auto" w:after="40" w:before="40"/>
               <w:jc w:val="center"/>
             </w:pPr>
             <w:r>
@@ -7445,7 +7631,7 @@
           </w:tcPr>
           <w:p>
             <w:pPr>
-              <w:spacing w:line="240" w:lineRule="auto" w:after="80" w:before="80"/>
+              <w:spacing w:line="240" w:lineRule="auto" w:after="40" w:before="40"/>
               <w:jc w:val="center"/>
             </w:pPr>
             <w:r>
@@ -7466,7 +7652,7 @@
           </w:tcPr>
           <w:p>
             <w:pPr>
-              <w:spacing w:line="240" w:lineRule="auto" w:after="80" w:before="80"/>
+              <w:spacing w:line="240" w:lineRule="auto" w:after="40" w:before="40"/>
             </w:pPr>
             <w:r>
               <w:rPr>
@@ -7484,7 +7670,7 @@
           </w:tcPr>
           <w:p>
             <w:pPr>
-              <w:spacing w:line="240" w:lineRule="auto" w:after="80" w:before="80"/>
+              <w:spacing w:line="240" w:lineRule="auto" w:after="40" w:before="40"/>
               <w:jc w:val="center"/>
             </w:pPr>
             <w:r>
@@ -7503,7 +7689,7 @@
           </w:tcPr>
           <w:p>
             <w:pPr>
-              <w:spacing w:line="240" w:lineRule="auto" w:after="80" w:before="80"/>
+              <w:spacing w:line="240" w:lineRule="auto" w:after="40" w:before="40"/>
               <w:jc w:val="center"/>
             </w:pPr>
             <w:r>
@@ -7522,7 +7708,7 @@
           </w:tcPr>
           <w:p>
             <w:pPr>
-              <w:spacing w:line="240" w:lineRule="auto" w:after="80" w:before="80"/>
+              <w:spacing w:line="240" w:lineRule="auto" w:after="40" w:before="40"/>
               <w:jc w:val="center"/>
             </w:pPr>
             <w:r>
@@ -7536,18 +7722,30 @@
         </w:tc>
       </w:tr>
     </w:tbl>
-    <w:p/>
     <w:p>
+      <w:pPr>
+        <w:spacing w:line="276" w:lineRule="auto" w:after="120"/>
+      </w:pPr>
       <w:r>
+        <w:rPr>
+          <w:sz w:val="18"/>
+        </w:rPr>
         <w:t>Components overlap. Medication-underuse estimates use prescription users only. Each prevalence denominator includes all stroke records with a classifiable corresponding outcome; it is not restricted to complete model covariates. All displayed estimates pass the implemented precision screen.</w:t>
       </w:r>
     </w:p>
     <w:p>
       <w:pPr>
-        <w:pStyle w:val="Heading2"/>
+        <w:keepNext/>
+        <w:spacing w:line="276" w:lineRule="auto" w:before="240" w:after="80"/>
       </w:pPr>
       <w:r>
-        <w:t>Table S5 Full Model 3 associations</w:t>
+        <w:rPr>
+          <w:b/>
+        </w:rPr>
+        <w:t xml:space="preserve">Table S5. </w:t>
+      </w:r>
+      <w:r>
+        <w:t>Fully adjusted (Model 3) prevalence ratios for all covariates</w:t>
       </w:r>
     </w:p>
     <w:tbl>
@@ -7557,12 +7755,12 @@
         <w:tblLayout w:type="fixed"/>
         <w:tblLook w:firstColumn="1" w:firstRow="1" w:lastColumn="0" w:lastRow="0" w:noHBand="0" w:noVBand="1" w:val="04A0"/>
         <w:tblBorders>
-          <w:top w:val="single" w:sz="4" w:color="D9D9D9"/>
-          <w:left w:val="single" w:sz="4" w:color="D9D9D9"/>
-          <w:bottom w:val="single" w:sz="4" w:color="D9D9D9"/>
-          <w:right w:val="single" w:sz="4" w:color="D9D9D9"/>
-          <w:insideH w:val="single" w:sz="4" w:color="D9D9D9"/>
-          <w:insideV w:val="single" w:sz="4" w:color="D9D9D9"/>
+          <w:top w:val="single" w:sz="8" w:color="000000"/>
+          <w:bottom w:val="single" w:sz="8" w:color="000000"/>
+          <w:insideH w:val="single" w:sz="4" w:color="BFBFBF"/>
+          <w:left w:val="nil"/>
+          <w:right w:val="nil"/>
+          <w:insideV w:val="nil"/>
         </w:tblBorders>
       </w:tblPr>
       <w:tblGrid>
@@ -7578,18 +7776,20 @@
           <w:tcPr>
             <w:tcW w:type="dxa" w:w="3312"/>
             <w:vAlign w:val="center"/>
-            <w:shd w:fill="E8EFF4"/>
-          </w:tcPr>
-          <w:p>
-            <w:pPr>
-              <w:spacing w:line="240" w:lineRule="auto" w:after="80" w:before="80"/>
+            <w:tcBorders>
+              <w:bottom w:val="single" w:sz="6" w:color="000000"/>
+            </w:tcBorders>
+          </w:tcPr>
+          <w:p>
+            <w:pPr>
+              <w:spacing w:line="240" w:lineRule="auto" w:after="40" w:before="40"/>
             </w:pPr>
             <w:r>
               <w:rPr>
                 <w:b/>
                 <w:sz w:val="18"/>
               </w:rPr>
-              <w:t>Contrast</w:t>
+              <w:t>Characteristic</w:t>
             </w:r>
           </w:p>
         </w:tc>
@@ -7597,11 +7797,13 @@
           <w:tcPr>
             <w:tcW w:type="dxa" w:w="3024"/>
             <w:vAlign w:val="center"/>
-            <w:shd w:fill="E8EFF4"/>
-          </w:tcPr>
-          <w:p>
-            <w:pPr>
-              <w:spacing w:line="240" w:lineRule="auto" w:after="80" w:before="80"/>
+            <w:tcBorders>
+              <w:bottom w:val="single" w:sz="6" w:color="000000"/>
+            </w:tcBorders>
+          </w:tcPr>
+          <w:p>
+            <w:pPr>
+              <w:spacing w:line="240" w:lineRule="auto" w:after="40" w:before="40"/>
               <w:jc w:val="center"/>
             </w:pPr>
             <w:r>
@@ -7609,7 +7811,7 @@
                 <w:b/>
                 <w:sz w:val="18"/>
               </w:rPr>
-              <w:t>aPR (95% CI)</w:t>
+              <w:t>PR (95% CI)</w:t>
             </w:r>
           </w:p>
         </w:tc>
@@ -7617,11 +7819,13 @@
           <w:tcPr>
             <w:tcW w:type="dxa" w:w="3024"/>
             <w:vAlign w:val="center"/>
-            <w:shd w:fill="E8EFF4"/>
-          </w:tcPr>
-          <w:p>
-            <w:pPr>
-              <w:spacing w:line="240" w:lineRule="auto" w:after="80" w:before="80"/>
+            <w:tcBorders>
+              <w:bottom w:val="single" w:sz="6" w:color="000000"/>
+            </w:tcBorders>
+          </w:tcPr>
+          <w:p>
+            <w:pPr>
+              <w:spacing w:line="240" w:lineRule="auto" w:after="40" w:before="40"/>
               <w:jc w:val="center"/>
             </w:pPr>
             <w:r>
@@ -7642,7 +7846,7 @@
           </w:tcPr>
           <w:p>
             <w:pPr>
-              <w:spacing w:line="240" w:lineRule="auto" w:after="80" w:before="80"/>
+              <w:spacing w:line="240" w:lineRule="auto" w:after="40" w:before="40"/>
             </w:pPr>
             <w:r>
               <w:rPr>
@@ -7660,7 +7864,7 @@
           </w:tcPr>
           <w:p>
             <w:pPr>
-              <w:spacing w:line="240" w:lineRule="auto" w:after="80" w:before="80"/>
+              <w:spacing w:line="240" w:lineRule="auto" w:after="40" w:before="40"/>
               <w:jc w:val="center"/>
             </w:pPr>
             <w:r>
@@ -7679,7 +7883,7 @@
           </w:tcPr>
           <w:p>
             <w:pPr>
-              <w:spacing w:line="240" w:lineRule="auto" w:after="80" w:before="80"/>
+              <w:spacing w:line="240" w:lineRule="auto" w:after="40" w:before="40"/>
               <w:jc w:val="center"/>
             </w:pPr>
             <w:r>
@@ -7700,7 +7904,7 @@
           </w:tcPr>
           <w:p>
             <w:pPr>
-              <w:spacing w:line="240" w:lineRule="auto" w:after="80" w:before="80"/>
+              <w:spacing w:line="240" w:lineRule="auto" w:after="40" w:before="40"/>
             </w:pPr>
             <w:r>
               <w:rPr>
@@ -7718,7 +7922,7 @@
           </w:tcPr>
           <w:p>
             <w:pPr>
-              <w:spacing w:line="240" w:lineRule="auto" w:after="80" w:before="80"/>
+              <w:spacing w:line="240" w:lineRule="auto" w:after="40" w:before="40"/>
               <w:jc w:val="center"/>
             </w:pPr>
             <w:r>
@@ -7737,7 +7941,7 @@
           </w:tcPr>
           <w:p>
             <w:pPr>
-              <w:spacing w:line="240" w:lineRule="auto" w:after="80" w:before="80"/>
+              <w:spacing w:line="240" w:lineRule="auto" w:after="40" w:before="40"/>
               <w:jc w:val="center"/>
             </w:pPr>
             <w:r>
@@ -7758,7 +7962,7 @@
           </w:tcPr>
           <w:p>
             <w:pPr>
-              <w:spacing w:line="240" w:lineRule="auto" w:after="80" w:before="80"/>
+              <w:spacing w:line="240" w:lineRule="auto" w:after="40" w:before="40"/>
             </w:pPr>
             <w:r>
               <w:rPr>
@@ -7776,7 +7980,7 @@
           </w:tcPr>
           <w:p>
             <w:pPr>
-              <w:spacing w:line="240" w:lineRule="auto" w:after="80" w:before="80"/>
+              <w:spacing w:line="240" w:lineRule="auto" w:after="40" w:before="40"/>
               <w:jc w:val="center"/>
             </w:pPr>
             <w:r>
@@ -7795,7 +7999,7 @@
           </w:tcPr>
           <w:p>
             <w:pPr>
-              <w:spacing w:line="240" w:lineRule="auto" w:after="80" w:before="80"/>
+              <w:spacing w:line="240" w:lineRule="auto" w:after="40" w:before="40"/>
               <w:jc w:val="center"/>
             </w:pPr>
             <w:r>
@@ -7816,7 +8020,7 @@
           </w:tcPr>
           <w:p>
             <w:pPr>
-              <w:spacing w:line="240" w:lineRule="auto" w:after="80" w:before="80"/>
+              <w:spacing w:line="240" w:lineRule="auto" w:after="40" w:before="40"/>
             </w:pPr>
             <w:r>
               <w:rPr>
@@ -7834,7 +8038,7 @@
           </w:tcPr>
           <w:p>
             <w:pPr>
-              <w:spacing w:line="240" w:lineRule="auto" w:after="80" w:before="80"/>
+              <w:spacing w:line="240" w:lineRule="auto" w:after="40" w:before="40"/>
               <w:jc w:val="center"/>
             </w:pPr>
             <w:r>
@@ -7853,7 +8057,7 @@
           </w:tcPr>
           <w:p>
             <w:pPr>
-              <w:spacing w:line="240" w:lineRule="auto" w:after="80" w:before="80"/>
+              <w:spacing w:line="240" w:lineRule="auto" w:after="40" w:before="40"/>
               <w:jc w:val="center"/>
             </w:pPr>
             <w:r>
@@ -7874,7 +8078,7 @@
           </w:tcPr>
           <w:p>
             <w:pPr>
-              <w:spacing w:line="240" w:lineRule="auto" w:after="80" w:before="80"/>
+              <w:spacing w:line="240" w:lineRule="auto" w:after="40" w:before="40"/>
             </w:pPr>
             <w:r>
               <w:rPr>
@@ -7892,7 +8096,7 @@
           </w:tcPr>
           <w:p>
             <w:pPr>
-              <w:spacing w:line="240" w:lineRule="auto" w:after="80" w:before="80"/>
+              <w:spacing w:line="240" w:lineRule="auto" w:after="40" w:before="40"/>
               <w:jc w:val="center"/>
             </w:pPr>
             <w:r>
@@ -7911,7 +8115,7 @@
           </w:tcPr>
           <w:p>
             <w:pPr>
-              <w:spacing w:line="240" w:lineRule="auto" w:after="80" w:before="80"/>
+              <w:spacing w:line="240" w:lineRule="auto" w:after="40" w:before="40"/>
               <w:jc w:val="center"/>
             </w:pPr>
             <w:r>
@@ -7932,7 +8136,7 @@
           </w:tcPr>
           <w:p>
             <w:pPr>
-              <w:spacing w:line="240" w:lineRule="auto" w:after="80" w:before="80"/>
+              <w:spacing w:line="240" w:lineRule="auto" w:after="40" w:before="40"/>
             </w:pPr>
             <w:r>
               <w:rPr>
@@ -7950,7 +8154,7 @@
           </w:tcPr>
           <w:p>
             <w:pPr>
-              <w:spacing w:line="240" w:lineRule="auto" w:after="80" w:before="80"/>
+              <w:spacing w:line="240" w:lineRule="auto" w:after="40" w:before="40"/>
               <w:jc w:val="center"/>
             </w:pPr>
             <w:r>
@@ -7969,7 +8173,7 @@
           </w:tcPr>
           <w:p>
             <w:pPr>
-              <w:spacing w:line="240" w:lineRule="auto" w:after="80" w:before="80"/>
+              <w:spacing w:line="240" w:lineRule="auto" w:after="40" w:before="40"/>
               <w:jc w:val="center"/>
             </w:pPr>
             <w:r>
@@ -7990,7 +8194,7 @@
           </w:tcPr>
           <w:p>
             <w:pPr>
-              <w:spacing w:line="240" w:lineRule="auto" w:after="80" w:before="80"/>
+              <w:spacing w:line="240" w:lineRule="auto" w:after="40" w:before="40"/>
             </w:pPr>
             <w:r>
               <w:rPr>
@@ -8008,7 +8212,7 @@
           </w:tcPr>
           <w:p>
             <w:pPr>
-              <w:spacing w:line="240" w:lineRule="auto" w:after="80" w:before="80"/>
+              <w:spacing w:line="240" w:lineRule="auto" w:after="40" w:before="40"/>
               <w:jc w:val="center"/>
             </w:pPr>
             <w:r>
@@ -8027,7 +8231,7 @@
           </w:tcPr>
           <w:p>
             <w:pPr>
-              <w:spacing w:line="240" w:lineRule="auto" w:after="80" w:before="80"/>
+              <w:spacing w:line="240" w:lineRule="auto" w:after="40" w:before="40"/>
               <w:jc w:val="center"/>
             </w:pPr>
             <w:r>
@@ -8048,7 +8252,7 @@
           </w:tcPr>
           <w:p>
             <w:pPr>
-              <w:spacing w:line="240" w:lineRule="auto" w:after="80" w:before="80"/>
+              <w:spacing w:line="240" w:lineRule="auto" w:after="40" w:before="40"/>
             </w:pPr>
             <w:r>
               <w:rPr>
@@ -8066,7 +8270,7 @@
           </w:tcPr>
           <w:p>
             <w:pPr>
-              <w:spacing w:line="240" w:lineRule="auto" w:after="80" w:before="80"/>
+              <w:spacing w:line="240" w:lineRule="auto" w:after="40" w:before="40"/>
               <w:jc w:val="center"/>
             </w:pPr>
             <w:r>
@@ -8085,7 +8289,7 @@
           </w:tcPr>
           <w:p>
             <w:pPr>
-              <w:spacing w:line="240" w:lineRule="auto" w:after="80" w:before="80"/>
+              <w:spacing w:line="240" w:lineRule="auto" w:after="40" w:before="40"/>
               <w:jc w:val="center"/>
             </w:pPr>
             <w:r>
@@ -8106,7 +8310,7 @@
           </w:tcPr>
           <w:p>
             <w:pPr>
-              <w:spacing w:line="240" w:lineRule="auto" w:after="80" w:before="80"/>
+              <w:spacing w:line="240" w:lineRule="auto" w:after="40" w:before="40"/>
             </w:pPr>
             <w:r>
               <w:rPr>
@@ -8124,7 +8328,7 @@
           </w:tcPr>
           <w:p>
             <w:pPr>
-              <w:spacing w:line="240" w:lineRule="auto" w:after="80" w:before="80"/>
+              <w:spacing w:line="240" w:lineRule="auto" w:after="40" w:before="40"/>
               <w:jc w:val="center"/>
             </w:pPr>
             <w:r>
@@ -8143,7 +8347,7 @@
           </w:tcPr>
           <w:p>
             <w:pPr>
-              <w:spacing w:line="240" w:lineRule="auto" w:after="80" w:before="80"/>
+              <w:spacing w:line="240" w:lineRule="auto" w:after="40" w:before="40"/>
               <w:jc w:val="center"/>
             </w:pPr>
             <w:r>
@@ -8164,7 +8368,7 @@
           </w:tcPr>
           <w:p>
             <w:pPr>
-              <w:spacing w:line="240" w:lineRule="auto" w:after="80" w:before="80"/>
+              <w:spacing w:line="240" w:lineRule="auto" w:after="40" w:before="40"/>
             </w:pPr>
             <w:r>
               <w:rPr>
@@ -8182,7 +8386,7 @@
           </w:tcPr>
           <w:p>
             <w:pPr>
-              <w:spacing w:line="240" w:lineRule="auto" w:after="80" w:before="80"/>
+              <w:spacing w:line="240" w:lineRule="auto" w:after="40" w:before="40"/>
               <w:jc w:val="center"/>
             </w:pPr>
             <w:r>
@@ -8201,7 +8405,7 @@
           </w:tcPr>
           <w:p>
             <w:pPr>
-              <w:spacing w:line="240" w:lineRule="auto" w:after="80" w:before="80"/>
+              <w:spacing w:line="240" w:lineRule="auto" w:after="40" w:before="40"/>
               <w:jc w:val="center"/>
             </w:pPr>
             <w:r>
@@ -8222,7 +8426,7 @@
           </w:tcPr>
           <w:p>
             <w:pPr>
-              <w:spacing w:line="240" w:lineRule="auto" w:after="80" w:before="80"/>
+              <w:spacing w:line="240" w:lineRule="auto" w:after="40" w:before="40"/>
             </w:pPr>
             <w:r>
               <w:rPr>
@@ -8240,7 +8444,7 @@
           </w:tcPr>
           <w:p>
             <w:pPr>
-              <w:spacing w:line="240" w:lineRule="auto" w:after="80" w:before="80"/>
+              <w:spacing w:line="240" w:lineRule="auto" w:after="40" w:before="40"/>
               <w:jc w:val="center"/>
             </w:pPr>
             <w:r>
@@ -8259,7 +8463,7 @@
           </w:tcPr>
           <w:p>
             <w:pPr>
-              <w:spacing w:line="240" w:lineRule="auto" w:after="80" w:before="80"/>
+              <w:spacing w:line="240" w:lineRule="auto" w:after="40" w:before="40"/>
               <w:jc w:val="center"/>
             </w:pPr>
             <w:r>
@@ -8280,7 +8484,7 @@
           </w:tcPr>
           <w:p>
             <w:pPr>
-              <w:spacing w:line="240" w:lineRule="auto" w:after="80" w:before="80"/>
+              <w:spacing w:line="240" w:lineRule="auto" w:after="40" w:before="40"/>
             </w:pPr>
             <w:r>
               <w:rPr>
@@ -8298,7 +8502,7 @@
           </w:tcPr>
           <w:p>
             <w:pPr>
-              <w:spacing w:line="240" w:lineRule="auto" w:after="80" w:before="80"/>
+              <w:spacing w:line="240" w:lineRule="auto" w:after="40" w:before="40"/>
               <w:jc w:val="center"/>
             </w:pPr>
             <w:r>
@@ -8317,7 +8521,7 @@
           </w:tcPr>
           <w:p>
             <w:pPr>
-              <w:spacing w:line="240" w:lineRule="auto" w:after="80" w:before="80"/>
+              <w:spacing w:line="240" w:lineRule="auto" w:after="40" w:before="40"/>
               <w:jc w:val="center"/>
             </w:pPr>
             <w:r>
@@ -8338,7 +8542,7 @@
           </w:tcPr>
           <w:p>
             <w:pPr>
-              <w:spacing w:line="240" w:lineRule="auto" w:after="80" w:before="80"/>
+              <w:spacing w:line="240" w:lineRule="auto" w:after="40" w:before="40"/>
             </w:pPr>
             <w:r>
               <w:rPr>
@@ -8356,7 +8560,7 @@
           </w:tcPr>
           <w:p>
             <w:pPr>
-              <w:spacing w:line="240" w:lineRule="auto" w:after="80" w:before="80"/>
+              <w:spacing w:line="240" w:lineRule="auto" w:after="40" w:before="40"/>
               <w:jc w:val="center"/>
             </w:pPr>
             <w:r>
@@ -8375,7 +8579,7 @@
           </w:tcPr>
           <w:p>
             <w:pPr>
-              <w:spacing w:line="240" w:lineRule="auto" w:after="80" w:before="80"/>
+              <w:spacing w:line="240" w:lineRule="auto" w:after="40" w:before="40"/>
               <w:jc w:val="center"/>
             </w:pPr>
             <w:r>
@@ -8396,7 +8600,7 @@
           </w:tcPr>
           <w:p>
             <w:pPr>
-              <w:spacing w:line="240" w:lineRule="auto" w:after="80" w:before="80"/>
+              <w:spacing w:line="240" w:lineRule="auto" w:after="40" w:before="40"/>
             </w:pPr>
             <w:r>
               <w:rPr>
@@ -8414,7 +8618,7 @@
           </w:tcPr>
           <w:p>
             <w:pPr>
-              <w:spacing w:line="240" w:lineRule="auto" w:after="80" w:before="80"/>
+              <w:spacing w:line="240" w:lineRule="auto" w:after="40" w:before="40"/>
               <w:jc w:val="center"/>
             </w:pPr>
             <w:r>
@@ -8433,7 +8637,7 @@
           </w:tcPr>
           <w:p>
             <w:pPr>
-              <w:spacing w:line="240" w:lineRule="auto" w:after="80" w:before="80"/>
+              <w:spacing w:line="240" w:lineRule="auto" w:after="40" w:before="40"/>
               <w:jc w:val="center"/>
             </w:pPr>
             <w:r>
@@ -8454,7 +8658,7 @@
           </w:tcPr>
           <w:p>
             <w:pPr>
-              <w:spacing w:line="240" w:lineRule="auto" w:after="80" w:before="80"/>
+              <w:spacing w:line="240" w:lineRule="auto" w:after="40" w:before="40"/>
             </w:pPr>
             <w:r>
               <w:rPr>
@@ -8472,7 +8676,7 @@
           </w:tcPr>
           <w:p>
             <w:pPr>
-              <w:spacing w:line="240" w:lineRule="auto" w:after="80" w:before="80"/>
+              <w:spacing w:line="240" w:lineRule="auto" w:after="40" w:before="40"/>
               <w:jc w:val="center"/>
             </w:pPr>
             <w:r>
@@ -8491,7 +8695,7 @@
           </w:tcPr>
           <w:p>
             <w:pPr>
-              <w:spacing w:line="240" w:lineRule="auto" w:after="80" w:before="80"/>
+              <w:spacing w:line="240" w:lineRule="auto" w:after="40" w:before="40"/>
               <w:jc w:val="center"/>
             </w:pPr>
             <w:r>
@@ -8512,7 +8716,7 @@
           </w:tcPr>
           <w:p>
             <w:pPr>
-              <w:spacing w:line="240" w:lineRule="auto" w:after="80" w:before="80"/>
+              <w:spacing w:line="240" w:lineRule="auto" w:after="40" w:before="40"/>
             </w:pPr>
             <w:r>
               <w:rPr>
@@ -8530,7 +8734,7 @@
           </w:tcPr>
           <w:p>
             <w:pPr>
-              <w:spacing w:line="240" w:lineRule="auto" w:after="80" w:before="80"/>
+              <w:spacing w:line="240" w:lineRule="auto" w:after="40" w:before="40"/>
               <w:jc w:val="center"/>
             </w:pPr>
             <w:r>
@@ -8549,7 +8753,7 @@
           </w:tcPr>
           <w:p>
             <w:pPr>
-              <w:spacing w:line="240" w:lineRule="auto" w:after="80" w:before="80"/>
+              <w:spacing w:line="240" w:lineRule="auto" w:after="40" w:before="40"/>
               <w:jc w:val="center"/>
             </w:pPr>
             <w:r>
@@ -8570,7 +8774,7 @@
           </w:tcPr>
           <w:p>
             <w:pPr>
-              <w:spacing w:line="240" w:lineRule="auto" w:after="80" w:before="80"/>
+              <w:spacing w:line="240" w:lineRule="auto" w:after="40" w:before="40"/>
             </w:pPr>
             <w:r>
               <w:rPr>
@@ -8588,7 +8792,7 @@
           </w:tcPr>
           <w:p>
             <w:pPr>
-              <w:spacing w:line="240" w:lineRule="auto" w:after="80" w:before="80"/>
+              <w:spacing w:line="240" w:lineRule="auto" w:after="40" w:before="40"/>
               <w:jc w:val="center"/>
             </w:pPr>
             <w:r>
@@ -8607,7 +8811,7 @@
           </w:tcPr>
           <w:p>
             <w:pPr>
-              <w:spacing w:line="240" w:lineRule="auto" w:after="80" w:before="80"/>
+              <w:spacing w:line="240" w:lineRule="auto" w:after="40" w:before="40"/>
               <w:jc w:val="center"/>
             </w:pPr>
             <w:r>
@@ -8628,7 +8832,7 @@
           </w:tcPr>
           <w:p>
             <w:pPr>
-              <w:spacing w:line="240" w:lineRule="auto" w:after="80" w:before="80"/>
+              <w:spacing w:line="240" w:lineRule="auto" w:after="40" w:before="40"/>
             </w:pPr>
             <w:r>
               <w:rPr>
@@ -8646,7 +8850,7 @@
           </w:tcPr>
           <w:p>
             <w:pPr>
-              <w:spacing w:line="240" w:lineRule="auto" w:after="80" w:before="80"/>
+              <w:spacing w:line="240" w:lineRule="auto" w:after="40" w:before="40"/>
               <w:jc w:val="center"/>
             </w:pPr>
             <w:r>
@@ -8665,7 +8869,7 @@
           </w:tcPr>
           <w:p>
             <w:pPr>
-              <w:spacing w:line="240" w:lineRule="auto" w:after="80" w:before="80"/>
+              <w:spacing w:line="240" w:lineRule="auto" w:after="40" w:before="40"/>
               <w:jc w:val="center"/>
             </w:pPr>
             <w:r>
@@ -8686,7 +8890,7 @@
           </w:tcPr>
           <w:p>
             <w:pPr>
-              <w:spacing w:line="240" w:lineRule="auto" w:after="80" w:before="80"/>
+              <w:spacing w:line="240" w:lineRule="auto" w:after="40" w:before="40"/>
             </w:pPr>
             <w:r>
               <w:rPr>
@@ -8704,7 +8908,7 @@
           </w:tcPr>
           <w:p>
             <w:pPr>
-              <w:spacing w:line="240" w:lineRule="auto" w:after="80" w:before="80"/>
+              <w:spacing w:line="240" w:lineRule="auto" w:after="40" w:before="40"/>
               <w:jc w:val="center"/>
             </w:pPr>
             <w:r>
@@ -8723,7 +8927,7 @@
           </w:tcPr>
           <w:p>
             <w:pPr>
-              <w:spacing w:line="240" w:lineRule="auto" w:after="80" w:before="80"/>
+              <w:spacing w:line="240" w:lineRule="auto" w:after="40" w:before="40"/>
               <w:jc w:val="center"/>
             </w:pPr>
             <w:r>
@@ -8744,7 +8948,7 @@
           </w:tcPr>
           <w:p>
             <w:pPr>
-              <w:spacing w:line="240" w:lineRule="auto" w:after="80" w:before="80"/>
+              <w:spacing w:line="240" w:lineRule="auto" w:after="40" w:before="40"/>
             </w:pPr>
             <w:r>
               <w:rPr>
@@ -8762,7 +8966,7 @@
           </w:tcPr>
           <w:p>
             <w:pPr>
-              <w:spacing w:line="240" w:lineRule="auto" w:after="80" w:before="80"/>
+              <w:spacing w:line="240" w:lineRule="auto" w:after="40" w:before="40"/>
               <w:jc w:val="center"/>
             </w:pPr>
             <w:r>
@@ -8781,7 +8985,7 @@
           </w:tcPr>
           <w:p>
             <w:pPr>
-              <w:spacing w:line="240" w:lineRule="auto" w:after="80" w:before="80"/>
+              <w:spacing w:line="240" w:lineRule="auto" w:after="40" w:before="40"/>
               <w:jc w:val="center"/>
             </w:pPr>
             <w:r>
@@ -8802,7 +9006,7 @@
           </w:tcPr>
           <w:p>
             <w:pPr>
-              <w:spacing w:line="240" w:lineRule="auto" w:after="80" w:before="80"/>
+              <w:spacing w:line="240" w:lineRule="auto" w:after="40" w:before="40"/>
             </w:pPr>
             <w:r>
               <w:rPr>
@@ -8820,7 +9024,7 @@
           </w:tcPr>
           <w:p>
             <w:pPr>
-              <w:spacing w:line="240" w:lineRule="auto" w:after="80" w:before="80"/>
+              <w:spacing w:line="240" w:lineRule="auto" w:after="40" w:before="40"/>
               <w:jc w:val="center"/>
             </w:pPr>
             <w:r>
@@ -8839,7 +9043,7 @@
           </w:tcPr>
           <w:p>
             <w:pPr>
-              <w:spacing w:line="240" w:lineRule="auto" w:after="80" w:before="80"/>
+              <w:spacing w:line="240" w:lineRule="auto" w:after="40" w:before="40"/>
               <w:jc w:val="center"/>
             </w:pPr>
             <w:r>
@@ -8860,7 +9064,7 @@
           </w:tcPr>
           <w:p>
             <w:pPr>
-              <w:spacing w:line="240" w:lineRule="auto" w:after="80" w:before="80"/>
+              <w:spacing w:line="240" w:lineRule="auto" w:after="40" w:before="40"/>
             </w:pPr>
             <w:r>
               <w:rPr>
@@ -8878,7 +9082,7 @@
           </w:tcPr>
           <w:p>
             <w:pPr>
-              <w:spacing w:line="240" w:lineRule="auto" w:after="80" w:before="80"/>
+              <w:spacing w:line="240" w:lineRule="auto" w:after="40" w:before="40"/>
               <w:jc w:val="center"/>
             </w:pPr>
             <w:r>
@@ -8897,7 +9101,7 @@
           </w:tcPr>
           <w:p>
             <w:pPr>
-              <w:spacing w:line="240" w:lineRule="auto" w:after="80" w:before="80"/>
+              <w:spacing w:line="240" w:lineRule="auto" w:after="40" w:before="40"/>
               <w:jc w:val="center"/>
             </w:pPr>
             <w:r>
@@ -8918,7 +9122,7 @@
           </w:tcPr>
           <w:p>
             <w:pPr>
-              <w:spacing w:line="240" w:lineRule="auto" w:after="80" w:before="80"/>
+              <w:spacing w:line="240" w:lineRule="auto" w:after="40" w:before="40"/>
             </w:pPr>
             <w:r>
               <w:rPr>
@@ -8936,7 +9140,7 @@
           </w:tcPr>
           <w:p>
             <w:pPr>
-              <w:spacing w:line="240" w:lineRule="auto" w:after="80" w:before="80"/>
+              <w:spacing w:line="240" w:lineRule="auto" w:after="40" w:before="40"/>
               <w:jc w:val="center"/>
             </w:pPr>
             <w:r>
@@ -8955,7 +9159,7 @@
           </w:tcPr>
           <w:p>
             <w:pPr>
-              <w:spacing w:line="240" w:lineRule="auto" w:after="80" w:before="80"/>
+              <w:spacing w:line="240" w:lineRule="auto" w:after="40" w:before="40"/>
               <w:jc w:val="center"/>
             </w:pPr>
             <w:r>
@@ -8976,7 +9180,7 @@
           </w:tcPr>
           <w:p>
             <w:pPr>
-              <w:spacing w:line="240" w:lineRule="auto" w:after="80" w:before="80"/>
+              <w:spacing w:line="240" w:lineRule="auto" w:after="40" w:before="40"/>
             </w:pPr>
             <w:r>
               <w:rPr>
@@ -8994,7 +9198,7 @@
           </w:tcPr>
           <w:p>
             <w:pPr>
-              <w:spacing w:line="240" w:lineRule="auto" w:after="80" w:before="80"/>
+              <w:spacing w:line="240" w:lineRule="auto" w:after="40" w:before="40"/>
               <w:jc w:val="center"/>
             </w:pPr>
             <w:r>
@@ -9013,7 +9217,7 @@
           </w:tcPr>
           <w:p>
             <w:pPr>
-              <w:spacing w:line="240" w:lineRule="auto" w:after="80" w:before="80"/>
+              <w:spacing w:line="240" w:lineRule="auto" w:after="40" w:before="40"/>
               <w:jc w:val="center"/>
             </w:pPr>
             <w:r>
@@ -9034,7 +9238,7 @@
           </w:tcPr>
           <w:p>
             <w:pPr>
-              <w:spacing w:line="240" w:lineRule="auto" w:after="80" w:before="80"/>
+              <w:spacing w:line="240" w:lineRule="auto" w:after="40" w:before="40"/>
             </w:pPr>
             <w:r>
               <w:rPr>
@@ -9052,7 +9256,7 @@
           </w:tcPr>
           <w:p>
             <w:pPr>
-              <w:spacing w:line="240" w:lineRule="auto" w:after="80" w:before="80"/>
+              <w:spacing w:line="240" w:lineRule="auto" w:after="40" w:before="40"/>
               <w:jc w:val="center"/>
             </w:pPr>
             <w:r>
@@ -9071,7 +9275,7 @@
           </w:tcPr>
           <w:p>
             <w:pPr>
-              <w:spacing w:line="240" w:lineRule="auto" w:after="80" w:before="80"/>
+              <w:spacing w:line="240" w:lineRule="auto" w:after="40" w:before="40"/>
               <w:jc w:val="center"/>
             </w:pPr>
             <w:r>
@@ -9092,7 +9296,7 @@
           </w:tcPr>
           <w:p>
             <w:pPr>
-              <w:spacing w:line="240" w:lineRule="auto" w:after="80" w:before="80"/>
+              <w:spacing w:line="240" w:lineRule="auto" w:after="40" w:before="40"/>
             </w:pPr>
             <w:r>
               <w:rPr>
@@ -9110,7 +9314,7 @@
           </w:tcPr>
           <w:p>
             <w:pPr>
-              <w:spacing w:line="240" w:lineRule="auto" w:after="80" w:before="80"/>
+              <w:spacing w:line="240" w:lineRule="auto" w:after="40" w:before="40"/>
               <w:jc w:val="center"/>
             </w:pPr>
             <w:r>
@@ -9129,7 +9333,7 @@
           </w:tcPr>
           <w:p>
             <w:pPr>
-              <w:spacing w:line="240" w:lineRule="auto" w:after="80" w:before="80"/>
+              <w:spacing w:line="240" w:lineRule="auto" w:after="40" w:before="40"/>
               <w:jc w:val="center"/>
             </w:pPr>
             <w:r>
@@ -9150,7 +9354,7 @@
           </w:tcPr>
           <w:p>
             <w:pPr>
-              <w:spacing w:line="240" w:lineRule="auto" w:after="80" w:before="80"/>
+              <w:spacing w:line="240" w:lineRule="auto" w:after="40" w:before="40"/>
             </w:pPr>
             <w:r>
               <w:rPr>
@@ -9168,7 +9372,7 @@
           </w:tcPr>
           <w:p>
             <w:pPr>
-              <w:spacing w:line="240" w:lineRule="auto" w:after="80" w:before="80"/>
+              <w:spacing w:line="240" w:lineRule="auto" w:after="40" w:before="40"/>
               <w:jc w:val="center"/>
             </w:pPr>
             <w:r>
@@ -9187,7 +9391,7 @@
           </w:tcPr>
           <w:p>
             <w:pPr>
-              <w:spacing w:line="240" w:lineRule="auto" w:after="80" w:before="80"/>
+              <w:spacing w:line="240" w:lineRule="auto" w:after="40" w:before="40"/>
               <w:jc w:val="center"/>
             </w:pPr>
             <w:r>
@@ -9208,7 +9412,7 @@
           </w:tcPr>
           <w:p>
             <w:pPr>
-              <w:spacing w:line="240" w:lineRule="auto" w:after="80" w:before="80"/>
+              <w:spacing w:line="240" w:lineRule="auto" w:after="40" w:before="40"/>
             </w:pPr>
             <w:r>
               <w:rPr>
@@ -9226,7 +9430,7 @@
           </w:tcPr>
           <w:p>
             <w:pPr>
-              <w:spacing w:line="240" w:lineRule="auto" w:after="80" w:before="80"/>
+              <w:spacing w:line="240" w:lineRule="auto" w:after="40" w:before="40"/>
               <w:jc w:val="center"/>
             </w:pPr>
             <w:r>
@@ -9245,7 +9449,7 @@
           </w:tcPr>
           <w:p>
             <w:pPr>
-              <w:spacing w:line="240" w:lineRule="auto" w:after="80" w:before="80"/>
+              <w:spacing w:line="240" w:lineRule="auto" w:after="40" w:before="40"/>
               <w:jc w:val="center"/>
             </w:pPr>
             <w:r>
@@ -9266,7 +9470,7 @@
           </w:tcPr>
           <w:p>
             <w:pPr>
-              <w:spacing w:line="240" w:lineRule="auto" w:after="80" w:before="80"/>
+              <w:spacing w:line="240" w:lineRule="auto" w:after="40" w:before="40"/>
             </w:pPr>
             <w:r>
               <w:rPr>
@@ -9284,7 +9488,7 @@
           </w:tcPr>
           <w:p>
             <w:pPr>
-              <w:spacing w:line="240" w:lineRule="auto" w:after="80" w:before="80"/>
+              <w:spacing w:line="240" w:lineRule="auto" w:after="40" w:before="40"/>
               <w:jc w:val="center"/>
             </w:pPr>
             <w:r>
@@ -9303,7 +9507,7 @@
           </w:tcPr>
           <w:p>
             <w:pPr>
-              <w:spacing w:line="240" w:lineRule="auto" w:after="80" w:before="80"/>
+              <w:spacing w:line="240" w:lineRule="auto" w:after="40" w:before="40"/>
               <w:jc w:val="center"/>
             </w:pPr>
             <w:r>
@@ -9324,7 +9528,7 @@
           </w:tcPr>
           <w:p>
             <w:pPr>
-              <w:spacing w:line="240" w:lineRule="auto" w:after="80" w:before="80"/>
+              <w:spacing w:line="240" w:lineRule="auto" w:after="40" w:before="40"/>
             </w:pPr>
             <w:r>
               <w:rPr>
@@ -9342,7 +9546,7 @@
           </w:tcPr>
           <w:p>
             <w:pPr>
-              <w:spacing w:line="240" w:lineRule="auto" w:after="80" w:before="80"/>
+              <w:spacing w:line="240" w:lineRule="auto" w:after="40" w:before="40"/>
               <w:jc w:val="center"/>
             </w:pPr>
             <w:r>
@@ -9361,7 +9565,7 @@
           </w:tcPr>
           <w:p>
             <w:pPr>
-              <w:spacing w:line="240" w:lineRule="auto" w:after="80" w:before="80"/>
+              <w:spacing w:line="240" w:lineRule="auto" w:after="40" w:before="40"/>
               <w:jc w:val="center"/>
             </w:pPr>
             <w:r>
@@ -9382,7 +9586,7 @@
           </w:tcPr>
           <w:p>
             <w:pPr>
-              <w:spacing w:line="240" w:lineRule="auto" w:after="80" w:before="80"/>
+              <w:spacing w:line="240" w:lineRule="auto" w:after="40" w:before="40"/>
             </w:pPr>
             <w:r>
               <w:rPr>
@@ -9400,7 +9604,7 @@
           </w:tcPr>
           <w:p>
             <w:pPr>
-              <w:spacing w:line="240" w:lineRule="auto" w:after="80" w:before="80"/>
+              <w:spacing w:line="240" w:lineRule="auto" w:after="40" w:before="40"/>
               <w:jc w:val="center"/>
             </w:pPr>
             <w:r>
@@ -9419,7 +9623,7 @@
           </w:tcPr>
           <w:p>
             <w:pPr>
-              <w:spacing w:line="240" w:lineRule="auto" w:after="80" w:before="80"/>
+              <w:spacing w:line="240" w:lineRule="auto" w:after="40" w:before="40"/>
               <w:jc w:val="center"/>
             </w:pPr>
             <w:r>
@@ -9440,7 +9644,7 @@
           </w:tcPr>
           <w:p>
             <w:pPr>
-              <w:spacing w:line="240" w:lineRule="auto" w:after="80" w:before="80"/>
+              <w:spacing w:line="240" w:lineRule="auto" w:after="40" w:before="40"/>
             </w:pPr>
             <w:r>
               <w:rPr>
@@ -9458,7 +9662,7 @@
           </w:tcPr>
           <w:p>
             <w:pPr>
-              <w:spacing w:line="240" w:lineRule="auto" w:after="80" w:before="80"/>
+              <w:spacing w:line="240" w:lineRule="auto" w:after="40" w:before="40"/>
               <w:jc w:val="center"/>
             </w:pPr>
             <w:r>
@@ -9477,7 +9681,7 @@
           </w:tcPr>
           <w:p>
             <w:pPr>
-              <w:spacing w:line="240" w:lineRule="auto" w:after="80" w:before="80"/>
+              <w:spacing w:line="240" w:lineRule="auto" w:after="40" w:before="40"/>
               <w:jc w:val="center"/>
             </w:pPr>
             <w:r>
@@ -9491,18 +9695,30 @@
         </w:tc>
       </w:tr>
     </w:tbl>
-    <w:p/>
     <w:p>
+      <w:pPr>
+        <w:spacing w:line="276" w:lineRule="auto" w:after="120"/>
+      </w:pPr>
       <w:r>
+        <w:rPr>
+          <w:sz w:val="18"/>
+        </w:rPr>
         <w:t>The model includes an age spline with 3 degrees of freedom. Spline basis coefficients and the intercept are retained in model_coefficients.csv; they do not individually represent clinical group contrasts. No multiplicity correction was applied. Sparse race and military-coverage contrasts require caution.</w:t>
       </w:r>
     </w:p>
     <w:p>
       <w:pPr>
-        <w:pStyle w:val="Heading2"/>
+        <w:keepNext/>
+        <w:spacing w:line="276" w:lineRule="auto" w:before="240" w:after="80"/>
       </w:pPr>
       <w:r>
-        <w:t>Table S6 Selected associations in sensitivity analyses</w:t>
+        <w:rPr>
+          <w:b/>
+        </w:rPr>
+        <w:t xml:space="preserve">Table S6. </w:t>
+      </w:r>
+      <w:r>
+        <w:t>Selected prevalence ratios in sensitivity analyses</w:t>
       </w:r>
     </w:p>
     <w:tbl>
@@ -9512,12 +9728,12 @@
         <w:tblLayout w:type="fixed"/>
         <w:tblLook w:firstColumn="1" w:firstRow="1" w:lastColumn="0" w:lastRow="0" w:noHBand="0" w:noVBand="1" w:val="04A0"/>
         <w:tblBorders>
-          <w:top w:val="single" w:sz="4" w:color="D9D9D9"/>
-          <w:left w:val="single" w:sz="4" w:color="D9D9D9"/>
-          <w:bottom w:val="single" w:sz="4" w:color="D9D9D9"/>
-          <w:right w:val="single" w:sz="4" w:color="D9D9D9"/>
-          <w:insideH w:val="single" w:sz="4" w:color="D9D9D9"/>
-          <w:insideV w:val="single" w:sz="4" w:color="D9D9D9"/>
+          <w:top w:val="single" w:sz="8" w:color="000000"/>
+          <w:bottom w:val="single" w:sz="8" w:color="000000"/>
+          <w:insideH w:val="single" w:sz="4" w:color="BFBFBF"/>
+          <w:left w:val="nil"/>
+          <w:right w:val="nil"/>
+          <w:insideV w:val="nil"/>
         </w:tblBorders>
       </w:tblPr>
       <w:tblGrid>
@@ -9535,11 +9751,13 @@
           <w:tcPr>
             <w:tcW w:type="dxa" w:w="2592"/>
             <w:vAlign w:val="center"/>
-            <w:shd w:fill="E8EFF4"/>
-          </w:tcPr>
-          <w:p>
-            <w:pPr>
-              <w:spacing w:line="240" w:lineRule="auto" w:after="80" w:before="80"/>
+            <w:tcBorders>
+              <w:bottom w:val="single" w:sz="6" w:color="000000"/>
+            </w:tcBorders>
+          </w:tcPr>
+          <w:p>
+            <w:pPr>
+              <w:spacing w:line="240" w:lineRule="auto" w:after="40" w:before="40"/>
             </w:pPr>
             <w:r>
               <w:rPr>
@@ -9554,11 +9772,13 @@
           <w:tcPr>
             <w:tcW w:type="dxa" w:w="1692"/>
             <w:vAlign w:val="center"/>
-            <w:shd w:fill="E8EFF4"/>
-          </w:tcPr>
-          <w:p>
-            <w:pPr>
-              <w:spacing w:line="240" w:lineRule="auto" w:after="80" w:before="80"/>
+            <w:tcBorders>
+              <w:bottom w:val="single" w:sz="6" w:color="000000"/>
+            </w:tcBorders>
+          </w:tcPr>
+          <w:p>
+            <w:pPr>
+              <w:spacing w:line="240" w:lineRule="auto" w:after="40" w:before="40"/>
               <w:jc w:val="center"/>
             </w:pPr>
             <w:r>
@@ -9566,7 +9786,7 @@
                 <w:b/>
                 <w:sz w:val="18"/>
               </w:rPr>
-              <w:t>n</w:t>
+              <w:t>No.</w:t>
             </w:r>
           </w:p>
         </w:tc>
@@ -9574,11 +9794,13 @@
           <w:tcPr>
             <w:tcW w:type="dxa" w:w="1692"/>
             <w:vAlign w:val="center"/>
-            <w:shd w:fill="E8EFF4"/>
-          </w:tcPr>
-          <w:p>
-            <w:pPr>
-              <w:spacing w:line="240" w:lineRule="auto" w:after="80" w:before="80"/>
+            <w:tcBorders>
+              <w:bottom w:val="single" w:sz="6" w:color="000000"/>
+            </w:tcBorders>
+          </w:tcPr>
+          <w:p>
+            <w:pPr>
+              <w:spacing w:line="240" w:lineRule="auto" w:after="40" w:before="40"/>
               <w:jc w:val="center"/>
             </w:pPr>
             <w:r>
@@ -9594,11 +9816,13 @@
           <w:tcPr>
             <w:tcW w:type="dxa" w:w="1692"/>
             <w:vAlign w:val="center"/>
-            <w:shd w:fill="E8EFF4"/>
-          </w:tcPr>
-          <w:p>
-            <w:pPr>
-              <w:spacing w:line="240" w:lineRule="auto" w:after="80" w:before="80"/>
+            <w:tcBorders>
+              <w:bottom w:val="single" w:sz="6" w:color="000000"/>
+            </w:tcBorders>
+          </w:tcPr>
+          <w:p>
+            <w:pPr>
+              <w:spacing w:line="240" w:lineRule="auto" w:after="40" w:before="40"/>
               <w:jc w:val="center"/>
             </w:pPr>
             <w:r>
@@ -9614,11 +9838,13 @@
           <w:tcPr>
             <w:tcW w:type="dxa" w:w="1692"/>
             <w:vAlign w:val="center"/>
-            <w:shd w:fill="E8EFF4"/>
-          </w:tcPr>
-          <w:p>
-            <w:pPr>
-              <w:spacing w:line="240" w:lineRule="auto" w:after="80" w:before="80"/>
+            <w:tcBorders>
+              <w:bottom w:val="single" w:sz="6" w:color="000000"/>
+            </w:tcBorders>
+          </w:tcPr>
+          <w:p>
+            <w:pPr>
+              <w:spacing w:line="240" w:lineRule="auto" w:after="40" w:before="40"/>
               <w:jc w:val="center"/>
             </w:pPr>
             <w:r>
@@ -9639,7 +9865,7 @@
           </w:tcPr>
           <w:p>
             <w:pPr>
-              <w:spacing w:line="240" w:lineRule="auto" w:after="80" w:before="80"/>
+              <w:spacing w:line="240" w:lineRule="auto" w:after="40" w:before="40"/>
             </w:pPr>
             <w:r>
               <w:rPr>
@@ -9657,7 +9883,7 @@
           </w:tcPr>
           <w:p>
             <w:pPr>
-              <w:spacing w:line="240" w:lineRule="auto" w:after="80" w:before="80"/>
+              <w:spacing w:line="240" w:lineRule="auto" w:after="40" w:before="40"/>
               <w:jc w:val="center"/>
             </w:pPr>
             <w:r>
@@ -9676,7 +9902,7 @@
           </w:tcPr>
           <w:p>
             <w:pPr>
-              <w:spacing w:line="240" w:lineRule="auto" w:after="80" w:before="80"/>
+              <w:spacing w:line="240" w:lineRule="auto" w:after="40" w:before="40"/>
               <w:jc w:val="center"/>
             </w:pPr>
             <w:r>
@@ -9695,7 +9921,7 @@
           </w:tcPr>
           <w:p>
             <w:pPr>
-              <w:spacing w:line="240" w:lineRule="auto" w:after="80" w:before="80"/>
+              <w:spacing w:line="240" w:lineRule="auto" w:after="40" w:before="40"/>
               <w:jc w:val="center"/>
             </w:pPr>
             <w:r>
@@ -9714,7 +9940,7 @@
           </w:tcPr>
           <w:p>
             <w:pPr>
-              <w:spacing w:line="240" w:lineRule="auto" w:after="80" w:before="80"/>
+              <w:spacing w:line="240" w:lineRule="auto" w:after="40" w:before="40"/>
               <w:jc w:val="center"/>
             </w:pPr>
             <w:r>
@@ -9735,7 +9961,7 @@
           </w:tcPr>
           <w:p>
             <w:pPr>
-              <w:spacing w:line="240" w:lineRule="auto" w:after="80" w:before="80"/>
+              <w:spacing w:line="240" w:lineRule="auto" w:after="40" w:before="40"/>
             </w:pPr>
             <w:r>
               <w:rPr>
@@ -9753,7 +9979,7 @@
           </w:tcPr>
           <w:p>
             <w:pPr>
-              <w:spacing w:line="240" w:lineRule="auto" w:after="80" w:before="80"/>
+              <w:spacing w:line="240" w:lineRule="auto" w:after="40" w:before="40"/>
               <w:jc w:val="center"/>
             </w:pPr>
             <w:r>
@@ -9772,7 +9998,7 @@
           </w:tcPr>
           <w:p>
             <w:pPr>
-              <w:spacing w:line="240" w:lineRule="auto" w:after="80" w:before="80"/>
+              <w:spacing w:line="240" w:lineRule="auto" w:after="40" w:before="40"/>
               <w:jc w:val="center"/>
             </w:pPr>
             <w:r>
@@ -9791,7 +10017,7 @@
           </w:tcPr>
           <w:p>
             <w:pPr>
-              <w:spacing w:line="240" w:lineRule="auto" w:after="80" w:before="80"/>
+              <w:spacing w:line="240" w:lineRule="auto" w:after="40" w:before="40"/>
               <w:jc w:val="center"/>
             </w:pPr>
             <w:r>
@@ -9810,7 +10036,7 @@
           </w:tcPr>
           <w:p>
             <w:pPr>
-              <w:spacing w:line="240" w:lineRule="auto" w:after="80" w:before="80"/>
+              <w:spacing w:line="240" w:lineRule="auto" w:after="40" w:before="40"/>
               <w:jc w:val="center"/>
             </w:pPr>
             <w:r>
@@ -9831,7 +10057,7 @@
           </w:tcPr>
           <w:p>
             <w:pPr>
-              <w:spacing w:line="240" w:lineRule="auto" w:after="80" w:before="80"/>
+              <w:spacing w:line="240" w:lineRule="auto" w:after="40" w:before="40"/>
             </w:pPr>
             <w:r>
               <w:rPr>
@@ -9849,7 +10075,7 @@
           </w:tcPr>
           <w:p>
             <w:pPr>
-              <w:spacing w:line="240" w:lineRule="auto" w:after="80" w:before="80"/>
+              <w:spacing w:line="240" w:lineRule="auto" w:after="40" w:before="40"/>
               <w:jc w:val="center"/>
             </w:pPr>
             <w:r>
@@ -9868,7 +10094,7 @@
           </w:tcPr>
           <w:p>
             <w:pPr>
-              <w:spacing w:line="240" w:lineRule="auto" w:after="80" w:before="80"/>
+              <w:spacing w:line="240" w:lineRule="auto" w:after="40" w:before="40"/>
               <w:jc w:val="center"/>
             </w:pPr>
             <w:r>
@@ -9887,7 +10113,7 @@
           </w:tcPr>
           <w:p>
             <w:pPr>
-              <w:spacing w:line="240" w:lineRule="auto" w:after="80" w:before="80"/>
+              <w:spacing w:line="240" w:lineRule="auto" w:after="40" w:before="40"/>
               <w:jc w:val="center"/>
             </w:pPr>
             <w:r>
@@ -9906,7 +10132,7 @@
           </w:tcPr>
           <w:p>
             <w:pPr>
-              <w:spacing w:line="240" w:lineRule="auto" w:after="80" w:before="80"/>
+              <w:spacing w:line="240" w:lineRule="auto" w:after="40" w:before="40"/>
               <w:jc w:val="center"/>
             </w:pPr>
             <w:r>
@@ -9927,7 +10153,7 @@
           </w:tcPr>
           <w:p>
             <w:pPr>
-              <w:spacing w:line="240" w:lineRule="auto" w:after="80" w:before="80"/>
+              <w:spacing w:line="240" w:lineRule="auto" w:after="40" w:before="40"/>
             </w:pPr>
             <w:r>
               <w:rPr>
@@ -9945,7 +10171,7 @@
           </w:tcPr>
           <w:p>
             <w:pPr>
-              <w:spacing w:line="240" w:lineRule="auto" w:after="80" w:before="80"/>
+              <w:spacing w:line="240" w:lineRule="auto" w:after="40" w:before="40"/>
               <w:jc w:val="center"/>
             </w:pPr>
             <w:r>
@@ -9964,7 +10190,7 @@
           </w:tcPr>
           <w:p>
             <w:pPr>
-              <w:spacing w:line="240" w:lineRule="auto" w:after="80" w:before="80"/>
+              <w:spacing w:line="240" w:lineRule="auto" w:after="40" w:before="40"/>
               <w:jc w:val="center"/>
             </w:pPr>
             <w:r>
@@ -9983,7 +10209,7 @@
           </w:tcPr>
           <w:p>
             <w:pPr>
-              <w:spacing w:line="240" w:lineRule="auto" w:after="80" w:before="80"/>
+              <w:spacing w:line="240" w:lineRule="auto" w:after="40" w:before="40"/>
               <w:jc w:val="center"/>
             </w:pPr>
             <w:r>
@@ -10002,7 +10228,7 @@
           </w:tcPr>
           <w:p>
             <w:pPr>
-              <w:spacing w:line="240" w:lineRule="auto" w:after="80" w:before="80"/>
+              <w:spacing w:line="240" w:lineRule="auto" w:after="40" w:before="40"/>
               <w:jc w:val="center"/>
             </w:pPr>
             <w:r>
@@ -10023,7 +10249,7 @@
           </w:tcPr>
           <w:p>
             <w:pPr>
-              <w:spacing w:line="240" w:lineRule="auto" w:after="80" w:before="80"/>
+              <w:spacing w:line="240" w:lineRule="auto" w:after="40" w:before="40"/>
             </w:pPr>
             <w:r>
               <w:rPr>
@@ -10041,7 +10267,7 @@
           </w:tcPr>
           <w:p>
             <w:pPr>
-              <w:spacing w:line="240" w:lineRule="auto" w:after="80" w:before="80"/>
+              <w:spacing w:line="240" w:lineRule="auto" w:after="40" w:before="40"/>
               <w:jc w:val="center"/>
             </w:pPr>
             <w:r>
@@ -10060,7 +10286,7 @@
           </w:tcPr>
           <w:p>
             <w:pPr>
-              <w:spacing w:line="240" w:lineRule="auto" w:after="80" w:before="80"/>
+              <w:spacing w:line="240" w:lineRule="auto" w:after="40" w:before="40"/>
               <w:jc w:val="center"/>
             </w:pPr>
             <w:r>
@@ -10079,7 +10305,7 @@
           </w:tcPr>
           <w:p>
             <w:pPr>
-              <w:spacing w:line="240" w:lineRule="auto" w:after="80" w:before="80"/>
+              <w:spacing w:line="240" w:lineRule="auto" w:after="40" w:before="40"/>
               <w:jc w:val="center"/>
             </w:pPr>
             <w:r>
@@ -10098,7 +10324,7 @@
           </w:tcPr>
           <w:p>
             <w:pPr>
-              <w:spacing w:line="240" w:lineRule="auto" w:after="80" w:before="80"/>
+              <w:spacing w:line="240" w:lineRule="auto" w:after="40" w:before="40"/>
               <w:jc w:val="center"/>
             </w:pPr>
             <w:r>
@@ -10119,7 +10345,7 @@
           </w:tcPr>
           <w:p>
             <w:pPr>
-              <w:spacing w:line="240" w:lineRule="auto" w:after="80" w:before="80"/>
+              <w:spacing w:line="240" w:lineRule="auto" w:after="40" w:before="40"/>
             </w:pPr>
             <w:r>
               <w:rPr>
@@ -10137,7 +10363,7 @@
           </w:tcPr>
           <w:p>
             <w:pPr>
-              <w:spacing w:line="240" w:lineRule="auto" w:after="80" w:before="80"/>
+              <w:spacing w:line="240" w:lineRule="auto" w:after="40" w:before="40"/>
               <w:jc w:val="center"/>
             </w:pPr>
             <w:r>
@@ -10156,7 +10382,7 @@
           </w:tcPr>
           <w:p>
             <w:pPr>
-              <w:spacing w:line="240" w:lineRule="auto" w:after="80" w:before="80"/>
+              <w:spacing w:line="240" w:lineRule="auto" w:after="40" w:before="40"/>
               <w:jc w:val="center"/>
             </w:pPr>
             <w:r>
@@ -10175,7 +10401,7 @@
           </w:tcPr>
           <w:p>
             <w:pPr>
-              <w:spacing w:line="240" w:lineRule="auto" w:after="80" w:before="80"/>
+              <w:spacing w:line="240" w:lineRule="auto" w:after="40" w:before="40"/>
               <w:jc w:val="center"/>
             </w:pPr>
             <w:r>
@@ -10194,7 +10420,7 @@
           </w:tcPr>
           <w:p>
             <w:pPr>
-              <w:spacing w:line="240" w:lineRule="auto" w:after="80" w:before="80"/>
+              <w:spacing w:line="240" w:lineRule="auto" w:after="40" w:before="40"/>
               <w:jc w:val="center"/>
             </w:pPr>
             <w:r>
@@ -10215,7 +10441,7 @@
           </w:tcPr>
           <w:p>
             <w:pPr>
-              <w:spacing w:line="240" w:lineRule="auto" w:after="80" w:before="80"/>
+              <w:spacing w:line="240" w:lineRule="auto" w:after="40" w:before="40"/>
             </w:pPr>
             <w:r>
               <w:rPr>
@@ -10233,7 +10459,7 @@
           </w:tcPr>
           <w:p>
             <w:pPr>
-              <w:spacing w:line="240" w:lineRule="auto" w:after="80" w:before="80"/>
+              <w:spacing w:line="240" w:lineRule="auto" w:after="40" w:before="40"/>
               <w:jc w:val="center"/>
             </w:pPr>
             <w:r>
@@ -10252,7 +10478,7 @@
           </w:tcPr>
           <w:p>
             <w:pPr>
-              <w:spacing w:line="240" w:lineRule="auto" w:after="80" w:before="80"/>
+              <w:spacing w:line="240" w:lineRule="auto" w:after="40" w:before="40"/>
               <w:jc w:val="center"/>
             </w:pPr>
             <w:r>
@@ -10271,7 +10497,7 @@
           </w:tcPr>
           <w:p>
             <w:pPr>
-              <w:spacing w:line="240" w:lineRule="auto" w:after="80" w:before="80"/>
+              <w:spacing w:line="240" w:lineRule="auto" w:after="40" w:before="40"/>
               <w:jc w:val="center"/>
             </w:pPr>
             <w:r>
@@ -10290,7 +10516,7 @@
           </w:tcPr>
           <w:p>
             <w:pPr>
-              <w:spacing w:line="240" w:lineRule="auto" w:after="80" w:before="80"/>
+              <w:spacing w:line="240" w:lineRule="auto" w:after="40" w:before="40"/>
               <w:jc w:val="center"/>
             </w:pPr>
             <w:r>
@@ -10311,7 +10537,7 @@
           </w:tcPr>
           <w:p>
             <w:pPr>
-              <w:spacing w:line="240" w:lineRule="auto" w:after="80" w:before="80"/>
+              <w:spacing w:line="240" w:lineRule="auto" w:after="40" w:before="40"/>
             </w:pPr>
             <w:r>
               <w:rPr>
@@ -10329,7 +10555,7 @@
           </w:tcPr>
           <w:p>
             <w:pPr>
-              <w:spacing w:line="240" w:lineRule="auto" w:after="80" w:before="80"/>
+              <w:spacing w:line="240" w:lineRule="auto" w:after="40" w:before="40"/>
               <w:jc w:val="center"/>
             </w:pPr>
             <w:r>
@@ -10348,7 +10574,7 @@
           </w:tcPr>
           <w:p>
             <w:pPr>
-              <w:spacing w:line="240" w:lineRule="auto" w:after="80" w:before="80"/>
+              <w:spacing w:line="240" w:lineRule="auto" w:after="40" w:before="40"/>
               <w:jc w:val="center"/>
             </w:pPr>
             <w:r>
@@ -10367,7 +10593,7 @@
           </w:tcPr>
           <w:p>
             <w:pPr>
-              <w:spacing w:line="240" w:lineRule="auto" w:after="80" w:before="80"/>
+              <w:spacing w:line="240" w:lineRule="auto" w:after="40" w:before="40"/>
               <w:jc w:val="center"/>
             </w:pPr>
             <w:r>
@@ -10386,7 +10612,7 @@
           </w:tcPr>
           <w:p>
             <w:pPr>
-              <w:spacing w:line="240" w:lineRule="auto" w:after="80" w:before="80"/>
+              <w:spacing w:line="240" w:lineRule="auto" w:after="40" w:before="40"/>
               <w:jc w:val="center"/>
             </w:pPr>
             <w:r>
@@ -10407,7 +10633,7 @@
           </w:tcPr>
           <w:p>
             <w:pPr>
-              <w:spacing w:line="240" w:lineRule="auto" w:after="80" w:before="80"/>
+              <w:spacing w:line="240" w:lineRule="auto" w:after="40" w:before="40"/>
             </w:pPr>
             <w:r>
               <w:rPr>
@@ -10425,7 +10651,7 @@
           </w:tcPr>
           <w:p>
             <w:pPr>
-              <w:spacing w:line="240" w:lineRule="auto" w:after="80" w:before="80"/>
+              <w:spacing w:line="240" w:lineRule="auto" w:after="40" w:before="40"/>
               <w:jc w:val="center"/>
             </w:pPr>
             <w:r>
@@ -10444,7 +10670,7 @@
           </w:tcPr>
           <w:p>
             <w:pPr>
-              <w:spacing w:line="240" w:lineRule="auto" w:after="80" w:before="80"/>
+              <w:spacing w:line="240" w:lineRule="auto" w:after="40" w:before="40"/>
               <w:jc w:val="center"/>
             </w:pPr>
             <w:r>
@@ -10463,7 +10689,7 @@
           </w:tcPr>
           <w:p>
             <w:pPr>
-              <w:spacing w:line="240" w:lineRule="auto" w:after="80" w:before="80"/>
+              <w:spacing w:line="240" w:lineRule="auto" w:after="40" w:before="40"/>
               <w:jc w:val="center"/>
             </w:pPr>
             <w:r>
@@ -10482,7 +10708,7 @@
           </w:tcPr>
           <w:p>
             <w:pPr>
-              <w:spacing w:line="240" w:lineRule="auto" w:after="80" w:before="80"/>
+              <w:spacing w:line="240" w:lineRule="auto" w:after="40" w:before="40"/>
               <w:jc w:val="center"/>
             </w:pPr>
             <w:r>
@@ -10496,18 +10722,30 @@
         </w:tc>
       </w:tr>
     </w:tbl>
-    <w:p/>
     <w:p>
+      <w:pPr>
+        <w:spacing w:line="276" w:lineRule="auto" w:after="120"/>
+      </w:pPr>
       <w:r>
-        <w:t>Cells are aPRs (95% CIs) from the corresponding fully adjusted model. No-disability models omit the disability term. The complete coefficient sets, including all income categories, are supplied as CSV. Working-age disability estimates are compatible with no association. Outcome-specific model denominators differ from Table S4 because they require complete adjustment variables.</w:t>
+        <w:rPr>
+          <w:sz w:val="18"/>
+        </w:rPr>
+        <w:t>Values are PRs (95% CIs) from the corresponding fully adjusted model. No-disability models omit the disability term. The complete coefficient sets, including all income categories, are supplied as CSV. Working-age disability estimates are compatible with no association. Outcome-specific model denominators differ from Table S4 because they require complete adjustment variables.</w:t>
       </w:r>
     </w:p>
     <w:p>
       <w:pPr>
-        <w:pStyle w:val="Heading2"/>
+        <w:keepNext/>
+        <w:spacing w:line="276" w:lineRule="auto" w:before="240" w:after="80"/>
       </w:pPr>
       <w:r>
-        <w:t>Table S7 Bounded logistic standardized sensitivity</w:t>
+        <w:rPr>
+          <w:b/>
+        </w:rPr>
+        <w:t xml:space="preserve">Table S7. </w:t>
+      </w:r>
+      <w:r>
+        <w:t>Standardized prevalence ratios from bounded logistic models</w:t>
       </w:r>
     </w:p>
     <w:tbl>
@@ -10517,12 +10755,12 @@
         <w:tblLayout w:type="fixed"/>
         <w:tblLook w:firstColumn="1" w:firstRow="1" w:lastColumn="0" w:lastRow="0" w:noHBand="0" w:noVBand="1" w:val="04A0"/>
         <w:tblBorders>
-          <w:top w:val="single" w:sz="4" w:color="D9D9D9"/>
-          <w:left w:val="single" w:sz="4" w:color="D9D9D9"/>
-          <w:bottom w:val="single" w:sz="4" w:color="D9D9D9"/>
-          <w:right w:val="single" w:sz="4" w:color="D9D9D9"/>
-          <w:insideH w:val="single" w:sz="4" w:color="D9D9D9"/>
-          <w:insideV w:val="single" w:sz="4" w:color="D9D9D9"/>
+          <w:top w:val="single" w:sz="8" w:color="000000"/>
+          <w:bottom w:val="single" w:sz="8" w:color="000000"/>
+          <w:insideH w:val="single" w:sz="4" w:color="BFBFBF"/>
+          <w:left w:val="nil"/>
+          <w:right w:val="nil"/>
+          <w:insideV w:val="nil"/>
         </w:tblBorders>
       </w:tblPr>
       <w:tblGrid>
@@ -10539,11 +10777,13 @@
           <w:tcPr>
             <w:tcW w:type="dxa" w:w="3888"/>
             <w:vAlign w:val="center"/>
-            <w:shd w:fill="E8EFF4"/>
-          </w:tcPr>
-          <w:p>
-            <w:pPr>
-              <w:spacing w:line="240" w:lineRule="auto" w:after="80" w:before="80"/>
+            <w:tcBorders>
+              <w:bottom w:val="single" w:sz="6" w:color="000000"/>
+            </w:tcBorders>
+          </w:tcPr>
+          <w:p>
+            <w:pPr>
+              <w:spacing w:line="240" w:lineRule="auto" w:after="40" w:before="40"/>
             </w:pPr>
             <w:r>
               <w:rPr>
@@ -10558,11 +10798,13 @@
           <w:tcPr>
             <w:tcW w:type="dxa" w:w="1824"/>
             <w:vAlign w:val="center"/>
-            <w:shd w:fill="E8EFF4"/>
-          </w:tcPr>
-          <w:p>
-            <w:pPr>
-              <w:spacing w:line="240" w:lineRule="auto" w:after="80" w:before="80"/>
+            <w:tcBorders>
+              <w:bottom w:val="single" w:sz="6" w:color="000000"/>
+            </w:tcBorders>
+          </w:tcPr>
+          <w:p>
+            <w:pPr>
+              <w:spacing w:line="240" w:lineRule="auto" w:after="40" w:before="40"/>
               <w:jc w:val="center"/>
             </w:pPr>
             <w:r>
@@ -10578,11 +10820,13 @@
           <w:tcPr>
             <w:tcW w:type="dxa" w:w="1824"/>
             <w:vAlign w:val="center"/>
-            <w:shd w:fill="E8EFF4"/>
-          </w:tcPr>
-          <w:p>
-            <w:pPr>
-              <w:spacing w:line="240" w:lineRule="auto" w:after="80" w:before="80"/>
+            <w:tcBorders>
+              <w:bottom w:val="single" w:sz="6" w:color="000000"/>
+            </w:tcBorders>
+          </w:tcPr>
+          <w:p>
+            <w:pPr>
+              <w:spacing w:line="240" w:lineRule="auto" w:after="40" w:before="40"/>
               <w:jc w:val="center"/>
             </w:pPr>
             <w:r>
@@ -10598,11 +10842,13 @@
           <w:tcPr>
             <w:tcW w:type="dxa" w:w="1824"/>
             <w:vAlign w:val="center"/>
-            <w:shd w:fill="E8EFF4"/>
-          </w:tcPr>
-          <w:p>
-            <w:pPr>
-              <w:spacing w:line="240" w:lineRule="auto" w:after="80" w:before="80"/>
+            <w:tcBorders>
+              <w:bottom w:val="single" w:sz="6" w:color="000000"/>
+            </w:tcBorders>
+          </w:tcPr>
+          <w:p>
+            <w:pPr>
+              <w:spacing w:line="240" w:lineRule="auto" w:after="40" w:before="40"/>
               <w:jc w:val="center"/>
             </w:pPr>
             <w:r>
@@ -10623,7 +10869,7 @@
           </w:tcPr>
           <w:p>
             <w:pPr>
-              <w:spacing w:line="240" w:lineRule="auto" w:after="80" w:before="80"/>
+              <w:spacing w:line="240" w:lineRule="auto" w:after="40" w:before="40"/>
             </w:pPr>
             <w:r>
               <w:rPr>
@@ -10641,7 +10887,7 @@
           </w:tcPr>
           <w:p>
             <w:pPr>
-              <w:spacing w:line="240" w:lineRule="auto" w:after="80" w:before="80"/>
+              <w:spacing w:line="240" w:lineRule="auto" w:after="40" w:before="40"/>
               <w:jc w:val="center"/>
             </w:pPr>
             <w:r>
@@ -10660,7 +10906,7 @@
           </w:tcPr>
           <w:p>
             <w:pPr>
-              <w:spacing w:line="240" w:lineRule="auto" w:after="80" w:before="80"/>
+              <w:spacing w:line="240" w:lineRule="auto" w:after="40" w:before="40"/>
               <w:jc w:val="center"/>
             </w:pPr>
             <w:r>
@@ -10679,7 +10925,7 @@
           </w:tcPr>
           <w:p>
             <w:pPr>
-              <w:spacing w:line="240" w:lineRule="auto" w:after="80" w:before="80"/>
+              <w:spacing w:line="240" w:lineRule="auto" w:after="40" w:before="40"/>
               <w:jc w:val="center"/>
             </w:pPr>
             <w:r>
@@ -10700,7 +10946,7 @@
           </w:tcPr>
           <w:p>
             <w:pPr>
-              <w:spacing w:line="240" w:lineRule="auto" w:after="80" w:before="80"/>
+              <w:spacing w:line="240" w:lineRule="auto" w:after="40" w:before="40"/>
             </w:pPr>
             <w:r>
               <w:rPr>
@@ -10718,7 +10964,7 @@
           </w:tcPr>
           <w:p>
             <w:pPr>
-              <w:spacing w:line="240" w:lineRule="auto" w:after="80" w:before="80"/>
+              <w:spacing w:line="240" w:lineRule="auto" w:after="40" w:before="40"/>
               <w:jc w:val="center"/>
             </w:pPr>
             <w:r>
@@ -10737,7 +10983,7 @@
           </w:tcPr>
           <w:p>
             <w:pPr>
-              <w:spacing w:line="240" w:lineRule="auto" w:after="80" w:before="80"/>
+              <w:spacing w:line="240" w:lineRule="auto" w:after="40" w:before="40"/>
               <w:jc w:val="center"/>
             </w:pPr>
             <w:r>
@@ -10756,7 +11002,7 @@
           </w:tcPr>
           <w:p>
             <w:pPr>
-              <w:spacing w:line="240" w:lineRule="auto" w:after="80" w:before="80"/>
+              <w:spacing w:line="240" w:lineRule="auto" w:after="40" w:before="40"/>
               <w:jc w:val="center"/>
             </w:pPr>
             <w:r>
@@ -10777,7 +11023,7 @@
           </w:tcPr>
           <w:p>
             <w:pPr>
-              <w:spacing w:line="240" w:lineRule="auto" w:after="80" w:before="80"/>
+              <w:spacing w:line="240" w:lineRule="auto" w:after="40" w:before="40"/>
             </w:pPr>
             <w:r>
               <w:rPr>
@@ -10795,7 +11041,7 @@
           </w:tcPr>
           <w:p>
             <w:pPr>
-              <w:spacing w:line="240" w:lineRule="auto" w:after="80" w:before="80"/>
+              <w:spacing w:line="240" w:lineRule="auto" w:after="40" w:before="40"/>
               <w:jc w:val="center"/>
             </w:pPr>
             <w:r>
@@ -10814,7 +11060,7 @@
           </w:tcPr>
           <w:p>
             <w:pPr>
-              <w:spacing w:line="240" w:lineRule="auto" w:after="80" w:before="80"/>
+              <w:spacing w:line="240" w:lineRule="auto" w:after="40" w:before="40"/>
               <w:jc w:val="center"/>
             </w:pPr>
             <w:r>
@@ -10833,7 +11079,7 @@
           </w:tcPr>
           <w:p>
             <w:pPr>
-              <w:spacing w:line="240" w:lineRule="auto" w:after="80" w:before="80"/>
+              <w:spacing w:line="240" w:lineRule="auto" w:after="40" w:before="40"/>
               <w:jc w:val="center"/>
             </w:pPr>
             <w:r>
@@ -10854,7 +11100,7 @@
           </w:tcPr>
           <w:p>
             <w:pPr>
-              <w:spacing w:line="240" w:lineRule="auto" w:after="80" w:before="80"/>
+              <w:spacing w:line="240" w:lineRule="auto" w:after="40" w:before="40"/>
             </w:pPr>
             <w:r>
               <w:rPr>
@@ -10872,7 +11118,7 @@
           </w:tcPr>
           <w:p>
             <w:pPr>
-              <w:spacing w:line="240" w:lineRule="auto" w:after="80" w:before="80"/>
+              <w:spacing w:line="240" w:lineRule="auto" w:after="40" w:before="40"/>
               <w:jc w:val="center"/>
             </w:pPr>
             <w:r>
@@ -10891,7 +11137,7 @@
           </w:tcPr>
           <w:p>
             <w:pPr>
-              <w:spacing w:line="240" w:lineRule="auto" w:after="80" w:before="80"/>
+              <w:spacing w:line="240" w:lineRule="auto" w:after="40" w:before="40"/>
               <w:jc w:val="center"/>
             </w:pPr>
             <w:r>
@@ -10910,7 +11156,7 @@
           </w:tcPr>
           <w:p>
             <w:pPr>
-              <w:spacing w:line="240" w:lineRule="auto" w:after="80" w:before="80"/>
+              <w:spacing w:line="240" w:lineRule="auto" w:after="40" w:before="40"/>
               <w:jc w:val="center"/>
             </w:pPr>
             <w:r>
@@ -10931,7 +11177,7 @@
           </w:tcPr>
           <w:p>
             <w:pPr>
-              <w:spacing w:line="240" w:lineRule="auto" w:after="80" w:before="80"/>
+              <w:spacing w:line="240" w:lineRule="auto" w:after="40" w:before="40"/>
             </w:pPr>
             <w:r>
               <w:rPr>
@@ -10949,7 +11195,7 @@
           </w:tcPr>
           <w:p>
             <w:pPr>
-              <w:spacing w:line="240" w:lineRule="auto" w:after="80" w:before="80"/>
+              <w:spacing w:line="240" w:lineRule="auto" w:after="40" w:before="40"/>
               <w:jc w:val="center"/>
             </w:pPr>
             <w:r>
@@ -10968,7 +11214,7 @@
           </w:tcPr>
           <w:p>
             <w:pPr>
-              <w:spacing w:line="240" w:lineRule="auto" w:after="80" w:before="80"/>
+              <w:spacing w:line="240" w:lineRule="auto" w:after="40" w:before="40"/>
               <w:jc w:val="center"/>
             </w:pPr>
             <w:r>
@@ -10987,7 +11233,7 @@
           </w:tcPr>
           <w:p>
             <w:pPr>
-              <w:spacing w:line="240" w:lineRule="auto" w:after="80" w:before="80"/>
+              <w:spacing w:line="240" w:lineRule="auto" w:after="40" w:before="40"/>
               <w:jc w:val="center"/>
             </w:pPr>
             <w:r>
@@ -11008,7 +11254,7 @@
           </w:tcPr>
           <w:p>
             <w:pPr>
-              <w:spacing w:line="240" w:lineRule="auto" w:after="80" w:before="80"/>
+              <w:spacing w:line="240" w:lineRule="auto" w:after="40" w:before="40"/>
             </w:pPr>
             <w:r>
               <w:rPr>
@@ -11026,7 +11272,7 @@
           </w:tcPr>
           <w:p>
             <w:pPr>
-              <w:spacing w:line="240" w:lineRule="auto" w:after="80" w:before="80"/>
+              <w:spacing w:line="240" w:lineRule="auto" w:after="40" w:before="40"/>
               <w:jc w:val="center"/>
             </w:pPr>
             <w:r>
@@ -11045,7 +11291,7 @@
           </w:tcPr>
           <w:p>
             <w:pPr>
-              <w:spacing w:line="240" w:lineRule="auto" w:after="80" w:before="80"/>
+              <w:spacing w:line="240" w:lineRule="auto" w:after="40" w:before="40"/>
               <w:jc w:val="center"/>
             </w:pPr>
             <w:r>
@@ -11064,7 +11310,7 @@
           </w:tcPr>
           <w:p>
             <w:pPr>
-              <w:spacing w:line="240" w:lineRule="auto" w:after="80" w:before="80"/>
+              <w:spacing w:line="240" w:lineRule="auto" w:after="40" w:before="40"/>
               <w:jc w:val="center"/>
             </w:pPr>
             <w:r>
@@ -11085,7 +11331,7 @@
           </w:tcPr>
           <w:p>
             <w:pPr>
-              <w:spacing w:line="240" w:lineRule="auto" w:after="80" w:before="80"/>
+              <w:spacing w:line="240" w:lineRule="auto" w:after="40" w:before="40"/>
             </w:pPr>
             <w:r>
               <w:rPr>
@@ -11103,7 +11349,7 @@
           </w:tcPr>
           <w:p>
             <w:pPr>
-              <w:spacing w:line="240" w:lineRule="auto" w:after="80" w:before="80"/>
+              <w:spacing w:line="240" w:lineRule="auto" w:after="40" w:before="40"/>
               <w:jc w:val="center"/>
             </w:pPr>
             <w:r>
@@ -11122,7 +11368,7 @@
           </w:tcPr>
           <w:p>
             <w:pPr>
-              <w:spacing w:line="240" w:lineRule="auto" w:after="80" w:before="80"/>
+              <w:spacing w:line="240" w:lineRule="auto" w:after="40" w:before="40"/>
               <w:jc w:val="center"/>
             </w:pPr>
             <w:r>
@@ -11141,7 +11387,7 @@
           </w:tcPr>
           <w:p>
             <w:pPr>
-              <w:spacing w:line="240" w:lineRule="auto" w:after="80" w:before="80"/>
+              <w:spacing w:line="240" w:lineRule="auto" w:after="40" w:before="40"/>
               <w:jc w:val="center"/>
             </w:pPr>
             <w:r>
@@ -11162,7 +11408,7 @@
           </w:tcPr>
           <w:p>
             <w:pPr>
-              <w:spacing w:line="240" w:lineRule="auto" w:after="80" w:before="80"/>
+              <w:spacing w:line="240" w:lineRule="auto" w:after="40" w:before="40"/>
             </w:pPr>
             <w:r>
               <w:rPr>
@@ -11180,7 +11426,7 @@
           </w:tcPr>
           <w:p>
             <w:pPr>
-              <w:spacing w:line="240" w:lineRule="auto" w:after="80" w:before="80"/>
+              <w:spacing w:line="240" w:lineRule="auto" w:after="40" w:before="40"/>
               <w:jc w:val="center"/>
             </w:pPr>
             <w:r>
@@ -11199,7 +11445,7 @@
           </w:tcPr>
           <w:p>
             <w:pPr>
-              <w:spacing w:line="240" w:lineRule="auto" w:after="80" w:before="80"/>
+              <w:spacing w:line="240" w:lineRule="auto" w:after="40" w:before="40"/>
               <w:jc w:val="center"/>
             </w:pPr>
             <w:r>
@@ -11218,7 +11464,7 @@
           </w:tcPr>
           <w:p>
             <w:pPr>
-              <w:spacing w:line="240" w:lineRule="auto" w:after="80" w:before="80"/>
+              <w:spacing w:line="240" w:lineRule="auto" w:after="40" w:before="40"/>
               <w:jc w:val="center"/>
             </w:pPr>
             <w:r>
@@ -11232,18 +11478,30 @@
         </w:tc>
       </w:tr>
     </w:tbl>
-    <w:p/>
     <w:p>
+      <w:pPr>
+        <w:spacing w:line="276" w:lineRule="auto" w:after="120"/>
+      </w:pPr>
       <w:r>
+        <w:rPr>
+          <w:sz w:val="18"/>
+        </w:rPr>
         <w:t>Logistic predictions remain between zero and one. Marginal PRs are pooled on the log scale; displayed prevalences are arithmetic means of imputation-specific margins, so their displayed ratio may differ slightly from the pooled PR. The age contrast uses the age-group model. These standardized estimates have a different estimand from conditional modified Poisson PRs.</w:t>
       </w:r>
     </w:p>
     <w:p>
       <w:pPr>
-        <w:pStyle w:val="Heading2"/>
+        <w:keepNext/>
+        <w:spacing w:line="276" w:lineRule="auto" w:before="240" w:after="80"/>
       </w:pPr>
       <w:r>
-        <w:t>Table S8 Pooled prevalence in principal subgroups</w:t>
+        <w:rPr>
+          <w:b/>
+        </w:rPr>
+        <w:t xml:space="preserve">Table S8. </w:t>
+      </w:r>
+      <w:r>
+        <w:t>Unadjusted pooled prevalence of any cost-related barrier in principal subgroups</w:t>
       </w:r>
     </w:p>
     <w:tbl>
@@ -11253,12 +11511,12 @@
         <w:tblLayout w:type="fixed"/>
         <w:tblLook w:firstColumn="1" w:firstRow="1" w:lastColumn="0" w:lastRow="0" w:noHBand="0" w:noVBand="1" w:val="04A0"/>
         <w:tblBorders>
-          <w:top w:val="single" w:sz="4" w:color="D9D9D9"/>
-          <w:left w:val="single" w:sz="4" w:color="D9D9D9"/>
-          <w:bottom w:val="single" w:sz="4" w:color="D9D9D9"/>
-          <w:right w:val="single" w:sz="4" w:color="D9D9D9"/>
-          <w:insideH w:val="single" w:sz="4" w:color="D9D9D9"/>
-          <w:insideV w:val="single" w:sz="4" w:color="D9D9D9"/>
+          <w:top w:val="single" w:sz="8" w:color="000000"/>
+          <w:bottom w:val="single" w:sz="8" w:color="000000"/>
+          <w:insideH w:val="single" w:sz="4" w:color="BFBFBF"/>
+          <w:left w:val="nil"/>
+          <w:right w:val="nil"/>
+          <w:insideV w:val="nil"/>
         </w:tblBorders>
       </w:tblPr>
       <w:tblGrid>
@@ -11274,11 +11532,13 @@
           <w:tcPr>
             <w:tcW w:type="dxa" w:w="3312"/>
             <w:vAlign w:val="center"/>
-            <w:shd w:fill="E8EFF4"/>
-          </w:tcPr>
-          <w:p>
-            <w:pPr>
-              <w:spacing w:line="240" w:lineRule="auto" w:after="80" w:before="80"/>
+            <w:tcBorders>
+              <w:bottom w:val="single" w:sz="6" w:color="000000"/>
+            </w:tcBorders>
+          </w:tcPr>
+          <w:p>
+            <w:pPr>
+              <w:spacing w:line="240" w:lineRule="auto" w:after="40" w:before="40"/>
             </w:pPr>
             <w:r>
               <w:rPr>
@@ -11293,11 +11553,13 @@
           <w:tcPr>
             <w:tcW w:type="dxa" w:w="3024"/>
             <w:vAlign w:val="center"/>
-            <w:shd w:fill="E8EFF4"/>
-          </w:tcPr>
-          <w:p>
-            <w:pPr>
-              <w:spacing w:line="240" w:lineRule="auto" w:after="80" w:before="80"/>
+            <w:tcBorders>
+              <w:bottom w:val="single" w:sz="6" w:color="000000"/>
+            </w:tcBorders>
+          </w:tcPr>
+          <w:p>
+            <w:pPr>
+              <w:spacing w:line="240" w:lineRule="auto" w:after="40" w:before="40"/>
               <w:jc w:val="center"/>
             </w:pPr>
             <w:r>
@@ -11305,7 +11567,7 @@
                 <w:b/>
                 <w:sz w:val="18"/>
               </w:rPr>
-              <w:t>Observed n</w:t>
+              <w:t>No. with observed outcome</w:t>
             </w:r>
           </w:p>
         </w:tc>
@@ -11313,11 +11575,13 @@
           <w:tcPr>
             <w:tcW w:type="dxa" w:w="3024"/>
             <w:vAlign w:val="center"/>
-            <w:shd w:fill="E8EFF4"/>
-          </w:tcPr>
-          <w:p>
-            <w:pPr>
-              <w:spacing w:line="240" w:lineRule="auto" w:after="80" w:before="80"/>
+            <w:tcBorders>
+              <w:bottom w:val="single" w:sz="6" w:color="000000"/>
+            </w:tcBorders>
+          </w:tcPr>
+          <w:p>
+            <w:pPr>
+              <w:spacing w:line="240" w:lineRule="auto" w:after="40" w:before="40"/>
               <w:jc w:val="center"/>
             </w:pPr>
             <w:r>
@@ -11325,7 +11589,7 @@
                 <w:b/>
                 <w:sz w:val="18"/>
               </w:rPr>
-              <w:t>Weighted % (95% CI)</w:t>
+              <w:t>Prevalence, % (95% CI)</w:t>
             </w:r>
           </w:p>
         </w:tc>
@@ -11338,7 +11602,7 @@
           </w:tcPr>
           <w:p>
             <w:pPr>
-              <w:spacing w:line="240" w:lineRule="auto" w:after="80" w:before="80"/>
+              <w:spacing w:line="240" w:lineRule="auto" w:after="40" w:before="40"/>
             </w:pPr>
             <w:r>
               <w:rPr>
@@ -11356,7 +11620,7 @@
           </w:tcPr>
           <w:p>
             <w:pPr>
-              <w:spacing w:line="240" w:lineRule="auto" w:after="80" w:before="80"/>
+              <w:spacing w:line="240" w:lineRule="auto" w:after="40" w:before="40"/>
               <w:jc w:val="center"/>
             </w:pPr>
             <w:r>
@@ -11375,7 +11639,7 @@
           </w:tcPr>
           <w:p>
             <w:pPr>
-              <w:spacing w:line="240" w:lineRule="auto" w:after="80" w:before="80"/>
+              <w:spacing w:line="240" w:lineRule="auto" w:after="40" w:before="40"/>
               <w:jc w:val="center"/>
             </w:pPr>
             <w:r>
@@ -11396,7 +11660,7 @@
           </w:tcPr>
           <w:p>
             <w:pPr>
-              <w:spacing w:line="240" w:lineRule="auto" w:after="80" w:before="80"/>
+              <w:spacing w:line="240" w:lineRule="auto" w:after="40" w:before="40"/>
             </w:pPr>
             <w:r>
               <w:rPr>
@@ -11414,7 +11678,7 @@
           </w:tcPr>
           <w:p>
             <w:pPr>
-              <w:spacing w:line="240" w:lineRule="auto" w:after="80" w:before="80"/>
+              <w:spacing w:line="240" w:lineRule="auto" w:after="40" w:before="40"/>
               <w:jc w:val="center"/>
             </w:pPr>
             <w:r>
@@ -11433,7 +11697,7 @@
           </w:tcPr>
           <w:p>
             <w:pPr>
-              <w:spacing w:line="240" w:lineRule="auto" w:after="80" w:before="80"/>
+              <w:spacing w:line="240" w:lineRule="auto" w:after="40" w:before="40"/>
               <w:jc w:val="center"/>
             </w:pPr>
             <w:r>
@@ -11454,7 +11718,7 @@
           </w:tcPr>
           <w:p>
             <w:pPr>
-              <w:spacing w:line="240" w:lineRule="auto" w:after="80" w:before="80"/>
+              <w:spacing w:line="240" w:lineRule="auto" w:after="40" w:before="40"/>
             </w:pPr>
             <w:r>
               <w:rPr>
@@ -11472,7 +11736,7 @@
           </w:tcPr>
           <w:p>
             <w:pPr>
-              <w:spacing w:line="240" w:lineRule="auto" w:after="80" w:before="80"/>
+              <w:spacing w:line="240" w:lineRule="auto" w:after="40" w:before="40"/>
               <w:jc w:val="center"/>
             </w:pPr>
             <w:r>
@@ -11491,7 +11755,7 @@
           </w:tcPr>
           <w:p>
             <w:pPr>
-              <w:spacing w:line="240" w:lineRule="auto" w:after="80" w:before="80"/>
+              <w:spacing w:line="240" w:lineRule="auto" w:after="40" w:before="40"/>
               <w:jc w:val="center"/>
             </w:pPr>
             <w:r>
@@ -11512,7 +11776,7 @@
           </w:tcPr>
           <w:p>
             <w:pPr>
-              <w:spacing w:line="240" w:lineRule="auto" w:after="80" w:before="80"/>
+              <w:spacing w:line="240" w:lineRule="auto" w:after="40" w:before="40"/>
             </w:pPr>
             <w:r>
               <w:rPr>
@@ -11530,7 +11794,7 @@
           </w:tcPr>
           <w:p>
             <w:pPr>
-              <w:spacing w:line="240" w:lineRule="auto" w:after="80" w:before="80"/>
+              <w:spacing w:line="240" w:lineRule="auto" w:after="40" w:before="40"/>
               <w:jc w:val="center"/>
             </w:pPr>
             <w:r>
@@ -11549,7 +11813,7 @@
           </w:tcPr>
           <w:p>
             <w:pPr>
-              <w:spacing w:line="240" w:lineRule="auto" w:after="80" w:before="80"/>
+              <w:spacing w:line="240" w:lineRule="auto" w:after="40" w:before="40"/>
               <w:jc w:val="center"/>
             </w:pPr>
             <w:r>
@@ -11570,7 +11834,7 @@
           </w:tcPr>
           <w:p>
             <w:pPr>
-              <w:spacing w:line="240" w:lineRule="auto" w:after="80" w:before="80"/>
+              <w:spacing w:line="240" w:lineRule="auto" w:after="40" w:before="40"/>
             </w:pPr>
             <w:r>
               <w:rPr>
@@ -11588,7 +11852,7 @@
           </w:tcPr>
           <w:p>
             <w:pPr>
-              <w:spacing w:line="240" w:lineRule="auto" w:after="80" w:before="80"/>
+              <w:spacing w:line="240" w:lineRule="auto" w:after="40" w:before="40"/>
               <w:jc w:val="center"/>
             </w:pPr>
             <w:r>
@@ -11607,7 +11871,7 @@
           </w:tcPr>
           <w:p>
             <w:pPr>
-              <w:spacing w:line="240" w:lineRule="auto" w:after="80" w:before="80"/>
+              <w:spacing w:line="240" w:lineRule="auto" w:after="40" w:before="40"/>
               <w:jc w:val="center"/>
             </w:pPr>
             <w:r>
@@ -11628,7 +11892,7 @@
           </w:tcPr>
           <w:p>
             <w:pPr>
-              <w:spacing w:line="240" w:lineRule="auto" w:after="80" w:before="80"/>
+              <w:spacing w:line="240" w:lineRule="auto" w:after="40" w:before="40"/>
             </w:pPr>
             <w:r>
               <w:rPr>
@@ -11646,7 +11910,7 @@
           </w:tcPr>
           <w:p>
             <w:pPr>
-              <w:spacing w:line="240" w:lineRule="auto" w:after="80" w:before="80"/>
+              <w:spacing w:line="240" w:lineRule="auto" w:after="40" w:before="40"/>
               <w:jc w:val="center"/>
             </w:pPr>
             <w:r>
@@ -11665,7 +11929,7 @@
           </w:tcPr>
           <w:p>
             <w:pPr>
-              <w:spacing w:line="240" w:lineRule="auto" w:after="80" w:before="80"/>
+              <w:spacing w:line="240" w:lineRule="auto" w:after="40" w:before="40"/>
               <w:jc w:val="center"/>
             </w:pPr>
             <w:r>
@@ -11686,7 +11950,7 @@
           </w:tcPr>
           <w:p>
             <w:pPr>
-              <w:spacing w:line="240" w:lineRule="auto" w:after="80" w:before="80"/>
+              <w:spacing w:line="240" w:lineRule="auto" w:after="40" w:before="40"/>
             </w:pPr>
             <w:r>
               <w:rPr>
@@ -11704,7 +11968,7 @@
           </w:tcPr>
           <w:p>
             <w:pPr>
-              <w:spacing w:line="240" w:lineRule="auto" w:after="80" w:before="80"/>
+              <w:spacing w:line="240" w:lineRule="auto" w:after="40" w:before="40"/>
               <w:jc w:val="center"/>
             </w:pPr>
             <w:r>
@@ -11723,7 +11987,7 @@
           </w:tcPr>
           <w:p>
             <w:pPr>
-              <w:spacing w:line="240" w:lineRule="auto" w:after="80" w:before="80"/>
+              <w:spacing w:line="240" w:lineRule="auto" w:after="40" w:before="40"/>
               <w:jc w:val="center"/>
             </w:pPr>
             <w:r>
@@ -11744,7 +12008,7 @@
           </w:tcPr>
           <w:p>
             <w:pPr>
-              <w:spacing w:line="240" w:lineRule="auto" w:after="80" w:before="80"/>
+              <w:spacing w:line="240" w:lineRule="auto" w:after="40" w:before="40"/>
             </w:pPr>
             <w:r>
               <w:rPr>
@@ -11762,7 +12026,7 @@
           </w:tcPr>
           <w:p>
             <w:pPr>
-              <w:spacing w:line="240" w:lineRule="auto" w:after="80" w:before="80"/>
+              <w:spacing w:line="240" w:lineRule="auto" w:after="40" w:before="40"/>
               <w:jc w:val="center"/>
             </w:pPr>
             <w:r>
@@ -11781,7 +12045,7 @@
           </w:tcPr>
           <w:p>
             <w:pPr>
-              <w:spacing w:line="240" w:lineRule="auto" w:after="80" w:before="80"/>
+              <w:spacing w:line="240" w:lineRule="auto" w:after="40" w:before="40"/>
               <w:jc w:val="center"/>
             </w:pPr>
             <w:r>
@@ -11802,7 +12066,7 @@
           </w:tcPr>
           <w:p>
             <w:pPr>
-              <w:spacing w:line="240" w:lineRule="auto" w:after="80" w:before="80"/>
+              <w:spacing w:line="240" w:lineRule="auto" w:after="40" w:before="40"/>
             </w:pPr>
             <w:r>
               <w:rPr>
@@ -11820,7 +12084,7 @@
           </w:tcPr>
           <w:p>
             <w:pPr>
-              <w:spacing w:line="240" w:lineRule="auto" w:after="80" w:before="80"/>
+              <w:spacing w:line="240" w:lineRule="auto" w:after="40" w:before="40"/>
               <w:jc w:val="center"/>
             </w:pPr>
             <w:r>
@@ -11839,7 +12103,7 @@
           </w:tcPr>
           <w:p>
             <w:pPr>
-              <w:spacing w:line="240" w:lineRule="auto" w:after="80" w:before="80"/>
+              <w:spacing w:line="240" w:lineRule="auto" w:after="40" w:before="40"/>
               <w:jc w:val="center"/>
             </w:pPr>
             <w:r>
@@ -11860,7 +12124,7 @@
           </w:tcPr>
           <w:p>
             <w:pPr>
-              <w:spacing w:line="240" w:lineRule="auto" w:after="80" w:before="80"/>
+              <w:spacing w:line="240" w:lineRule="auto" w:after="40" w:before="40"/>
             </w:pPr>
             <w:r>
               <w:rPr>
@@ -11878,7 +12142,7 @@
           </w:tcPr>
           <w:p>
             <w:pPr>
-              <w:spacing w:line="240" w:lineRule="auto" w:after="80" w:before="80"/>
+              <w:spacing w:line="240" w:lineRule="auto" w:after="40" w:before="40"/>
               <w:jc w:val="center"/>
             </w:pPr>
             <w:r>
@@ -11897,7 +12161,7 @@
           </w:tcPr>
           <w:p>
             <w:pPr>
-              <w:spacing w:line="240" w:lineRule="auto" w:after="80" w:before="80"/>
+              <w:spacing w:line="240" w:lineRule="auto" w:after="40" w:before="40"/>
               <w:jc w:val="center"/>
             </w:pPr>
             <w:r>
@@ -11918,7 +12182,7 @@
           </w:tcPr>
           <w:p>
             <w:pPr>
-              <w:spacing w:line="240" w:lineRule="auto" w:after="80" w:before="80"/>
+              <w:spacing w:line="240" w:lineRule="auto" w:after="40" w:before="40"/>
             </w:pPr>
             <w:r>
               <w:rPr>
@@ -11936,7 +12200,7 @@
           </w:tcPr>
           <w:p>
             <w:pPr>
-              <w:spacing w:line="240" w:lineRule="auto" w:after="80" w:before="80"/>
+              <w:spacing w:line="240" w:lineRule="auto" w:after="40" w:before="40"/>
               <w:jc w:val="center"/>
             </w:pPr>
             <w:r>
@@ -11955,7 +12219,7 @@
           </w:tcPr>
           <w:p>
             <w:pPr>
-              <w:spacing w:line="240" w:lineRule="auto" w:after="80" w:before="80"/>
+              <w:spacing w:line="240" w:lineRule="auto" w:after="40" w:before="40"/>
               <w:jc w:val="center"/>
             </w:pPr>
             <w:r>
@@ -11976,7 +12240,7 @@
           </w:tcPr>
           <w:p>
             <w:pPr>
-              <w:spacing w:line="240" w:lineRule="auto" w:after="80" w:before="80"/>
+              <w:spacing w:line="240" w:lineRule="auto" w:after="40" w:before="40"/>
             </w:pPr>
             <w:r>
               <w:rPr>
@@ -11994,7 +12258,7 @@
           </w:tcPr>
           <w:p>
             <w:pPr>
-              <w:spacing w:line="240" w:lineRule="auto" w:after="80" w:before="80"/>
+              <w:spacing w:line="240" w:lineRule="auto" w:after="40" w:before="40"/>
               <w:jc w:val="center"/>
             </w:pPr>
             <w:r>
@@ -12013,7 +12277,7 @@
           </w:tcPr>
           <w:p>
             <w:pPr>
-              <w:spacing w:line="240" w:lineRule="auto" w:after="80" w:before="80"/>
+              <w:spacing w:line="240" w:lineRule="auto" w:after="40" w:before="40"/>
               <w:jc w:val="center"/>
             </w:pPr>
             <w:r>
@@ -12027,18 +12291,30 @@
         </w:tc>
       </w:tr>
     </w:tbl>
-    <w:p/>
     <w:p>
+      <w:pPr>
+        <w:spacing w:line="276" w:lineRule="auto" w:after="120"/>
+      </w:pPr>
       <w:r>
+        <w:rPr>
+          <w:sz w:val="18"/>
+        </w:rPr>
         <w:t>Income counts are averages across ten imputations. The unknown-insurance subgroup (29 records) failed the precision screen, and its prevalence is not displayed. These are unadjusted subgroup estimates.</w:t>
       </w:r>
     </w:p>
     <w:p>
       <w:pPr>
-        <w:pStyle w:val="Heading2"/>
+        <w:keepNext/>
+        <w:spacing w:line="276" w:lineRule="auto" w:before="240" w:after="80"/>
       </w:pPr>
       <w:r>
-        <w:t>Table S9 Modified Poisson model diagnostics</w:t>
+        <w:rPr>
+          <w:b/>
+        </w:rPr>
+        <w:t xml:space="preserve">Table S9. </w:t>
+      </w:r>
+      <w:r>
+        <w:t>Convergence and fitted-value diagnostics for the modified Poisson models</w:t>
       </w:r>
     </w:p>
     <w:tbl>
@@ -12048,12 +12324,12 @@
         <w:tblLayout w:type="fixed"/>
         <w:tblLook w:firstColumn="1" w:firstRow="1" w:lastColumn="0" w:lastRow="0" w:noHBand="0" w:noVBand="1" w:val="04A0"/>
         <w:tblBorders>
-          <w:top w:val="single" w:sz="4" w:color="D9D9D9"/>
-          <w:left w:val="single" w:sz="4" w:color="D9D9D9"/>
-          <w:bottom w:val="single" w:sz="4" w:color="D9D9D9"/>
-          <w:right w:val="single" w:sz="4" w:color="D9D9D9"/>
-          <w:insideH w:val="single" w:sz="4" w:color="D9D9D9"/>
-          <w:insideV w:val="single" w:sz="4" w:color="D9D9D9"/>
+          <w:top w:val="single" w:sz="8" w:color="000000"/>
+          <w:bottom w:val="single" w:sz="8" w:color="000000"/>
+          <w:insideH w:val="single" w:sz="4" w:color="BFBFBF"/>
+          <w:left w:val="nil"/>
+          <w:right w:val="nil"/>
+          <w:insideV w:val="nil"/>
         </w:tblBorders>
       </w:tblPr>
       <w:tblGrid>
@@ -12072,11 +12348,13 @@
           <w:tcPr>
             <w:tcW w:type="dxa" w:w="2592"/>
             <w:vAlign w:val="center"/>
-            <w:shd w:fill="E8EFF4"/>
-          </w:tcPr>
-          <w:p>
-            <w:pPr>
-              <w:spacing w:line="240" w:lineRule="auto" w:after="80" w:before="80"/>
+            <w:tcBorders>
+              <w:bottom w:val="single" w:sz="6" w:color="000000"/>
+            </w:tcBorders>
+          </w:tcPr>
+          <w:p>
+            <w:pPr>
+              <w:spacing w:line="240" w:lineRule="auto" w:after="40" w:before="40"/>
             </w:pPr>
             <w:r>
               <w:rPr>
@@ -12091,11 +12369,13 @@
           <w:tcPr>
             <w:tcW w:type="dxa" w:w="1354"/>
             <w:vAlign w:val="center"/>
-            <w:shd w:fill="E8EFF4"/>
-          </w:tcPr>
-          <w:p>
-            <w:pPr>
-              <w:spacing w:line="240" w:lineRule="auto" w:after="80" w:before="80"/>
+            <w:tcBorders>
+              <w:bottom w:val="single" w:sz="6" w:color="000000"/>
+            </w:tcBorders>
+          </w:tcPr>
+          <w:p>
+            <w:pPr>
+              <w:spacing w:line="240" w:lineRule="auto" w:after="40" w:before="40"/>
               <w:jc w:val="center"/>
             </w:pPr>
             <w:r>
@@ -12111,11 +12391,13 @@
           <w:tcPr>
             <w:tcW w:type="dxa" w:w="1354"/>
             <w:vAlign w:val="center"/>
-            <w:shd w:fill="E8EFF4"/>
-          </w:tcPr>
-          <w:p>
-            <w:pPr>
-              <w:spacing w:line="240" w:lineRule="auto" w:after="80" w:before="80"/>
+            <w:tcBorders>
+              <w:bottom w:val="single" w:sz="6" w:color="000000"/>
+            </w:tcBorders>
+          </w:tcPr>
+          <w:p>
+            <w:pPr>
+              <w:spacing w:line="240" w:lineRule="auto" w:after="40" w:before="40"/>
               <w:jc w:val="center"/>
             </w:pPr>
             <w:r>
@@ -12131,11 +12413,13 @@
           <w:tcPr>
             <w:tcW w:type="dxa" w:w="1354"/>
             <w:vAlign w:val="center"/>
-            <w:shd w:fill="E8EFF4"/>
-          </w:tcPr>
-          <w:p>
-            <w:pPr>
-              <w:spacing w:line="240" w:lineRule="auto" w:after="80" w:before="80"/>
+            <w:tcBorders>
+              <w:bottom w:val="single" w:sz="6" w:color="000000"/>
+            </w:tcBorders>
+          </w:tcPr>
+          <w:p>
+            <w:pPr>
+              <w:spacing w:line="240" w:lineRule="auto" w:after="40" w:before="40"/>
               <w:jc w:val="center"/>
             </w:pPr>
             <w:r>
@@ -12151,11 +12435,13 @@
           <w:tcPr>
             <w:tcW w:type="dxa" w:w="1354"/>
             <w:vAlign w:val="center"/>
-            <w:shd w:fill="E8EFF4"/>
-          </w:tcPr>
-          <w:p>
-            <w:pPr>
-              <w:spacing w:line="240" w:lineRule="auto" w:after="80" w:before="80"/>
+            <w:tcBorders>
+              <w:bottom w:val="single" w:sz="6" w:color="000000"/>
+            </w:tcBorders>
+          </w:tcPr>
+          <w:p>
+            <w:pPr>
+              <w:spacing w:line="240" w:lineRule="auto" w:after="40" w:before="40"/>
               <w:jc w:val="center"/>
             </w:pPr>
             <w:r>
@@ -12171,11 +12457,13 @@
           <w:tcPr>
             <w:tcW w:type="dxa" w:w="1354"/>
             <w:vAlign w:val="center"/>
-            <w:shd w:fill="E8EFF4"/>
-          </w:tcPr>
-          <w:p>
-            <w:pPr>
-              <w:spacing w:line="240" w:lineRule="auto" w:after="80" w:before="80"/>
+            <w:tcBorders>
+              <w:bottom w:val="single" w:sz="6" w:color="000000"/>
+            </w:tcBorders>
+          </w:tcPr>
+          <w:p>
+            <w:pPr>
+              <w:spacing w:line="240" w:lineRule="auto" w:after="40" w:before="40"/>
               <w:jc w:val="center"/>
             </w:pPr>
             <w:r>
@@ -12196,7 +12484,7 @@
           </w:tcPr>
           <w:p>
             <w:pPr>
-              <w:spacing w:line="240" w:lineRule="auto" w:after="80" w:before="80"/>
+              <w:spacing w:line="240" w:lineRule="auto" w:after="40" w:before="40"/>
             </w:pPr>
             <w:r>
               <w:rPr>
@@ -12214,7 +12502,7 @@
           </w:tcPr>
           <w:p>
             <w:pPr>
-              <w:spacing w:line="240" w:lineRule="auto" w:after="80" w:before="80"/>
+              <w:spacing w:line="240" w:lineRule="auto" w:after="40" w:before="40"/>
               <w:jc w:val="center"/>
             </w:pPr>
             <w:r>
@@ -12233,7 +12521,7 @@
           </w:tcPr>
           <w:p>
             <w:pPr>
-              <w:spacing w:line="240" w:lineRule="auto" w:after="80" w:before="80"/>
+              <w:spacing w:line="240" w:lineRule="auto" w:after="40" w:before="40"/>
               <w:jc w:val="center"/>
             </w:pPr>
             <w:r>
@@ -12252,7 +12540,7 @@
           </w:tcPr>
           <w:p>
             <w:pPr>
-              <w:spacing w:line="240" w:lineRule="auto" w:after="80" w:before="80"/>
+              <w:spacing w:line="240" w:lineRule="auto" w:after="40" w:before="40"/>
               <w:jc w:val="center"/>
             </w:pPr>
             <w:r>
@@ -12271,7 +12559,7 @@
           </w:tcPr>
           <w:p>
             <w:pPr>
-              <w:spacing w:line="240" w:lineRule="auto" w:after="80" w:before="80"/>
+              <w:spacing w:line="240" w:lineRule="auto" w:after="40" w:before="40"/>
               <w:jc w:val="center"/>
             </w:pPr>
             <w:r>
@@ -12290,7 +12578,7 @@
           </w:tcPr>
           <w:p>
             <w:pPr>
-              <w:spacing w:line="240" w:lineRule="auto" w:after="80" w:before="80"/>
+              <w:spacing w:line="240" w:lineRule="auto" w:after="40" w:before="40"/>
               <w:jc w:val="center"/>
             </w:pPr>
             <w:r>
@@ -12311,7 +12599,7 @@
           </w:tcPr>
           <w:p>
             <w:pPr>
-              <w:spacing w:line="240" w:lineRule="auto" w:after="80" w:before="80"/>
+              <w:spacing w:line="240" w:lineRule="auto" w:after="40" w:before="40"/>
             </w:pPr>
             <w:r>
               <w:rPr>
@@ -12329,7 +12617,7 @@
           </w:tcPr>
           <w:p>
             <w:pPr>
-              <w:spacing w:line="240" w:lineRule="auto" w:after="80" w:before="80"/>
+              <w:spacing w:line="240" w:lineRule="auto" w:after="40" w:before="40"/>
               <w:jc w:val="center"/>
             </w:pPr>
             <w:r>
@@ -12348,7 +12636,7 @@
           </w:tcPr>
           <w:p>
             <w:pPr>
-              <w:spacing w:line="240" w:lineRule="auto" w:after="80" w:before="80"/>
+              <w:spacing w:line="240" w:lineRule="auto" w:after="40" w:before="40"/>
               <w:jc w:val="center"/>
             </w:pPr>
             <w:r>
@@ -12367,7 +12655,7 @@
           </w:tcPr>
           <w:p>
             <w:pPr>
-              <w:spacing w:line="240" w:lineRule="auto" w:after="80" w:before="80"/>
+              <w:spacing w:line="240" w:lineRule="auto" w:after="40" w:before="40"/>
               <w:jc w:val="center"/>
             </w:pPr>
             <w:r>
@@ -12386,7 +12674,7 @@
           </w:tcPr>
           <w:p>
             <w:pPr>
-              <w:spacing w:line="240" w:lineRule="auto" w:after="80" w:before="80"/>
+              <w:spacing w:line="240" w:lineRule="auto" w:after="40" w:before="40"/>
               <w:jc w:val="center"/>
             </w:pPr>
             <w:r>
@@ -12405,7 +12693,7 @@
           </w:tcPr>
           <w:p>
             <w:pPr>
-              <w:spacing w:line="240" w:lineRule="auto" w:after="80" w:before="80"/>
+              <w:spacing w:line="240" w:lineRule="auto" w:after="40" w:before="40"/>
               <w:jc w:val="center"/>
             </w:pPr>
             <w:r>
@@ -12426,7 +12714,7 @@
           </w:tcPr>
           <w:p>
             <w:pPr>
-              <w:spacing w:line="240" w:lineRule="auto" w:after="80" w:before="80"/>
+              <w:spacing w:line="240" w:lineRule="auto" w:after="40" w:before="40"/>
             </w:pPr>
             <w:r>
               <w:rPr>
@@ -12444,7 +12732,7 @@
           </w:tcPr>
           <w:p>
             <w:pPr>
-              <w:spacing w:line="240" w:lineRule="auto" w:after="80" w:before="80"/>
+              <w:spacing w:line="240" w:lineRule="auto" w:after="40" w:before="40"/>
               <w:jc w:val="center"/>
             </w:pPr>
             <w:r>
@@ -12463,7 +12751,7 @@
           </w:tcPr>
           <w:p>
             <w:pPr>
-              <w:spacing w:line="240" w:lineRule="auto" w:after="80" w:before="80"/>
+              <w:spacing w:line="240" w:lineRule="auto" w:after="40" w:before="40"/>
               <w:jc w:val="center"/>
             </w:pPr>
             <w:r>
@@ -12482,7 +12770,7 @@
           </w:tcPr>
           <w:p>
             <w:pPr>
-              <w:spacing w:line="240" w:lineRule="auto" w:after="80" w:before="80"/>
+              <w:spacing w:line="240" w:lineRule="auto" w:after="40" w:before="40"/>
               <w:jc w:val="center"/>
             </w:pPr>
             <w:r>
@@ -12501,7 +12789,7 @@
           </w:tcPr>
           <w:p>
             <w:pPr>
-              <w:spacing w:line="240" w:lineRule="auto" w:after="80" w:before="80"/>
+              <w:spacing w:line="240" w:lineRule="auto" w:after="40" w:before="40"/>
               <w:jc w:val="center"/>
             </w:pPr>
             <w:r>
@@ -12520,7 +12808,7 @@
           </w:tcPr>
           <w:p>
             <w:pPr>
-              <w:spacing w:line="240" w:lineRule="auto" w:after="80" w:before="80"/>
+              <w:spacing w:line="240" w:lineRule="auto" w:after="40" w:before="40"/>
               <w:jc w:val="center"/>
             </w:pPr>
             <w:r>
@@ -12541,7 +12829,7 @@
           </w:tcPr>
           <w:p>
             <w:pPr>
-              <w:spacing w:line="240" w:lineRule="auto" w:after="80" w:before="80"/>
+              <w:spacing w:line="240" w:lineRule="auto" w:after="40" w:before="40"/>
             </w:pPr>
             <w:r>
               <w:rPr>
@@ -12559,7 +12847,7 @@
           </w:tcPr>
           <w:p>
             <w:pPr>
-              <w:spacing w:line="240" w:lineRule="auto" w:after="80" w:before="80"/>
+              <w:spacing w:line="240" w:lineRule="auto" w:after="40" w:before="40"/>
               <w:jc w:val="center"/>
             </w:pPr>
             <w:r>
@@ -12578,7 +12866,7 @@
           </w:tcPr>
           <w:p>
             <w:pPr>
-              <w:spacing w:line="240" w:lineRule="auto" w:after="80" w:before="80"/>
+              <w:spacing w:line="240" w:lineRule="auto" w:after="40" w:before="40"/>
               <w:jc w:val="center"/>
             </w:pPr>
             <w:r>
@@ -12597,7 +12885,7 @@
           </w:tcPr>
           <w:p>
             <w:pPr>
-              <w:spacing w:line="240" w:lineRule="auto" w:after="80" w:before="80"/>
+              <w:spacing w:line="240" w:lineRule="auto" w:after="40" w:before="40"/>
               <w:jc w:val="center"/>
             </w:pPr>
             <w:r>
@@ -12616,7 +12904,7 @@
           </w:tcPr>
           <w:p>
             <w:pPr>
-              <w:spacing w:line="240" w:lineRule="auto" w:after="80" w:before="80"/>
+              <w:spacing w:line="240" w:lineRule="auto" w:after="40" w:before="40"/>
               <w:jc w:val="center"/>
             </w:pPr>
             <w:r>
@@ -12635,7 +12923,7 @@
           </w:tcPr>
           <w:p>
             <w:pPr>
-              <w:spacing w:line="240" w:lineRule="auto" w:after="80" w:before="80"/>
+              <w:spacing w:line="240" w:lineRule="auto" w:after="40" w:before="40"/>
               <w:jc w:val="center"/>
             </w:pPr>
             <w:r>
@@ -12656,7 +12944,7 @@
           </w:tcPr>
           <w:p>
             <w:pPr>
-              <w:spacing w:line="240" w:lineRule="auto" w:after="80" w:before="80"/>
+              <w:spacing w:line="240" w:lineRule="auto" w:after="40" w:before="40"/>
             </w:pPr>
             <w:r>
               <w:rPr>
@@ -12674,7 +12962,7 @@
           </w:tcPr>
           <w:p>
             <w:pPr>
-              <w:spacing w:line="240" w:lineRule="auto" w:after="80" w:before="80"/>
+              <w:spacing w:line="240" w:lineRule="auto" w:after="40" w:before="40"/>
               <w:jc w:val="center"/>
             </w:pPr>
             <w:r>
@@ -12693,7 +12981,7 @@
           </w:tcPr>
           <w:p>
             <w:pPr>
-              <w:spacing w:line="240" w:lineRule="auto" w:after="80" w:before="80"/>
+              <w:spacing w:line="240" w:lineRule="auto" w:after="40" w:before="40"/>
               <w:jc w:val="center"/>
             </w:pPr>
             <w:r>
@@ -12712,7 +13000,7 @@
           </w:tcPr>
           <w:p>
             <w:pPr>
-              <w:spacing w:line="240" w:lineRule="auto" w:after="80" w:before="80"/>
+              <w:spacing w:line="240" w:lineRule="auto" w:after="40" w:before="40"/>
               <w:jc w:val="center"/>
             </w:pPr>
             <w:r>
@@ -12731,7 +13019,7 @@
           </w:tcPr>
           <w:p>
             <w:pPr>
-              <w:spacing w:line="240" w:lineRule="auto" w:after="80" w:before="80"/>
+              <w:spacing w:line="240" w:lineRule="auto" w:after="40" w:before="40"/>
               <w:jc w:val="center"/>
             </w:pPr>
             <w:r>
@@ -12750,7 +13038,7 @@
           </w:tcPr>
           <w:p>
             <w:pPr>
-              <w:spacing w:line="240" w:lineRule="auto" w:after="80" w:before="80"/>
+              <w:spacing w:line="240" w:lineRule="auto" w:after="40" w:before="40"/>
               <w:jc w:val="center"/>
             </w:pPr>
             <w:r>
@@ -12771,7 +13059,7 @@
           </w:tcPr>
           <w:p>
             <w:pPr>
-              <w:spacing w:line="240" w:lineRule="auto" w:after="80" w:before="80"/>
+              <w:spacing w:line="240" w:lineRule="auto" w:after="40" w:before="40"/>
             </w:pPr>
             <w:r>
               <w:rPr>
@@ -12789,7 +13077,7 @@
           </w:tcPr>
           <w:p>
             <w:pPr>
-              <w:spacing w:line="240" w:lineRule="auto" w:after="80" w:before="80"/>
+              <w:spacing w:line="240" w:lineRule="auto" w:after="40" w:before="40"/>
               <w:jc w:val="center"/>
             </w:pPr>
             <w:r>
@@ -12808,7 +13096,7 @@
           </w:tcPr>
           <w:p>
             <w:pPr>
-              <w:spacing w:line="240" w:lineRule="auto" w:after="80" w:before="80"/>
+              <w:spacing w:line="240" w:lineRule="auto" w:after="40" w:before="40"/>
               <w:jc w:val="center"/>
             </w:pPr>
             <w:r>
@@ -12827,7 +13115,7 @@
           </w:tcPr>
           <w:p>
             <w:pPr>
-              <w:spacing w:line="240" w:lineRule="auto" w:after="80" w:before="80"/>
+              <w:spacing w:line="240" w:lineRule="auto" w:after="40" w:before="40"/>
               <w:jc w:val="center"/>
             </w:pPr>
             <w:r>
@@ -12846,7 +13134,7 @@
           </w:tcPr>
           <w:p>
             <w:pPr>
-              <w:spacing w:line="240" w:lineRule="auto" w:after="80" w:before="80"/>
+              <w:spacing w:line="240" w:lineRule="auto" w:after="40" w:before="40"/>
               <w:jc w:val="center"/>
             </w:pPr>
             <w:r>
@@ -12865,7 +13153,7 @@
           </w:tcPr>
           <w:p>
             <w:pPr>
-              <w:spacing w:line="240" w:lineRule="auto" w:after="80" w:before="80"/>
+              <w:spacing w:line="240" w:lineRule="auto" w:after="40" w:before="40"/>
               <w:jc w:val="center"/>
             </w:pPr>
             <w:r>
@@ -12886,7 +13174,7 @@
           </w:tcPr>
           <w:p>
             <w:pPr>
-              <w:spacing w:line="240" w:lineRule="auto" w:after="80" w:before="80"/>
+              <w:spacing w:line="240" w:lineRule="auto" w:after="40" w:before="40"/>
             </w:pPr>
             <w:r>
               <w:rPr>
@@ -12904,7 +13192,7 @@
           </w:tcPr>
           <w:p>
             <w:pPr>
-              <w:spacing w:line="240" w:lineRule="auto" w:after="80" w:before="80"/>
+              <w:spacing w:line="240" w:lineRule="auto" w:after="40" w:before="40"/>
               <w:jc w:val="center"/>
             </w:pPr>
             <w:r>
@@ -12923,7 +13211,7 @@
           </w:tcPr>
           <w:p>
             <w:pPr>
-              <w:spacing w:line="240" w:lineRule="auto" w:after="80" w:before="80"/>
+              <w:spacing w:line="240" w:lineRule="auto" w:after="40" w:before="40"/>
               <w:jc w:val="center"/>
             </w:pPr>
             <w:r>
@@ -12942,7 +13230,7 @@
           </w:tcPr>
           <w:p>
             <w:pPr>
-              <w:spacing w:line="240" w:lineRule="auto" w:after="80" w:before="80"/>
+              <w:spacing w:line="240" w:lineRule="auto" w:after="40" w:before="40"/>
               <w:jc w:val="center"/>
             </w:pPr>
             <w:r>
@@ -12961,7 +13249,7 @@
           </w:tcPr>
           <w:p>
             <w:pPr>
-              <w:spacing w:line="240" w:lineRule="auto" w:after="80" w:before="80"/>
+              <w:spacing w:line="240" w:lineRule="auto" w:after="40" w:before="40"/>
               <w:jc w:val="center"/>
             </w:pPr>
             <w:r>
@@ -12980,7 +13268,7 @@
           </w:tcPr>
           <w:p>
             <w:pPr>
-              <w:spacing w:line="240" w:lineRule="auto" w:after="80" w:before="80"/>
+              <w:spacing w:line="240" w:lineRule="auto" w:after="40" w:before="40"/>
               <w:jc w:val="center"/>
             </w:pPr>
             <w:r>
@@ -13001,7 +13289,7 @@
           </w:tcPr>
           <w:p>
             <w:pPr>
-              <w:spacing w:line="240" w:lineRule="auto" w:after="80" w:before="80"/>
+              <w:spacing w:line="240" w:lineRule="auto" w:after="40" w:before="40"/>
             </w:pPr>
             <w:r>
               <w:rPr>
@@ -13019,7 +13307,7 @@
           </w:tcPr>
           <w:p>
             <w:pPr>
-              <w:spacing w:line="240" w:lineRule="auto" w:after="80" w:before="80"/>
+              <w:spacing w:line="240" w:lineRule="auto" w:after="40" w:before="40"/>
               <w:jc w:val="center"/>
             </w:pPr>
             <w:r>
@@ -13038,7 +13326,7 @@
           </w:tcPr>
           <w:p>
             <w:pPr>
-              <w:spacing w:line="240" w:lineRule="auto" w:after="80" w:before="80"/>
+              <w:spacing w:line="240" w:lineRule="auto" w:after="40" w:before="40"/>
               <w:jc w:val="center"/>
             </w:pPr>
             <w:r>
@@ -13057,7 +13345,7 @@
           </w:tcPr>
           <w:p>
             <w:pPr>
-              <w:spacing w:line="240" w:lineRule="auto" w:after="80" w:before="80"/>
+              <w:spacing w:line="240" w:lineRule="auto" w:after="40" w:before="40"/>
               <w:jc w:val="center"/>
             </w:pPr>
             <w:r>
@@ -13076,7 +13364,7 @@
           </w:tcPr>
           <w:p>
             <w:pPr>
-              <w:spacing w:line="240" w:lineRule="auto" w:after="80" w:before="80"/>
+              <w:spacing w:line="240" w:lineRule="auto" w:after="40" w:before="40"/>
               <w:jc w:val="center"/>
             </w:pPr>
             <w:r>
@@ -13095,7 +13383,7 @@
           </w:tcPr>
           <w:p>
             <w:pPr>
-              <w:spacing w:line="240" w:lineRule="auto" w:after="80" w:before="80"/>
+              <w:spacing w:line="240" w:lineRule="auto" w:after="40" w:before="40"/>
               <w:jc w:val="center"/>
             </w:pPr>
             <w:r>
@@ -13116,7 +13404,7 @@
           </w:tcPr>
           <w:p>
             <w:pPr>
-              <w:spacing w:line="240" w:lineRule="auto" w:after="80" w:before="80"/>
+              <w:spacing w:line="240" w:lineRule="auto" w:after="40" w:before="40"/>
             </w:pPr>
             <w:r>
               <w:rPr>
@@ -13134,7 +13422,7 @@
           </w:tcPr>
           <w:p>
             <w:pPr>
-              <w:spacing w:line="240" w:lineRule="auto" w:after="80" w:before="80"/>
+              <w:spacing w:line="240" w:lineRule="auto" w:after="40" w:before="40"/>
               <w:jc w:val="center"/>
             </w:pPr>
             <w:r>
@@ -13153,7 +13441,7 @@
           </w:tcPr>
           <w:p>
             <w:pPr>
-              <w:spacing w:line="240" w:lineRule="auto" w:after="80" w:before="80"/>
+              <w:spacing w:line="240" w:lineRule="auto" w:after="40" w:before="40"/>
               <w:jc w:val="center"/>
             </w:pPr>
             <w:r>
@@ -13172,7 +13460,7 @@
           </w:tcPr>
           <w:p>
             <w:pPr>
-              <w:spacing w:line="240" w:lineRule="auto" w:after="80" w:before="80"/>
+              <w:spacing w:line="240" w:lineRule="auto" w:after="40" w:before="40"/>
               <w:jc w:val="center"/>
             </w:pPr>
             <w:r>
@@ -13191,7 +13479,7 @@
           </w:tcPr>
           <w:p>
             <w:pPr>
-              <w:spacing w:line="240" w:lineRule="auto" w:after="80" w:before="80"/>
+              <w:spacing w:line="240" w:lineRule="auto" w:after="40" w:before="40"/>
               <w:jc w:val="center"/>
             </w:pPr>
             <w:r>
@@ -13210,7 +13498,7 @@
           </w:tcPr>
           <w:p>
             <w:pPr>
-              <w:spacing w:line="240" w:lineRule="auto" w:after="80" w:before="80"/>
+              <w:spacing w:line="240" w:lineRule="auto" w:after="40" w:before="40"/>
               <w:jc w:val="center"/>
             </w:pPr>
             <w:r>
@@ -13231,7 +13519,7 @@
           </w:tcPr>
           <w:p>
             <w:pPr>
-              <w:spacing w:line="240" w:lineRule="auto" w:after="80" w:before="80"/>
+              <w:spacing w:line="240" w:lineRule="auto" w:after="40" w:before="40"/>
             </w:pPr>
             <w:r>
               <w:rPr>
@@ -13249,7 +13537,7 @@
           </w:tcPr>
           <w:p>
             <w:pPr>
-              <w:spacing w:line="240" w:lineRule="auto" w:after="80" w:before="80"/>
+              <w:spacing w:line="240" w:lineRule="auto" w:after="40" w:before="40"/>
               <w:jc w:val="center"/>
             </w:pPr>
             <w:r>
@@ -13268,7 +13556,7 @@
           </w:tcPr>
           <w:p>
             <w:pPr>
-              <w:spacing w:line="240" w:lineRule="auto" w:after="80" w:before="80"/>
+              <w:spacing w:line="240" w:lineRule="auto" w:after="40" w:before="40"/>
               <w:jc w:val="center"/>
             </w:pPr>
             <w:r>
@@ -13287,7 +13575,7 @@
           </w:tcPr>
           <w:p>
             <w:pPr>
-              <w:spacing w:line="240" w:lineRule="auto" w:after="80" w:before="80"/>
+              <w:spacing w:line="240" w:lineRule="auto" w:after="40" w:before="40"/>
               <w:jc w:val="center"/>
             </w:pPr>
             <w:r>
@@ -13306,7 +13594,7 @@
           </w:tcPr>
           <w:p>
             <w:pPr>
-              <w:spacing w:line="240" w:lineRule="auto" w:after="80" w:before="80"/>
+              <w:spacing w:line="240" w:lineRule="auto" w:after="40" w:before="40"/>
               <w:jc w:val="center"/>
             </w:pPr>
             <w:r>
@@ -13325,7 +13613,7 @@
           </w:tcPr>
           <w:p>
             <w:pPr>
-              <w:spacing w:line="240" w:lineRule="auto" w:after="80" w:before="80"/>
+              <w:spacing w:line="240" w:lineRule="auto" w:after="40" w:before="40"/>
               <w:jc w:val="center"/>
             </w:pPr>
             <w:r>
@@ -13346,7 +13634,7 @@
           </w:tcPr>
           <w:p>
             <w:pPr>
-              <w:spacing w:line="240" w:lineRule="auto" w:after="80" w:before="80"/>
+              <w:spacing w:line="240" w:lineRule="auto" w:after="40" w:before="40"/>
             </w:pPr>
             <w:r>
               <w:rPr>
@@ -13364,7 +13652,7 @@
           </w:tcPr>
           <w:p>
             <w:pPr>
-              <w:spacing w:line="240" w:lineRule="auto" w:after="80" w:before="80"/>
+              <w:spacing w:line="240" w:lineRule="auto" w:after="40" w:before="40"/>
               <w:jc w:val="center"/>
             </w:pPr>
             <w:r>
@@ -13383,7 +13671,7 @@
           </w:tcPr>
           <w:p>
             <w:pPr>
-              <w:spacing w:line="240" w:lineRule="auto" w:after="80" w:before="80"/>
+              <w:spacing w:line="240" w:lineRule="auto" w:after="40" w:before="40"/>
               <w:jc w:val="center"/>
             </w:pPr>
             <w:r>
@@ -13402,7 +13690,7 @@
           </w:tcPr>
           <w:p>
             <w:pPr>
-              <w:spacing w:line="240" w:lineRule="auto" w:after="80" w:before="80"/>
+              <w:spacing w:line="240" w:lineRule="auto" w:after="40" w:before="40"/>
               <w:jc w:val="center"/>
             </w:pPr>
             <w:r>
@@ -13421,7 +13709,7 @@
           </w:tcPr>
           <w:p>
             <w:pPr>
-              <w:spacing w:line="240" w:lineRule="auto" w:after="80" w:before="80"/>
+              <w:spacing w:line="240" w:lineRule="auto" w:after="40" w:before="40"/>
               <w:jc w:val="center"/>
             </w:pPr>
             <w:r>
@@ -13440,7 +13728,7 @@
           </w:tcPr>
           <w:p>
             <w:pPr>
-              <w:spacing w:line="240" w:lineRule="auto" w:after="80" w:before="80"/>
+              <w:spacing w:line="240" w:lineRule="auto" w:after="40" w:before="40"/>
               <w:jc w:val="center"/>
             </w:pPr>
             <w:r>
@@ -13461,7 +13749,7 @@
           </w:tcPr>
           <w:p>
             <w:pPr>
-              <w:spacing w:line="240" w:lineRule="auto" w:after="80" w:before="80"/>
+              <w:spacing w:line="240" w:lineRule="auto" w:after="40" w:before="40"/>
             </w:pPr>
             <w:r>
               <w:rPr>
@@ -13479,7 +13767,7 @@
           </w:tcPr>
           <w:p>
             <w:pPr>
-              <w:spacing w:line="240" w:lineRule="auto" w:after="80" w:before="80"/>
+              <w:spacing w:line="240" w:lineRule="auto" w:after="40" w:before="40"/>
               <w:jc w:val="center"/>
             </w:pPr>
             <w:r>
@@ -13498,7 +13786,7 @@
           </w:tcPr>
           <w:p>
             <w:pPr>
-              <w:spacing w:line="240" w:lineRule="auto" w:after="80" w:before="80"/>
+              <w:spacing w:line="240" w:lineRule="auto" w:after="40" w:before="40"/>
               <w:jc w:val="center"/>
             </w:pPr>
             <w:r>
@@ -13517,7 +13805,7 @@
           </w:tcPr>
           <w:p>
             <w:pPr>
-              <w:spacing w:line="240" w:lineRule="auto" w:after="80" w:before="80"/>
+              <w:spacing w:line="240" w:lineRule="auto" w:after="40" w:before="40"/>
               <w:jc w:val="center"/>
             </w:pPr>
             <w:r>
@@ -13536,7 +13824,7 @@
           </w:tcPr>
           <w:p>
             <w:pPr>
-              <w:spacing w:line="240" w:lineRule="auto" w:after="80" w:before="80"/>
+              <w:spacing w:line="240" w:lineRule="auto" w:after="40" w:before="40"/>
               <w:jc w:val="center"/>
             </w:pPr>
             <w:r>
@@ -13555,7 +13843,7 @@
           </w:tcPr>
           <w:p>
             <w:pPr>
-              <w:spacing w:line="240" w:lineRule="auto" w:after="80" w:before="80"/>
+              <w:spacing w:line="240" w:lineRule="auto" w:after="40" w:before="40"/>
               <w:jc w:val="center"/>
             </w:pPr>
             <w:r>
@@ -13576,7 +13864,7 @@
           </w:tcPr>
           <w:p>
             <w:pPr>
-              <w:spacing w:line="240" w:lineRule="auto" w:after="80" w:before="80"/>
+              <w:spacing w:line="240" w:lineRule="auto" w:after="40" w:before="40"/>
             </w:pPr>
             <w:r>
               <w:rPr>
@@ -13594,7 +13882,7 @@
           </w:tcPr>
           <w:p>
             <w:pPr>
-              <w:spacing w:line="240" w:lineRule="auto" w:after="80" w:before="80"/>
+              <w:spacing w:line="240" w:lineRule="auto" w:after="40" w:before="40"/>
               <w:jc w:val="center"/>
             </w:pPr>
             <w:r>
@@ -13613,7 +13901,7 @@
           </w:tcPr>
           <w:p>
             <w:pPr>
-              <w:spacing w:line="240" w:lineRule="auto" w:after="80" w:before="80"/>
+              <w:spacing w:line="240" w:lineRule="auto" w:after="40" w:before="40"/>
               <w:jc w:val="center"/>
             </w:pPr>
             <w:r>
@@ -13632,7 +13920,7 @@
           </w:tcPr>
           <w:p>
             <w:pPr>
-              <w:spacing w:line="240" w:lineRule="auto" w:after="80" w:before="80"/>
+              <w:spacing w:line="240" w:lineRule="auto" w:after="40" w:before="40"/>
               <w:jc w:val="center"/>
             </w:pPr>
             <w:r>
@@ -13651,7 +13939,7 @@
           </w:tcPr>
           <w:p>
             <w:pPr>
-              <w:spacing w:line="240" w:lineRule="auto" w:after="80" w:before="80"/>
+              <w:spacing w:line="240" w:lineRule="auto" w:after="40" w:before="40"/>
               <w:jc w:val="center"/>
             </w:pPr>
             <w:r>
@@ -13670,7 +13958,7 @@
           </w:tcPr>
           <w:p>
             <w:pPr>
-              <w:spacing w:line="240" w:lineRule="auto" w:after="80" w:before="80"/>
+              <w:spacing w:line="240" w:lineRule="auto" w:after="40" w:before="40"/>
               <w:jc w:val="center"/>
             </w:pPr>
             <w:r>
@@ -13691,7 +13979,7 @@
           </w:tcPr>
           <w:p>
             <w:pPr>
-              <w:spacing w:line="240" w:lineRule="auto" w:after="80" w:before="80"/>
+              <w:spacing w:line="240" w:lineRule="auto" w:after="40" w:before="40"/>
             </w:pPr>
             <w:r>
               <w:rPr>
@@ -13709,7 +13997,7 @@
           </w:tcPr>
           <w:p>
             <w:pPr>
-              <w:spacing w:line="240" w:lineRule="auto" w:after="80" w:before="80"/>
+              <w:spacing w:line="240" w:lineRule="auto" w:after="40" w:before="40"/>
               <w:jc w:val="center"/>
             </w:pPr>
             <w:r>
@@ -13728,7 +14016,7 @@
           </w:tcPr>
           <w:p>
             <w:pPr>
-              <w:spacing w:line="240" w:lineRule="auto" w:after="80" w:before="80"/>
+              <w:spacing w:line="240" w:lineRule="auto" w:after="40" w:before="40"/>
               <w:jc w:val="center"/>
             </w:pPr>
             <w:r>
@@ -13747,7 +14035,7 @@
           </w:tcPr>
           <w:p>
             <w:pPr>
-              <w:spacing w:line="240" w:lineRule="auto" w:after="80" w:before="80"/>
+              <w:spacing w:line="240" w:lineRule="auto" w:after="40" w:before="40"/>
               <w:jc w:val="center"/>
             </w:pPr>
             <w:r>
@@ -13766,7 +14054,7 @@
           </w:tcPr>
           <w:p>
             <w:pPr>
-              <w:spacing w:line="240" w:lineRule="auto" w:after="80" w:before="80"/>
+              <w:spacing w:line="240" w:lineRule="auto" w:after="40" w:before="40"/>
               <w:jc w:val="center"/>
             </w:pPr>
             <w:r>
@@ -13785,7 +14073,7 @@
           </w:tcPr>
           <w:p>
             <w:pPr>
-              <w:spacing w:line="240" w:lineRule="auto" w:after="80" w:before="80"/>
+              <w:spacing w:line="240" w:lineRule="auto" w:after="40" w:before="40"/>
               <w:jc w:val="center"/>
             </w:pPr>
             <w:r>
@@ -13806,7 +14094,7 @@
           </w:tcPr>
           <w:p>
             <w:pPr>
-              <w:spacing w:line="240" w:lineRule="auto" w:after="80" w:before="80"/>
+              <w:spacing w:line="240" w:lineRule="auto" w:after="40" w:before="40"/>
             </w:pPr>
             <w:r>
               <w:rPr>
@@ -13824,7 +14112,7 @@
           </w:tcPr>
           <w:p>
             <w:pPr>
-              <w:spacing w:line="240" w:lineRule="auto" w:after="80" w:before="80"/>
+              <w:spacing w:line="240" w:lineRule="auto" w:after="40" w:before="40"/>
               <w:jc w:val="center"/>
             </w:pPr>
             <w:r>
@@ -13843,7 +14131,7 @@
           </w:tcPr>
           <w:p>
             <w:pPr>
-              <w:spacing w:line="240" w:lineRule="auto" w:after="80" w:before="80"/>
+              <w:spacing w:line="240" w:lineRule="auto" w:after="40" w:before="40"/>
               <w:jc w:val="center"/>
             </w:pPr>
             <w:r>
@@ -13862,7 +14150,7 @@
           </w:tcPr>
           <w:p>
             <w:pPr>
-              <w:spacing w:line="240" w:lineRule="auto" w:after="80" w:before="80"/>
+              <w:spacing w:line="240" w:lineRule="auto" w:after="40" w:before="40"/>
               <w:jc w:val="center"/>
             </w:pPr>
             <w:r>
@@ -13881,7 +14169,7 @@
           </w:tcPr>
           <w:p>
             <w:pPr>
-              <w:spacing w:line="240" w:lineRule="auto" w:after="80" w:before="80"/>
+              <w:spacing w:line="240" w:lineRule="auto" w:after="40" w:before="40"/>
               <w:jc w:val="center"/>
             </w:pPr>
             <w:r>
@@ -13900,7 +14188,7 @@
           </w:tcPr>
           <w:p>
             <w:pPr>
-              <w:spacing w:line="240" w:lineRule="auto" w:after="80" w:before="80"/>
+              <w:spacing w:line="240" w:lineRule="auto" w:after="40" w:before="40"/>
               <w:jc w:val="center"/>
             </w:pPr>
             <w:r>
@@ -13921,7 +14209,7 @@
           </w:tcPr>
           <w:p>
             <w:pPr>
-              <w:spacing w:line="240" w:lineRule="auto" w:after="80" w:before="80"/>
+              <w:spacing w:line="240" w:lineRule="auto" w:after="40" w:before="40"/>
             </w:pPr>
             <w:r>
               <w:rPr>
@@ -13939,7 +14227,7 @@
           </w:tcPr>
           <w:p>
             <w:pPr>
-              <w:spacing w:line="240" w:lineRule="auto" w:after="80" w:before="80"/>
+              <w:spacing w:line="240" w:lineRule="auto" w:after="40" w:before="40"/>
               <w:jc w:val="center"/>
             </w:pPr>
             <w:r>
@@ -13958,7 +14246,7 @@
           </w:tcPr>
           <w:p>
             <w:pPr>
-              <w:spacing w:line="240" w:lineRule="auto" w:after="80" w:before="80"/>
+              <w:spacing w:line="240" w:lineRule="auto" w:after="40" w:before="40"/>
               <w:jc w:val="center"/>
             </w:pPr>
             <w:r>
@@ -13977,7 +14265,7 @@
           </w:tcPr>
           <w:p>
             <w:pPr>
-              <w:spacing w:line="240" w:lineRule="auto" w:after="80" w:before="80"/>
+              <w:spacing w:line="240" w:lineRule="auto" w:after="40" w:before="40"/>
               <w:jc w:val="center"/>
             </w:pPr>
             <w:r>
@@ -13996,7 +14284,7 @@
           </w:tcPr>
           <w:p>
             <w:pPr>
-              <w:spacing w:line="240" w:lineRule="auto" w:after="80" w:before="80"/>
+              <w:spacing w:line="240" w:lineRule="auto" w:after="40" w:before="40"/>
               <w:jc w:val="center"/>
             </w:pPr>
             <w:r>
@@ -14015,7 +14303,7 @@
           </w:tcPr>
           <w:p>
             <w:pPr>
-              <w:spacing w:line="240" w:lineRule="auto" w:after="80" w:before="80"/>
+              <w:spacing w:line="240" w:lineRule="auto" w:after="40" w:before="40"/>
               <w:jc w:val="center"/>
             </w:pPr>
             <w:r>
@@ -14029,10 +14317,20 @@
         </w:tc>
       </w:tr>
     </w:tbl>
-    <w:p/>
+    <w:p>
+      <w:pPr>
+        <w:spacing w:line="276" w:lineRule="auto" w:after="120"/>
+      </w:pPr>
+      <w:r>
+        <w:rPr>
+          <w:sz w:val="18"/>
+        </w:rPr>
+        <w:t>Ten fits per specification. Fitted log-link values above one are not interpreted as individual probabilities. The bounded logistic sensitivity supports the major associations; it does not establish perfect specification. Model labels correspond to the accompanying script and coefficient CSV.</w:t>
+      </w:r>
+    </w:p>
     <w:p>
       <w:r>
-        <w:t>Ten fits per specification. Fitted log-link values above one are not interpreted as individual probabilities. The bounded logistic sensitivity supports the major associations; it does not establish perfect specification. Model labels correspond to the accompanying script and coefficient CSV.</w:t>
+        <w:br w:type="page"/>
       </w:r>
     </w:p>
     <w:p>
@@ -14040,7 +14338,34 @@
         <w:pStyle w:val="Heading1"/>
       </w:pPr>
       <w:r>
-        <w:t>Supplementary Figure 1 Analytic sample selection</w:t>
+        <w:t>Supplementary Figure</w:t>
+      </w:r>
+    </w:p>
+    <w:p>
+      <w:r>
+        <w:rPr>
+          <w:b/>
+        </w:rPr>
+        <w:t>Figure S1. Selection of the annual and pooled analytic samples.</w:t>
+      </w:r>
+      <w:r>
+        <w:t xml:space="preserve"> Annual and pooled samples apply different inclusion and weighting rules for 2020. The 7,555 annual stroke records include the full 2020 sample; the 7,181 pooled stroke records exclude the 2020 follow-back respondents and use the partial-sample weights. Adjusted models additionally require an observed outcome and complete nonincome covariates. Counts are records, not unique persons across years.</w:t>
+      </w:r>
+    </w:p>
+    <w:p>
+      <w:r>
+        <w:br w:type="page"/>
+      </w:r>
+    </w:p>
+    <w:p>
+      <w:pPr>
+        <w:spacing w:line="276" w:lineRule="auto"/>
+      </w:pPr>
+      <w:r>
+        <w:rPr>
+          <w:b/>
+        </w:rPr>
+        <w:t>Figure S1</w:t>
       </w:r>
     </w:p>
     <w:p>
@@ -14050,7 +14375,7 @@
       <w:r>
         <w:drawing>
           <wp:inline xmlns:a="http://schemas.openxmlformats.org/drawingml/2006/main" xmlns:pic="http://schemas.openxmlformats.org/drawingml/2006/picture">
-            <wp:extent cx="4800600" cy="5760720"/>
+            <wp:extent cx="4937760" cy="5256325"/>
             <wp:docPr id="1" name="Picture 1"/>
             <wp:cNvGraphicFramePr>
               <a:graphicFrameLocks noChangeAspect="1"/>
@@ -14071,7 +14396,7 @@
                   <pic:spPr>
                     <a:xfrm>
                       <a:off x="0" y="0"/>
-                      <a:ext cx="4800600" cy="5760720"/>
+                      <a:ext cx="4937760" cy="5256325"/>
                     </a:xfrm>
                     <a:prstGeom prst="rect"/>
                   </pic:spPr>
@@ -14084,7 +14409,7 @@
     </w:p>
     <w:p>
       <w:r>
-        <w:t>Annual and pooled samples use different 2020 inclusion and weighting rules. The 7,555 annual stroke records include the full 2020 sample; the 7,181 pooled stroke records exclude 2020 followback records. The model sample additionally requires an observed outcome and complete nonincome adjustment variables. Annual counts are record counts, not unique persons across years.</w:t>
+        <w:br w:type="page"/>
       </w:r>
     </w:p>
     <w:p>
@@ -14092,15 +14417,22 @@
         <w:pStyle w:val="Heading1"/>
       </w:pPr>
       <w:r>
-        <w:t>Draft STROBE reporting checklist</w:t>
+        <w:t>STROBE Checklist</w:t>
       </w:r>
     </w:p>
     <w:p>
       <w:pPr>
-        <w:pStyle w:val="Heading2"/>
+        <w:keepNext/>
+        <w:spacing w:line="276" w:lineRule="auto" w:before="240" w:after="80"/>
       </w:pPr>
       <w:r>
-        <w:t>STROBE cross sectional checklist</w:t>
+        <w:rPr>
+          <w:b/>
+        </w:rPr>
+        <w:t xml:space="preserve">Table S12. </w:t>
+      </w:r>
+      <w:r>
+        <w:t>STROBE checklist for cross-sectional studies</w:t>
       </w:r>
     </w:p>
     <w:tbl>
@@ -14110,12 +14442,12 @@
         <w:tblLayout w:type="fixed"/>
         <w:tblLook w:firstColumn="1" w:firstRow="1" w:lastColumn="0" w:lastRow="0" w:noHBand="0" w:noVBand="1" w:val="04A0"/>
         <w:tblBorders>
-          <w:top w:val="single" w:sz="4" w:color="D9D9D9"/>
-          <w:left w:val="single" w:sz="4" w:color="D9D9D9"/>
-          <w:bottom w:val="single" w:sz="4" w:color="D9D9D9"/>
-          <w:right w:val="single" w:sz="4" w:color="D9D9D9"/>
-          <w:insideH w:val="single" w:sz="4" w:color="D9D9D9"/>
-          <w:insideV w:val="single" w:sz="4" w:color="D9D9D9"/>
+          <w:top w:val="single" w:sz="8" w:color="000000"/>
+          <w:bottom w:val="single" w:sz="8" w:color="000000"/>
+          <w:insideH w:val="single" w:sz="4" w:color="BFBFBF"/>
+          <w:left w:val="nil"/>
+          <w:right w:val="nil"/>
+          <w:insideV w:val="nil"/>
         </w:tblBorders>
       </w:tblPr>
       <w:tblGrid>
@@ -14131,11 +14463,13 @@
           <w:tcPr>
             <w:tcW w:type="dxa" w:w="3312"/>
             <w:vAlign w:val="center"/>
-            <w:shd w:fill="E8EFF4"/>
-          </w:tcPr>
-          <w:p>
-            <w:pPr>
-              <w:spacing w:line="240" w:lineRule="auto" w:after="80" w:before="80"/>
+            <w:tcBorders>
+              <w:bottom w:val="single" w:sz="6" w:color="000000"/>
+            </w:tcBorders>
+          </w:tcPr>
+          <w:p>
+            <w:pPr>
+              <w:spacing w:line="240" w:lineRule="auto" w:after="40" w:before="40"/>
             </w:pPr>
             <w:r>
               <w:rPr>
@@ -14150,11 +14484,13 @@
           <w:tcPr>
             <w:tcW w:type="dxa" w:w="3024"/>
             <w:vAlign w:val="center"/>
-            <w:shd w:fill="E8EFF4"/>
-          </w:tcPr>
-          <w:p>
-            <w:pPr>
-              <w:spacing w:line="240" w:lineRule="auto" w:after="80" w:before="80"/>
+            <w:tcBorders>
+              <w:bottom w:val="single" w:sz="6" w:color="000000"/>
+            </w:tcBorders>
+          </w:tcPr>
+          <w:p>
+            <w:pPr>
+              <w:spacing w:line="240" w:lineRule="auto" w:after="40" w:before="40"/>
               <w:jc w:val="center"/>
             </w:pPr>
             <w:r>
@@ -14162,7 +14498,7 @@
                 <w:b/>
                 <w:sz w:val="18"/>
               </w:rPr>
-              <w:t>Location</w:t>
+              <w:t>Location in manuscript</w:t>
             </w:r>
           </w:p>
         </w:tc>
@@ -14170,11 +14506,13 @@
           <w:tcPr>
             <w:tcW w:type="dxa" w:w="3024"/>
             <w:vAlign w:val="center"/>
-            <w:shd w:fill="E8EFF4"/>
-          </w:tcPr>
-          <w:p>
-            <w:pPr>
-              <w:spacing w:line="240" w:lineRule="auto" w:after="80" w:before="80"/>
+            <w:tcBorders>
+              <w:bottom w:val="single" w:sz="6" w:color="000000"/>
+            </w:tcBorders>
+          </w:tcPr>
+          <w:p>
+            <w:pPr>
+              <w:spacing w:line="240" w:lineRule="auto" w:after="40" w:before="40"/>
               <w:jc w:val="center"/>
             </w:pPr>
             <w:r>
@@ -14182,7 +14520,7 @@
                 <w:b/>
                 <w:sz w:val="18"/>
               </w:rPr>
-              <w:t>Coverage</w:t>
+              <w:t>Content</w:t>
             </w:r>
           </w:p>
         </w:tc>
@@ -14195,7 +14533,7 @@
           </w:tcPr>
           <w:p>
             <w:pPr>
-              <w:spacing w:line="240" w:lineRule="auto" w:after="80" w:before="80"/>
+              <w:spacing w:line="240" w:lineRule="auto" w:after="40" w:before="40"/>
             </w:pPr>
             <w:r>
               <w:rPr>
@@ -14213,15 +14551,15 @@
           </w:tcPr>
           <w:p>
             <w:pPr>
-              <w:spacing w:line="240" w:lineRule="auto" w:after="80" w:before="80"/>
-              <w:jc w:val="center"/>
-            </w:pPr>
-            <w:r>
-              <w:rPr>
-                <w:b w:val="0"/>
-                <w:sz w:val="18"/>
-              </w:rPr>
-              <w:t>Title and abstract</w:t>
+              <w:spacing w:line="240" w:lineRule="auto" w:after="40" w:before="40"/>
+              <w:jc w:val="center"/>
+            </w:pPr>
+            <w:r>
+              <w:rPr>
+                <w:b w:val="0"/>
+                <w:sz w:val="18"/>
+              </w:rPr>
+              <w:t>Title and Abstract</w:t>
             </w:r>
           </w:p>
         </w:tc>
@@ -14232,15 +14570,15 @@
           </w:tcPr>
           <w:p>
             <w:pPr>
-              <w:spacing w:line="240" w:lineRule="auto" w:after="80" w:before="80"/>
-              <w:jc w:val="center"/>
-            </w:pPr>
-            <w:r>
-              <w:rPr>
-                <w:b w:val="0"/>
-                <w:sz w:val="18"/>
-              </w:rPr>
-              <w:t>Design, population, period and quantitative findings supplied.</w:t>
+              <w:spacing w:line="240" w:lineRule="auto" w:after="40" w:before="40"/>
+              <w:jc w:val="center"/>
+            </w:pPr>
+            <w:r>
+              <w:rPr>
+                <w:b w:val="0"/>
+                <w:sz w:val="18"/>
+              </w:rPr>
+              <w:t>Design, population, period and principal quantitative findings.</w:t>
             </w:r>
           </w:p>
         </w:tc>
@@ -14253,7 +14591,7 @@
           </w:tcPr>
           <w:p>
             <w:pPr>
-              <w:spacing w:line="240" w:lineRule="auto" w:after="80" w:before="80"/>
+              <w:spacing w:line="240" w:lineRule="auto" w:after="40" w:before="40"/>
             </w:pPr>
             <w:r>
               <w:rPr>
@@ -14271,7 +14609,7 @@
           </w:tcPr>
           <w:p>
             <w:pPr>
-              <w:spacing w:line="240" w:lineRule="auto" w:after="80" w:before="80"/>
+              <w:spacing w:line="240" w:lineRule="auto" w:after="40" w:before="40"/>
               <w:jc w:val="center"/>
             </w:pPr>
             <w:r>
@@ -14290,7 +14628,7 @@
           </w:tcPr>
           <w:p>
             <w:pPr>
-              <w:spacing w:line="240" w:lineRule="auto" w:after="80" w:before="80"/>
+              <w:spacing w:line="240" w:lineRule="auto" w:after="40" w:before="40"/>
               <w:jc w:val="center"/>
             </w:pPr>
             <w:r>
@@ -14311,7 +14649,7 @@
           </w:tcPr>
           <w:p>
             <w:pPr>
-              <w:spacing w:line="240" w:lineRule="auto" w:after="80" w:before="80"/>
+              <w:spacing w:line="240" w:lineRule="auto" w:after="40" w:before="40"/>
             </w:pPr>
             <w:r>
               <w:rPr>
@@ -14329,7 +14667,7 @@
           </w:tcPr>
           <w:p>
             <w:pPr>
-              <w:spacing w:line="240" w:lineRule="auto" w:after="80" w:before="80"/>
+              <w:spacing w:line="240" w:lineRule="auto" w:after="40" w:before="40"/>
               <w:jc w:val="center"/>
             </w:pPr>
             <w:r>
@@ -14348,7 +14686,7 @@
           </w:tcPr>
           <w:p>
             <w:pPr>
-              <w:spacing w:line="240" w:lineRule="auto" w:after="80" w:before="80"/>
+              <w:spacing w:line="240" w:lineRule="auto" w:after="40" w:before="40"/>
               <w:jc w:val="center"/>
             </w:pPr>
             <w:r>
@@ -14369,7 +14707,7 @@
           </w:tcPr>
           <w:p>
             <w:pPr>
-              <w:spacing w:line="240" w:lineRule="auto" w:after="80" w:before="80"/>
+              <w:spacing w:line="240" w:lineRule="auto" w:after="40" w:before="40"/>
             </w:pPr>
             <w:r>
               <w:rPr>
@@ -14387,7 +14725,7 @@
           </w:tcPr>
           <w:p>
             <w:pPr>
-              <w:spacing w:line="240" w:lineRule="auto" w:after="80" w:before="80"/>
+              <w:spacing w:line="240" w:lineRule="auto" w:after="40" w:before="40"/>
               <w:jc w:val="center"/>
             </w:pPr>
             <w:r>
@@ -14406,7 +14744,7 @@
           </w:tcPr>
           <w:p>
             <w:pPr>
-              <w:spacing w:line="240" w:lineRule="auto" w:after="80" w:before="80"/>
+              <w:spacing w:line="240" w:lineRule="auto" w:after="40" w:before="40"/>
               <w:jc w:val="center"/>
             </w:pPr>
             <w:r>
@@ -14427,7 +14765,7 @@
           </w:tcPr>
           <w:p>
             <w:pPr>
-              <w:spacing w:line="240" w:lineRule="auto" w:after="80" w:before="80"/>
+              <w:spacing w:line="240" w:lineRule="auto" w:after="40" w:before="40"/>
             </w:pPr>
             <w:r>
               <w:rPr>
@@ -14445,7 +14783,7 @@
           </w:tcPr>
           <w:p>
             <w:pPr>
-              <w:spacing w:line="240" w:lineRule="auto" w:after="80" w:before="80"/>
+              <w:spacing w:line="240" w:lineRule="auto" w:after="40" w:before="40"/>
               <w:jc w:val="center"/>
             </w:pPr>
             <w:r>
@@ -14464,7 +14802,7 @@
           </w:tcPr>
           <w:p>
             <w:pPr>
-              <w:spacing w:line="240" w:lineRule="auto" w:after="80" w:before="80"/>
+              <w:spacing w:line="240" w:lineRule="auto" w:after="40" w:before="40"/>
               <w:jc w:val="center"/>
             </w:pPr>
             <w:r>
@@ -14485,7 +14823,7 @@
           </w:tcPr>
           <w:p>
             <w:pPr>
-              <w:spacing w:line="240" w:lineRule="auto" w:after="80" w:before="80"/>
+              <w:spacing w:line="240" w:lineRule="auto" w:after="40" w:before="40"/>
             </w:pPr>
             <w:r>
               <w:rPr>
@@ -14503,7 +14841,7 @@
           </w:tcPr>
           <w:p>
             <w:pPr>
-              <w:spacing w:line="240" w:lineRule="auto" w:after="80" w:before="80"/>
+              <w:spacing w:line="240" w:lineRule="auto" w:after="40" w:before="40"/>
               <w:jc w:val="center"/>
             </w:pPr>
             <w:r>
@@ -14522,7 +14860,7 @@
           </w:tcPr>
           <w:p>
             <w:pPr>
-              <w:spacing w:line="240" w:lineRule="auto" w:after="80" w:before="80"/>
+              <w:spacing w:line="240" w:lineRule="auto" w:after="40" w:before="40"/>
               <w:jc w:val="center"/>
             </w:pPr>
             <w:r>
@@ -14543,7 +14881,7 @@
           </w:tcPr>
           <w:p>
             <w:pPr>
-              <w:spacing w:line="240" w:lineRule="auto" w:after="80" w:before="80"/>
+              <w:spacing w:line="240" w:lineRule="auto" w:after="40" w:before="40"/>
             </w:pPr>
             <w:r>
               <w:rPr>
@@ -14561,7 +14899,7 @@
           </w:tcPr>
           <w:p>
             <w:pPr>
-              <w:spacing w:line="240" w:lineRule="auto" w:after="80" w:before="80"/>
+              <w:spacing w:line="240" w:lineRule="auto" w:after="40" w:before="40"/>
               <w:jc w:val="center"/>
             </w:pPr>
             <w:r>
@@ -14580,7 +14918,7 @@
           </w:tcPr>
           <w:p>
             <w:pPr>
-              <w:spacing w:line="240" w:lineRule="auto" w:after="80" w:before="80"/>
+              <w:spacing w:line="240" w:lineRule="auto" w:after="40" w:before="40"/>
               <w:jc w:val="center"/>
             </w:pPr>
             <w:r>
@@ -14601,7 +14939,7 @@
           </w:tcPr>
           <w:p>
             <w:pPr>
-              <w:spacing w:line="240" w:lineRule="auto" w:after="80" w:before="80"/>
+              <w:spacing w:line="240" w:lineRule="auto" w:after="40" w:before="40"/>
             </w:pPr>
             <w:r>
               <w:rPr>
@@ -14619,7 +14957,7 @@
           </w:tcPr>
           <w:p>
             <w:pPr>
-              <w:spacing w:line="240" w:lineRule="auto" w:after="80" w:before="80"/>
+              <w:spacing w:line="240" w:lineRule="auto" w:after="40" w:before="40"/>
               <w:jc w:val="center"/>
             </w:pPr>
             <w:r>
@@ -14638,7 +14976,7 @@
           </w:tcPr>
           <w:p>
             <w:pPr>
-              <w:spacing w:line="240" w:lineRule="auto" w:after="80" w:before="80"/>
+              <w:spacing w:line="240" w:lineRule="auto" w:after="40" w:before="40"/>
               <w:jc w:val="center"/>
             </w:pPr>
             <w:r>
@@ -14659,7 +14997,7 @@
           </w:tcPr>
           <w:p>
             <w:pPr>
-              <w:spacing w:line="240" w:lineRule="auto" w:after="80" w:before="80"/>
+              <w:spacing w:line="240" w:lineRule="auto" w:after="40" w:before="40"/>
             </w:pPr>
             <w:r>
               <w:rPr>
@@ -14677,7 +15015,7 @@
           </w:tcPr>
           <w:p>
             <w:pPr>
-              <w:spacing w:line="240" w:lineRule="auto" w:after="80" w:before="80"/>
+              <w:spacing w:line="240" w:lineRule="auto" w:after="40" w:before="40"/>
               <w:jc w:val="center"/>
             </w:pPr>
             <w:r>
@@ -14696,7 +15034,7 @@
           </w:tcPr>
           <w:p>
             <w:pPr>
-              <w:spacing w:line="240" w:lineRule="auto" w:after="80" w:before="80"/>
+              <w:spacing w:line="240" w:lineRule="auto" w:after="40" w:before="40"/>
               <w:jc w:val="center"/>
             </w:pPr>
             <w:r>
@@ -14717,7 +15055,7 @@
           </w:tcPr>
           <w:p>
             <w:pPr>
-              <w:spacing w:line="240" w:lineRule="auto" w:after="80" w:before="80"/>
+              <w:spacing w:line="240" w:lineRule="auto" w:after="40" w:before="40"/>
             </w:pPr>
             <w:r>
               <w:rPr>
@@ -14735,7 +15073,7 @@
           </w:tcPr>
           <w:p>
             <w:pPr>
-              <w:spacing w:line="240" w:lineRule="auto" w:after="80" w:before="80"/>
+              <w:spacing w:line="240" w:lineRule="auto" w:after="40" w:before="40"/>
               <w:jc w:val="center"/>
             </w:pPr>
             <w:r>
@@ -14754,7 +15092,7 @@
           </w:tcPr>
           <w:p>
             <w:pPr>
-              <w:spacing w:line="240" w:lineRule="auto" w:after="80" w:before="80"/>
+              <w:spacing w:line="240" w:lineRule="auto" w:after="40" w:before="40"/>
               <w:jc w:val="center"/>
             </w:pPr>
             <w:r>
@@ -14775,7 +15113,7 @@
           </w:tcPr>
           <w:p>
             <w:pPr>
-              <w:spacing w:line="240" w:lineRule="auto" w:after="80" w:before="80"/>
+              <w:spacing w:line="240" w:lineRule="auto" w:after="40" w:before="40"/>
             </w:pPr>
             <w:r>
               <w:rPr>
@@ -14793,7 +15131,7 @@
           </w:tcPr>
           <w:p>
             <w:pPr>
-              <w:spacing w:line="240" w:lineRule="auto" w:after="80" w:before="80"/>
+              <w:spacing w:line="240" w:lineRule="auto" w:after="40" w:before="40"/>
               <w:jc w:val="center"/>
             </w:pPr>
             <w:r>
@@ -14812,7 +15150,7 @@
           </w:tcPr>
           <w:p>
             <w:pPr>
-              <w:spacing w:line="240" w:lineRule="auto" w:after="80" w:before="80"/>
+              <w:spacing w:line="240" w:lineRule="auto" w:after="40" w:before="40"/>
               <w:jc w:val="center"/>
             </w:pPr>
             <w:r>
@@ -14833,7 +15171,7 @@
           </w:tcPr>
           <w:p>
             <w:pPr>
-              <w:spacing w:line="240" w:lineRule="auto" w:after="80" w:before="80"/>
+              <w:spacing w:line="240" w:lineRule="auto" w:after="40" w:before="40"/>
             </w:pPr>
             <w:r>
               <w:rPr>
@@ -14851,7 +15189,7 @@
           </w:tcPr>
           <w:p>
             <w:pPr>
-              <w:spacing w:line="240" w:lineRule="auto" w:after="80" w:before="80"/>
+              <w:spacing w:line="240" w:lineRule="auto" w:after="40" w:before="40"/>
               <w:jc w:val="center"/>
             </w:pPr>
             <w:r>
@@ -14870,7 +15208,7 @@
           </w:tcPr>
           <w:p>
             <w:pPr>
-              <w:spacing w:line="240" w:lineRule="auto" w:after="80" w:before="80"/>
+              <w:spacing w:line="240" w:lineRule="auto" w:after="40" w:before="40"/>
               <w:jc w:val="center"/>
             </w:pPr>
             <w:r>
@@ -14891,7 +15229,7 @@
           </w:tcPr>
           <w:p>
             <w:pPr>
-              <w:spacing w:line="240" w:lineRule="auto" w:after="80" w:before="80"/>
+              <w:spacing w:line="240" w:lineRule="auto" w:after="40" w:before="40"/>
             </w:pPr>
             <w:r>
               <w:rPr>
@@ -14909,7 +15247,7 @@
           </w:tcPr>
           <w:p>
             <w:pPr>
-              <w:spacing w:line="240" w:lineRule="auto" w:after="80" w:before="80"/>
+              <w:spacing w:line="240" w:lineRule="auto" w:after="40" w:before="40"/>
               <w:jc w:val="center"/>
             </w:pPr>
             <w:r>
@@ -14928,7 +15266,7 @@
           </w:tcPr>
           <w:p>
             <w:pPr>
-              <w:spacing w:line="240" w:lineRule="auto" w:after="80" w:before="80"/>
+              <w:spacing w:line="240" w:lineRule="auto" w:after="40" w:before="40"/>
               <w:jc w:val="center"/>
             </w:pPr>
             <w:r>
@@ -14949,7 +15287,7 @@
           </w:tcPr>
           <w:p>
             <w:pPr>
-              <w:spacing w:line="240" w:lineRule="auto" w:after="80" w:before="80"/>
+              <w:spacing w:line="240" w:lineRule="auto" w:after="40" w:before="40"/>
             </w:pPr>
             <w:r>
               <w:rPr>
@@ -14967,7 +15305,7 @@
           </w:tcPr>
           <w:p>
             <w:pPr>
-              <w:spacing w:line="240" w:lineRule="auto" w:after="80" w:before="80"/>
+              <w:spacing w:line="240" w:lineRule="auto" w:after="40" w:before="40"/>
               <w:jc w:val="center"/>
             </w:pPr>
             <w:r>
@@ -14986,7 +15324,7 @@
           </w:tcPr>
           <w:p>
             <w:pPr>
-              <w:spacing w:line="240" w:lineRule="auto" w:after="80" w:before="80"/>
+              <w:spacing w:line="240" w:lineRule="auto" w:after="40" w:before="40"/>
               <w:jc w:val="center"/>
             </w:pPr>
             <w:r>
@@ -15007,7 +15345,7 @@
           </w:tcPr>
           <w:p>
             <w:pPr>
-              <w:spacing w:line="240" w:lineRule="auto" w:after="80" w:before="80"/>
+              <w:spacing w:line="240" w:lineRule="auto" w:after="40" w:before="40"/>
             </w:pPr>
             <w:r>
               <w:rPr>
@@ -15025,7 +15363,7 @@
           </w:tcPr>
           <w:p>
             <w:pPr>
-              <w:spacing w:line="240" w:lineRule="auto" w:after="80" w:before="80"/>
+              <w:spacing w:line="240" w:lineRule="auto" w:after="40" w:before="40"/>
               <w:jc w:val="center"/>
             </w:pPr>
             <w:r>
@@ -15044,7 +15382,7 @@
           </w:tcPr>
           <w:p>
             <w:pPr>
-              <w:spacing w:line="240" w:lineRule="auto" w:after="80" w:before="80"/>
+              <w:spacing w:line="240" w:lineRule="auto" w:after="40" w:before="40"/>
               <w:jc w:val="center"/>
             </w:pPr>
             <w:r>
@@ -15065,7 +15403,7 @@
           </w:tcPr>
           <w:p>
             <w:pPr>
-              <w:spacing w:line="240" w:lineRule="auto" w:after="80" w:before="80"/>
+              <w:spacing w:line="240" w:lineRule="auto" w:after="40" w:before="40"/>
             </w:pPr>
             <w:r>
               <w:rPr>
@@ -15083,7 +15421,7 @@
           </w:tcPr>
           <w:p>
             <w:pPr>
-              <w:spacing w:line="240" w:lineRule="auto" w:after="80" w:before="80"/>
+              <w:spacing w:line="240" w:lineRule="auto" w:after="40" w:before="40"/>
               <w:jc w:val="center"/>
             </w:pPr>
             <w:r>
@@ -15102,39 +15440,20 @@
           </w:tcPr>
           <w:p>
             <w:pPr>
-              <w:spacing w:line="240" w:lineRule="auto" w:after="80" w:before="80"/>
-              <w:jc w:val="center"/>
-            </w:pPr>
-            <w:r>
-              <w:rPr>
-                <w:b w:val="0"/>
-                <w:sz w:val="18"/>
-              </w:rPr>
-              <w:t>Author contributions and competing-interests statement supplied; no funding statement is included at the direction of the authors.</w:t>
+              <w:spacing w:line="240" w:lineRule="auto" w:after="40" w:before="40"/>
+              <w:jc w:val="center"/>
+            </w:pPr>
+            <w:r>
+              <w:rPr>
+                <w:b w:val="0"/>
+                <w:sz w:val="18"/>
+              </w:rPr>
+              <w:t>No external funding is reported.</w:t>
             </w:r>
           </w:p>
         </w:tc>
       </w:tr>
     </w:tbl>
-    <w:p/>
-    <w:p>
-      <w:r>
-        <w:t>This is a draft reporting map, not certification of submission readiness. Final page numbers and author declarations can be added after journal adaptation.</w:t>
-      </w:r>
-    </w:p>
-    <w:p>
-      <w:pPr>
-        <w:pStyle w:val="Heading1"/>
-      </w:pPr>
-      <w:r>
-        <w:t>Additional data files</w:t>
-      </w:r>
-    </w:p>
-    <w:p>
-      <w:r>
-        <w:t>Machine-readable aggregate files include all model coefficients and intervals, per-imputation coefficients and covariance matrices, Table 1 counts and weighted percentages, annual and pooled prevalences, standardized contrasts, model diagnostics, missingness, and the complete source manifest. The working package also includes the exact codebook crosswalks and source excerpts. Public microdata are retained separately in the project workspace and can be reacquired with the supplied downloader. Author-specific declarations remain clearly identified in the main manuscript and author information sheet.</w:t>
-      </w:r>
-    </w:p>
     <w:sectPr>
       <w:footerReference w:type="default" r:id="rId9"/>
       <w:pgSz w:w="12240" w:h="15840"/>
@@ -15153,9 +15472,6 @@
       <w:pStyle w:val="Footer"/>
       <w:jc w:val="center"/>
     </w:pPr>
-    <w:r>
-      <w:t xml:space="preserve">Working draft  |  </w:t>
-    </w:r>
     <w:fldSimple w:instr="PAGE"/>
   </w:p>
 </w:ftr>
@@ -15525,12 +15841,12 @@
     <w:qFormat/>
     <w:rsid w:val="00FC693F"/>
     <w:pPr>
-      <w:spacing w:line="276" w:lineRule="auto" w:after="120"/>
+      <w:spacing w:line="276" w:lineRule="auto" w:after="0"/>
     </w:pPr>
     <w:rPr>
-      <w:rFonts w:ascii="Times New Roman" w:hAnsi="Times New Roman"/>
+      <w:rFonts w:ascii="Times New Roman" w:hAnsi="Times New Roman" w:eastAsia="Times New Roman" w:cs="Times New Roman"/>
       <w:color w:val="000000"/>
-      <w:sz w:val="22"/>
+      <w:sz w:val="24"/>
     </w:rPr>
   </w:style>
   <w:style w:type="paragraph" w:styleId="Header">
@@ -15588,15 +15904,16 @@
     <w:pPr>
       <w:keepNext/>
       <w:keepLines/>
-      <w:spacing w:before="480" w:after="0"/>
+      <w:spacing w:before="240" w:after="0" w:line="276" w:lineRule="auto"/>
       <w:outlineLvl w:val="0"/>
     </w:pPr>
     <w:rPr>
-      <w:rFonts w:asciiTheme="majorHAnsi" w:eastAsiaTheme="majorEastAsia" w:hAnsiTheme="majorHAnsi" w:cstheme="majorBidi" w:ascii="Times New Roman" w:hAnsi="Times New Roman"/>
+      <w:rFonts w:asciiTheme="majorHAnsi" w:eastAsiaTheme="majorEastAsia" w:hAnsiTheme="majorHAnsi" w:cstheme="majorBidi" w:ascii="Times New Roman" w:hAnsi="Times New Roman" w:eastAsia="Times New Roman" w:cs="Times New Roman"/>
       <w:b/>
       <w:bCs/>
+      <w:i w:val="0"/>
       <w:color w:val="000000"/>
-      <w:sz w:val="28"/>
+      <w:sz w:val="24"/>
       <w:szCs w:val="28"/>
     </w:rPr>
   </w:style>
@@ -15612,13 +15929,14 @@
     <w:pPr>
       <w:keepNext/>
       <w:keepLines/>
-      <w:spacing w:before="200" w:after="0"/>
+      <w:spacing w:before="240" w:after="0" w:line="276" w:lineRule="auto"/>
       <w:outlineLvl w:val="1"/>
     </w:pPr>
     <w:rPr>
-      <w:rFonts w:asciiTheme="majorHAnsi" w:eastAsiaTheme="majorEastAsia" w:hAnsiTheme="majorHAnsi" w:cstheme="majorBidi" w:ascii="Times New Roman" w:hAnsi="Times New Roman"/>
+      <w:rFonts w:asciiTheme="majorHAnsi" w:eastAsiaTheme="majorEastAsia" w:hAnsiTheme="majorHAnsi" w:cstheme="majorBidi" w:ascii="Times New Roman" w:hAnsi="Times New Roman" w:eastAsia="Times New Roman" w:cs="Times New Roman"/>
       <w:b/>
       <w:bCs/>
+      <w:i/>
       <w:color w:val="000000"/>
       <w:sz w:val="24"/>
       <w:szCs w:val="26"/>
@@ -15636,15 +15954,16 @@
     <w:pPr>
       <w:keepNext/>
       <w:keepLines/>
-      <w:spacing w:before="200" w:after="0"/>
+      <w:spacing w:before="240" w:after="0" w:line="276" w:lineRule="auto"/>
       <w:outlineLvl w:val="2"/>
     </w:pPr>
     <w:rPr>
-      <w:rFonts w:asciiTheme="majorHAnsi" w:eastAsiaTheme="majorEastAsia" w:hAnsiTheme="majorHAnsi" w:cstheme="majorBidi" w:ascii="Times New Roman" w:hAnsi="Times New Roman"/>
+      <w:rFonts w:asciiTheme="majorHAnsi" w:eastAsiaTheme="majorEastAsia" w:hAnsiTheme="majorHAnsi" w:cstheme="majorBidi" w:ascii="Times New Roman" w:hAnsi="Times New Roman" w:eastAsia="Times New Roman" w:cs="Times New Roman"/>
       <w:b/>
       <w:bCs/>
+      <w:i/>
       <w:color w:val="000000"/>
-      <w:sz w:val="22"/>
+      <w:sz w:val="24"/>
     </w:rPr>
   </w:style>
   <w:style w:type="paragraph" w:styleId="Heading4">
@@ -15875,18 +16194,17 @@
     <w:qFormat/>
     <w:rsid w:val="00FC693F"/>
     <w:pPr>
-      <w:pBdr>
-        <w:bottom w:val="single" w:sz="8" w:space="4" w:color="4F81BD" w:themeColor="accent1"/>
-      </w:pBdr>
-      <w:spacing w:after="300" w:line="240" w:lineRule="auto"/>
+      <w:spacing w:after="240" w:line="276" w:lineRule="auto"/>
       <w:contextualSpacing/>
+      <w:jc w:val="center"/>
     </w:pPr>
     <w:rPr>
-      <w:rFonts w:asciiTheme="majorHAnsi" w:eastAsiaTheme="majorEastAsia" w:hAnsiTheme="majorHAnsi" w:cstheme="majorBidi" w:ascii="Times New Roman" w:hAnsi="Times New Roman"/>
+      <w:rFonts w:asciiTheme="majorHAnsi" w:eastAsiaTheme="majorEastAsia" w:hAnsiTheme="majorHAnsi" w:cstheme="majorBidi" w:ascii="Times New Roman" w:hAnsi="Times New Roman" w:eastAsia="Times New Roman" w:cs="Times New Roman"/>
+      <w:b/>
       <w:color w:val="000000"/>
       <w:spacing w:val="5"/>
       <w:kern w:val="28"/>
-      <w:sz w:val="36"/>
+      <w:sz w:val="28"/>
       <w:szCs w:val="52"/>
     </w:rPr>
   </w:style>
@@ -15919,10 +16237,10 @@
       </w:numPr>
     </w:pPr>
     <w:rPr>
-      <w:rFonts w:asciiTheme="majorHAnsi" w:eastAsiaTheme="majorEastAsia" w:hAnsiTheme="majorHAnsi" w:cstheme="majorBidi" w:ascii="Times New Roman" w:hAnsi="Times New Roman"/>
+      <w:rFonts w:asciiTheme="majorHAnsi" w:eastAsiaTheme="majorEastAsia" w:hAnsiTheme="majorHAnsi" w:cstheme="majorBidi"/>
       <w:i/>
       <w:iCs/>
-      <w:color w:val="000000"/>
+      <w:color w:val="4F81BD" w:themeColor="accent1"/>
       <w:spacing w:val="15"/>
       <w:sz w:val="24"/>
       <w:szCs w:val="24"/>

--- a/manuscript/supplement.docx
+++ b/manuscript/supplement.docx
@@ -7,7 +7,7 @@
         <w:pStyle w:val="Title"/>
       </w:pPr>
       <w:r>
-        <w:t>Supplementary Material</w:t>
+        <w:t>Supplemental Material</w:t>
       </w:r>
     </w:p>
     <w:p>
@@ -22,6 +22,7 @@
     <w:p>
       <w:pPr>
         <w:spacing w:line="276" w:lineRule="auto" w:after="160"/>
+        <w:jc w:val="center"/>
       </w:pPr>
       <w:r>
         <w:t>G. Blake Pierpoint and Alberto E. Musto</w:t>
@@ -32,7 +33,7 @@
         <w:spacing w:line="276" w:lineRule="auto" w:after="160"/>
       </w:pPr>
       <w:r>
-        <w:t>Reference numbers refer to the reference list of the main manuscript. Contents: Supplemental Methods; Figure S1; Tables S1–S12 (Table S12 is the STROBE checklist).</w:t>
+        <w:t>Reference numbers refer to the reference list of the main manuscript. Contents: Supplemental Methods, including Tables S1 and S2; Figure S1; Tables S3–S11; STROBE checklist (Table S12).</w:t>
       </w:r>
     </w:p>
     <w:p>
@@ -40,7 +41,7 @@
         <w:pStyle w:val="Heading1"/>
       </w:pPr>
       <w:r>
-        <w:t>Supplementary Methods</w:t>
+        <w:t>Supplemental Methods</w:t>
       </w:r>
     </w:p>
     <w:p>
@@ -100,7 +101,7 @@
         <w:rPr>
           <w:b/>
         </w:rPr>
-        <w:t xml:space="preserve">Table S10. </w:t>
+        <w:t xml:space="preserve">Table S1. </w:t>
       </w:r>
       <w:r>
         <w:t>Outcome definitions and NHIS source variables</w:t>
@@ -631,7 +632,7 @@
         <w:rPr>
           <w:b/>
         </w:rPr>
-        <w:t xml:space="preserve">Table S11. </w:t>
+        <w:t xml:space="preserve">Table S2. </w:t>
       </w:r>
       <w:r>
         <w:t>Covariate definitions and NHIS source variables</w:t>
@@ -1503,7 +1504,7 @@
         <w:pageBreakBefore/>
       </w:pPr>
       <w:r>
-        <w:t>Supplementary Figure</w:t>
+        <w:t>Supplemental Figure</w:t>
       </w:r>
     </w:p>
     <w:p>
@@ -1570,7 +1571,7 @@
         <w:pageBreakBefore/>
       </w:pPr>
       <w:r>
-        <w:t>Supplementary Tables</w:t>
+        <w:t>Supplemental Tables</w:t>
       </w:r>
     </w:p>
     <w:p>
@@ -1582,7 +1583,7 @@
         <w:rPr>
           <w:b/>
         </w:rPr>
-        <w:t xml:space="preserve">Table S1. </w:t>
+        <w:t xml:space="preserve">Table S3. </w:t>
       </w:r>
       <w:r>
         <w:t>Annual and pooled sample counts by survey year</w:t>
@@ -1654,7 +1655,7 @@
                 <w:b/>
                 <w:sz w:val="18"/>
               </w:rPr>
-              <w:t>Annual stroke</w:t>
+              <w:t>Annual stroke survivors</w:t>
             </w:r>
           </w:p>
         </w:tc>
@@ -1676,7 +1677,7 @@
                 <w:b/>
                 <w:sz w:val="18"/>
               </w:rPr>
-              <w:t>Annual outcome observed</w:t>
+              <w:t>Annual, outcome observed</w:t>
             </w:r>
           </w:p>
         </w:tc>
@@ -1698,7 +1699,7 @@
                 <w:b/>
                 <w:sz w:val="18"/>
               </w:rPr>
-              <w:t>Pooled stroke</w:t>
+              <w:t>Pooled stroke survivors</w:t>
             </w:r>
           </w:p>
         </w:tc>
@@ -1720,7 +1721,7 @@
                 <w:b/>
                 <w:sz w:val="18"/>
               </w:rPr>
-              <w:t>Pooled outcome observed</w:t>
+              <w:t>Pooled, outcome observed</w:t>
             </w:r>
           </w:p>
         </w:tc>
@@ -1742,7 +1743,7 @@
                 <w:b/>
                 <w:sz w:val="18"/>
               </w:rPr>
-              <w:t>Pooled events</w:t>
+              <w:t>Pooled, with barrier</w:t>
             </w:r>
           </w:p>
         </w:tc>
@@ -1781,7 +1782,7 @@
                 <w:b w:val="0"/>
                 <w:sz w:val="18"/>
               </w:rPr>
-              <w:t>1201</w:t>
+              <w:t>1,201</w:t>
             </w:r>
           </w:p>
         </w:tc>
@@ -1800,7 +1801,7 @@
                 <w:b w:val="0"/>
                 <w:sz w:val="18"/>
               </w:rPr>
-              <w:t>1191</w:t>
+              <w:t>1,191</w:t>
             </w:r>
           </w:p>
         </w:tc>
@@ -1819,7 +1820,7 @@
                 <w:b w:val="0"/>
                 <w:sz w:val="18"/>
               </w:rPr>
-              <w:t>1201</w:t>
+              <w:t>1,201</w:t>
             </w:r>
           </w:p>
         </w:tc>
@@ -1838,7 +1839,7 @@
                 <w:b w:val="0"/>
                 <w:sz w:val="18"/>
               </w:rPr>
-              <w:t>1191</w:t>
+              <w:t>1,191</w:t>
             </w:r>
           </w:p>
         </w:tc>
@@ -1896,7 +1897,7 @@
                 <w:b w:val="0"/>
                 <w:sz w:val="18"/>
               </w:rPr>
-              <w:t>1059</w:t>
+              <w:t>1,059</w:t>
             </w:r>
           </w:p>
         </w:tc>
@@ -1915,7 +1916,7 @@
                 <w:b w:val="0"/>
                 <w:sz w:val="18"/>
               </w:rPr>
-              <w:t>1051</w:t>
+              <w:t>1,051</w:t>
             </w:r>
           </w:p>
         </w:tc>
@@ -2011,7 +2012,7 @@
                 <w:b w:val="0"/>
                 <w:sz w:val="18"/>
               </w:rPr>
-              <w:t>1010</w:t>
+              <w:t>1,010</w:t>
             </w:r>
           </w:p>
         </w:tc>
@@ -2030,7 +2031,7 @@
                 <w:b w:val="0"/>
                 <w:sz w:val="18"/>
               </w:rPr>
-              <w:t>1001</w:t>
+              <w:t>1,001</w:t>
             </w:r>
           </w:p>
         </w:tc>
@@ -2049,7 +2050,7 @@
                 <w:b w:val="0"/>
                 <w:sz w:val="18"/>
               </w:rPr>
-              <w:t>1010</w:t>
+              <w:t>1,010</w:t>
             </w:r>
           </w:p>
         </w:tc>
@@ -2068,7 +2069,7 @@
                 <w:b w:val="0"/>
                 <w:sz w:val="18"/>
               </w:rPr>
-              <w:t>1001</w:t>
+              <w:t>1,001</w:t>
             </w:r>
           </w:p>
         </w:tc>
@@ -2126,7 +2127,7 @@
                 <w:b w:val="0"/>
                 <w:sz w:val="18"/>
               </w:rPr>
-              <w:t>1008</w:t>
+              <w:t>1,008</w:t>
             </w:r>
           </w:p>
         </w:tc>
@@ -2164,7 +2165,7 @@
                 <w:b w:val="0"/>
                 <w:sz w:val="18"/>
               </w:rPr>
-              <w:t>1008</w:t>
+              <w:t>1,008</w:t>
             </w:r>
           </w:p>
         </w:tc>
@@ -2241,7 +2242,7 @@
                 <w:b w:val="0"/>
                 <w:sz w:val="18"/>
               </w:rPr>
-              <w:t>1131</w:t>
+              <w:t>1,131</w:t>
             </w:r>
           </w:p>
         </w:tc>
@@ -2260,7 +2261,7 @@
                 <w:b w:val="0"/>
                 <w:sz w:val="18"/>
               </w:rPr>
-              <w:t>1116</w:t>
+              <w:t>1,116</w:t>
             </w:r>
           </w:p>
         </w:tc>
@@ -2279,7 +2280,7 @@
                 <w:b w:val="0"/>
                 <w:sz w:val="18"/>
               </w:rPr>
-              <w:t>1131</w:t>
+              <w:t>1,131</w:t>
             </w:r>
           </w:p>
         </w:tc>
@@ -2298,7 +2299,7 @@
                 <w:b w:val="0"/>
                 <w:sz w:val="18"/>
               </w:rPr>
-              <w:t>1116</w:t>
+              <w:t>1,116</w:t>
             </w:r>
           </w:p>
         </w:tc>
@@ -2356,7 +2357,7 @@
                 <w:b w:val="0"/>
                 <w:sz w:val="18"/>
               </w:rPr>
-              <w:t>1244</w:t>
+              <w:t>1,244</w:t>
             </w:r>
           </w:p>
         </w:tc>
@@ -2375,7 +2376,7 @@
                 <w:b w:val="0"/>
                 <w:sz w:val="18"/>
               </w:rPr>
-              <w:t>1229</w:t>
+              <w:t>1,229</w:t>
             </w:r>
           </w:p>
         </w:tc>
@@ -2394,7 +2395,7 @@
                 <w:b w:val="0"/>
                 <w:sz w:val="18"/>
               </w:rPr>
-              <w:t>1244</w:t>
+              <w:t>1,244</w:t>
             </w:r>
           </w:p>
         </w:tc>
@@ -2413,7 +2414,7 @@
                 <w:b w:val="0"/>
                 <w:sz w:val="18"/>
               </w:rPr>
-              <w:t>1229</w:t>
+              <w:t>1,229</w:t>
             </w:r>
           </w:p>
         </w:tc>
@@ -2573,10 +2574,10 @@
         <w:rPr>
           <w:b/>
         </w:rPr>
-        <w:t xml:space="preserve">Table S2. </w:t>
+        <w:t xml:space="preserve">Table S4. </w:t>
       </w:r>
       <w:r>
-        <w:t>Missing nonincome covariates in the pooled stroke-survivor sample</w:t>
+        <w:t>Missing outcome and nonincome covariate values in the pooled stroke-survivor sample</w:t>
       </w:r>
     </w:p>
     <w:tbl>
@@ -2642,7 +2643,7 @@
                 <w:b/>
                 <w:sz w:val="18"/>
               </w:rPr>
-              <w:t>Missing n</w:t>
+              <w:t>No. missing</w:t>
             </w:r>
           </w:p>
         </w:tc>
@@ -2664,7 +2665,7 @@
                 <w:b/>
                 <w:sz w:val="18"/>
               </w:rPr>
-              <w:t>Missing %</w:t>
+              <w:t>Missing, %</w:t>
             </w:r>
           </w:p>
         </w:tc>
@@ -2684,7 +2685,7 @@
                 <w:b w:val="0"/>
                 <w:sz w:val="18"/>
               </w:rPr>
-              <w:t>any_barrier</w:t>
+              <w:t>Primary outcome (any cost-related barrier)</w:t>
             </w:r>
           </w:p>
         </w:tc>
@@ -2742,7 +2743,7 @@
                 <w:b w:val="0"/>
                 <w:sz w:val="18"/>
               </w:rPr>
-              <w:t>age</w:t>
+              <w:t>Age</w:t>
             </w:r>
           </w:p>
         </w:tc>
@@ -2800,7 +2801,7 @@
                 <w:b w:val="0"/>
                 <w:sz w:val="18"/>
               </w:rPr>
-              <w:t>sex</w:t>
+              <w:t>Sex</w:t>
             </w:r>
           </w:p>
         </w:tc>
@@ -2858,7 +2859,7 @@
                 <w:b w:val="0"/>
                 <w:sz w:val="18"/>
               </w:rPr>
-              <w:t>race</w:t>
+              <w:t>Race and Hispanic origin</w:t>
             </w:r>
           </w:p>
         </w:tc>
@@ -2916,7 +2917,7 @@
                 <w:b w:val="0"/>
                 <w:sz w:val="18"/>
               </w:rPr>
-              <w:t>region</w:t>
+              <w:t>Region</w:t>
             </w:r>
           </w:p>
         </w:tc>
@@ -2974,7 +2975,7 @@
                 <w:b w:val="0"/>
                 <w:sz w:val="18"/>
               </w:rPr>
-              <w:t>education</w:t>
+              <w:t>Education</w:t>
             </w:r>
           </w:p>
         </w:tc>
@@ -3032,7 +3033,7 @@
                 <w:b w:val="0"/>
                 <w:sz w:val="18"/>
               </w:rPr>
-              <w:t>insurance</w:t>
+              <w:t>Insurance</w:t>
             </w:r>
           </w:p>
         </w:tc>
@@ -3090,7 +3091,7 @@
                 <w:b w:val="0"/>
                 <w:sz w:val="18"/>
               </w:rPr>
-              <w:t>hypertension</w:t>
+              <w:t>Hypertension</w:t>
             </w:r>
           </w:p>
         </w:tc>
@@ -3148,7 +3149,7 @@
                 <w:b w:val="0"/>
                 <w:sz w:val="18"/>
               </w:rPr>
-              <w:t>diabetes</w:t>
+              <w:t>Diabetes</w:t>
             </w:r>
           </w:p>
         </w:tc>
@@ -3206,7 +3207,7 @@
                 <w:b w:val="0"/>
                 <w:sz w:val="18"/>
               </w:rPr>
-              <w:t>coronary</w:t>
+              <w:t>Coronary heart disease</w:t>
             </w:r>
           </w:p>
         </w:tc>
@@ -3264,7 +3265,7 @@
                 <w:b w:val="0"/>
                 <w:sz w:val="18"/>
               </w:rPr>
-              <w:t>fairpoor</w:t>
+              <w:t>Self-rated health</w:t>
             </w:r>
           </w:p>
         </w:tc>
@@ -3322,7 +3323,7 @@
                 <w:b w:val="0"/>
                 <w:sz w:val="18"/>
               </w:rPr>
-              <w:t>smoking</w:t>
+              <w:t>Smoking</w:t>
             </w:r>
           </w:p>
         </w:tc>
@@ -3380,7 +3381,7 @@
                 <w:b w:val="0"/>
                 <w:sz w:val="18"/>
               </w:rPr>
-              <w:t>disability</w:t>
+              <w:t>Disability</w:t>
             </w:r>
           </w:p>
         </w:tc>
@@ -3444,7 +3445,7 @@
         <w:rPr>
           <w:b/>
         </w:rPr>
-        <w:t xml:space="preserve">Table S3. </w:t>
+        <w:t xml:space="preserve">Table S5. </w:t>
       </w:r>
       <w:r>
         <w:t>Complete characteristics of the pooled sample, overall and by cost-related barrier status</w:t>
@@ -7203,7 +7204,7 @@
         <w:rPr>
           <w:b/>
         </w:rPr>
-        <w:t xml:space="preserve">Table S4. </w:t>
+        <w:t xml:space="preserve">Table S6. </w:t>
       </w:r>
       <w:r>
         <w:t>Pooled prevalence of the composite outcome and each component barrier, 2019–2025</w:t>
@@ -7337,7 +7338,7 @@
                 <w:b w:val="0"/>
                 <w:sz w:val="18"/>
               </w:rPr>
-              <w:t>Any affordability barrier</w:t>
+              <w:t>Any cost-related barrier</w:t>
             </w:r>
           </w:p>
         </w:tc>
@@ -7356,7 +7357,7 @@
                 <w:b w:val="0"/>
                 <w:sz w:val="18"/>
               </w:rPr>
-              <w:t>7104</w:t>
+              <w:t>7,104</w:t>
             </w:r>
           </w:p>
         </w:tc>
@@ -7375,7 +7376,7 @@
                 <w:b w:val="0"/>
                 <w:sz w:val="18"/>
               </w:rPr>
-              <w:t>1184</w:t>
+              <w:t>1,184</w:t>
             </w:r>
           </w:p>
         </w:tc>
@@ -7414,7 +7415,7 @@
                 <w:b w:val="0"/>
                 <w:sz w:val="18"/>
               </w:rPr>
-              <w:t>Three universal questions</w:t>
+              <w:t>Universal three-question composite</w:t>
             </w:r>
           </w:p>
         </w:tc>
@@ -7433,7 +7434,7 @@
                 <w:b w:val="0"/>
                 <w:sz w:val="18"/>
               </w:rPr>
-              <w:t>7106</w:t>
+              <w:t>7,106</w:t>
             </w:r>
           </w:p>
         </w:tc>
@@ -7452,7 +7453,7 @@
                 <w:b w:val="0"/>
                 <w:sz w:val="18"/>
               </w:rPr>
-              <w:t>1012</w:t>
+              <w:t>1,012</w:t>
             </w:r>
           </w:p>
         </w:tc>
@@ -7510,7 +7511,7 @@
                 <w:b w:val="0"/>
                 <w:sz w:val="18"/>
               </w:rPr>
-              <w:t>7116</w:t>
+              <w:t>7,116</w:t>
             </w:r>
           </w:p>
         </w:tc>
@@ -7587,7 +7588,7 @@
                 <w:b w:val="0"/>
                 <w:sz w:val="18"/>
               </w:rPr>
-              <w:t>7115</w:t>
+              <w:t>7,115</w:t>
             </w:r>
           </w:p>
         </w:tc>
@@ -7664,7 +7665,7 @@
                 <w:b w:val="0"/>
                 <w:sz w:val="18"/>
               </w:rPr>
-              <w:t>7103</w:t>
+              <w:t>7,103</w:t>
             </w:r>
           </w:p>
         </w:tc>
@@ -7741,7 +7742,7 @@
                 <w:b w:val="0"/>
                 <w:sz w:val="18"/>
               </w:rPr>
-              <w:t>6754</w:t>
+              <w:t>6,754</w:t>
             </w:r>
           </w:p>
         </w:tc>
@@ -7805,7 +7806,820 @@
         <w:rPr>
           <w:b/>
         </w:rPr>
-        <w:t xml:space="preserve">Table S5. </w:t>
+        <w:t xml:space="preserve">Table S7. </w:t>
+      </w:r>
+      <w:r>
+        <w:t>Unadjusted pooled prevalence of any cost-related barrier in principal subgroups</w:t>
+      </w:r>
+    </w:p>
+    <w:tbl>
+      <w:tblPr>
+        <w:tblW w:type="auto" w:w="0"/>
+        <w:jc w:val="center"/>
+        <w:tblLayout w:type="fixed"/>
+        <w:tblLook w:firstColumn="1" w:firstRow="1" w:lastColumn="0" w:lastRow="0" w:noHBand="0" w:noVBand="1" w:val="04A0"/>
+        <w:tblBorders>
+          <w:top w:val="single" w:sz="8" w:color="000000"/>
+          <w:bottom w:val="single" w:sz="8" w:color="000000"/>
+          <w:left w:val="nil"/>
+          <w:right w:val="nil"/>
+          <w:insideV w:val="nil"/>
+          <w:insideH w:val="nil"/>
+        </w:tblBorders>
+      </w:tblPr>
+      <w:tblGrid>
+        <w:gridCol w:w="3312"/>
+        <w:gridCol w:w="3024"/>
+        <w:gridCol w:w="3024"/>
+      </w:tblGrid>
+      <w:tr>
+        <w:trPr>
+          <w:tblHeader/>
+        </w:trPr>
+        <w:tc>
+          <w:tcPr>
+            <w:tcW w:type="dxa" w:w="3312"/>
+            <w:vAlign w:val="center"/>
+            <w:tcBorders>
+              <w:bottom w:val="single" w:sz="6" w:color="000000"/>
+            </w:tcBorders>
+          </w:tcPr>
+          <w:p>
+            <w:pPr>
+              <w:spacing w:line="240" w:lineRule="auto" w:after="40" w:before="40"/>
+            </w:pPr>
+            <w:r>
+              <w:rPr>
+                <w:b/>
+                <w:sz w:val="18"/>
+              </w:rPr>
+              <w:t>Subgroup</w:t>
+            </w:r>
+          </w:p>
+        </w:tc>
+        <w:tc>
+          <w:tcPr>
+            <w:tcW w:type="dxa" w:w="3024"/>
+            <w:vAlign w:val="center"/>
+            <w:tcBorders>
+              <w:bottom w:val="single" w:sz="6" w:color="000000"/>
+            </w:tcBorders>
+          </w:tcPr>
+          <w:p>
+            <w:pPr>
+              <w:spacing w:line="240" w:lineRule="auto" w:after="40" w:before="40"/>
+              <w:jc w:val="center"/>
+            </w:pPr>
+            <w:r>
+              <w:rPr>
+                <w:b/>
+                <w:sz w:val="18"/>
+              </w:rPr>
+              <w:t>No. with observed outcome</w:t>
+            </w:r>
+          </w:p>
+        </w:tc>
+        <w:tc>
+          <w:tcPr>
+            <w:tcW w:type="dxa" w:w="3024"/>
+            <w:vAlign w:val="center"/>
+            <w:tcBorders>
+              <w:bottom w:val="single" w:sz="6" w:color="000000"/>
+            </w:tcBorders>
+          </w:tcPr>
+          <w:p>
+            <w:pPr>
+              <w:spacing w:line="240" w:lineRule="auto" w:after="40" w:before="40"/>
+              <w:jc w:val="center"/>
+            </w:pPr>
+            <w:r>
+              <w:rPr>
+                <w:b/>
+                <w:sz w:val="18"/>
+              </w:rPr>
+              <w:t>Prevalence, % (95% CI)</w:t>
+            </w:r>
+          </w:p>
+        </w:tc>
+      </w:tr>
+      <w:tr>
+        <w:tc>
+          <w:tcPr>
+            <w:tcW w:type="dxa" w:w="3312"/>
+            <w:vAlign w:val="center"/>
+          </w:tcPr>
+          <w:p>
+            <w:pPr>
+              <w:spacing w:line="240" w:lineRule="auto" w:after="40" w:before="40"/>
+            </w:pPr>
+            <w:r>
+              <w:rPr>
+                <w:b w:val="0"/>
+                <w:sz w:val="18"/>
+              </w:rPr>
+              <w:t>Age 65 years or older</w:t>
+            </w:r>
+          </w:p>
+        </w:tc>
+        <w:tc>
+          <w:tcPr>
+            <w:tcW w:type="dxa" w:w="3024"/>
+            <w:vAlign w:val="center"/>
+          </w:tcPr>
+          <w:p>
+            <w:pPr>
+              <w:spacing w:line="240" w:lineRule="auto" w:after="40" w:before="40"/>
+              <w:jc w:val="center"/>
+            </w:pPr>
+            <w:r>
+              <w:rPr>
+                <w:b w:val="0"/>
+                <w:sz w:val="18"/>
+              </w:rPr>
+              <w:t>4,763</w:t>
+            </w:r>
+          </w:p>
+        </w:tc>
+        <w:tc>
+          <w:tcPr>
+            <w:tcW w:type="dxa" w:w="3024"/>
+            <w:vAlign w:val="center"/>
+          </w:tcPr>
+          <w:p>
+            <w:pPr>
+              <w:spacing w:line="240" w:lineRule="auto" w:after="40" w:before="40"/>
+              <w:jc w:val="center"/>
+            </w:pPr>
+            <w:r>
+              <w:rPr>
+                <w:b w:val="0"/>
+                <w:sz w:val="18"/>
+              </w:rPr>
+              <w:t>10.9 (9.8–12.0)</w:t>
+            </w:r>
+          </w:p>
+        </w:tc>
+      </w:tr>
+      <w:tr>
+        <w:tc>
+          <w:tcPr>
+            <w:tcW w:type="dxa" w:w="3312"/>
+            <w:vAlign w:val="center"/>
+          </w:tcPr>
+          <w:p>
+            <w:pPr>
+              <w:spacing w:line="240" w:lineRule="auto" w:after="40" w:before="40"/>
+            </w:pPr>
+            <w:r>
+              <w:rPr>
+                <w:b w:val="0"/>
+                <w:sz w:val="18"/>
+              </w:rPr>
+              <w:t>Age 18–64 years</w:t>
+            </w:r>
+          </w:p>
+        </w:tc>
+        <w:tc>
+          <w:tcPr>
+            <w:tcW w:type="dxa" w:w="3024"/>
+            <w:vAlign w:val="center"/>
+          </w:tcPr>
+          <w:p>
+            <w:pPr>
+              <w:spacing w:line="240" w:lineRule="auto" w:after="40" w:before="40"/>
+              <w:jc w:val="center"/>
+            </w:pPr>
+            <w:r>
+              <w:rPr>
+                <w:b w:val="0"/>
+                <w:sz w:val="18"/>
+              </w:rPr>
+              <w:t>2,341</w:t>
+            </w:r>
+          </w:p>
+        </w:tc>
+        <w:tc>
+          <w:tcPr>
+            <w:tcW w:type="dxa" w:w="3024"/>
+            <w:vAlign w:val="center"/>
+          </w:tcPr>
+          <w:p>
+            <w:pPr>
+              <w:spacing w:line="240" w:lineRule="auto" w:after="40" w:before="40"/>
+              <w:jc w:val="center"/>
+            </w:pPr>
+            <w:r>
+              <w:rPr>
+                <w:b w:val="0"/>
+                <w:sz w:val="18"/>
+              </w:rPr>
+              <w:t>28.0 (25.9–30.2)</w:t>
+            </w:r>
+          </w:p>
+        </w:tc>
+      </w:tr>
+      <w:tr>
+        <w:tc>
+          <w:tcPr>
+            <w:tcW w:type="dxa" w:w="3312"/>
+            <w:vAlign w:val="center"/>
+          </w:tcPr>
+          <w:p>
+            <w:pPr>
+              <w:spacing w:line="240" w:lineRule="auto" w:after="40" w:before="40"/>
+            </w:pPr>
+            <w:r>
+              <w:rPr>
+                <w:b w:val="0"/>
+                <w:sz w:val="18"/>
+              </w:rPr>
+              <w:t>Income ≥400% FPL</w:t>
+            </w:r>
+          </w:p>
+        </w:tc>
+        <w:tc>
+          <w:tcPr>
+            <w:tcW w:type="dxa" w:w="3024"/>
+            <w:vAlign w:val="center"/>
+          </w:tcPr>
+          <w:p>
+            <w:pPr>
+              <w:spacing w:line="240" w:lineRule="auto" w:after="40" w:before="40"/>
+              <w:jc w:val="center"/>
+            </w:pPr>
+            <w:r>
+              <w:rPr>
+                <w:b w:val="0"/>
+                <w:sz w:val="18"/>
+              </w:rPr>
+              <w:t>1,681.2</w:t>
+            </w:r>
+          </w:p>
+        </w:tc>
+        <w:tc>
+          <w:tcPr>
+            <w:tcW w:type="dxa" w:w="3024"/>
+            <w:vAlign w:val="center"/>
+          </w:tcPr>
+          <w:p>
+            <w:pPr>
+              <w:spacing w:line="240" w:lineRule="auto" w:after="40" w:before="40"/>
+              <w:jc w:val="center"/>
+            </w:pPr>
+            <w:r>
+              <w:rPr>
+                <w:b w:val="0"/>
+                <w:sz w:val="18"/>
+              </w:rPr>
+              <w:t>8.2 (6.7–10.0)</w:t>
+            </w:r>
+          </w:p>
+        </w:tc>
+      </w:tr>
+      <w:tr>
+        <w:tc>
+          <w:tcPr>
+            <w:tcW w:type="dxa" w:w="3312"/>
+            <w:vAlign w:val="center"/>
+          </w:tcPr>
+          <w:p>
+            <w:pPr>
+              <w:spacing w:line="240" w:lineRule="auto" w:after="40" w:before="40"/>
+            </w:pPr>
+            <w:r>
+              <w:rPr>
+                <w:b w:val="0"/>
+                <w:sz w:val="18"/>
+              </w:rPr>
+              <w:t>Income 200–399% FPL</w:t>
+            </w:r>
+          </w:p>
+        </w:tc>
+        <w:tc>
+          <w:tcPr>
+            <w:tcW w:type="dxa" w:w="3024"/>
+            <w:vAlign w:val="center"/>
+          </w:tcPr>
+          <w:p>
+            <w:pPr>
+              <w:spacing w:line="240" w:lineRule="auto" w:after="40" w:before="40"/>
+              <w:jc w:val="center"/>
+            </w:pPr>
+            <w:r>
+              <w:rPr>
+                <w:b w:val="0"/>
+                <w:sz w:val="18"/>
+              </w:rPr>
+              <w:t>2,133.3</w:t>
+            </w:r>
+          </w:p>
+        </w:tc>
+        <w:tc>
+          <w:tcPr>
+            <w:tcW w:type="dxa" w:w="3024"/>
+            <w:vAlign w:val="center"/>
+          </w:tcPr>
+          <w:p>
+            <w:pPr>
+              <w:spacing w:line="240" w:lineRule="auto" w:after="40" w:before="40"/>
+              <w:jc w:val="center"/>
+            </w:pPr>
+            <w:r>
+              <w:rPr>
+                <w:b w:val="0"/>
+                <w:sz w:val="18"/>
+              </w:rPr>
+              <w:t>18.0 (16.0–20.3)</w:t>
+            </w:r>
+          </w:p>
+        </w:tc>
+      </w:tr>
+      <w:tr>
+        <w:tc>
+          <w:tcPr>
+            <w:tcW w:type="dxa" w:w="3312"/>
+            <w:vAlign w:val="center"/>
+          </w:tcPr>
+          <w:p>
+            <w:pPr>
+              <w:spacing w:line="240" w:lineRule="auto" w:after="40" w:before="40"/>
+            </w:pPr>
+            <w:r>
+              <w:rPr>
+                <w:b w:val="0"/>
+                <w:sz w:val="18"/>
+              </w:rPr>
+              <w:t>Income 100–199% FPL</w:t>
+            </w:r>
+          </w:p>
+        </w:tc>
+        <w:tc>
+          <w:tcPr>
+            <w:tcW w:type="dxa" w:w="3024"/>
+            <w:vAlign w:val="center"/>
+          </w:tcPr>
+          <w:p>
+            <w:pPr>
+              <w:spacing w:line="240" w:lineRule="auto" w:after="40" w:before="40"/>
+              <w:jc w:val="center"/>
+            </w:pPr>
+            <w:r>
+              <w:rPr>
+                <w:b w:val="0"/>
+                <w:sz w:val="18"/>
+              </w:rPr>
+              <w:t>1,986.9</w:t>
+            </w:r>
+          </w:p>
+        </w:tc>
+        <w:tc>
+          <w:tcPr>
+            <w:tcW w:type="dxa" w:w="3024"/>
+            <w:vAlign w:val="center"/>
+          </w:tcPr>
+          <w:p>
+            <w:pPr>
+              <w:spacing w:line="240" w:lineRule="auto" w:after="40" w:before="40"/>
+              <w:jc w:val="center"/>
+            </w:pPr>
+            <w:r>
+              <w:rPr>
+                <w:b w:val="0"/>
+                <w:sz w:val="18"/>
+              </w:rPr>
+              <w:t>23.5 (21.1–26.1)</w:t>
+            </w:r>
+          </w:p>
+        </w:tc>
+      </w:tr>
+      <w:tr>
+        <w:tc>
+          <w:tcPr>
+            <w:tcW w:type="dxa" w:w="3312"/>
+            <w:vAlign w:val="center"/>
+          </w:tcPr>
+          <w:p>
+            <w:pPr>
+              <w:spacing w:line="240" w:lineRule="auto" w:after="40" w:before="40"/>
+            </w:pPr>
+            <w:r>
+              <w:rPr>
+                <w:b w:val="0"/>
+                <w:sz w:val="18"/>
+              </w:rPr>
+              <w:t>Income &lt;100% FPL</w:t>
+            </w:r>
+          </w:p>
+        </w:tc>
+        <w:tc>
+          <w:tcPr>
+            <w:tcW w:type="dxa" w:w="3024"/>
+            <w:vAlign w:val="center"/>
+          </w:tcPr>
+          <w:p>
+            <w:pPr>
+              <w:spacing w:line="240" w:lineRule="auto" w:after="40" w:before="40"/>
+              <w:jc w:val="center"/>
+            </w:pPr>
+            <w:r>
+              <w:rPr>
+                <w:b w:val="0"/>
+                <w:sz w:val="18"/>
+              </w:rPr>
+              <w:t>1,302.6</w:t>
+            </w:r>
+          </w:p>
+        </w:tc>
+        <w:tc>
+          <w:tcPr>
+            <w:tcW w:type="dxa" w:w="3024"/>
+            <w:vAlign w:val="center"/>
+          </w:tcPr>
+          <w:p>
+            <w:pPr>
+              <w:spacing w:line="240" w:lineRule="auto" w:after="40" w:before="40"/>
+              <w:jc w:val="center"/>
+            </w:pPr>
+            <w:r>
+              <w:rPr>
+                <w:b w:val="0"/>
+                <w:sz w:val="18"/>
+              </w:rPr>
+              <w:t>22.5 (19.6–25.6)</w:t>
+            </w:r>
+          </w:p>
+        </w:tc>
+      </w:tr>
+      <w:tr>
+        <w:tc>
+          <w:tcPr>
+            <w:tcW w:type="dxa" w:w="3312"/>
+            <w:vAlign w:val="center"/>
+          </w:tcPr>
+          <w:p>
+            <w:pPr>
+              <w:spacing w:line="240" w:lineRule="auto" w:after="40" w:before="40"/>
+            </w:pPr>
+            <w:r>
+              <w:rPr>
+                <w:b w:val="0"/>
+                <w:sz w:val="18"/>
+              </w:rPr>
+              <w:t>Private, with or without public coverage</w:t>
+            </w:r>
+          </w:p>
+        </w:tc>
+        <w:tc>
+          <w:tcPr>
+            <w:tcW w:type="dxa" w:w="3024"/>
+            <w:vAlign w:val="center"/>
+          </w:tcPr>
+          <w:p>
+            <w:pPr>
+              <w:spacing w:line="240" w:lineRule="auto" w:after="40" w:before="40"/>
+              <w:jc w:val="center"/>
+            </w:pPr>
+            <w:r>
+              <w:rPr>
+                <w:b w:val="0"/>
+                <w:sz w:val="18"/>
+              </w:rPr>
+              <w:t>2,888</w:t>
+            </w:r>
+          </w:p>
+        </w:tc>
+        <w:tc>
+          <w:tcPr>
+            <w:tcW w:type="dxa" w:w="3024"/>
+            <w:vAlign w:val="center"/>
+          </w:tcPr>
+          <w:p>
+            <w:pPr>
+              <w:spacing w:line="240" w:lineRule="auto" w:after="40" w:before="40"/>
+              <w:jc w:val="center"/>
+            </w:pPr>
+            <w:r>
+              <w:rPr>
+                <w:b w:val="0"/>
+                <w:sz w:val="18"/>
+              </w:rPr>
+              <w:t>16.6 (14.9–18.4)</w:t>
+            </w:r>
+          </w:p>
+        </w:tc>
+      </w:tr>
+      <w:tr>
+        <w:tc>
+          <w:tcPr>
+            <w:tcW w:type="dxa" w:w="3312"/>
+            <w:vAlign w:val="center"/>
+          </w:tcPr>
+          <w:p>
+            <w:pPr>
+              <w:spacing w:line="240" w:lineRule="auto" w:after="40" w:before="40"/>
+            </w:pPr>
+            <w:r>
+              <w:rPr>
+                <w:b w:val="0"/>
+                <w:sz w:val="18"/>
+              </w:rPr>
+              <w:t>Public without private</w:t>
+            </w:r>
+          </w:p>
+        </w:tc>
+        <w:tc>
+          <w:tcPr>
+            <w:tcW w:type="dxa" w:w="3024"/>
+            <w:vAlign w:val="center"/>
+          </w:tcPr>
+          <w:p>
+            <w:pPr>
+              <w:spacing w:line="240" w:lineRule="auto" w:after="40" w:before="40"/>
+              <w:jc w:val="center"/>
+            </w:pPr>
+            <w:r>
+              <w:rPr>
+                <w:b w:val="0"/>
+                <w:sz w:val="18"/>
+              </w:rPr>
+              <w:t>3,871</w:t>
+            </w:r>
+          </w:p>
+        </w:tc>
+        <w:tc>
+          <w:tcPr>
+            <w:tcW w:type="dxa" w:w="3024"/>
+            <w:vAlign w:val="center"/>
+          </w:tcPr>
+          <w:p>
+            <w:pPr>
+              <w:spacing w:line="240" w:lineRule="auto" w:after="40" w:before="40"/>
+              <w:jc w:val="center"/>
+            </w:pPr>
+            <w:r>
+              <w:rPr>
+                <w:b w:val="0"/>
+                <w:sz w:val="18"/>
+              </w:rPr>
+              <w:t>15.8 (14.5–17.3)</w:t>
+            </w:r>
+          </w:p>
+        </w:tc>
+      </w:tr>
+      <w:tr>
+        <w:tc>
+          <w:tcPr>
+            <w:tcW w:type="dxa" w:w="3312"/>
+            <w:vAlign w:val="center"/>
+          </w:tcPr>
+          <w:p>
+            <w:pPr>
+              <w:spacing w:line="240" w:lineRule="auto" w:after="40" w:before="40"/>
+            </w:pPr>
+            <w:r>
+              <w:rPr>
+                <w:b w:val="0"/>
+                <w:sz w:val="18"/>
+              </w:rPr>
+              <w:t>Military only</w:t>
+            </w:r>
+          </w:p>
+        </w:tc>
+        <w:tc>
+          <w:tcPr>
+            <w:tcW w:type="dxa" w:w="3024"/>
+            <w:vAlign w:val="center"/>
+          </w:tcPr>
+          <w:p>
+            <w:pPr>
+              <w:spacing w:line="240" w:lineRule="auto" w:after="40" w:before="40"/>
+              <w:jc w:val="center"/>
+            </w:pPr>
+            <w:r>
+              <w:rPr>
+                <w:b w:val="0"/>
+                <w:sz w:val="18"/>
+              </w:rPr>
+              <w:t>109</w:t>
+            </w:r>
+          </w:p>
+        </w:tc>
+        <w:tc>
+          <w:tcPr>
+            <w:tcW w:type="dxa" w:w="3024"/>
+            <w:vAlign w:val="center"/>
+          </w:tcPr>
+          <w:p>
+            <w:pPr>
+              <w:spacing w:line="240" w:lineRule="auto" w:after="40" w:before="40"/>
+              <w:jc w:val="center"/>
+            </w:pPr>
+            <w:r>
+              <w:rPr>
+                <w:b w:val="0"/>
+                <w:sz w:val="18"/>
+              </w:rPr>
+              <w:t>18.2 (11.1–28.4)</w:t>
+            </w:r>
+          </w:p>
+        </w:tc>
+      </w:tr>
+      <w:tr>
+        <w:tc>
+          <w:tcPr>
+            <w:tcW w:type="dxa" w:w="3312"/>
+            <w:vAlign w:val="center"/>
+          </w:tcPr>
+          <w:p>
+            <w:pPr>
+              <w:spacing w:line="240" w:lineRule="auto" w:after="40" w:before="40"/>
+            </w:pPr>
+            <w:r>
+              <w:rPr>
+                <w:b w:val="0"/>
+                <w:sz w:val="18"/>
+              </w:rPr>
+              <w:t>Uninsured</w:t>
+            </w:r>
+          </w:p>
+        </w:tc>
+        <w:tc>
+          <w:tcPr>
+            <w:tcW w:type="dxa" w:w="3024"/>
+            <w:vAlign w:val="center"/>
+          </w:tcPr>
+          <w:p>
+            <w:pPr>
+              <w:spacing w:line="240" w:lineRule="auto" w:after="40" w:before="40"/>
+              <w:jc w:val="center"/>
+            </w:pPr>
+            <w:r>
+              <w:rPr>
+                <w:b w:val="0"/>
+                <w:sz w:val="18"/>
+              </w:rPr>
+              <w:t>207</w:t>
+            </w:r>
+          </w:p>
+        </w:tc>
+        <w:tc>
+          <w:tcPr>
+            <w:tcW w:type="dxa" w:w="3024"/>
+            <w:vAlign w:val="center"/>
+          </w:tcPr>
+          <w:p>
+            <w:pPr>
+              <w:spacing w:line="240" w:lineRule="auto" w:after="40" w:before="40"/>
+              <w:jc w:val="center"/>
+            </w:pPr>
+            <w:r>
+              <w:rPr>
+                <w:b w:val="0"/>
+                <w:sz w:val="18"/>
+              </w:rPr>
+              <w:t>58.7 (50.7–66.3)</w:t>
+            </w:r>
+          </w:p>
+        </w:tc>
+      </w:tr>
+      <w:tr>
+        <w:tc>
+          <w:tcPr>
+            <w:tcW w:type="dxa" w:w="3312"/>
+            <w:vAlign w:val="center"/>
+          </w:tcPr>
+          <w:p>
+            <w:pPr>
+              <w:spacing w:line="240" w:lineRule="auto" w:after="40" w:before="40"/>
+            </w:pPr>
+            <w:r>
+              <w:rPr>
+                <w:b w:val="0"/>
+                <w:sz w:val="18"/>
+              </w:rPr>
+              <w:t>Without disability</w:t>
+            </w:r>
+          </w:p>
+        </w:tc>
+        <w:tc>
+          <w:tcPr>
+            <w:tcW w:type="dxa" w:w="3024"/>
+            <w:vAlign w:val="center"/>
+          </w:tcPr>
+          <w:p>
+            <w:pPr>
+              <w:spacing w:line="240" w:lineRule="auto" w:after="40" w:before="40"/>
+              <w:jc w:val="center"/>
+            </w:pPr>
+            <w:r>
+              <w:rPr>
+                <w:b w:val="0"/>
+                <w:sz w:val="18"/>
+              </w:rPr>
+              <w:t>4,384</w:t>
+            </w:r>
+          </w:p>
+        </w:tc>
+        <w:tc>
+          <w:tcPr>
+            <w:tcW w:type="dxa" w:w="3024"/>
+            <w:vAlign w:val="center"/>
+          </w:tcPr>
+          <w:p>
+            <w:pPr>
+              <w:spacing w:line="240" w:lineRule="auto" w:after="40" w:before="40"/>
+              <w:jc w:val="center"/>
+            </w:pPr>
+            <w:r>
+              <w:rPr>
+                <w:b w:val="0"/>
+                <w:sz w:val="18"/>
+              </w:rPr>
+              <w:t>16.5 (15.1–17.9)</w:t>
+            </w:r>
+          </w:p>
+        </w:tc>
+      </w:tr>
+      <w:tr>
+        <w:tc>
+          <w:tcPr>
+            <w:tcW w:type="dxa" w:w="3312"/>
+            <w:vAlign w:val="center"/>
+          </w:tcPr>
+          <w:p>
+            <w:pPr>
+              <w:spacing w:line="240" w:lineRule="auto" w:after="40" w:before="40"/>
+            </w:pPr>
+            <w:r>
+              <w:rPr>
+                <w:b w:val="0"/>
+                <w:sz w:val="18"/>
+              </w:rPr>
+              <w:t>With disability</w:t>
+            </w:r>
+          </w:p>
+        </w:tc>
+        <w:tc>
+          <w:tcPr>
+            <w:tcW w:type="dxa" w:w="3024"/>
+            <w:vAlign w:val="center"/>
+          </w:tcPr>
+          <w:p>
+            <w:pPr>
+              <w:spacing w:line="240" w:lineRule="auto" w:after="40" w:before="40"/>
+              <w:jc w:val="center"/>
+            </w:pPr>
+            <w:r>
+              <w:rPr>
+                <w:b w:val="0"/>
+                <w:sz w:val="18"/>
+              </w:rPr>
+              <w:t>2,720</w:t>
+            </w:r>
+          </w:p>
+        </w:tc>
+        <w:tc>
+          <w:tcPr>
+            <w:tcW w:type="dxa" w:w="3024"/>
+            <w:vAlign w:val="center"/>
+          </w:tcPr>
+          <w:p>
+            <w:pPr>
+              <w:spacing w:line="240" w:lineRule="auto" w:after="40" w:before="40"/>
+              <w:jc w:val="center"/>
+            </w:pPr>
+            <w:r>
+              <w:rPr>
+                <w:b w:val="0"/>
+                <w:sz w:val="18"/>
+              </w:rPr>
+              <w:t>20.2 (18.4–22.1)</w:t>
+            </w:r>
+          </w:p>
+        </w:tc>
+      </w:tr>
+    </w:tbl>
+    <w:p>
+      <w:pPr>
+        <w:spacing w:line="276" w:lineRule="auto" w:after="120"/>
+      </w:pPr>
+      <w:r>
+        <w:rPr>
+          <w:sz w:val="18"/>
+        </w:rPr>
+        <w:t>Income counts are averages across ten imputations. The unknown-insurance subgroup (29 records) failed the precision screen, and its prevalence is not displayed. These are unadjusted subgroup estimates.</w:t>
+      </w:r>
+    </w:p>
+    <w:p>
+      <w:pPr>
+        <w:keepNext/>
+        <w:spacing w:line="276" w:lineRule="auto" w:before="240" w:after="80"/>
+      </w:pPr>
+      <w:r>
+        <w:rPr>
+          <w:b/>
+        </w:rPr>
+        <w:t xml:space="preserve">Table S8. </w:t>
       </w:r>
       <w:r>
         <w:t>Fully adjusted (Model 3) prevalence ratios for all covariates</w:t>
@@ -9766,7 +10580,7 @@
         <w:rPr>
           <w:sz w:val="18"/>
         </w:rPr>
-        <w:t>The model includes an age spline with 3 degrees of freedom. Spline basis coefficients and the intercept are retained in model_coefficients.csv; they do not individually represent clinical group contrasts. No multiplicity correction was applied. Sparse race and military-coverage contrasts require caution.</w:t>
+        <w:t>The model includes an age spline with 3 degrees of freedom. Spline basis coefficients and the intercept are retained in the accompanying results files; they do not individually represent clinical group contrasts. No multiplicity correction was applied. Sparse race and military-coverage contrasts require caution.</w:t>
       </w:r>
     </w:p>
     <w:p>
@@ -9778,7 +10592,7 @@
         <w:rPr>
           <w:b/>
         </w:rPr>
-        <w:t xml:space="preserve">Table S6. </w:t>
+        <w:t xml:space="preserve">Table S9. </w:t>
       </w:r>
       <w:r>
         <w:t>Selected prevalence ratios in sensitivity analyses</w:t>
@@ -10793,7 +11607,7 @@
         <w:rPr>
           <w:sz w:val="18"/>
         </w:rPr>
-        <w:t>Values are PRs (95% CIs) from the corresponding fully adjusted model. No-disability models omit the disability term. The complete coefficient sets, including all income categories, are supplied as CSV. Working-age disability estimates are compatible with no association. Outcome-specific model denominators differ from Table S4 because they require complete adjustment variables.</w:t>
+        <w:t>Values are PRs (95% CIs) from the corresponding fully adjusted model. No-disability models omit the disability term. The complete coefficient sets, including all income categories, are provided in the public repository. Working-age disability estimates are compatible with no association. Outcome-specific model denominators differ from Table S6 because they require complete adjustment variables.</w:t>
       </w:r>
     </w:p>
     <w:p>
@@ -10805,7 +11619,7 @@
         <w:rPr>
           <w:b/>
         </w:rPr>
-        <w:t xml:space="preserve">Table S7. </w:t>
+        <w:t xml:space="preserve">Table S10. </w:t>
       </w:r>
       <w:r>
         <w:t>Standardized prevalence ratios from bounded logistic models</w:t>
@@ -11561,820 +12375,7 @@
         <w:rPr>
           <w:b/>
         </w:rPr>
-        <w:t xml:space="preserve">Table S8. </w:t>
-      </w:r>
-      <w:r>
-        <w:t>Unadjusted pooled prevalence of any cost-related barrier in principal subgroups</w:t>
-      </w:r>
-    </w:p>
-    <w:tbl>
-      <w:tblPr>
-        <w:tblW w:type="auto" w:w="0"/>
-        <w:jc w:val="center"/>
-        <w:tblLayout w:type="fixed"/>
-        <w:tblLook w:firstColumn="1" w:firstRow="1" w:lastColumn="0" w:lastRow="0" w:noHBand="0" w:noVBand="1" w:val="04A0"/>
-        <w:tblBorders>
-          <w:top w:val="single" w:sz="8" w:color="000000"/>
-          <w:bottom w:val="single" w:sz="8" w:color="000000"/>
-          <w:left w:val="nil"/>
-          <w:right w:val="nil"/>
-          <w:insideV w:val="nil"/>
-          <w:insideH w:val="nil"/>
-        </w:tblBorders>
-      </w:tblPr>
-      <w:tblGrid>
-        <w:gridCol w:w="3312"/>
-        <w:gridCol w:w="3024"/>
-        <w:gridCol w:w="3024"/>
-      </w:tblGrid>
-      <w:tr>
-        <w:trPr>
-          <w:tblHeader/>
-        </w:trPr>
-        <w:tc>
-          <w:tcPr>
-            <w:tcW w:type="dxa" w:w="3312"/>
-            <w:vAlign w:val="center"/>
-            <w:tcBorders>
-              <w:bottom w:val="single" w:sz="6" w:color="000000"/>
-            </w:tcBorders>
-          </w:tcPr>
-          <w:p>
-            <w:pPr>
-              <w:spacing w:line="240" w:lineRule="auto" w:after="40" w:before="40"/>
-            </w:pPr>
-            <w:r>
-              <w:rPr>
-                <w:b/>
-                <w:sz w:val="18"/>
-              </w:rPr>
-              <w:t>Subgroup</w:t>
-            </w:r>
-          </w:p>
-        </w:tc>
-        <w:tc>
-          <w:tcPr>
-            <w:tcW w:type="dxa" w:w="3024"/>
-            <w:vAlign w:val="center"/>
-            <w:tcBorders>
-              <w:bottom w:val="single" w:sz="6" w:color="000000"/>
-            </w:tcBorders>
-          </w:tcPr>
-          <w:p>
-            <w:pPr>
-              <w:spacing w:line="240" w:lineRule="auto" w:after="40" w:before="40"/>
-              <w:jc w:val="center"/>
-            </w:pPr>
-            <w:r>
-              <w:rPr>
-                <w:b/>
-                <w:sz w:val="18"/>
-              </w:rPr>
-              <w:t>No. with observed outcome</w:t>
-            </w:r>
-          </w:p>
-        </w:tc>
-        <w:tc>
-          <w:tcPr>
-            <w:tcW w:type="dxa" w:w="3024"/>
-            <w:vAlign w:val="center"/>
-            <w:tcBorders>
-              <w:bottom w:val="single" w:sz="6" w:color="000000"/>
-            </w:tcBorders>
-          </w:tcPr>
-          <w:p>
-            <w:pPr>
-              <w:spacing w:line="240" w:lineRule="auto" w:after="40" w:before="40"/>
-              <w:jc w:val="center"/>
-            </w:pPr>
-            <w:r>
-              <w:rPr>
-                <w:b/>
-                <w:sz w:val="18"/>
-              </w:rPr>
-              <w:t>Prevalence, % (95% CI)</w:t>
-            </w:r>
-          </w:p>
-        </w:tc>
-      </w:tr>
-      <w:tr>
-        <w:tc>
-          <w:tcPr>
-            <w:tcW w:type="dxa" w:w="3312"/>
-            <w:vAlign w:val="center"/>
-          </w:tcPr>
-          <w:p>
-            <w:pPr>
-              <w:spacing w:line="240" w:lineRule="auto" w:after="40" w:before="40"/>
-            </w:pPr>
-            <w:r>
-              <w:rPr>
-                <w:b w:val="0"/>
-                <w:sz w:val="18"/>
-              </w:rPr>
-              <w:t>Age 65 years or older</w:t>
-            </w:r>
-          </w:p>
-        </w:tc>
-        <w:tc>
-          <w:tcPr>
-            <w:tcW w:type="dxa" w:w="3024"/>
-            <w:vAlign w:val="center"/>
-          </w:tcPr>
-          <w:p>
-            <w:pPr>
-              <w:spacing w:line="240" w:lineRule="auto" w:after="40" w:before="40"/>
-              <w:jc w:val="center"/>
-            </w:pPr>
-            <w:r>
-              <w:rPr>
-                <w:b w:val="0"/>
-                <w:sz w:val="18"/>
-              </w:rPr>
-              <w:t>4,763</w:t>
-            </w:r>
-          </w:p>
-        </w:tc>
-        <w:tc>
-          <w:tcPr>
-            <w:tcW w:type="dxa" w:w="3024"/>
-            <w:vAlign w:val="center"/>
-          </w:tcPr>
-          <w:p>
-            <w:pPr>
-              <w:spacing w:line="240" w:lineRule="auto" w:after="40" w:before="40"/>
-              <w:jc w:val="center"/>
-            </w:pPr>
-            <w:r>
-              <w:rPr>
-                <w:b w:val="0"/>
-                <w:sz w:val="18"/>
-              </w:rPr>
-              <w:t>10.9 (9.8–12.0)</w:t>
-            </w:r>
-          </w:p>
-        </w:tc>
-      </w:tr>
-      <w:tr>
-        <w:tc>
-          <w:tcPr>
-            <w:tcW w:type="dxa" w:w="3312"/>
-            <w:vAlign w:val="center"/>
-          </w:tcPr>
-          <w:p>
-            <w:pPr>
-              <w:spacing w:line="240" w:lineRule="auto" w:after="40" w:before="40"/>
-            </w:pPr>
-            <w:r>
-              <w:rPr>
-                <w:b w:val="0"/>
-                <w:sz w:val="18"/>
-              </w:rPr>
-              <w:t>Age 18–64 years</w:t>
-            </w:r>
-          </w:p>
-        </w:tc>
-        <w:tc>
-          <w:tcPr>
-            <w:tcW w:type="dxa" w:w="3024"/>
-            <w:vAlign w:val="center"/>
-          </w:tcPr>
-          <w:p>
-            <w:pPr>
-              <w:spacing w:line="240" w:lineRule="auto" w:after="40" w:before="40"/>
-              <w:jc w:val="center"/>
-            </w:pPr>
-            <w:r>
-              <w:rPr>
-                <w:b w:val="0"/>
-                <w:sz w:val="18"/>
-              </w:rPr>
-              <w:t>2,341</w:t>
-            </w:r>
-          </w:p>
-        </w:tc>
-        <w:tc>
-          <w:tcPr>
-            <w:tcW w:type="dxa" w:w="3024"/>
-            <w:vAlign w:val="center"/>
-          </w:tcPr>
-          <w:p>
-            <w:pPr>
-              <w:spacing w:line="240" w:lineRule="auto" w:after="40" w:before="40"/>
-              <w:jc w:val="center"/>
-            </w:pPr>
-            <w:r>
-              <w:rPr>
-                <w:b w:val="0"/>
-                <w:sz w:val="18"/>
-              </w:rPr>
-              <w:t>28.0 (25.9–30.2)</w:t>
-            </w:r>
-          </w:p>
-        </w:tc>
-      </w:tr>
-      <w:tr>
-        <w:tc>
-          <w:tcPr>
-            <w:tcW w:type="dxa" w:w="3312"/>
-            <w:vAlign w:val="center"/>
-          </w:tcPr>
-          <w:p>
-            <w:pPr>
-              <w:spacing w:line="240" w:lineRule="auto" w:after="40" w:before="40"/>
-            </w:pPr>
-            <w:r>
-              <w:rPr>
-                <w:b w:val="0"/>
-                <w:sz w:val="18"/>
-              </w:rPr>
-              <w:t>Income ≥400% FPL</w:t>
-            </w:r>
-          </w:p>
-        </w:tc>
-        <w:tc>
-          <w:tcPr>
-            <w:tcW w:type="dxa" w:w="3024"/>
-            <w:vAlign w:val="center"/>
-          </w:tcPr>
-          <w:p>
-            <w:pPr>
-              <w:spacing w:line="240" w:lineRule="auto" w:after="40" w:before="40"/>
-              <w:jc w:val="center"/>
-            </w:pPr>
-            <w:r>
-              <w:rPr>
-                <w:b w:val="0"/>
-                <w:sz w:val="18"/>
-              </w:rPr>
-              <w:t>1681.2</w:t>
-            </w:r>
-          </w:p>
-        </w:tc>
-        <w:tc>
-          <w:tcPr>
-            <w:tcW w:type="dxa" w:w="3024"/>
-            <w:vAlign w:val="center"/>
-          </w:tcPr>
-          <w:p>
-            <w:pPr>
-              <w:spacing w:line="240" w:lineRule="auto" w:after="40" w:before="40"/>
-              <w:jc w:val="center"/>
-            </w:pPr>
-            <w:r>
-              <w:rPr>
-                <w:b w:val="0"/>
-                <w:sz w:val="18"/>
-              </w:rPr>
-              <w:t>8.2 (6.7–10.0)</w:t>
-            </w:r>
-          </w:p>
-        </w:tc>
-      </w:tr>
-      <w:tr>
-        <w:tc>
-          <w:tcPr>
-            <w:tcW w:type="dxa" w:w="3312"/>
-            <w:vAlign w:val="center"/>
-          </w:tcPr>
-          <w:p>
-            <w:pPr>
-              <w:spacing w:line="240" w:lineRule="auto" w:after="40" w:before="40"/>
-            </w:pPr>
-            <w:r>
-              <w:rPr>
-                <w:b w:val="0"/>
-                <w:sz w:val="18"/>
-              </w:rPr>
-              <w:t>Income 200–399% FPL</w:t>
-            </w:r>
-          </w:p>
-        </w:tc>
-        <w:tc>
-          <w:tcPr>
-            <w:tcW w:type="dxa" w:w="3024"/>
-            <w:vAlign w:val="center"/>
-          </w:tcPr>
-          <w:p>
-            <w:pPr>
-              <w:spacing w:line="240" w:lineRule="auto" w:after="40" w:before="40"/>
-              <w:jc w:val="center"/>
-            </w:pPr>
-            <w:r>
-              <w:rPr>
-                <w:b w:val="0"/>
-                <w:sz w:val="18"/>
-              </w:rPr>
-              <w:t>2133.3</w:t>
-            </w:r>
-          </w:p>
-        </w:tc>
-        <w:tc>
-          <w:tcPr>
-            <w:tcW w:type="dxa" w:w="3024"/>
-            <w:vAlign w:val="center"/>
-          </w:tcPr>
-          <w:p>
-            <w:pPr>
-              <w:spacing w:line="240" w:lineRule="auto" w:after="40" w:before="40"/>
-              <w:jc w:val="center"/>
-            </w:pPr>
-            <w:r>
-              <w:rPr>
-                <w:b w:val="0"/>
-                <w:sz w:val="18"/>
-              </w:rPr>
-              <w:t>18.0 (16.0–20.3)</w:t>
-            </w:r>
-          </w:p>
-        </w:tc>
-      </w:tr>
-      <w:tr>
-        <w:tc>
-          <w:tcPr>
-            <w:tcW w:type="dxa" w:w="3312"/>
-            <w:vAlign w:val="center"/>
-          </w:tcPr>
-          <w:p>
-            <w:pPr>
-              <w:spacing w:line="240" w:lineRule="auto" w:after="40" w:before="40"/>
-            </w:pPr>
-            <w:r>
-              <w:rPr>
-                <w:b w:val="0"/>
-                <w:sz w:val="18"/>
-              </w:rPr>
-              <w:t>Income 100–199% FPL</w:t>
-            </w:r>
-          </w:p>
-        </w:tc>
-        <w:tc>
-          <w:tcPr>
-            <w:tcW w:type="dxa" w:w="3024"/>
-            <w:vAlign w:val="center"/>
-          </w:tcPr>
-          <w:p>
-            <w:pPr>
-              <w:spacing w:line="240" w:lineRule="auto" w:after="40" w:before="40"/>
-              <w:jc w:val="center"/>
-            </w:pPr>
-            <w:r>
-              <w:rPr>
-                <w:b w:val="0"/>
-                <w:sz w:val="18"/>
-              </w:rPr>
-              <w:t>1986.9</w:t>
-            </w:r>
-          </w:p>
-        </w:tc>
-        <w:tc>
-          <w:tcPr>
-            <w:tcW w:type="dxa" w:w="3024"/>
-            <w:vAlign w:val="center"/>
-          </w:tcPr>
-          <w:p>
-            <w:pPr>
-              <w:spacing w:line="240" w:lineRule="auto" w:after="40" w:before="40"/>
-              <w:jc w:val="center"/>
-            </w:pPr>
-            <w:r>
-              <w:rPr>
-                <w:b w:val="0"/>
-                <w:sz w:val="18"/>
-              </w:rPr>
-              <w:t>23.5 (21.1–26.1)</w:t>
-            </w:r>
-          </w:p>
-        </w:tc>
-      </w:tr>
-      <w:tr>
-        <w:tc>
-          <w:tcPr>
-            <w:tcW w:type="dxa" w:w="3312"/>
-            <w:vAlign w:val="center"/>
-          </w:tcPr>
-          <w:p>
-            <w:pPr>
-              <w:spacing w:line="240" w:lineRule="auto" w:after="40" w:before="40"/>
-            </w:pPr>
-            <w:r>
-              <w:rPr>
-                <w:b w:val="0"/>
-                <w:sz w:val="18"/>
-              </w:rPr>
-              <w:t>Income &lt;100% FPL</w:t>
-            </w:r>
-          </w:p>
-        </w:tc>
-        <w:tc>
-          <w:tcPr>
-            <w:tcW w:type="dxa" w:w="3024"/>
-            <w:vAlign w:val="center"/>
-          </w:tcPr>
-          <w:p>
-            <w:pPr>
-              <w:spacing w:line="240" w:lineRule="auto" w:after="40" w:before="40"/>
-              <w:jc w:val="center"/>
-            </w:pPr>
-            <w:r>
-              <w:rPr>
-                <w:b w:val="0"/>
-                <w:sz w:val="18"/>
-              </w:rPr>
-              <w:t>1302.6</w:t>
-            </w:r>
-          </w:p>
-        </w:tc>
-        <w:tc>
-          <w:tcPr>
-            <w:tcW w:type="dxa" w:w="3024"/>
-            <w:vAlign w:val="center"/>
-          </w:tcPr>
-          <w:p>
-            <w:pPr>
-              <w:spacing w:line="240" w:lineRule="auto" w:after="40" w:before="40"/>
-              <w:jc w:val="center"/>
-            </w:pPr>
-            <w:r>
-              <w:rPr>
-                <w:b w:val="0"/>
-                <w:sz w:val="18"/>
-              </w:rPr>
-              <w:t>22.5 (19.6–25.6)</w:t>
-            </w:r>
-          </w:p>
-        </w:tc>
-      </w:tr>
-      <w:tr>
-        <w:tc>
-          <w:tcPr>
-            <w:tcW w:type="dxa" w:w="3312"/>
-            <w:vAlign w:val="center"/>
-          </w:tcPr>
-          <w:p>
-            <w:pPr>
-              <w:spacing w:line="240" w:lineRule="auto" w:after="40" w:before="40"/>
-            </w:pPr>
-            <w:r>
-              <w:rPr>
-                <w:b w:val="0"/>
-                <w:sz w:val="18"/>
-              </w:rPr>
-              <w:t>Private, with or without public coverage</w:t>
-            </w:r>
-          </w:p>
-        </w:tc>
-        <w:tc>
-          <w:tcPr>
-            <w:tcW w:type="dxa" w:w="3024"/>
-            <w:vAlign w:val="center"/>
-          </w:tcPr>
-          <w:p>
-            <w:pPr>
-              <w:spacing w:line="240" w:lineRule="auto" w:after="40" w:before="40"/>
-              <w:jc w:val="center"/>
-            </w:pPr>
-            <w:r>
-              <w:rPr>
-                <w:b w:val="0"/>
-                <w:sz w:val="18"/>
-              </w:rPr>
-              <w:t>2,888</w:t>
-            </w:r>
-          </w:p>
-        </w:tc>
-        <w:tc>
-          <w:tcPr>
-            <w:tcW w:type="dxa" w:w="3024"/>
-            <w:vAlign w:val="center"/>
-          </w:tcPr>
-          <w:p>
-            <w:pPr>
-              <w:spacing w:line="240" w:lineRule="auto" w:after="40" w:before="40"/>
-              <w:jc w:val="center"/>
-            </w:pPr>
-            <w:r>
-              <w:rPr>
-                <w:b w:val="0"/>
-                <w:sz w:val="18"/>
-              </w:rPr>
-              <w:t>16.6 (14.9–18.4)</w:t>
-            </w:r>
-          </w:p>
-        </w:tc>
-      </w:tr>
-      <w:tr>
-        <w:tc>
-          <w:tcPr>
-            <w:tcW w:type="dxa" w:w="3312"/>
-            <w:vAlign w:val="center"/>
-          </w:tcPr>
-          <w:p>
-            <w:pPr>
-              <w:spacing w:line="240" w:lineRule="auto" w:after="40" w:before="40"/>
-            </w:pPr>
-            <w:r>
-              <w:rPr>
-                <w:b w:val="0"/>
-                <w:sz w:val="18"/>
-              </w:rPr>
-              <w:t>Public without private</w:t>
-            </w:r>
-          </w:p>
-        </w:tc>
-        <w:tc>
-          <w:tcPr>
-            <w:tcW w:type="dxa" w:w="3024"/>
-            <w:vAlign w:val="center"/>
-          </w:tcPr>
-          <w:p>
-            <w:pPr>
-              <w:spacing w:line="240" w:lineRule="auto" w:after="40" w:before="40"/>
-              <w:jc w:val="center"/>
-            </w:pPr>
-            <w:r>
-              <w:rPr>
-                <w:b w:val="0"/>
-                <w:sz w:val="18"/>
-              </w:rPr>
-              <w:t>3,871</w:t>
-            </w:r>
-          </w:p>
-        </w:tc>
-        <w:tc>
-          <w:tcPr>
-            <w:tcW w:type="dxa" w:w="3024"/>
-            <w:vAlign w:val="center"/>
-          </w:tcPr>
-          <w:p>
-            <w:pPr>
-              <w:spacing w:line="240" w:lineRule="auto" w:after="40" w:before="40"/>
-              <w:jc w:val="center"/>
-            </w:pPr>
-            <w:r>
-              <w:rPr>
-                <w:b w:val="0"/>
-                <w:sz w:val="18"/>
-              </w:rPr>
-              <w:t>15.8 (14.5–17.3)</w:t>
-            </w:r>
-          </w:p>
-        </w:tc>
-      </w:tr>
-      <w:tr>
-        <w:tc>
-          <w:tcPr>
-            <w:tcW w:type="dxa" w:w="3312"/>
-            <w:vAlign w:val="center"/>
-          </w:tcPr>
-          <w:p>
-            <w:pPr>
-              <w:spacing w:line="240" w:lineRule="auto" w:after="40" w:before="40"/>
-            </w:pPr>
-            <w:r>
-              <w:rPr>
-                <w:b w:val="0"/>
-                <w:sz w:val="18"/>
-              </w:rPr>
-              <w:t>Military only</w:t>
-            </w:r>
-          </w:p>
-        </w:tc>
-        <w:tc>
-          <w:tcPr>
-            <w:tcW w:type="dxa" w:w="3024"/>
-            <w:vAlign w:val="center"/>
-          </w:tcPr>
-          <w:p>
-            <w:pPr>
-              <w:spacing w:line="240" w:lineRule="auto" w:after="40" w:before="40"/>
-              <w:jc w:val="center"/>
-            </w:pPr>
-            <w:r>
-              <w:rPr>
-                <w:b w:val="0"/>
-                <w:sz w:val="18"/>
-              </w:rPr>
-              <w:t>109</w:t>
-            </w:r>
-          </w:p>
-        </w:tc>
-        <w:tc>
-          <w:tcPr>
-            <w:tcW w:type="dxa" w:w="3024"/>
-            <w:vAlign w:val="center"/>
-          </w:tcPr>
-          <w:p>
-            <w:pPr>
-              <w:spacing w:line="240" w:lineRule="auto" w:after="40" w:before="40"/>
-              <w:jc w:val="center"/>
-            </w:pPr>
-            <w:r>
-              <w:rPr>
-                <w:b w:val="0"/>
-                <w:sz w:val="18"/>
-              </w:rPr>
-              <w:t>18.2 (11.1–28.4)</w:t>
-            </w:r>
-          </w:p>
-        </w:tc>
-      </w:tr>
-      <w:tr>
-        <w:tc>
-          <w:tcPr>
-            <w:tcW w:type="dxa" w:w="3312"/>
-            <w:vAlign w:val="center"/>
-          </w:tcPr>
-          <w:p>
-            <w:pPr>
-              <w:spacing w:line="240" w:lineRule="auto" w:after="40" w:before="40"/>
-            </w:pPr>
-            <w:r>
-              <w:rPr>
-                <w:b w:val="0"/>
-                <w:sz w:val="18"/>
-              </w:rPr>
-              <w:t>Uninsured</w:t>
-            </w:r>
-          </w:p>
-        </w:tc>
-        <w:tc>
-          <w:tcPr>
-            <w:tcW w:type="dxa" w:w="3024"/>
-            <w:vAlign w:val="center"/>
-          </w:tcPr>
-          <w:p>
-            <w:pPr>
-              <w:spacing w:line="240" w:lineRule="auto" w:after="40" w:before="40"/>
-              <w:jc w:val="center"/>
-            </w:pPr>
-            <w:r>
-              <w:rPr>
-                <w:b w:val="0"/>
-                <w:sz w:val="18"/>
-              </w:rPr>
-              <w:t>207</w:t>
-            </w:r>
-          </w:p>
-        </w:tc>
-        <w:tc>
-          <w:tcPr>
-            <w:tcW w:type="dxa" w:w="3024"/>
-            <w:vAlign w:val="center"/>
-          </w:tcPr>
-          <w:p>
-            <w:pPr>
-              <w:spacing w:line="240" w:lineRule="auto" w:after="40" w:before="40"/>
-              <w:jc w:val="center"/>
-            </w:pPr>
-            <w:r>
-              <w:rPr>
-                <w:b w:val="0"/>
-                <w:sz w:val="18"/>
-              </w:rPr>
-              <w:t>58.7 (50.7–66.3)</w:t>
-            </w:r>
-          </w:p>
-        </w:tc>
-      </w:tr>
-      <w:tr>
-        <w:tc>
-          <w:tcPr>
-            <w:tcW w:type="dxa" w:w="3312"/>
-            <w:vAlign w:val="center"/>
-          </w:tcPr>
-          <w:p>
-            <w:pPr>
-              <w:spacing w:line="240" w:lineRule="auto" w:after="40" w:before="40"/>
-            </w:pPr>
-            <w:r>
-              <w:rPr>
-                <w:b w:val="0"/>
-                <w:sz w:val="18"/>
-              </w:rPr>
-              <w:t>Without disability</w:t>
-            </w:r>
-          </w:p>
-        </w:tc>
-        <w:tc>
-          <w:tcPr>
-            <w:tcW w:type="dxa" w:w="3024"/>
-            <w:vAlign w:val="center"/>
-          </w:tcPr>
-          <w:p>
-            <w:pPr>
-              <w:spacing w:line="240" w:lineRule="auto" w:after="40" w:before="40"/>
-              <w:jc w:val="center"/>
-            </w:pPr>
-            <w:r>
-              <w:rPr>
-                <w:b w:val="0"/>
-                <w:sz w:val="18"/>
-              </w:rPr>
-              <w:t>4,384</w:t>
-            </w:r>
-          </w:p>
-        </w:tc>
-        <w:tc>
-          <w:tcPr>
-            <w:tcW w:type="dxa" w:w="3024"/>
-            <w:vAlign w:val="center"/>
-          </w:tcPr>
-          <w:p>
-            <w:pPr>
-              <w:spacing w:line="240" w:lineRule="auto" w:after="40" w:before="40"/>
-              <w:jc w:val="center"/>
-            </w:pPr>
-            <w:r>
-              <w:rPr>
-                <w:b w:val="0"/>
-                <w:sz w:val="18"/>
-              </w:rPr>
-              <w:t>16.5 (15.1–17.9)</w:t>
-            </w:r>
-          </w:p>
-        </w:tc>
-      </w:tr>
-      <w:tr>
-        <w:tc>
-          <w:tcPr>
-            <w:tcW w:type="dxa" w:w="3312"/>
-            <w:vAlign w:val="center"/>
-          </w:tcPr>
-          <w:p>
-            <w:pPr>
-              <w:spacing w:line="240" w:lineRule="auto" w:after="40" w:before="40"/>
-            </w:pPr>
-            <w:r>
-              <w:rPr>
-                <w:b w:val="0"/>
-                <w:sz w:val="18"/>
-              </w:rPr>
-              <w:t>With disability</w:t>
-            </w:r>
-          </w:p>
-        </w:tc>
-        <w:tc>
-          <w:tcPr>
-            <w:tcW w:type="dxa" w:w="3024"/>
-            <w:vAlign w:val="center"/>
-          </w:tcPr>
-          <w:p>
-            <w:pPr>
-              <w:spacing w:line="240" w:lineRule="auto" w:after="40" w:before="40"/>
-              <w:jc w:val="center"/>
-            </w:pPr>
-            <w:r>
-              <w:rPr>
-                <w:b w:val="0"/>
-                <w:sz w:val="18"/>
-              </w:rPr>
-              <w:t>2,720</w:t>
-            </w:r>
-          </w:p>
-        </w:tc>
-        <w:tc>
-          <w:tcPr>
-            <w:tcW w:type="dxa" w:w="3024"/>
-            <w:vAlign w:val="center"/>
-          </w:tcPr>
-          <w:p>
-            <w:pPr>
-              <w:spacing w:line="240" w:lineRule="auto" w:after="40" w:before="40"/>
-              <w:jc w:val="center"/>
-            </w:pPr>
-            <w:r>
-              <w:rPr>
-                <w:b w:val="0"/>
-                <w:sz w:val="18"/>
-              </w:rPr>
-              <w:t>20.2 (18.4–22.1)</w:t>
-            </w:r>
-          </w:p>
-        </w:tc>
-      </w:tr>
-    </w:tbl>
-    <w:p>
-      <w:pPr>
-        <w:spacing w:line="276" w:lineRule="auto" w:after="120"/>
-      </w:pPr>
-      <w:r>
-        <w:rPr>
-          <w:sz w:val="18"/>
-        </w:rPr>
-        <w:t>Income counts are averages across ten imputations. The unknown-insurance subgroup (29 records) failed the precision screen, and its prevalence is not displayed. These are unadjusted subgroup estimates.</w:t>
-      </w:r>
-    </w:p>
-    <w:p>
-      <w:pPr>
-        <w:keepNext/>
-        <w:spacing w:line="276" w:lineRule="auto" w:before="240" w:after="80"/>
-      </w:pPr>
-      <w:r>
-        <w:rPr>
-          <w:b/>
-        </w:rPr>
-        <w:t xml:space="preserve">Table S9. </w:t>
+        <w:t xml:space="preserve">Table S11. </w:t>
       </w:r>
       <w:r>
         <w:t>Convergence and fitted-value diagnostics for the modified Poisson models</w:t>
@@ -12446,7 +12447,7 @@
                 <w:b/>
                 <w:sz w:val="18"/>
               </w:rPr>
-              <w:t>n</w:t>
+              <w:t>No.</w:t>
             </w:r>
           </w:p>
         </w:tc>
@@ -12468,7 +12469,7 @@
                 <w:b/>
                 <w:sz w:val="18"/>
               </w:rPr>
-              <w:t>Events</w:t>
+              <w:t>No. with barrier</w:t>
             </w:r>
           </w:p>
         </w:tc>
@@ -12490,7 +12491,7 @@
                 <w:b/>
                 <w:sz w:val="18"/>
               </w:rPr>
-              <w:t>Fitted &gt;1 per imputation</w:t>
+              <w:t>Fitted values &gt;1 per imputation</w:t>
             </w:r>
           </w:p>
         </w:tc>
@@ -12554,7 +12555,7 @@
                 <w:b w:val="0"/>
                 <w:sz w:val="18"/>
               </w:rPr>
-              <w:t>M1</w:t>
+              <w:t>Model 1</w:t>
             </w:r>
           </w:p>
         </w:tc>
@@ -12573,7 +12574,7 @@
                 <w:b w:val="0"/>
                 <w:sz w:val="18"/>
               </w:rPr>
-              <w:t>6777</w:t>
+              <w:t>6,777</w:t>
             </w:r>
           </w:p>
         </w:tc>
@@ -12592,7 +12593,7 @@
                 <w:b w:val="0"/>
                 <w:sz w:val="18"/>
               </w:rPr>
-              <w:t>1117</w:t>
+              <w:t>1,117</w:t>
             </w:r>
           </w:p>
         </w:tc>
@@ -12669,7 +12670,7 @@
                 <w:b w:val="0"/>
                 <w:sz w:val="18"/>
               </w:rPr>
-              <w:t>M2</w:t>
+              <w:t>Model 2</w:t>
             </w:r>
           </w:p>
         </w:tc>
@@ -12688,7 +12689,7 @@
                 <w:b w:val="0"/>
                 <w:sz w:val="18"/>
               </w:rPr>
-              <w:t>6777</w:t>
+              <w:t>6,777</w:t>
             </w:r>
           </w:p>
         </w:tc>
@@ -12707,7 +12708,7 @@
                 <w:b w:val="0"/>
                 <w:sz w:val="18"/>
               </w:rPr>
-              <w:t>1117</w:t>
+              <w:t>1,117</w:t>
             </w:r>
           </w:p>
         </w:tc>
@@ -12784,7 +12785,7 @@
                 <w:b w:val="0"/>
                 <w:sz w:val="18"/>
               </w:rPr>
-              <w:t>M3</w:t>
+              <w:t>Model 3</w:t>
             </w:r>
           </w:p>
         </w:tc>
@@ -12803,7 +12804,7 @@
                 <w:b w:val="0"/>
                 <w:sz w:val="18"/>
               </w:rPr>
-              <w:t>6777</w:t>
+              <w:t>6,777</w:t>
             </w:r>
           </w:p>
         </w:tc>
@@ -12822,7 +12823,7 @@
                 <w:b w:val="0"/>
                 <w:sz w:val="18"/>
               </w:rPr>
-              <w:t>1117</w:t>
+              <w:t>1,117</w:t>
             </w:r>
           </w:p>
         </w:tc>
@@ -12899,7 +12900,7 @@
                 <w:b w:val="0"/>
                 <w:sz w:val="18"/>
               </w:rPr>
-              <w:t>Age_M1</w:t>
+              <w:t>Age-group Model 1</w:t>
             </w:r>
           </w:p>
         </w:tc>
@@ -12918,7 +12919,7 @@
                 <w:b w:val="0"/>
                 <w:sz w:val="18"/>
               </w:rPr>
-              <w:t>6777</w:t>
+              <w:t>6,777</w:t>
             </w:r>
           </w:p>
         </w:tc>
@@ -12937,7 +12938,7 @@
                 <w:b w:val="0"/>
                 <w:sz w:val="18"/>
               </w:rPr>
-              <w:t>1117</w:t>
+              <w:t>1,117</w:t>
             </w:r>
           </w:p>
         </w:tc>
@@ -13014,7 +13015,7 @@
                 <w:b w:val="0"/>
                 <w:sz w:val="18"/>
               </w:rPr>
-              <w:t>Age_M2</w:t>
+              <w:t>Age-group Model 2</w:t>
             </w:r>
           </w:p>
         </w:tc>
@@ -13033,7 +13034,7 @@
                 <w:b w:val="0"/>
                 <w:sz w:val="18"/>
               </w:rPr>
-              <w:t>6777</w:t>
+              <w:t>6,777</w:t>
             </w:r>
           </w:p>
         </w:tc>
@@ -13052,7 +13053,7 @@
                 <w:b w:val="0"/>
                 <w:sz w:val="18"/>
               </w:rPr>
-              <w:t>1117</w:t>
+              <w:t>1,117</w:t>
             </w:r>
           </w:p>
         </w:tc>
@@ -13129,7 +13130,7 @@
                 <w:b w:val="0"/>
                 <w:sz w:val="18"/>
               </w:rPr>
-              <w:t>Age_M3</w:t>
+              <w:t>Age-group Model 3</w:t>
             </w:r>
           </w:p>
         </w:tc>
@@ -13148,7 +13149,7 @@
                 <w:b w:val="0"/>
                 <w:sz w:val="18"/>
               </w:rPr>
-              <w:t>6777</w:t>
+              <w:t>6,777</w:t>
             </w:r>
           </w:p>
         </w:tc>
@@ -13167,7 +13168,7 @@
                 <w:b w:val="0"/>
                 <w:sz w:val="18"/>
               </w:rPr>
-              <w:t>1117</w:t>
+              <w:t>1,117</w:t>
             </w:r>
           </w:p>
         </w:tc>
@@ -13244,7 +13245,7 @@
                 <w:b w:val="0"/>
                 <w:sz w:val="18"/>
               </w:rPr>
-              <w:t>AgeInteraction</w:t>
+              <w:t>Year by age-group interaction</w:t>
             </w:r>
           </w:p>
         </w:tc>
@@ -13263,7 +13264,7 @@
                 <w:b w:val="0"/>
                 <w:sz w:val="18"/>
               </w:rPr>
-              <w:t>6777</w:t>
+              <w:t>6,777</w:t>
             </w:r>
           </w:p>
         </w:tc>
@@ -13282,7 +13283,7 @@
                 <w:b w:val="0"/>
                 <w:sz w:val="18"/>
               </w:rPr>
-              <w:t>1117</w:t>
+              <w:t>1,117</w:t>
             </w:r>
           </w:p>
         </w:tc>
@@ -13359,7 +13360,7 @@
                 <w:b w:val="0"/>
                 <w:sz w:val="18"/>
               </w:rPr>
-              <w:t>No2020</w:t>
+              <w:t>Exclude 2020</w:t>
             </w:r>
           </w:p>
         </w:tc>
@@ -13378,7 +13379,7 @@
                 <w:b w:val="0"/>
                 <w:sz w:val="18"/>
               </w:rPr>
-              <w:t>6124</w:t>
+              <w:t>6,124</w:t>
             </w:r>
           </w:p>
         </w:tc>
@@ -13397,7 +13398,7 @@
                 <w:b w:val="0"/>
                 <w:sz w:val="18"/>
               </w:rPr>
-              <w:t>1016</w:t>
+              <w:t>1,016</w:t>
             </w:r>
           </w:p>
         </w:tc>
@@ -13474,7 +13475,7 @@
                 <w:b w:val="0"/>
                 <w:sz w:val="18"/>
               </w:rPr>
-              <w:t>WorkingAge</w:t>
+              <w:t>Age 18–64 only</w:t>
             </w:r>
           </w:p>
         </w:tc>
@@ -13493,7 +13494,7 @@
                 <w:b w:val="0"/>
                 <w:sz w:val="18"/>
               </w:rPr>
-              <w:t>2231</w:t>
+              <w:t>2,231</w:t>
             </w:r>
           </w:p>
         </w:tc>
@@ -13589,7 +13590,7 @@
                 <w:b w:val="0"/>
                 <w:sz w:val="18"/>
               </w:rPr>
-              <w:t>NoDisability</w:t>
+              <w:t>No disability</w:t>
             </w:r>
           </w:p>
         </w:tc>
@@ -13608,7 +13609,7 @@
                 <w:b w:val="0"/>
                 <w:sz w:val="18"/>
               </w:rPr>
-              <w:t>4209</w:t>
+              <w:t>4,209</w:t>
             </w:r>
           </w:p>
         </w:tc>
@@ -13704,7 +13705,7 @@
                 <w:b w:val="0"/>
                 <w:sz w:val="18"/>
               </w:rPr>
-              <w:t>Universal</w:t>
+              <w:t>Universal composite</w:t>
             </w:r>
           </w:p>
         </w:tc>
@@ -13723,7 +13724,7 @@
                 <w:b w:val="0"/>
                 <w:sz w:val="18"/>
               </w:rPr>
-              <w:t>6776</w:t>
+              <w:t>6,776</w:t>
             </w:r>
           </w:p>
         </w:tc>
@@ -13819,7 +13820,7 @@
                 <w:b w:val="0"/>
                 <w:sz w:val="18"/>
               </w:rPr>
-              <w:t>Delayed</w:t>
+              <w:t>Delayed medical care</w:t>
             </w:r>
           </w:p>
         </w:tc>
@@ -13838,7 +13839,7 @@
                 <w:b w:val="0"/>
                 <w:sz w:val="18"/>
               </w:rPr>
-              <w:t>6774</w:t>
+              <w:t>6,774</w:t>
             </w:r>
           </w:p>
         </w:tc>
@@ -13934,7 +13935,7 @@
                 <w:b w:val="0"/>
                 <w:sz w:val="18"/>
               </w:rPr>
-              <w:t>ForgoneCare</w:t>
+              <w:t>Forgone medical care</w:t>
             </w:r>
           </w:p>
         </w:tc>
@@ -13953,7 +13954,7 @@
                 <w:b w:val="0"/>
                 <w:sz w:val="18"/>
               </w:rPr>
-              <w:t>6776</w:t>
+              <w:t>6,776</w:t>
             </w:r>
           </w:p>
         </w:tc>
@@ -14049,7 +14050,7 @@
                 <w:b w:val="0"/>
                 <w:sz w:val="18"/>
               </w:rPr>
-              <w:t>ForgoneRx</w:t>
+              <w:t>Forgone prescriptions</w:t>
             </w:r>
           </w:p>
         </w:tc>
@@ -14068,7 +14069,7 @@
                 <w:b w:val="0"/>
                 <w:sz w:val="18"/>
               </w:rPr>
-              <w:t>6775</w:t>
+              <w:t>6,775</w:t>
             </w:r>
           </w:p>
         </w:tc>
@@ -14164,7 +14165,7 @@
                 <w:b w:val="0"/>
                 <w:sz w:val="18"/>
               </w:rPr>
-              <w:t>RxUnderuse</w:t>
+              <w:t>Medication underuse</w:t>
             </w:r>
           </w:p>
         </w:tc>
@@ -14183,7 +14184,7 @@
                 <w:b w:val="0"/>
                 <w:sz w:val="18"/>
               </w:rPr>
-              <w:t>6449</w:t>
+              <w:t>6,449</w:t>
             </w:r>
           </w:p>
         </w:tc>
@@ -14279,7 +14280,7 @@
                 <w:b w:val="0"/>
                 <w:sz w:val="18"/>
               </w:rPr>
-              <w:t>MissingCategory</w:t>
+              <w:t>Unknown-category diagnostic</w:t>
             </w:r>
           </w:p>
         </w:tc>
@@ -14298,7 +14299,7 @@
                 <w:b w:val="0"/>
                 <w:sz w:val="18"/>
               </w:rPr>
-              <w:t>7104</w:t>
+              <w:t>7,104</w:t>
             </w:r>
           </w:p>
         </w:tc>
@@ -14317,7 +14318,7 @@
                 <w:b w:val="0"/>
                 <w:sz w:val="18"/>
               </w:rPr>
-              <w:t>1184</w:t>
+              <w:t>1,184</w:t>
             </w:r>
           </w:p>
         </w:tc>
@@ -14388,7 +14389,7 @@
         <w:rPr>
           <w:sz w:val="18"/>
         </w:rPr>
-        <w:t>Ten fits per specification. Fitted log-link values above one are not interpreted as individual probabilities. The bounded logistic sensitivity supports the major associations; it does not establish perfect specification. Model labels correspond to the accompanying script and coefficient CSV.</w:t>
+        <w:t>Ten fits per specification (one per income imputation). Fitted log-link values above one are not interpreted as individual probabilities. The bounded logistic sensitivity (Table S10) supports the major associations. Age-group models replace the age spline with an age-group indicator.</w:t>
       </w:r>
     </w:p>
     <w:p>
@@ -14771,7 +14772,7 @@
                 <w:b w:val="0"/>
                 <w:sz w:val="18"/>
               </w:rPr>
-              <w:t>Methods / Outcomes and covariates</w:t>
+              <w:t>Methods / Outcomes and covariates; Tables S1–S2</w:t>
             </w:r>
           </w:p>
         </w:tc>
@@ -15003,7 +15004,7 @@
                 <w:b w:val="0"/>
                 <w:sz w:val="18"/>
               </w:rPr>
-              <w:t>Methods / Analysis; Supplementary Methods</w:t>
+              <w:t>Methods / Statistical analysis; Supplemental Methods</w:t>
             </w:r>
           </w:p>
         </w:tc>
@@ -15061,7 +15062,7 @@
                 <w:b w:val="0"/>
                 <w:sz w:val="18"/>
               </w:rPr>
-              <w:t>Results / Sample; Table S1; Figure S1</w:t>
+              <w:t>Results / Study population; Table S3; Figure S1</w:t>
             </w:r>
           </w:p>
         </w:tc>
@@ -15119,7 +15120,7 @@
                 <w:b w:val="0"/>
                 <w:sz w:val="18"/>
               </w:rPr>
-              <w:t>Table 1; Tables S2–S3</w:t>
+              <w:t>Table 1; Tables S4–S5</w:t>
             </w:r>
           </w:p>
         </w:tc>
@@ -15177,7 +15178,7 @@
                 <w:b w:val="0"/>
                 <w:sz w:val="18"/>
               </w:rPr>
-              <w:t>Table 2; Tables S4 and S8</w:t>
+              <w:t>Table 2; Tables S6–S7</w:t>
             </w:r>
           </w:p>
         </w:tc>
@@ -15235,7 +15236,7 @@
                 <w:b w:val="0"/>
                 <w:sz w:val="18"/>
               </w:rPr>
-              <w:t>Table 3; Table S5; Results</w:t>
+              <w:t>Table 3; Table S8; Results</w:t>
             </w:r>
           </w:p>
         </w:tc>
@@ -15293,7 +15294,7 @@
                 <w:b w:val="0"/>
                 <w:sz w:val="18"/>
               </w:rPr>
-              <w:t>Sensitivity Results; Tables S6–S9</w:t>
+              <w:t>Results / Sensitivity analyses; Tables S9–S11</w:t>
             </w:r>
           </w:p>
         </w:tc>

--- a/manuscript/supplement.docx
+++ b/manuscript/supplement.docx
@@ -73,7 +73,7 @@
         <w:spacing w:line="276" w:lineRule="auto" w:after="160"/>
       </w:pPr>
       <w:r>
-        <w:t>Annual estimates retain the full 2020 Sample Adult file, including follow-back respondents, with the annual weight WTFA_A. Pooled estimates retain only the 2020 records that link to the partial file and use the partial-sample weight WTSA_P, matching households on the partial-file identifier. All other years use WTFA_A. Pooled weights were divided by seven so that weighted totals represent an average annual population; no total is presented as a count of unique survivors across years.</w:t>
+        <w:t>Annual estimates retain the full 2020 Sample Adult file, including follow-back respondents, with the annual weight WTFA_A. Pooled estimates retain only the 2020 records that link to the partial file and use the partial-sample weight WTSA_P, matching households on the partial-file identifier. All other years use WTFA_A. Pooled weights were divided by seven so that weighted totals represent an average annual population.</w:t>
       </w:r>
     </w:p>
     <w:p>
@@ -1375,7 +1375,7 @@
         <w:rPr>
           <w:sz w:val="18"/>
         </w:rPr>
-        <w:t>For the individual coverage indicators, codes 1 and 2 both indicate coverage and code 3 indicates no coverage; the uninsured variable NOTCOV_A codes 1 as not covered and 2 as covered. The insurance hierarchy assigned private coverage first among covered respondents, then public coverage without private coverage, then military coverage only when every other listed coverage type was explicitly absent. Ambiguous coverage patterns were set to missing. Private coverage may coexist with public or military coverage, and public-without-private coverage may coexist with military coverage; military-only status is therefore deliberately narrow.</w:t>
+        <w:t>For the individual coverage indicators, codes 1 and 2 both indicate coverage and code 3 indicates no coverage; the uninsured variable NOTCOV_A codes 1 as not covered and 2 as covered. The insurance hierarchy assigned private coverage first among covered respondents, then public coverage without private coverage, then military coverage only when every other listed coverage type was explicitly absent. Ambiguous coverage patterns were set to missing. Private coverage can coexist with public or military coverage, and public-without-private coverage can coexist with military coverage.</w:t>
       </w:r>
     </w:p>
     <w:p>
@@ -1383,7 +1383,7 @@
         <w:spacing w:line="276" w:lineRule="auto" w:after="160"/>
       </w:pPr>
       <w:r>
-        <w:t>Income used the categorical poverty-ratio variable RATCAT_A rather than the rounded continuous ratio. Categories 1–3 correspond to below 100% of the federal poverty level (FPL), 4–7 to 100%–199%, 8–11 to 200%–399%, and 12–14 to 400% or higher. The imputation index is named IMPNUM in 2019–2020 and IMPNUM_A thereafter. All ten annual imputations were linked by year, household, and index, with assertions of unique keys and complete matching. In descriptive tables the income point estimate is the mean of the ten completed-data weighted percentages, and unweighted income counts are averages over imputations, which is why they may be fractional.</w:t>
+        <w:t>Income used the categorical poverty-ratio variable RATCAT_A rather than the rounded continuous ratio. Categories 1–3 correspond to below 100% of the federal poverty level (FPL), 4–7 to 100%–199%, 8–11 to 200%–399%, and 12–14 to 400% or higher. The imputation index is named IMPNUM in 2019–2020 and IMPNUM_A thereafter. All ten annual imputations were linked by year, household, and index, with assertions of unique keys and complete matching. In descriptive tables the income point estimate is the mean of the ten completed-data weighted percentages, and unweighted income counts are averages over imputations.</w:t>
       </w:r>
     </w:p>
     <w:p>
@@ -1399,7 +1399,7 @@
         <w:spacing w:line="276" w:lineRule="auto" w:after="160"/>
       </w:pPr>
       <w:r>
-        <w:t>The primary descriptive estimand is the survey-weighted prevalence of any cost-related barrier among noninstitutionalized adults reporting prior stroke with a classifiable outcome. Adjusted prevalence ratios condition on the stated covariate set and are descriptive associations, not causal effects, incidence ratios, or recurrence estimates. Model 1 adjusts for categorical year, an age spline, sex, race and Hispanic origin, and region. Model 2 adds education, income, and insurance. Model 3 adds hypertension, diabetes, coronary heart disease, smoking, self-rated health, and disability. All three models use the same 6,777 records. The age-group model sequence substitutes a working-age indicator for the age spline.</w:t>
+        <w:t>The primary descriptive estimand is the survey-weighted prevalence of any cost-related barrier among noninstitutionalized adults reporting prior stroke with a classifiable outcome. Adjusted prevalence ratios condition on the stated covariate set. Model 1 adjusts for categorical year, an age spline, sex, race and Hispanic origin, and region. Model 2 adds education, income, and insurance. Model 3 adds hypertension, diabetes, coronary heart disease, smoking, self-rated health, and disability. All three models use the same 6,777 records. The age-group model sequence substitutes a working-age indicator for the age spline.</w:t>
       </w:r>
     </w:p>
     <w:p>
@@ -1407,7 +1407,7 @@
         <w:spacing w:line="276" w:lineRule="auto" w:after="160"/>
       </w:pPr>
       <w:r>
-        <w:t>For each model, coefficients were averaged over the ten imputations. The total covariance equals the mean within-imputation survey covariance plus 1.1 times the between-imputation covariance of the coefficients. Confidence intervals use the finite-sample degrees of freedom returned by mitools::MIcombine, supplied with the minimum residual design degrees of freedom across the ten fits. Poisson coefficients were exponentiated to obtain prevalence ratios. This procedure propagates income-imputation uncertainty; it does not impute missing outcomes or other covariates.</w:t>
+        <w:t>For each model, coefficients were averaged over the ten imputations. The total covariance equals the mean within-imputation survey covariance plus 1.1 times the between-imputation covariance of the coefficients. Confidence intervals use the finite-sample degrees of freedom returned by mitools::MIcombine, supplied with the minimum residual design degrees of freedom across the ten fits. Poisson coefficients were exponentiated to obtain prevalence ratios. This procedure propagates income-imputation uncertainty.</w:t>
       </w:r>
     </w:p>
     <w:p>
@@ -1423,7 +1423,7 @@
         <w:spacing w:line="276" w:lineRule="auto" w:after="160"/>
       </w:pPr>
       <w:r>
-        <w:t>The bounded logistic sensitivity applied the same standardization to income, insurance, disability, and the age-group model, assigning the full analytic sample to the comparison and reference categories in turn and forming their prevalence ratio. These marginal estimands differ from conditional modified Poisson prevalence ratios and can involve extrapolation to sparsely supported covariate combinations; agreement between the two approaches is a model-sensitivity observation rather than proof of correct specification.</w:t>
+        <w:t>The bounded logistic sensitivity applied the same standardization to income, insurance, disability, and the age-group model, assigning the full analytic sample to the comparison and reference categories in turn and forming their prevalence ratio. These are marginal estimands, distinct from the conditional modified Poisson prevalence ratios.</w:t>
       </w:r>
     </w:p>
     <w:p>
@@ -1431,7 +1431,7 @@
         <w:spacing w:line="276" w:lineRule="auto" w:after="160"/>
       </w:pPr>
       <w:r>
-        <w:t>The categorical-year and year-by-age-group tests are pooled Wald F statistics based on the selected coefficients and their Rubin total covariance, with denominator degrees of freedom equal to the minimum scalar pooled degrees of freedom among those coefficients. This is an approximate multivariate multiple-imputation test; because the missing-information fractions for the year terms were small, it provides a practical summary, and the estimates and intervals remain the primary description of annual variation.</w:t>
+        <w:t>The categorical-year and year-by-age-group tests are pooled Wald F statistics based on the selected coefficients and their Rubin total covariance, with denominator degrees of freedom equal to the minimum scalar pooled degrees of freedom among those coefficients. Missing-information fractions for the year terms were small.</w:t>
       </w:r>
     </w:p>
     <w:p>
@@ -1479,7 +1479,7 @@
         <w:spacing w:line="276" w:lineRule="auto" w:after="160"/>
       </w:pPr>
       <w:r>
-        <w:t>All 160 modified Poisson fits and all 20 bounded logistic fits converged. The fully adjusted modified Poisson model produced 14–16 fitted values above one per imputation, with a maximum of approximately 1.9; these are reported as diagnostics and were not interpreted as individual probabilities. Independent verification in Python reconstructed 12 annual and pooled primary estimates and their Taylor standard errors directly from the source files, reproduced the first-imputation fully adjusted model from the exported design matrix (maximum absolute coefficient discrepancy below 3×10^-13; maximum covariance discrepancy below 3×10^-9), and checked Rubin-pooled means and standard errors for all 16 model specifications.</w:t>
+        <w:t>All 160 modified Poisson fits and all 20 bounded logistic fits converged. The fully adjusted modified Poisson model produced 14–16 fitted values above one per imputation, with a maximum of approximately 1.9. Independent verification in Python reconstructed 12 annual and pooled primary estimates and their Taylor standard errors directly from the source files, reproduced the first-imputation fully adjusted model from the exported design matrix (maximum absolute coefficient discrepancy below 3×10^-13; maximum covariance discrepancy below 3×10^-9), and checked Rubin-pooled means and standard errors for all 16 model specifications.</w:t>
       </w:r>
     </w:p>
     <w:p>
@@ -1562,7 +1562,7 @@
         <w:rPr>
           <w:sz w:val="18"/>
         </w:rPr>
-        <w:t xml:space="preserve"> Annual and pooled samples apply different inclusion and weighting rules for 2020. The 7,555 annual stroke records include the full 2020 sample; the 7,181 pooled stroke records exclude the 2020 follow-back respondents and use the partial-sample weights. Adjusted models additionally require an observed outcome and complete nonincome covariates. Counts are records, not unique persons across years.</w:t>
+        <w:t xml:space="preserve"> Annual and pooled samples apply different inclusion and weighting rules for 2020. The 7,555 annual stroke records include the full 2020 sample; the 7,181 pooled stroke records exclude the 2020 follow-back respondents and use the partial-sample weights. Adjusted models additionally require an observed outcome and complete nonincome covariates.</w:t>
       </w:r>
     </w:p>
     <w:p>
@@ -3433,7 +3433,7 @@
         <w:rPr>
           <w:sz w:val="18"/>
         </w:rPr>
-        <w:t>Denominator is 7,181 stroke records. Missingness overlaps across variables; the counts must not be summed to derive complete cases. Among records with observed primary outcomes, 327 had at least one missing adjustment variable.</w:t>
+        <w:t>Denominator is 7,181 stroke records. Missingness overlaps across variables. Among records with observed primary outcomes, 327 had at least one missing adjustment variable.</w:t>
       </w:r>
     </w:p>
     <w:p>
@@ -10580,7 +10580,7 @@
         <w:rPr>
           <w:sz w:val="18"/>
         </w:rPr>
-        <w:t>The model includes an age spline with 3 degrees of freedom. Spline basis coefficients and the intercept are retained in the accompanying results files; they do not individually represent clinical group contrasts. No multiplicity correction was applied. Sparse race and military-coverage contrasts require caution.</w:t>
+        <w:t>The model includes an age spline with 3 degrees of freedom. Spline basis coefficients and the intercept are provided in the public repository. No multiplicity correction was applied.</w:t>
       </w:r>
     </w:p>
     <w:p>
@@ -11607,7 +11607,7 @@
         <w:rPr>
           <w:sz w:val="18"/>
         </w:rPr>
-        <w:t>Values are PRs (95% CIs) from the corresponding fully adjusted model. No-disability models omit the disability term. The complete coefficient sets, including all income categories, are provided in the public repository. Working-age disability estimates are compatible with no association. Outcome-specific model denominators differ from Table S6 because they require complete adjustment variables.</w:t>
+        <w:t>Values are PRs (95% CIs) from the corresponding fully adjusted model. No-disability models omit the disability term. The complete coefficient sets, including all income categories, are provided in the public repository. Outcome-specific model denominators differ from Table S6 because they require complete adjustment variables.</w:t>
       </w:r>
     </w:p>
     <w:p>
@@ -12363,7 +12363,7 @@
         <w:rPr>
           <w:sz w:val="18"/>
         </w:rPr>
-        <w:t>Logistic predictions remain between zero and one. Marginal PRs are pooled on the log scale; displayed prevalences are arithmetic means of imputation-specific margins, so their displayed ratio may differ slightly from the pooled PR. The age contrast uses the age-group model. These standardized estimates have a different estimand from conditional modified Poisson PRs.</w:t>
+        <w:t>Logistic predictions remain between zero and one. Marginal PRs are pooled on the log scale; displayed prevalences are arithmetic means of imputation-specific margins, so their displayed ratio may differ slightly from the pooled PR. The age contrast uses the age-group model.</w:t>
       </w:r>
     </w:p>
     <w:p>
@@ -14389,7 +14389,7 @@
         <w:rPr>
           <w:sz w:val="18"/>
         </w:rPr>
-        <w:t>Ten fits per specification (one per income imputation). Fitted log-link values above one are not interpreted as individual probabilities. The bounded logistic sensitivity (Table S10) supports the major associations. Age-group models replace the age spline with an age-group indicator.</w:t>
+        <w:t>Ten fits per specification (one per income imputation). The bounded logistic models (Table S10) give similar associations. Age-group models replace the age spline with an age-group indicator.</w:t>
       </w:r>
     </w:p>
     <w:p>

--- a/manuscript/supplement.docx
+++ b/manuscript/supplement.docx
@@ -15890,7 +15890,7 @@
       <w:outlineLvl w:val="0"/>
     </w:pPr>
     <w:rPr>
-      <w:rFonts w:asciiTheme="majorHAnsi" w:eastAsiaTheme="majorEastAsia" w:hAnsiTheme="majorHAnsi" w:cstheme="majorBidi" w:ascii="Times New Roman" w:hAnsi="Times New Roman" w:eastAsia="Times New Roman" w:cs="Times New Roman"/>
+      <w:rFonts w:ascii="Times New Roman" w:hAnsi="Times New Roman" w:eastAsia="Times New Roman" w:cs="Times New Roman"/>
       <w:b/>
       <w:bCs/>
       <w:i w:val="0"/>
@@ -15915,7 +15915,7 @@
       <w:outlineLvl w:val="1"/>
     </w:pPr>
     <w:rPr>
-      <w:rFonts w:asciiTheme="majorHAnsi" w:eastAsiaTheme="majorEastAsia" w:hAnsiTheme="majorHAnsi" w:cstheme="majorBidi" w:ascii="Times New Roman" w:hAnsi="Times New Roman" w:eastAsia="Times New Roman" w:cs="Times New Roman"/>
+      <w:rFonts w:ascii="Times New Roman" w:hAnsi="Times New Roman" w:eastAsia="Times New Roman" w:cs="Times New Roman"/>
       <w:b/>
       <w:bCs/>
       <w:i/>
@@ -15940,7 +15940,7 @@
       <w:outlineLvl w:val="2"/>
     </w:pPr>
     <w:rPr>
-      <w:rFonts w:asciiTheme="majorHAnsi" w:eastAsiaTheme="majorEastAsia" w:hAnsiTheme="majorHAnsi" w:cstheme="majorBidi" w:ascii="Times New Roman" w:hAnsi="Times New Roman" w:eastAsia="Times New Roman" w:cs="Times New Roman"/>
+      <w:rFonts w:ascii="Times New Roman" w:hAnsi="Times New Roman" w:eastAsia="Times New Roman" w:cs="Times New Roman"/>
       <w:b/>
       <w:bCs/>
       <w:i/>
@@ -16181,7 +16181,7 @@
       <w:jc w:val="center"/>
     </w:pPr>
     <w:rPr>
-      <w:rFonts w:asciiTheme="majorHAnsi" w:eastAsiaTheme="majorEastAsia" w:hAnsiTheme="majorHAnsi" w:cstheme="majorBidi" w:ascii="Times New Roman" w:hAnsi="Times New Roman" w:eastAsia="Times New Roman" w:cs="Times New Roman"/>
+      <w:rFonts w:ascii="Times New Roman" w:hAnsi="Times New Roman" w:eastAsia="Times New Roman" w:cs="Times New Roman"/>
       <w:b/>
       <w:color w:val="000000"/>
       <w:spacing w:val="5"/>
